--- a/40_AWS/05_改修資料/KSM_AWS_MOD_007_改修指示書_TransferFamilyコスト削減_ja_vi.docx
+++ b/40_AWS/05_改修資料/KSM_AWS_MOD_007_改修指示書_TransferFamilyコスト削減_ja_vi.docx
@@ -80,7 +80,7 @@
           <w:sz w:val="24"/>
           <w:szCs w:val="24"/>
         </w:rPr>
-        <w:t xml:space="preserve">■ ① 文書情報</w:t>
+        <w:t xml:space="preserve">■ 文書情報</w:t>
       </w:r>
       <w:r>
         <w:br/>
@@ -1436,48 +1436,6 @@
           <w:sz w:val="18"/>
           <w:szCs w:val="18"/>
         </w:rPr>
-        <w:t xml:space="preserve">\-\-\-\-\-\-\-\--</w:t>
-      </w:r>
-    </w:p>
-    <w:p>
-      <w:pPr>
-        <w:spacing w:before="100" w:after="100"/>
-      </w:pPr>
-      <w:r>
-        <w:rPr>
-          <w:rFonts w:ascii="BIZ UDPGothic" w:cs="BIZ UDPGothic" w:eastAsia="BIZ UDPGothic" w:hAnsi="BIZ UDPGothic"/>
-          <w:color w:val="404040"/>
-          <w:sz w:val="18"/>
-          <w:szCs w:val="18"/>
-        </w:rPr>
-        <w:t xml:space="preserve">\-\-\-\-\-\-\-\-\-\-\-\-\-\-\-\-\-\-\-\-\-\-\-\-\-\-\-\-\-\-\-\-\-\-\-\-\-\-\-\-\-\-\-\-\-\-\-\-\-\-\-\-\-\-\-\-\-\-\-\-\-\-\-\-\-\-\-\-\-\-\-\-\-\-\--</w:t>
-      </w:r>
-    </w:p>
-    <w:p>
-      <w:pPr>
-        <w:spacing w:before="100" w:after="100"/>
-      </w:pPr>
-      <w:r>
-        <w:rPr>
-          <w:rFonts w:ascii="BIZ UDPGothic" w:cs="BIZ UDPGothic" w:eastAsia="BIZ UDPGothic" w:hAnsi="BIZ UDPGothic"/>
-          <w:color w:val="404040"/>
-          <w:sz w:val="18"/>
-          <w:szCs w:val="18"/>
-        </w:rPr>
-        <w:t xml:space="preserve">\-\-\-\-\-\-\-\-\-\-\-\-\--</w:t>
-      </w:r>
-    </w:p>
-    <w:p>
-      <w:pPr>
-        <w:spacing w:before="100" w:after="100"/>
-      </w:pPr>
-      <w:r>
-        <w:rPr>
-          <w:rFonts w:ascii="BIZ UDPGothic" w:cs="BIZ UDPGothic" w:eastAsia="BIZ UDPGothic" w:hAnsi="BIZ UDPGothic"/>
-          <w:color w:val="404040"/>
-          <w:sz w:val="18"/>
-          <w:szCs w:val="18"/>
-        </w:rPr>
         <w:t xml:space="preserve">No. 確認事項 確認結果</w:t>
       </w:r>
     </w:p>
@@ -1605,48 +1563,6 @@
           <w:szCs w:val="18"/>
         </w:rPr>
         <w:t xml:space="preserve">□ 否認</w:t>
-      </w:r>
-    </w:p>
-    <w:p>
-      <w:pPr>
-        <w:spacing w:before="100" w:after="100"/>
-      </w:pPr>
-      <w:r>
-        <w:rPr>
-          <w:rFonts w:ascii="BIZ UDPGothic" w:cs="BIZ UDPGothic" w:eastAsia="BIZ UDPGothic" w:hAnsi="BIZ UDPGothic"/>
-          <w:color w:val="404040"/>
-          <w:sz w:val="18"/>
-          <w:szCs w:val="18"/>
-        </w:rPr>
-        <w:t xml:space="preserve">\-\-\-\-\-\-\-\--</w:t>
-      </w:r>
-    </w:p>
-    <w:p>
-      <w:pPr>
-        <w:spacing w:before="100" w:after="100"/>
-      </w:pPr>
-      <w:r>
-        <w:rPr>
-          <w:rFonts w:ascii="BIZ UDPGothic" w:cs="BIZ UDPGothic" w:eastAsia="BIZ UDPGothic" w:hAnsi="BIZ UDPGothic"/>
-          <w:color w:val="404040"/>
-          <w:sz w:val="18"/>
-          <w:szCs w:val="18"/>
-        </w:rPr>
-        <w:t xml:space="preserve">\-\-\-\-\-\-\-\-\-\-\-\-\-\-\-\-\-\-\-\-\-\-\-\-\-\-\-\-\-\-\-\-\-\-\-\-\-\-\-\-\-\-\-\-\-\-\-\-\-\-\-\-\-\-\-\-\-\-\-\-\-\-\-\-\-\-\-\-\-\-\-\-\-\-\--</w:t>
-      </w:r>
-    </w:p>
-    <w:p>
-      <w:pPr>
-        <w:spacing w:before="100" w:after="100"/>
-      </w:pPr>
-      <w:r>
-        <w:rPr>
-          <w:rFonts w:ascii="BIZ UDPGothic" w:cs="BIZ UDPGothic" w:eastAsia="BIZ UDPGothic" w:hAnsi="BIZ UDPGothic"/>
-          <w:color w:val="404040"/>
-          <w:sz w:val="18"/>
-          <w:szCs w:val="18"/>
-        </w:rPr>
-        <w:t xml:space="preserve">\-\-\-\-\-\-\-\-\-\-\-\-\--</w:t>
       </w:r>
     </w:p>
     <w:p>
@@ -1707,7 +1623,7 @@
           <w:sz w:val="24"/>
           <w:szCs w:val="24"/>
         </w:rPr>
-        <w:t xml:space="preserve">■ ② 改修概要</w:t>
+        <w:t xml:space="preserve">■ 改修概要</w:t>
       </w:r>
       <w:r>
         <w:br/>
@@ -1731,6 +1647,123 @@
       <w:r>
         <w:rPr>
           <w:rFonts w:ascii="BIZ UDPGothic" w:cs="BIZ UDPGothic" w:eastAsia="BIZ UDPGothic" w:hAnsi="BIZ UDPGothic"/>
+          <w:color w:val="404040"/>
+          <w:sz w:val="18"/>
+          <w:szCs w:val="18"/>
+        </w:rPr>
+        <w:t xml:space="preserve">現在、AWS Transfer Family</w:t>
+      </w:r>
+    </w:p>
+    <w:p>
+      <w:pPr>
+        <w:spacing w:before="100" w:after="100"/>
+      </w:pPr>
+      <w:r>
+        <w:rPr>
+          <w:rFonts w:ascii="BIZ UDPGothic" w:cs="BIZ UDPGothic" w:eastAsia="BIZ UDPGothic" w:hAnsi="BIZ UDPGothic"/>
+          <w:color w:val="404040"/>
+          <w:sz w:val="18"/>
+          <w:szCs w:val="18"/>
+        </w:rPr>
+        <w:t xml:space="preserve">のSFTPサーバー3台が24時間365日稼働しており、月額 \$648（3台 ×</w:t>
+      </w:r>
+    </w:p>
+    <w:p>
+      <w:pPr>
+        <w:spacing w:before="100" w:after="100"/>
+      </w:pPr>
+      <w:r>
+        <w:rPr>
+          <w:rFonts w:ascii="BIZ UDPGothic" w:cs="BIZ UDPGothic" w:eastAsia="BIZ UDPGothic" w:hAnsi="BIZ UDPGothic"/>
+          <w:color w:val="404040"/>
+          <w:sz w:val="18"/>
+          <w:szCs w:val="18"/>
+        </w:rPr>
+        <w:t xml:space="preserve">\$0.30/h ×</w:t>
+      </w:r>
+    </w:p>
+    <w:p>
+      <w:pPr>
+        <w:spacing w:before="100" w:after="100"/>
+      </w:pPr>
+      <w:r>
+        <w:rPr>
+          <w:rFonts w:ascii="BIZ UDPGothic" w:cs="BIZ UDPGothic" w:eastAsia="BIZ UDPGothic" w:hAnsi="BIZ UDPGothic"/>
+          <w:color w:val="404040"/>
+          <w:sz w:val="18"/>
+          <w:szCs w:val="18"/>
+        </w:rPr>
+        <w:t xml:space="preserve">720h）のコストが発生している。CloudWatch メトリクス（FilesIn /</w:t>
+      </w:r>
+    </w:p>
+    <w:p>
+      <w:pPr>
+        <w:spacing w:before="100" w:after="100"/>
+      </w:pPr>
+      <w:r>
+        <w:rPr>
+          <w:rFonts w:ascii="BIZ UDPGothic" w:cs="BIZ UDPGothic" w:eastAsia="BIZ UDPGothic" w:hAnsi="BIZ UDPGothic"/>
+          <w:color w:val="404040"/>
+          <w:sz w:val="18"/>
+          <w:szCs w:val="18"/>
+        </w:rPr>
+        <w:t xml:space="preserve">BytesIn）を7日間実測した結果、OC系・SH系はJST</w:t>
+      </w:r>
+    </w:p>
+    <w:p>
+      <w:pPr>
+        <w:spacing w:before="100" w:after="100"/>
+      </w:pPr>
+      <w:r>
+        <w:rPr>
+          <w:rFonts w:ascii="BIZ UDPGothic" w:cs="BIZ UDPGothic" w:eastAsia="BIZ UDPGothic" w:hAnsi="BIZ UDPGothic"/>
+          <w:color w:val="404040"/>
+          <w:sz w:val="18"/>
+          <w:szCs w:val="18"/>
+        </w:rPr>
+        <w:t xml:space="preserve">07:00〜20:00の間に受信が発生しないことが確認された。当該時間帯にサーバーを自動停止する仕組みを実装し、コストを削減する。</w:t>
+      </w:r>
+    </w:p>
+    <w:p>
+      <w:pPr>
+        <w:pBdr>
+          <w:left w:val="thick" w:color="C8102E" w:sz="20" w:space="6"/>
+        </w:pBdr>
+        <w:spacing w:before="280" w:after="100"/>
+      </w:pPr>
+      <w:r>
+        <w:rPr>
+          <w:rFonts w:ascii="BIZ UDPGothic" w:cs="BIZ UDPGothic" w:eastAsia="BIZ UDPGothic" w:hAnsi="BIZ UDPGothic"/>
+          <w:b/>
+          <w:bCs/>
+          <w:color w:val="C8102E"/>
+          <w:sz w:val="24"/>
+          <w:szCs w:val="24"/>
+        </w:rPr>
+        <w:t xml:space="preserve">■ 改修内容</w:t>
+      </w:r>
+      <w:r>
+        <w:br/>
+      </w:r>
+      <w:r>
+        <w:rPr>
+          <w:rFonts w:ascii="BIZ UDPGothic" w:cs="BIZ UDPGothic" w:eastAsia="BIZ UDPGothic" w:hAnsi="BIZ UDPGothic"/>
+          <w:i/>
+          <w:iCs/>
+          <w:color w:val="AA3344"/>
+          <w:sz w:val="17"/>
+          <w:szCs w:val="17"/>
+        </w:rPr>
+        <w:t xml:space="preserve">　Nội Dung Sửa Đổi</w:t>
+      </w:r>
+    </w:p>
+    <w:p>
+      <w:pPr>
+        <w:spacing w:before="100" w:after="100"/>
+      </w:pPr>
+      <w:r>
+        <w:rPr>
+          <w:rFonts w:ascii="BIZ UDPGothic" w:cs="BIZ UDPGothic" w:eastAsia="BIZ UDPGothic" w:hAnsi="BIZ UDPGothic"/>
           <w:b/>
           <w:bCs/>
           <w:color w:val="C8102E"/>
@@ -1751,34 +1784,6 @@
           <w:sz w:val="18"/>
           <w:szCs w:val="18"/>
         </w:rPr>
-        <w:t xml:space="preserve">\-\-\-\-\-\-\-\-\-\-\-\-\-\-\-\-\-\-\-\-\-\-\--</w:t>
-      </w:r>
-    </w:p>
-    <w:p>
-      <w:pPr>
-        <w:spacing w:before="100" w:after="100"/>
-      </w:pPr>
-      <w:r>
-        <w:rPr>
-          <w:rFonts w:ascii="BIZ UDPGothic" w:cs="BIZ UDPGothic" w:eastAsia="BIZ UDPGothic" w:hAnsi="BIZ UDPGothic"/>
-          <w:color w:val="404040"/>
-          <w:sz w:val="18"/>
-          <w:szCs w:val="18"/>
-        </w:rPr>
-        <w:t xml:space="preserve">\-\-\-\-\-\-\-\-\-\-\-\-\-\-\-\-\-\-\-\-\-\-\-\-\-\-\-\-\-\-\-\-\-\-\-\-\-\-\-\-\-\-\-\-\-\-\-\-\-\-\-\-\-\-\-\-\-\-\-\-\-\-\--</w:t>
-      </w:r>
-    </w:p>
-    <w:p>
-      <w:pPr>
-        <w:spacing w:before="100" w:after="100"/>
-      </w:pPr>
-      <w:r>
-        <w:rPr>
-          <w:rFonts w:ascii="BIZ UDPGothic" w:cs="BIZ UDPGothic" w:eastAsia="BIZ UDPGothic" w:hAnsi="BIZ UDPGothic"/>
-          <w:color w:val="404040"/>
-          <w:sz w:val="18"/>
-          <w:szCs w:val="18"/>
-        </w:rPr>
         <w:t xml:space="preserve">月額削減効果 \$234 /</w:t>
       </w:r>
     </w:p>
@@ -1878,118 +1883,6 @@
           <w:szCs w:val="18"/>
         </w:rPr>
         <w:t xml:space="preserve">へ連絡をいただければ、手動でサーバーを起動します。</w:t>
-      </w:r>
-    </w:p>
-    <w:p>
-      <w:pPr>
-        <w:spacing w:before="100" w:after="100"/>
-      </w:pPr>
-      <w:r>
-        <w:rPr>
-          <w:rFonts w:ascii="BIZ UDPGothic" w:cs="BIZ UDPGothic" w:eastAsia="BIZ UDPGothic" w:hAnsi="BIZ UDPGothic"/>
-          <w:color w:val="404040"/>
-          <w:sz w:val="18"/>
-          <w:szCs w:val="18"/>
-        </w:rPr>
-        <w:t xml:space="preserve">\-\-\-\-\-\-\-\-\-\-\-\-\-\-\-\-\-\-\-\-\-\-\--</w:t>
-      </w:r>
-    </w:p>
-    <w:p>
-      <w:pPr>
-        <w:spacing w:before="100" w:after="100"/>
-      </w:pPr>
-      <w:r>
-        <w:rPr>
-          <w:rFonts w:ascii="BIZ UDPGothic" w:cs="BIZ UDPGothic" w:eastAsia="BIZ UDPGothic" w:hAnsi="BIZ UDPGothic"/>
-          <w:color w:val="404040"/>
-          <w:sz w:val="18"/>
-          <w:szCs w:val="18"/>
-        </w:rPr>
-        <w:t xml:space="preserve">\-\-\-\-\-\-\-\-\-\-\-\-\-\-\-\-\-\-\-\-\-\-\-\-\-\-\-\-\-\-\-\-\-\-\-\-\-\-\-\-\-\-\-\-\-\-\-\-\-\-\-\-\-\-\-\-\-\-\-\-\-\-\--</w:t>
-      </w:r>
-    </w:p>
-    <w:p>
-      <w:pPr>
-        <w:spacing w:before="100" w:after="100"/>
-      </w:pPr>
-      <w:r>
-        <w:rPr>
-          <w:rFonts w:ascii="BIZ UDPGothic" w:cs="BIZ UDPGothic" w:eastAsia="BIZ UDPGothic" w:hAnsi="BIZ UDPGothic"/>
-          <w:color w:val="404040"/>
-          <w:sz w:val="18"/>
-          <w:szCs w:val="18"/>
-        </w:rPr>
-        <w:t xml:space="preserve">現在、AWS Transfer Family</w:t>
-      </w:r>
-    </w:p>
-    <w:p>
-      <w:pPr>
-        <w:spacing w:before="100" w:after="100"/>
-      </w:pPr>
-      <w:r>
-        <w:rPr>
-          <w:rFonts w:ascii="BIZ UDPGothic" w:cs="BIZ UDPGothic" w:eastAsia="BIZ UDPGothic" w:hAnsi="BIZ UDPGothic"/>
-          <w:color w:val="404040"/>
-          <w:sz w:val="18"/>
-          <w:szCs w:val="18"/>
-        </w:rPr>
-        <w:t xml:space="preserve">のSFTPサーバー3台が24時間365日稼働しており、月額 \$648（3台 ×</w:t>
-      </w:r>
-    </w:p>
-    <w:p>
-      <w:pPr>
-        <w:spacing w:before="100" w:after="100"/>
-      </w:pPr>
-      <w:r>
-        <w:rPr>
-          <w:rFonts w:ascii="BIZ UDPGothic" w:cs="BIZ UDPGothic" w:eastAsia="BIZ UDPGothic" w:hAnsi="BIZ UDPGothic"/>
-          <w:color w:val="404040"/>
-          <w:sz w:val="18"/>
-          <w:szCs w:val="18"/>
-        </w:rPr>
-        <w:t xml:space="preserve">\$0.30/h ×</w:t>
-      </w:r>
-    </w:p>
-    <w:p>
-      <w:pPr>
-        <w:spacing w:before="100" w:after="100"/>
-      </w:pPr>
-      <w:r>
-        <w:rPr>
-          <w:rFonts w:ascii="BIZ UDPGothic" w:cs="BIZ UDPGothic" w:eastAsia="BIZ UDPGothic" w:hAnsi="BIZ UDPGothic"/>
-          <w:color w:val="404040"/>
-          <w:sz w:val="18"/>
-          <w:szCs w:val="18"/>
-        </w:rPr>
-        <w:t xml:space="preserve">720h）のコストが発生している。CloudWatch メトリクス（FilesIn /</w:t>
-      </w:r>
-    </w:p>
-    <w:p>
-      <w:pPr>
-        <w:spacing w:before="100" w:after="100"/>
-      </w:pPr>
-      <w:r>
-        <w:rPr>
-          <w:rFonts w:ascii="BIZ UDPGothic" w:cs="BIZ UDPGothic" w:eastAsia="BIZ UDPGothic" w:hAnsi="BIZ UDPGothic"/>
-          <w:color w:val="404040"/>
-          <w:sz w:val="18"/>
-          <w:szCs w:val="18"/>
-        </w:rPr>
-        <w:t xml:space="preserve">BytesIn）を7日間実測した結果、OC系・SH系はJST</w:t>
-      </w:r>
-    </w:p>
-    <w:p>
-      <w:pPr>
-        <w:spacing w:before="100" w:after="100"/>
-      </w:pPr>
-      <w:r>
-        <w:rPr>
-          <w:rFonts w:ascii="BIZ UDPGothic" w:cs="BIZ UDPGothic" w:eastAsia="BIZ UDPGothic" w:hAnsi="BIZ UDPGothic"/>
-          <w:color w:val="404040"/>
-          <w:sz w:val="18"/>
-          <w:szCs w:val="18"/>
-        </w:rPr>
-        <w:t xml:space="preserve">07:00〜20:00の間に受信が発生しないことが確認された。当該時間帯にサーバーを自動停止する仕組みを実装し、コストを削減する。</w:t>
       </w:r>
     </w:p>
     <w:p>
@@ -2005,6 +1898,750 @@
           <w:sz w:val="20"/>
           <w:szCs w:val="20"/>
         </w:rPr>
+        <w:t xml:space="preserve">■ 改修一覧</w:t>
+      </w:r>
+    </w:p>
+    <w:p>
+      <w:pPr>
+        <w:spacing w:before="100" w:after="100"/>
+      </w:pPr>
+      <w:r>
+        <w:rPr>
+          <w:rFonts w:ascii="BIZ UDPGothic" w:cs="BIZ UDPGothic" w:eastAsia="BIZ UDPGothic" w:hAnsi="BIZ UDPGothic"/>
+          <w:color w:val="404040"/>
+          <w:sz w:val="18"/>
+          <w:szCs w:val="18"/>
+        </w:rPr>
+        <w:t xml:space="preserve">No. 改修タイトル 概要 工数 リスク</w:t>
+      </w:r>
+    </w:p>
+    <w:p>
+      <w:pPr>
+        <w:spacing w:before="100" w:after="100"/>
+      </w:pPr>
+      <w:r>
+        <w:rPr>
+          <w:rFonts w:ascii="BIZ UDPGothic" w:cs="BIZ UDPGothic" w:eastAsia="BIZ UDPGothic" w:hAnsi="BIZ UDPGothic"/>
+          <w:color w:val="404040"/>
+          <w:sz w:val="18"/>
+          <w:szCs w:val="18"/>
+        </w:rPr>
+        <w:t xml:space="preserve">1 EventBridge OC/SH系の自動起動・停止ルール（2ルール）を新規作成 0.5d 低</w:t>
+      </w:r>
+    </w:p>
+    <w:p>
+      <w:pPr>
+        <w:spacing w:before="100" w:after="100"/>
+      </w:pPr>
+      <w:r>
+        <w:rPr>
+          <w:rFonts w:ascii="BIZ UDPGothic" w:cs="BIZ UDPGothic" w:eastAsia="BIZ UDPGothic" w:hAnsi="BIZ UDPGothic"/>
+          <w:color w:val="404040"/>
+          <w:sz w:val="18"/>
+          <w:szCs w:val="18"/>
+        </w:rPr>
+        <w:t xml:space="preserve">スケジュール作成</w:t>
+      </w:r>
+    </w:p>
+    <w:p>
+      <w:pPr>
+        <w:spacing w:before="100" w:after="100"/>
+      </w:pPr>
+      <w:r>
+        <w:rPr>
+          <w:rFonts w:ascii="BIZ UDPGothic" w:cs="BIZ UDPGothic" w:eastAsia="BIZ UDPGothic" w:hAnsi="BIZ UDPGothic"/>
+          <w:color w:val="404040"/>
+          <w:sz w:val="18"/>
+          <w:szCs w:val="18"/>
+        </w:rPr>
+        <w:t xml:space="preserve">2 Lambda 関数作成 start/stop を実行するPython関数を新規作成 0.5d 低</w:t>
+      </w:r>
+    </w:p>
+    <w:p>
+      <w:pPr>
+        <w:spacing w:before="100" w:after="100"/>
+      </w:pPr>
+      <w:r>
+        <w:rPr>
+          <w:rFonts w:ascii="BIZ UDPGothic" w:cs="BIZ UDPGothic" w:eastAsia="BIZ UDPGothic" w:hAnsi="BIZ UDPGothic"/>
+          <w:color w:val="404040"/>
+          <w:sz w:val="18"/>
+          <w:szCs w:val="18"/>
+        </w:rPr>
+        <w:t xml:space="preserve">3 コスト削減効果確認</w:t>
+      </w:r>
+    </w:p>
+    <w:p>
+      <w:pPr>
+        <w:spacing w:before="100" w:after="100"/>
+      </w:pPr>
+      <w:r>
+        <w:rPr>
+          <w:rFonts w:ascii="BIZ UDPGothic" w:cs="BIZ UDPGothic" w:eastAsia="BIZ UDPGothic" w:hAnsi="BIZ UDPGothic"/>
+          <w:color w:val="404040"/>
+          <w:sz w:val="18"/>
+          <w:szCs w:val="18"/>
+        </w:rPr>
+        <w:t xml:space="preserve">CloudWatchログで起動/停止時刻を確認。翌月コストで削減を確認 0.5d 低</w:t>
+      </w:r>
+    </w:p>
+    <w:p>
+      <w:pPr>
+        <w:spacing w:before="100" w:after="100"/>
+      </w:pPr>
+      <w:r>
+        <w:rPr>
+          <w:rFonts w:ascii="BIZ UDPGothic" w:cs="BIZ UDPGothic" w:eastAsia="BIZ UDPGothic" w:hAnsi="BIZ UDPGothic"/>
+          <w:b/>
+          <w:bCs/>
+          <w:color w:val="C8102E"/>
+          <w:sz w:val="20"/>
+          <w:szCs w:val="20"/>
+        </w:rPr>
+        <w:t xml:space="preserve">■ 2. No.1 EventBridge スケジュール作成</w:t>
+      </w:r>
+    </w:p>
+    <w:p>
+      <w:pPr>
+        <w:spacing w:before="100" w:after="100"/>
+      </w:pPr>
+      <w:r>
+        <w:rPr>
+          <w:rFonts w:ascii="BIZ UDPGothic" w:cs="BIZ UDPGothic" w:eastAsia="BIZ UDPGothic" w:hAnsi="BIZ UDPGothic"/>
+          <w:color w:val="404040"/>
+          <w:sz w:val="18"/>
+          <w:szCs w:val="18"/>
+        </w:rPr>
+        <w:t xml:space="preserve">EventBridge\*</w:t>
+      </w:r>
+    </w:p>
+    <w:p>
+      <w:pPr>
+        <w:spacing w:before="100" w:after="100"/>
+      </w:pPr>
+      <w:r>
+        <w:rPr>
+          <w:rFonts w:ascii="BIZ UDPGothic" w:cs="BIZ UDPGothic" w:eastAsia="BIZ UDPGothic" w:hAnsi="BIZ UDPGothic"/>
+          <w:color w:val="404040"/>
+          <w:sz w:val="18"/>
+          <w:szCs w:val="18"/>
+        </w:rPr>
+        <w:t xml:space="preserve">*　2. No.1 EventBridge スケジュール作成\*\* \*2. No.1 Tạo lịch</w:t>
+      </w:r>
+    </w:p>
+    <w:p>
+      <w:pPr>
+        <w:spacing w:before="100" w:after="100"/>
+      </w:pPr>
+      <w:r>
+        <w:rPr>
+          <w:rFonts w:ascii="BIZ UDPGothic" w:cs="BIZ UDPGothic" w:eastAsia="BIZ UDPGothic" w:hAnsi="BIZ UDPGothic"/>
+          <w:color w:val="404040"/>
+          <w:sz w:val="18"/>
+          <w:szCs w:val="18"/>
+        </w:rPr>
+        <w:t xml:space="preserve">EventBridge</w:t>
+      </w:r>
+    </w:p>
+    <w:p>
+      <w:pPr>
+        <w:spacing w:before="100" w:after="100"/>
+      </w:pPr>
+      <w:r>
+        <w:rPr>
+          <w:rFonts w:ascii="BIZ UDPGothic" w:cs="BIZ UDPGothic" w:eastAsia="BIZ UDPGothic" w:hAnsi="BIZ UDPGothic"/>
+          <w:b/>
+          <w:bCs/>
+          <w:color w:val="C8102E"/>
+          <w:sz w:val="20"/>
+          <w:szCs w:val="20"/>
+        </w:rPr>
+        <w:t xml:space="preserve">■ 受信時間帯の実測根拠（CloudWatch 7日間）</w:t>
+      </w:r>
+    </w:p>
+    <w:p>
+      <w:pPr>
+        <w:spacing w:before="100" w:after="100"/>
+      </w:pPr>
+      <w:r>
+        <w:rPr>
+          <w:rFonts w:ascii="BIZ UDPGothic" w:cs="BIZ UDPGothic" w:eastAsia="BIZ UDPGothic" w:hAnsi="BIZ UDPGothic"/>
+          <w:color w:val="404040"/>
+          <w:sz w:val="18"/>
+          <w:szCs w:val="18"/>
+        </w:rPr>
+        <w:t xml:space="preserve">gian</w:t>
+      </w:r>
+    </w:p>
+    <w:p>
+      <w:pPr>
+        <w:spacing w:before="100" w:after="100"/>
+      </w:pPr>
+      <w:r>
+        <w:rPr>
+          <w:rFonts w:ascii="BIZ UDPGothic" w:cs="BIZ UDPGothic" w:eastAsia="BIZ UDPGothic" w:hAnsi="BIZ UDPGothic"/>
+          <w:color w:val="404040"/>
+          <w:sz w:val="18"/>
+          <w:szCs w:val="18"/>
+        </w:rPr>
+        <w:t xml:space="preserve">nhận file (CloudWatch 7 ngày)\*</w:t>
+      </w:r>
+    </w:p>
+    <w:p>
+      <w:pPr>
+        <w:spacing w:before="100" w:after="100"/>
+      </w:pPr>
+      <w:r>
+        <w:rPr>
+          <w:rFonts w:ascii="BIZ UDPGothic" w:cs="BIZ UDPGothic" w:eastAsia="BIZ UDPGothic" w:hAnsi="BIZ UDPGothic"/>
+          <w:color w:val="404040"/>
+          <w:sz w:val="18"/>
+          <w:szCs w:val="18"/>
+        </w:rPr>
+        <w:t xml:space="preserve">系統 サーバーID 実測受信時間帯（JST） 停止可能時間帯（JST） 停止時間/日</w:t>
+      </w:r>
+    </w:p>
+    <w:p>
+      <w:pPr>
+        <w:spacing w:before="100" w:after="100"/>
+      </w:pPr>
+      <w:r>
+        <w:rPr>
+          <w:rFonts w:ascii="BIZ UDPGothic" w:cs="BIZ UDPGothic" w:eastAsia="BIZ UDPGothic" w:hAnsi="BIZ UDPGothic"/>
+          <w:color w:val="404040"/>
+          <w:sz w:val="18"/>
+          <w:szCs w:val="18"/>
+        </w:rPr>
+        <w:t xml:space="preserve">OC系 s-2a4905e8210f48248 21:00〜00:00（定時バッチ） 07:00〜20:00 13時間</w:t>
+      </w:r>
+    </w:p>
+    <w:p>
+      <w:pPr>
+        <w:spacing w:before="100" w:after="100"/>
+      </w:pPr>
+      <w:r>
+        <w:rPr>
+          <w:rFonts w:ascii="BIZ UDPGothic" w:cs="BIZ UDPGothic" w:eastAsia="BIZ UDPGothic" w:hAnsi="BIZ UDPGothic"/>
+          <w:color w:val="404040"/>
+          <w:sz w:val="18"/>
+          <w:szCs w:val="18"/>
+        </w:rPr>
+        <w:t xml:space="preserve">SH系 s-5546031218784c4ba 22:00ごろ（1回） 07:00〜20:00 13時間</w:t>
+      </w:r>
+    </w:p>
+    <w:p>
+      <w:pPr>
+        <w:spacing w:before="100" w:after="100"/>
+      </w:pPr>
+      <w:r>
+        <w:rPr>
+          <w:rFonts w:ascii="BIZ UDPGothic" w:cs="BIZ UDPGothic" w:eastAsia="BIZ UDPGothic" w:hAnsi="BIZ UDPGothic"/>
+          <w:color w:val="404040"/>
+          <w:sz w:val="18"/>
+          <w:szCs w:val="18"/>
+        </w:rPr>
+        <w:t xml:space="preserve">SG系 s-bd974a35aa994c838 終日散発 停止困難 \-\--</w:t>
+      </w:r>
+    </w:p>
+    <w:p>
+      <w:pPr>
+        <w:spacing w:before="100" w:after="100"/>
+      </w:pPr>
+      <w:r>
+        <w:rPr>
+          <w:rFonts w:ascii="BIZ UDPGothic" w:cs="BIZ UDPGothic" w:eastAsia="BIZ UDPGothic" w:hAnsi="BIZ UDPGothic"/>
+          <w:b/>
+          <w:bCs/>
+          <w:color w:val="C8102E"/>
+          <w:sz w:val="20"/>
+          <w:szCs w:val="20"/>
+        </w:rPr>
+        <w:t xml:space="preserve">■ 変更前 / 変更後</w:t>
+      </w:r>
+    </w:p>
+    <w:p>
+      <w:pPr>
+        <w:spacing w:before="100" w:after="100"/>
+      </w:pPr>
+      <w:r>
+        <w:rPr>
+          <w:rFonts w:ascii="BIZ UDPGothic" w:cs="BIZ UDPGothic" w:eastAsia="BIZ UDPGothic" w:hAnsi="BIZ UDPGothic"/>
+          <w:color w:val="404040"/>
+          <w:sz w:val="18"/>
+          <w:szCs w:val="18"/>
+        </w:rPr>
+        <w:t xml:space="preserve">OC系 s-2a4905e8210f48248:           OC系: JST 07:00〜20:00 は OFFLINE</w:t>
+      </w:r>
+    </w:p>
+    <w:p>
+      <w:pPr>
+        <w:spacing w:before="100" w:after="100"/>
+      </w:pPr>
+      <w:r>
+        <w:rPr>
+          <w:rFonts w:ascii="BIZ UDPGothic" w:cs="BIZ UDPGothic" w:eastAsia="BIZ UDPGothic" w:hAnsi="BIZ UDPGothic"/>
+          <w:color w:val="404040"/>
+          <w:sz w:val="18"/>
+          <w:szCs w:val="18"/>
+        </w:rPr>
+        <w:t xml:space="preserve">常時ONLINE SH系                     SH系: JST 07:00〜20:00 は OFFLINE</w:t>
+      </w:r>
+    </w:p>
+    <w:p>
+      <w:pPr>
+        <w:spacing w:before="100" w:after="100"/>
+      </w:pPr>
+      <w:r>
+        <w:rPr>
+          <w:rFonts w:ascii="BIZ UDPGothic" w:cs="BIZ UDPGothic" w:eastAsia="BIZ UDPGothic" w:hAnsi="BIZ UDPGothic"/>
+          <w:color w:val="404040"/>
+          <w:sz w:val="18"/>
+          <w:szCs w:val="18"/>
+        </w:rPr>
+        <w:t xml:space="preserve">s-5546031218784c4ba: 常時ONLINE     EB起動: cron(0 11 \* \* ? \*)</w:t>
+      </w:r>
+    </w:p>
+    <w:p>
+      <w:pPr>
+        <w:spacing w:before="100" w:after="100"/>
+      </w:pPr>
+      <w:r>
+        <w:rPr>
+          <w:rFonts w:ascii="BIZ UDPGothic" w:cs="BIZ UDPGothic" w:eastAsia="BIZ UDPGothic" w:hAnsi="BIZ UDPGothic"/>
+          <w:color w:val="404040"/>
+          <w:sz w:val="18"/>
+          <w:szCs w:val="18"/>
+        </w:rPr>
+        <w:t xml:space="preserve">EventBridge ルール: なし 月額:      = JST 20:00 EB停止: cron(0 22 \*</w:t>
+      </w:r>
+    </w:p>
+    <w:p>
+      <w:pPr>
+        <w:spacing w:before="100" w:after="100"/>
+      </w:pPr>
+      <w:r>
+        <w:rPr>
+          <w:rFonts w:ascii="BIZ UDPGothic" w:cs="BIZ UDPGothic" w:eastAsia="BIZ UDPGothic" w:hAnsi="BIZ UDPGothic"/>
+          <w:color w:val="404040"/>
+          <w:sz w:val="18"/>
+          <w:szCs w:val="18"/>
+        </w:rPr>
+        <w:t xml:space="preserve">\$648（3台すべて720h稼働）        \* ? \*) = JST 07:00 月額:</w:t>
+      </w:r>
+    </w:p>
+    <w:p>
+      <w:pPr>
+        <w:spacing w:before="100" w:after="100"/>
+      </w:pPr>
+      <w:r>
+        <w:rPr>
+          <w:rFonts w:ascii="BIZ UDPGothic" w:cs="BIZ UDPGothic" w:eastAsia="BIZ UDPGothic" w:hAnsi="BIZ UDPGothic"/>
+          <w:color w:val="404040"/>
+          <w:sz w:val="18"/>
+          <w:szCs w:val="18"/>
+        </w:rPr>
+        <w:t xml:space="preserve">\$414（OC/SH系は330h稼働）</w:t>
+      </w:r>
+    </w:p>
+    <w:p>
+      <w:pPr>
+        <w:spacing w:before="100" w:after="100"/>
+      </w:pPr>
+      <w:r>
+        <w:rPr>
+          <w:rFonts w:ascii="BIZ UDPGothic" w:cs="BIZ UDPGothic" w:eastAsia="BIZ UDPGothic" w:hAnsi="BIZ UDPGothic"/>
+          <w:b/>
+          <w:bCs/>
+          <w:color w:val="C8102E"/>
+          <w:sz w:val="20"/>
+          <w:szCs w:val="20"/>
+        </w:rPr>
+        <w:t xml:space="preserve">■ EventBridge 設定値</w:t>
+      </w:r>
+    </w:p>
+    <w:p>
+      <w:pPr>
+        <w:spacing w:before="100" w:after="100"/>
+      </w:pPr>
+      <w:r>
+        <w:rPr>
+          <w:rFonts w:ascii="BIZ UDPGothic" w:cs="BIZ UDPGothic" w:eastAsia="BIZ UDPGothic" w:hAnsi="BIZ UDPGothic"/>
+          <w:color w:val="404040"/>
+          <w:sz w:val="18"/>
+          <w:szCs w:val="18"/>
+        </w:rPr>
+        <w:t xml:space="preserve">ルール名 操作 cron式（UTC） JST換算 対象Lambda</w:t>
+      </w:r>
+    </w:p>
+    <w:p>
+      <w:pPr>
+        <w:spacing w:before="100" w:after="100"/>
+      </w:pPr>
+      <w:r>
+        <w:rPr>
+          <w:rFonts w:ascii="BIZ UDPGothic" w:cs="BIZ UDPGothic" w:eastAsia="BIZ UDPGothic" w:hAnsi="BIZ UDPGothic"/>
+          <w:color w:val="404040"/>
+          <w:sz w:val="18"/>
+          <w:szCs w:val="18"/>
+        </w:rPr>
+        <w:t xml:space="preserve">ksm-posprd-eb-tf-start 起動（start） cron(0 11 \* \* ? 毎日 20:00</w:t>
+      </w:r>
+    </w:p>
+    <w:p>
+      <w:pPr>
+        <w:spacing w:before="100" w:after="100"/>
+      </w:pPr>
+      <w:r>
+        <w:rPr>
+          <w:rFonts w:ascii="BIZ UDPGothic" w:cs="BIZ UDPGothic" w:eastAsia="BIZ UDPGothic" w:hAnsi="BIZ UDPGothic"/>
+          <w:color w:val="404040"/>
+          <w:sz w:val="18"/>
+          <w:szCs w:val="18"/>
+        </w:rPr>
+        <w:t xml:space="preserve">tf-schedule</w:t>
+      </w:r>
+    </w:p>
+    <w:p>
+      <w:pPr>
+        <w:spacing w:before="100" w:after="100"/>
+      </w:pPr>
+      <w:r>
+        <w:rPr>
+          <w:rFonts w:ascii="BIZ UDPGothic" w:cs="BIZ UDPGothic" w:eastAsia="BIZ UDPGothic" w:hAnsi="BIZ UDPGothic"/>
+          <w:color w:val="404040"/>
+          <w:sz w:val="18"/>
+          <w:szCs w:val="18"/>
+        </w:rPr>
+        <w:t xml:space="preserve">\*)</w:t>
+      </w:r>
+    </w:p>
+    <w:p>
+      <w:pPr>
+        <w:spacing w:before="100" w:after="100"/>
+      </w:pPr>
+      <w:r>
+        <w:rPr>
+          <w:rFonts w:ascii="BIZ UDPGothic" w:cs="BIZ UDPGothic" w:eastAsia="BIZ UDPGothic" w:hAnsi="BIZ UDPGothic"/>
+          <w:color w:val="404040"/>
+          <w:sz w:val="18"/>
+          <w:szCs w:val="18"/>
+        </w:rPr>
+        <w:t xml:space="preserve">ksm-posprd-eb-tf-stop 停止（stop） cron(0 22 \* \* ? 毎日 07:00</w:t>
+      </w:r>
+    </w:p>
+    <w:p>
+      <w:pPr>
+        <w:spacing w:before="100" w:after="100"/>
+      </w:pPr>
+      <w:r>
+        <w:rPr>
+          <w:rFonts w:ascii="BIZ UDPGothic" w:cs="BIZ UDPGothic" w:eastAsia="BIZ UDPGothic" w:hAnsi="BIZ UDPGothic"/>
+          <w:color w:val="404040"/>
+          <w:sz w:val="18"/>
+          <w:szCs w:val="18"/>
+        </w:rPr>
+        <w:t xml:space="preserve">tf-schedule</w:t>
+      </w:r>
+    </w:p>
+    <w:p>
+      <w:pPr>
+        <w:spacing w:before="100" w:after="100"/>
+      </w:pPr>
+      <w:r>
+        <w:rPr>
+          <w:rFonts w:ascii="BIZ UDPGothic" w:cs="BIZ UDPGothic" w:eastAsia="BIZ UDPGothic" w:hAnsi="BIZ UDPGothic"/>
+          <w:color w:val="404040"/>
+          <w:sz w:val="18"/>
+          <w:szCs w:val="18"/>
+        </w:rPr>
+        <w:t xml:space="preserve">\*)</w:t>
+      </w:r>
+    </w:p>
+    <w:p>
+      <w:pPr>
+        <w:spacing w:before="100" w:after="100"/>
+      </w:pPr>
+      <w:r>
+        <w:rPr>
+          <w:rFonts w:ascii="BIZ UDPGothic" w:cs="BIZ UDPGothic" w:eastAsia="BIZ UDPGothic" w:hAnsi="BIZ UDPGothic"/>
+          <w:b/>
+          <w:bCs/>
+          <w:color w:val="C8102E"/>
+          <w:sz w:val="20"/>
+          <w:szCs w:val="20"/>
+        </w:rPr>
+        <w:t xml:space="preserve">■ 3. No.2 Lambda 関数作成</w:t>
+      </w:r>
+    </w:p>
+    <w:p>
+      <w:pPr>
+        <w:spacing w:before="100" w:after="100"/>
+      </w:pPr>
+      <w:r>
+        <w:rPr>
+          <w:rFonts w:ascii="BIZ UDPGothic" w:cs="BIZ UDPGothic" w:eastAsia="BIZ UDPGothic" w:hAnsi="BIZ UDPGothic"/>
+          <w:b/>
+          <w:bCs/>
+          <w:color w:val="C8102E"/>
+          <w:sz w:val="20"/>
+          <w:szCs w:val="20"/>
+        </w:rPr>
+        <w:t xml:space="preserve">■ 変更前 / 変更後</w:t>
+      </w:r>
+    </w:p>
+    <w:p>
+      <w:pPr>
+        <w:spacing w:before="100" w:after="100"/>
+      </w:pPr>
+      <w:r>
+        <w:rPr>
+          <w:rFonts w:ascii="BIZ UDPGothic" w:cs="BIZ UDPGothic" w:eastAsia="BIZ UDPGothic" w:hAnsi="BIZ UDPGothic"/>
+          <w:color w:val="404040"/>
+          <w:sz w:val="18"/>
+          <w:szCs w:val="18"/>
+        </w:rPr>
+        <w:t xml:space="preserve">（ 新規作成のため変更前コードなし） import boto3, os def handler(event, context):</w:t>
+      </w:r>
+    </w:p>
+    <w:p>
+      <w:pPr>
+        <w:spacing w:before="100" w:after="100"/>
+      </w:pPr>
+      <w:r>
+        <w:rPr>
+          <w:rFonts w:ascii="BIZ UDPGothic" w:cs="BIZ UDPGothic" w:eastAsia="BIZ UDPGothic" w:hAnsi="BIZ UDPGothic"/>
+          <w:color w:val="404040"/>
+          <w:sz w:val="18"/>
+          <w:szCs w:val="18"/>
+        </w:rPr>
+        <w:t xml:space="preserve">action = os.environ\[\"ACTION\"\]</w:t>
+      </w:r>
+    </w:p>
+    <w:p>
+      <w:pPr>
+        <w:spacing w:before="100" w:after="100"/>
+      </w:pPr>
+      <w:r>
+        <w:rPr>
+          <w:rFonts w:ascii="BIZ UDPGothic" w:cs="BIZ UDPGothic" w:eastAsia="BIZ UDPGothic" w:hAnsi="BIZ UDPGothic"/>
+          <w:color w:val="404040"/>
+          <w:sz w:val="18"/>
+          <w:szCs w:val="18"/>
+        </w:rPr>
+        <w:t xml:space="preserve">server_ids = os.envir</w:t>
+      </w:r>
+    </w:p>
+    <w:p>
+      <w:pPr>
+        <w:spacing w:before="100" w:after="100"/>
+      </w:pPr>
+      <w:r>
+        <w:rPr>
+          <w:rFonts w:ascii="BIZ UDPGothic" w:cs="BIZ UDPGothic" w:eastAsia="BIZ UDPGothic" w:hAnsi="BIZ UDPGothic"/>
+          <w:color w:val="404040"/>
+          <w:sz w:val="18"/>
+          <w:szCs w:val="18"/>
+        </w:rPr>
+        <w:t xml:space="preserve">on\[\"SERVER_IDS\"\].split(\",\")</w:t>
+      </w:r>
+    </w:p>
+    <w:p>
+      <w:pPr>
+        <w:spacing w:before="100" w:after="100"/>
+      </w:pPr>
+      <w:r>
+        <w:rPr>
+          <w:rFonts w:ascii="BIZ UDPGothic" w:cs="BIZ UDPGothic" w:eastAsia="BIZ UDPGothic" w:hAnsi="BIZ UDPGothic"/>
+          <w:color w:val="404040"/>
+          <w:sz w:val="18"/>
+          <w:szCs w:val="18"/>
+        </w:rPr>
+        <w:t xml:space="preserve">client = boto3.client(\"transfer\",</w:t>
+      </w:r>
+    </w:p>
+    <w:p>
+      <w:pPr>
+        <w:spacing w:before="100" w:after="100"/>
+      </w:pPr>
+      <w:r>
+        <w:rPr>
+          <w:rFonts w:ascii="BIZ UDPGothic" w:cs="BIZ UDPGothic" w:eastAsia="BIZ UDPGothic" w:hAnsi="BIZ UDPGothic"/>
+          <w:color w:val="404040"/>
+          <w:sz w:val="18"/>
+          <w:szCs w:val="18"/>
+        </w:rPr>
+        <w:t xml:space="preserve">region_name=\"ap-northeast-1\") for sid in</w:t>
+      </w:r>
+    </w:p>
+    <w:p>
+      <w:pPr>
+        <w:spacing w:before="100" w:after="100"/>
+      </w:pPr>
+      <w:r>
+        <w:rPr>
+          <w:rFonts w:ascii="BIZ UDPGothic" w:cs="BIZ UDPGothic" w:eastAsia="BIZ UDPGothic" w:hAnsi="BIZ UDPGothic"/>
+          <w:color w:val="404040"/>
+          <w:sz w:val="18"/>
+          <w:szCs w:val="18"/>
+        </w:rPr>
+        <w:t xml:space="preserve">server_ids: if action == \"start\":</w:t>
+      </w:r>
+    </w:p>
+    <w:p>
+      <w:pPr>
+        <w:spacing w:before="100" w:after="100"/>
+      </w:pPr>
+      <w:r>
+        <w:rPr>
+          <w:rFonts w:ascii="BIZ UDPGothic" w:cs="BIZ UDPGothic" w:eastAsia="BIZ UDPGothic" w:hAnsi="BIZ UDPGothic"/>
+          <w:color w:val="404040"/>
+          <w:sz w:val="18"/>
+          <w:szCs w:val="18"/>
+        </w:rPr>
+        <w:t xml:space="preserve">client.s tart_server(ServerId=sid.strip())</w:t>
+      </w:r>
+    </w:p>
+    <w:p>
+      <w:pPr>
+        <w:spacing w:before="100" w:after="100"/>
+      </w:pPr>
+      <w:r>
+        <w:rPr>
+          <w:rFonts w:ascii="BIZ UDPGothic" w:cs="BIZ UDPGothic" w:eastAsia="BIZ UDPGothic" w:hAnsi="BIZ UDPGothic"/>
+          <w:color w:val="404040"/>
+          <w:sz w:val="18"/>
+          <w:szCs w:val="18"/>
+        </w:rPr>
+        <w:t xml:space="preserve">else: client. stop_server(ServerId=sid.strip())</w:t>
+      </w:r>
+    </w:p>
+    <w:p>
+      <w:pPr>
+        <w:spacing w:before="100" w:after="100"/>
+      </w:pPr>
+      <w:r>
+        <w:rPr>
+          <w:rFonts w:ascii="BIZ UDPGothic" w:cs="BIZ UDPGothic" w:eastAsia="BIZ UDPGothic" w:hAnsi="BIZ UDPGothic"/>
+          <w:color w:val="404040"/>
+          <w:sz w:val="18"/>
+          <w:szCs w:val="18"/>
+        </w:rPr>
+        <w:t xml:space="preserve">return {\"s</w:t>
+      </w:r>
+    </w:p>
+    <w:p>
+      <w:pPr>
+        <w:spacing w:before="100" w:after="100"/>
+      </w:pPr>
+      <w:r>
+        <w:rPr>
+          <w:rFonts w:ascii="BIZ UDPGothic" w:cs="BIZ UDPGothic" w:eastAsia="BIZ UDPGothic" w:hAnsi="BIZ UDPGothic"/>
+          <w:color w:val="404040"/>
+          <w:sz w:val="18"/>
+          <w:szCs w:val="18"/>
+        </w:rPr>
+        <w:t xml:space="preserve">tatus\":\"ok\",\"action\":action}</w:t>
+      </w:r>
+    </w:p>
+    <w:p>
+      <w:pPr>
+        <w:spacing w:before="100" w:after="100"/>
+      </w:pPr>
+      <w:r>
+        <w:rPr>
+          <w:rFonts w:ascii="BIZ UDPGothic" w:cs="BIZ UDPGothic" w:eastAsia="BIZ UDPGothic" w:hAnsi="BIZ UDPGothic"/>
+          <w:b/>
+          <w:bCs/>
+          <w:color w:val="C8102E"/>
+          <w:sz w:val="20"/>
+          <w:szCs w:val="20"/>
+        </w:rPr>
+        <w:t xml:space="preserve">■ 環境変数設定</w:t>
+      </w:r>
+    </w:p>
+    <w:p>
+      <w:pPr>
+        <w:spacing w:before="100" w:after="100"/>
+      </w:pPr>
+      <w:r>
+        <w:rPr>
+          <w:rFonts w:ascii="BIZ UDPGothic" w:cs="BIZ UDPGothic" w:eastAsia="BIZ UDPGothic" w:hAnsi="BIZ UDPGothic"/>
+          <w:color w:val="404040"/>
+          <w:sz w:val="18"/>
+          <w:szCs w:val="18"/>
+        </w:rPr>
+        <w:t xml:space="preserve">ルール 変数名 値</w:t>
+      </w:r>
+    </w:p>
+    <w:p>
+      <w:pPr>
+        <w:spacing w:before="100" w:after="100"/>
+      </w:pPr>
+      <w:r>
+        <w:rPr>
+          <w:rFonts w:ascii="BIZ UDPGothic" w:cs="BIZ UDPGothic" w:eastAsia="BIZ UDPGothic" w:hAnsi="BIZ UDPGothic"/>
+          <w:color w:val="404040"/>
+          <w:sz w:val="18"/>
+          <w:szCs w:val="18"/>
+        </w:rPr>
+        <w:t xml:space="preserve">起動ルール用 ACTION start</w:t>
+      </w:r>
+    </w:p>
+    <w:p>
+      <w:pPr>
+        <w:spacing w:before="100" w:after="100"/>
+      </w:pPr>
+      <w:r>
+        <w:rPr>
+          <w:rFonts w:ascii="BIZ UDPGothic" w:cs="BIZ UDPGothic" w:eastAsia="BIZ UDPGothic" w:hAnsi="BIZ UDPGothic"/>
+          <w:color w:val="404040"/>
+          <w:sz w:val="18"/>
+          <w:szCs w:val="18"/>
+        </w:rPr>
+        <w:t xml:space="preserve">起動ルール用 SERVER_IDS s-2a4905e8210f48248,s-5546031218784c4ba</w:t>
+      </w:r>
+    </w:p>
+    <w:p>
+      <w:pPr>
+        <w:spacing w:before="100" w:after="100"/>
+      </w:pPr>
+      <w:r>
+        <w:rPr>
+          <w:rFonts w:ascii="BIZ UDPGothic" w:cs="BIZ UDPGothic" w:eastAsia="BIZ UDPGothic" w:hAnsi="BIZ UDPGothic"/>
+          <w:color w:val="404040"/>
+          <w:sz w:val="18"/>
+          <w:szCs w:val="18"/>
+        </w:rPr>
+        <w:t xml:space="preserve">停止ルール用 ACTION stop</w:t>
+      </w:r>
+    </w:p>
+    <w:p>
+      <w:pPr>
+        <w:spacing w:before="100" w:after="100"/>
+      </w:pPr>
+      <w:r>
+        <w:rPr>
+          <w:rFonts w:ascii="BIZ UDPGothic" w:cs="BIZ UDPGothic" w:eastAsia="BIZ UDPGothic" w:hAnsi="BIZ UDPGothic"/>
+          <w:color w:val="404040"/>
+          <w:sz w:val="18"/>
+          <w:szCs w:val="18"/>
+        </w:rPr>
+        <w:t xml:space="preserve">停止ルール用 SERVER_IDS s-2a4905e8210f48248,s-5546031218784c4ba</w:t>
+      </w:r>
+    </w:p>
+    <w:p>
+      <w:pPr>
+        <w:spacing w:before="100" w:after="100"/>
+      </w:pPr>
+      <w:r>
+        <w:rPr>
+          <w:rFonts w:ascii="BIZ UDPGothic" w:cs="BIZ UDPGothic" w:eastAsia="BIZ UDPGothic" w:hAnsi="BIZ UDPGothic"/>
+          <w:b/>
+          <w:bCs/>
+          <w:color w:val="C8102E"/>
+          <w:sz w:val="20"/>
+          <w:szCs w:val="20"/>
+        </w:rPr>
         <w:t xml:space="preserve">■ 4. No.3 コスト削減効果</w:t>
       </w:r>
     </w:p>
@@ -2019,62 +2656,6 @@
           <w:sz w:val="18"/>
           <w:szCs w:val="18"/>
         </w:rPr>
-        <w:t xml:space="preserve">\-\-\-\-\-\-\-\-\-\-\-- \-\-\-\-\-\-\-\-\--</w:t>
-      </w:r>
-    </w:p>
-    <w:p>
-      <w:pPr>
-        <w:spacing w:before="100" w:after="100"/>
-      </w:pPr>
-      <w:r>
-        <w:rPr>
-          <w:rFonts w:ascii="BIZ UDPGothic" w:cs="BIZ UDPGothic" w:eastAsia="BIZ UDPGothic" w:hAnsi="BIZ UDPGothic"/>
-          <w:color w:val="404040"/>
-          <w:sz w:val="18"/>
-          <w:szCs w:val="18"/>
-        </w:rPr>
-        <w:t xml:space="preserve">\-\-\-\-\-\-\-\-\-\-\-\-\-\-\-\-\-\-\-\-\--</w:t>
-      </w:r>
-    </w:p>
-    <w:p>
-      <w:pPr>
-        <w:spacing w:before="100" w:after="100"/>
-      </w:pPr>
-      <w:r>
-        <w:rPr>
-          <w:rFonts w:ascii="BIZ UDPGothic" w:cs="BIZ UDPGothic" w:eastAsia="BIZ UDPGothic" w:hAnsi="BIZ UDPGothic"/>
-          <w:color w:val="404040"/>
-          <w:sz w:val="18"/>
-          <w:szCs w:val="18"/>
-        </w:rPr>
-        <w:t xml:space="preserve">\-\-\-\-\-\-\-\-\-\-\-\-\-\-\-\-\-\-\-\-\-\-\--</w:t>
-      </w:r>
-    </w:p>
-    <w:p>
-      <w:pPr>
-        <w:spacing w:before="100" w:after="100"/>
-      </w:pPr>
-      <w:r>
-        <w:rPr>
-          <w:rFonts w:ascii="BIZ UDPGothic" w:cs="BIZ UDPGothic" w:eastAsia="BIZ UDPGothic" w:hAnsi="BIZ UDPGothic"/>
-          <w:color w:val="404040"/>
-          <w:sz w:val="18"/>
-          <w:szCs w:val="18"/>
-        </w:rPr>
-        <w:t xml:space="preserve">\-\-\-\-\-\-\-\-\-\-\-\-\-\-\-\-\-\-\-\-\-\-\-\-\--</w:t>
-      </w:r>
-    </w:p>
-    <w:p>
-      <w:pPr>
-        <w:spacing w:before="100" w:after="100"/>
-      </w:pPr>
-      <w:r>
-        <w:rPr>
-          <w:rFonts w:ascii="BIZ UDPGothic" w:cs="BIZ UDPGothic" w:eastAsia="BIZ UDPGothic" w:hAnsi="BIZ UDPGothic"/>
-          <w:color w:val="404040"/>
-          <w:sz w:val="18"/>
-          <w:szCs w:val="18"/>
-        </w:rPr>
         <w:t xml:space="preserve">系統 台数 稼働時間（現状） 稼働時間（修正後） 月削減額</w:t>
       </w:r>
     </w:p>
@@ -2127,53 +2708,115 @@
       <w:r>
         <w:rPr>
           <w:rFonts w:ascii="BIZ UDPGothic" w:cs="BIZ UDPGothic" w:eastAsia="BIZ UDPGothic" w:hAnsi="BIZ UDPGothic"/>
-          <w:color w:val="404040"/>
-          <w:sz w:val="18"/>
-          <w:szCs w:val="18"/>
-        </w:rPr>
-        <w:t xml:space="preserve">\-\-\-\-\-\-\-\-\-\-\-- \-\-\-\-\-\-\-\-\--</w:t>
-      </w:r>
-    </w:p>
-    <w:p>
-      <w:pPr>
-        <w:spacing w:before="100" w:after="100"/>
-      </w:pPr>
-      <w:r>
-        <w:rPr>
-          <w:rFonts w:ascii="BIZ UDPGothic" w:cs="BIZ UDPGothic" w:eastAsia="BIZ UDPGothic" w:hAnsi="BIZ UDPGothic"/>
-          <w:color w:val="404040"/>
-          <w:sz w:val="18"/>
-          <w:szCs w:val="18"/>
-        </w:rPr>
-        <w:t xml:space="preserve">\-\-\-\-\-\-\-\-\-\-\-\-\-\-\-\-\-\-\-\-\--</w:t>
-      </w:r>
-    </w:p>
-    <w:p>
-      <w:pPr>
-        <w:spacing w:before="100" w:after="100"/>
-      </w:pPr>
-      <w:r>
-        <w:rPr>
-          <w:rFonts w:ascii="BIZ UDPGothic" w:cs="BIZ UDPGothic" w:eastAsia="BIZ UDPGothic" w:hAnsi="BIZ UDPGothic"/>
-          <w:color w:val="404040"/>
-          <w:sz w:val="18"/>
-          <w:szCs w:val="18"/>
-        </w:rPr>
-        <w:t xml:space="preserve">\-\-\-\-\-\-\-\-\-\-\-\-\-\-\-\-\-\-\-\-\-\-\--</w:t>
-      </w:r>
-    </w:p>
-    <w:p>
-      <w:pPr>
-        <w:spacing w:before="100" w:after="100"/>
-      </w:pPr>
-      <w:r>
-        <w:rPr>
-          <w:rFonts w:ascii="BIZ UDPGothic" w:cs="BIZ UDPGothic" w:eastAsia="BIZ UDPGothic" w:hAnsi="BIZ UDPGothic"/>
-          <w:color w:val="404040"/>
-          <w:sz w:val="18"/>
-          <w:szCs w:val="18"/>
-        </w:rPr>
-        <w:t xml:space="preserve">\-\-\-\-\-\-\-\-\-\-\-\-\-\-\-\-\-\-\-\-\-\-\-\-\--</w:t>
+          <w:b/>
+          <w:bCs/>
+          <w:color w:val="C8102E"/>
+          <w:sz w:val="20"/>
+          <w:szCs w:val="20"/>
+        </w:rPr>
+        <w:t xml:space="preserve">■ 6. 時間外手動操作手順</w:t>
+      </w:r>
+    </w:p>
+    <w:p>
+      <w:pPr>
+        <w:spacing w:before="100" w:after="100"/>
+      </w:pPr>
+      <w:r>
+        <w:rPr>
+          <w:rFonts w:ascii="BIZ UDPGothic" w:cs="BIZ UDPGothic" w:eastAsia="BIZ UDPGothic" w:hAnsi="BIZ UDPGothic"/>
+          <w:color w:val="404040"/>
+          <w:sz w:val="18"/>
+          <w:szCs w:val="18"/>
+        </w:rPr>
+        <w:t xml:space="preserve">JST 07:00〜20:00</w:t>
+      </w:r>
+    </w:p>
+    <w:p>
+      <w:pPr>
+        <w:spacing w:before="100" w:after="100"/>
+      </w:pPr>
+      <w:r>
+        <w:rPr>
+          <w:rFonts w:ascii="BIZ UDPGothic" w:cs="BIZ UDPGothic" w:eastAsia="BIZ UDPGothic" w:hAnsi="BIZ UDPGothic"/>
+          <w:color w:val="404040"/>
+          <w:sz w:val="18"/>
+          <w:szCs w:val="18"/>
+        </w:rPr>
+        <w:t xml:space="preserve">の停止時間帯に緊急でファイル受信が必要な場合、以下のコマンドで手動起動・停止を行う。</w:t>
+      </w:r>
+    </w:p>
+    <w:p>
+      <w:pPr>
+        <w:spacing w:before="100" w:after="100"/>
+      </w:pPr>
+      <w:r>
+        <w:rPr>
+          <w:rFonts w:ascii="BIZ UDPGothic" w:cs="BIZ UDPGothic" w:eastAsia="BIZ UDPGothic" w:hAnsi="BIZ UDPGothic"/>
+          <w:color w:val="404040"/>
+          <w:sz w:val="18"/>
+          <w:szCs w:val="18"/>
+        </w:rPr>
+        <w:t xml:space="preserve">\*Nếu cần nhận file khẩn cấp trong thời gian dừng JST 07:00\~20:00,</w:t>
+      </w:r>
+    </w:p>
+    <w:p>
+      <w:pPr>
+        <w:spacing w:before="100" w:after="100"/>
+      </w:pPr>
+      <w:r>
+        <w:rPr>
+          <w:rFonts w:ascii="BIZ UDPGothic" w:cs="BIZ UDPGothic" w:eastAsia="BIZ UDPGothic" w:hAnsi="BIZ UDPGothic"/>
+          <w:color w:val="404040"/>
+          <w:sz w:val="18"/>
+          <w:szCs w:val="18"/>
+        </w:rPr>
+        <w:t xml:space="preserve">thực</w:t>
+      </w:r>
+    </w:p>
+    <w:p>
+      <w:pPr>
+        <w:spacing w:before="100" w:after="100"/>
+      </w:pPr>
+      <w:r>
+        <w:rPr>
+          <w:rFonts w:ascii="BIZ UDPGothic" w:cs="BIZ UDPGothic" w:eastAsia="BIZ UDPGothic" w:hAnsi="BIZ UDPGothic"/>
+          <w:color w:val="404040"/>
+          <w:sz w:val="18"/>
+          <w:szCs w:val="18"/>
+        </w:rPr>
+        <w:t xml:space="preserve">hiện khởi động/dừng thủ công bằng lệnh sau.\*</w:t>
+      </w:r>
+    </w:p>
+    <w:p>
+      <w:pPr>
+        <w:spacing w:before="100" w:after="100"/>
+      </w:pPr>
+      <w:r>
+        <w:rPr>
+          <w:rFonts w:ascii="BIZ UDPGothic" w:cs="BIZ UDPGothic" w:eastAsia="BIZ UDPGothic" w:hAnsi="BIZ UDPGothic"/>
+          <w:b/>
+          <w:bCs/>
+          <w:color w:val="C8102E"/>
+          <w:sz w:val="20"/>
+          <w:szCs w:val="20"/>
+        </w:rPr>
+        <w:t xml:space="preserve">■ 手動起動（CloudShell）</w:t>
+      </w:r>
+    </w:p>
+    <w:p>
+      <w:pPr>
+        <w:spacing w:before="100" w:after="100"/>
+      </w:pPr>
+      <w:r>
+        <w:rPr>
+          <w:rFonts w:ascii="BIZ UDPGothic" w:cs="BIZ UDPGothic" w:eastAsia="BIZ UDPGothic" w:hAnsi="BIZ UDPGothic"/>
+          <w:b/>
+          <w:bCs/>
+          <w:color w:val="C8102E"/>
+          <w:sz w:val="20"/>
+          <w:szCs w:val="20"/>
+        </w:rPr>
+        <w:t xml:space="preserve">■ 手動停止（CloudShell）</w:t>
       </w:r>
     </w:p>
     <w:p>
@@ -2192,1238 +2835,7 @@
           <w:sz w:val="24"/>
           <w:szCs w:val="24"/>
         </w:rPr>
-        <w:t xml:space="preserve">■ ④ 改修内容</w:t>
-      </w:r>
-      <w:r>
-        <w:br/>
-      </w:r>
-      <w:r>
-        <w:rPr>
-          <w:rFonts w:ascii="BIZ UDPGothic" w:cs="BIZ UDPGothic" w:eastAsia="BIZ UDPGothic" w:hAnsi="BIZ UDPGothic"/>
-          <w:i/>
-          <w:iCs/>
-          <w:color w:val="AA3344"/>
-          <w:sz w:val="17"/>
-          <w:szCs w:val="17"/>
-        </w:rPr>
-        <w:t xml:space="preserve">　Nội Dung Sửa Đổi</w:t>
-      </w:r>
-    </w:p>
-    <w:p>
-      <w:pPr>
-        <w:spacing w:before="100" w:after="100"/>
-      </w:pPr>
-      <w:r>
-        <w:rPr>
-          <w:rFonts w:ascii="BIZ UDPGothic" w:cs="BIZ UDPGothic" w:eastAsia="BIZ UDPGothic" w:hAnsi="BIZ UDPGothic"/>
-          <w:b/>
-          <w:bCs/>
-          <w:color w:val="C8102E"/>
-          <w:sz w:val="20"/>
-          <w:szCs w:val="20"/>
-        </w:rPr>
-        <w:t xml:space="preserve">■ 改修一覧</w:t>
-      </w:r>
-    </w:p>
-    <w:p>
-      <w:pPr>
-        <w:spacing w:before="100" w:after="100"/>
-      </w:pPr>
-      <w:r>
-        <w:rPr>
-          <w:rFonts w:ascii="BIZ UDPGothic" w:cs="BIZ UDPGothic" w:eastAsia="BIZ UDPGothic" w:hAnsi="BIZ UDPGothic"/>
-          <w:color w:val="404040"/>
-          <w:sz w:val="18"/>
-          <w:szCs w:val="18"/>
-        </w:rPr>
-        <w:t xml:space="preserve">\-\-\-\-\-\-\-\-- \-\-\-\-\-\-\-\-\-\-\-\-\-\-\-\-\-\-\--</w:t>
-      </w:r>
-    </w:p>
-    <w:p>
-      <w:pPr>
-        <w:spacing w:before="100" w:after="100"/>
-      </w:pPr>
-      <w:r>
-        <w:rPr>
-          <w:rFonts w:ascii="BIZ UDPGothic" w:cs="BIZ UDPGothic" w:eastAsia="BIZ UDPGothic" w:hAnsi="BIZ UDPGothic"/>
-          <w:color w:val="404040"/>
-          <w:sz w:val="18"/>
-          <w:szCs w:val="18"/>
-        </w:rPr>
-        <w:t xml:space="preserve">\-\-\-\-\-\-\-\-\-\-\-\-\-\-\-\-\-\-\-\-\-\-\-\-\-\-\-\-\-\-\-\-\-\-\-\-\-\-\-\-\-\-\-\-\-\-\-\-\-\-\-\-\-\-\-\-\-\-\-\--</w:t>
-      </w:r>
-    </w:p>
-    <w:p>
-      <w:pPr>
-        <w:spacing w:before="100" w:after="100"/>
-      </w:pPr>
-      <w:r>
-        <w:rPr>
-          <w:rFonts w:ascii="BIZ UDPGothic" w:cs="BIZ UDPGothic" w:eastAsia="BIZ UDPGothic" w:hAnsi="BIZ UDPGothic"/>
-          <w:color w:val="404040"/>
-          <w:sz w:val="18"/>
-          <w:szCs w:val="18"/>
-        </w:rPr>
-        <w:t xml:space="preserve">\-\-\-\-\-\-\-\-\-- \-\-\-\-\-\-\-\-\-\-\--</w:t>
-      </w:r>
-    </w:p>
-    <w:p>
-      <w:pPr>
-        <w:spacing w:before="100" w:after="100"/>
-      </w:pPr>
-      <w:r>
-        <w:rPr>
-          <w:rFonts w:ascii="BIZ UDPGothic" w:cs="BIZ UDPGothic" w:eastAsia="BIZ UDPGothic" w:hAnsi="BIZ UDPGothic"/>
-          <w:color w:val="404040"/>
-          <w:sz w:val="18"/>
-          <w:szCs w:val="18"/>
-        </w:rPr>
-        <w:t xml:space="preserve">No. 改修タイトル 概要 工数 リスク</w:t>
-      </w:r>
-    </w:p>
-    <w:p>
-      <w:pPr>
-        <w:spacing w:before="100" w:after="100"/>
-      </w:pPr>
-      <w:r>
-        <w:rPr>
-          <w:rFonts w:ascii="BIZ UDPGothic" w:cs="BIZ UDPGothic" w:eastAsia="BIZ UDPGothic" w:hAnsi="BIZ UDPGothic"/>
-          <w:color w:val="404040"/>
-          <w:sz w:val="18"/>
-          <w:szCs w:val="18"/>
-        </w:rPr>
-        <w:t xml:space="preserve">1 EventBridge OC/SH系の自動起動・停止ルール（2ルール）を新規作成 0.5d 低</w:t>
-      </w:r>
-    </w:p>
-    <w:p>
-      <w:pPr>
-        <w:spacing w:before="100" w:after="100"/>
-      </w:pPr>
-      <w:r>
-        <w:rPr>
-          <w:rFonts w:ascii="BIZ UDPGothic" w:cs="BIZ UDPGothic" w:eastAsia="BIZ UDPGothic" w:hAnsi="BIZ UDPGothic"/>
-          <w:color w:val="404040"/>
-          <w:sz w:val="18"/>
-          <w:szCs w:val="18"/>
-        </w:rPr>
-        <w:t xml:space="preserve">スケジュール作成</w:t>
-      </w:r>
-    </w:p>
-    <w:p>
-      <w:pPr>
-        <w:spacing w:before="100" w:after="100"/>
-      </w:pPr>
-      <w:r>
-        <w:rPr>
-          <w:rFonts w:ascii="BIZ UDPGothic" w:cs="BIZ UDPGothic" w:eastAsia="BIZ UDPGothic" w:hAnsi="BIZ UDPGothic"/>
-          <w:color w:val="404040"/>
-          <w:sz w:val="18"/>
-          <w:szCs w:val="18"/>
-        </w:rPr>
-        <w:t xml:space="preserve">2 Lambda 関数作成 start/stop を実行するPython関数を新規作成 0.5d 低</w:t>
-      </w:r>
-    </w:p>
-    <w:p>
-      <w:pPr>
-        <w:spacing w:before="100" w:after="100"/>
-      </w:pPr>
-      <w:r>
-        <w:rPr>
-          <w:rFonts w:ascii="BIZ UDPGothic" w:cs="BIZ UDPGothic" w:eastAsia="BIZ UDPGothic" w:hAnsi="BIZ UDPGothic"/>
-          <w:color w:val="404040"/>
-          <w:sz w:val="18"/>
-          <w:szCs w:val="18"/>
-        </w:rPr>
-        <w:t xml:space="preserve">3 コスト削減効果確認</w:t>
-      </w:r>
-    </w:p>
-    <w:p>
-      <w:pPr>
-        <w:spacing w:before="100" w:after="100"/>
-      </w:pPr>
-      <w:r>
-        <w:rPr>
-          <w:rFonts w:ascii="BIZ UDPGothic" w:cs="BIZ UDPGothic" w:eastAsia="BIZ UDPGothic" w:hAnsi="BIZ UDPGothic"/>
-          <w:color w:val="404040"/>
-          <w:sz w:val="18"/>
-          <w:szCs w:val="18"/>
-        </w:rPr>
-        <w:t xml:space="preserve">CloudWatchログで起動/停止時刻を確認。翌月コストで削減を確認 0.5d 低</w:t>
-      </w:r>
-    </w:p>
-    <w:p>
-      <w:pPr>
-        <w:spacing w:before="100" w:after="100"/>
-      </w:pPr>
-      <w:r>
-        <w:rPr>
-          <w:rFonts w:ascii="BIZ UDPGothic" w:cs="BIZ UDPGothic" w:eastAsia="BIZ UDPGothic" w:hAnsi="BIZ UDPGothic"/>
-          <w:color w:val="404040"/>
-          <w:sz w:val="18"/>
-          <w:szCs w:val="18"/>
-        </w:rPr>
-        <w:t xml:space="preserve">\-\-\-\-\-\-\-\-- \-\-\-\-\-\-\-\-\-\-\-\-\-\-\-\-\-\-\--</w:t>
-      </w:r>
-    </w:p>
-    <w:p>
-      <w:pPr>
-        <w:spacing w:before="100" w:after="100"/>
-      </w:pPr>
-      <w:r>
-        <w:rPr>
-          <w:rFonts w:ascii="BIZ UDPGothic" w:cs="BIZ UDPGothic" w:eastAsia="BIZ UDPGothic" w:hAnsi="BIZ UDPGothic"/>
-          <w:color w:val="404040"/>
-          <w:sz w:val="18"/>
-          <w:szCs w:val="18"/>
-        </w:rPr>
-        <w:t xml:space="preserve">\-\-\-\-\-\-\-\-\-\-\-\-\-\-\-\-\-\-\-\-\-\-\-\-\-\-\-\-\-\-\-\-\-\-\-\-\-\-\-\-\-\-\-\-\-\-\-\-\-\-\-\-\-\-\-\-\-\-\-\--</w:t>
-      </w:r>
-    </w:p>
-    <w:p>
-      <w:pPr>
-        <w:spacing w:before="100" w:after="100"/>
-      </w:pPr>
-      <w:r>
-        <w:rPr>
-          <w:rFonts w:ascii="BIZ UDPGothic" w:cs="BIZ UDPGothic" w:eastAsia="BIZ UDPGothic" w:hAnsi="BIZ UDPGothic"/>
-          <w:color w:val="404040"/>
-          <w:sz w:val="18"/>
-          <w:szCs w:val="18"/>
-        </w:rPr>
-        <w:t xml:space="preserve">\-\-\-\-\-\-\-\-\-- \-\-\-\-\-\-\-\-\-\-\--</w:t>
-      </w:r>
-    </w:p>
-    <w:p>
-      <w:pPr>
-        <w:spacing w:before="100" w:after="100"/>
-      </w:pPr>
-      <w:r>
-        <w:rPr>
-          <w:rFonts w:ascii="BIZ UDPGothic" w:cs="BIZ UDPGothic" w:eastAsia="BIZ UDPGothic" w:hAnsi="BIZ UDPGothic"/>
-          <w:b/>
-          <w:bCs/>
-          <w:color w:val="C8102E"/>
-          <w:sz w:val="20"/>
-          <w:szCs w:val="20"/>
-        </w:rPr>
-        <w:t xml:space="preserve">■ 2. No.1 EventBridge スケジュール作成</w:t>
-      </w:r>
-    </w:p>
-    <w:p>
-      <w:pPr>
-        <w:spacing w:before="100" w:after="100"/>
-      </w:pPr>
-      <w:r>
-        <w:rPr>
-          <w:rFonts w:ascii="BIZ UDPGothic" w:cs="BIZ UDPGothic" w:eastAsia="BIZ UDPGothic" w:hAnsi="BIZ UDPGothic"/>
-          <w:color w:val="404040"/>
-          <w:sz w:val="18"/>
-          <w:szCs w:val="18"/>
-        </w:rPr>
-        <w:t xml:space="preserve">EventBridge\*</w:t>
-      </w:r>
-    </w:p>
-    <w:p>
-      <w:pPr>
-        <w:spacing w:before="100" w:after="100"/>
-      </w:pPr>
-      <w:r>
-        <w:rPr>
-          <w:rFonts w:ascii="BIZ UDPGothic" w:cs="BIZ UDPGothic" w:eastAsia="BIZ UDPGothic" w:hAnsi="BIZ UDPGothic"/>
-          <w:color w:val="404040"/>
-          <w:sz w:val="18"/>
-          <w:szCs w:val="18"/>
-        </w:rPr>
-        <w:t xml:space="preserve">*　2. No.1 EventBridge スケジュール作成\*\* \*2. No.1 Tạo lịch</w:t>
-      </w:r>
-    </w:p>
-    <w:p>
-      <w:pPr>
-        <w:spacing w:before="100" w:after="100"/>
-      </w:pPr>
-      <w:r>
-        <w:rPr>
-          <w:rFonts w:ascii="BIZ UDPGothic" w:cs="BIZ UDPGothic" w:eastAsia="BIZ UDPGothic" w:hAnsi="BIZ UDPGothic"/>
-          <w:color w:val="404040"/>
-          <w:sz w:val="18"/>
-          <w:szCs w:val="18"/>
-        </w:rPr>
-        <w:t xml:space="preserve">EventBridge</w:t>
-      </w:r>
-    </w:p>
-    <w:p>
-      <w:pPr>
-        <w:spacing w:before="100" w:after="100"/>
-      </w:pPr>
-      <w:r>
-        <w:rPr>
-          <w:rFonts w:ascii="BIZ UDPGothic" w:cs="BIZ UDPGothic" w:eastAsia="BIZ UDPGothic" w:hAnsi="BIZ UDPGothic"/>
-          <w:b/>
-          <w:bCs/>
-          <w:color w:val="C8102E"/>
-          <w:sz w:val="20"/>
-          <w:szCs w:val="20"/>
-        </w:rPr>
-        <w:t xml:space="preserve">■ 受信時間帯の実測根拠（CloudWatch 7日間）</w:t>
-      </w:r>
-    </w:p>
-    <w:p>
-      <w:pPr>
-        <w:spacing w:before="100" w:after="100"/>
-      </w:pPr>
-      <w:r>
-        <w:rPr>
-          <w:rFonts w:ascii="BIZ UDPGothic" w:cs="BIZ UDPGothic" w:eastAsia="BIZ UDPGothic" w:hAnsi="BIZ UDPGothic"/>
-          <w:color w:val="404040"/>
-          <w:sz w:val="18"/>
-          <w:szCs w:val="18"/>
-        </w:rPr>
-        <w:t xml:space="preserve">gian</w:t>
-      </w:r>
-    </w:p>
-    <w:p>
-      <w:pPr>
-        <w:spacing w:before="100" w:after="100"/>
-      </w:pPr>
-      <w:r>
-        <w:rPr>
-          <w:rFonts w:ascii="BIZ UDPGothic" w:cs="BIZ UDPGothic" w:eastAsia="BIZ UDPGothic" w:hAnsi="BIZ UDPGothic"/>
-          <w:color w:val="404040"/>
-          <w:sz w:val="18"/>
-          <w:szCs w:val="18"/>
-        </w:rPr>
-        <w:t xml:space="preserve">nhận file (CloudWatch 7 ngày)\*</w:t>
-      </w:r>
-    </w:p>
-    <w:p>
-      <w:pPr>
-        <w:spacing w:before="100" w:after="100"/>
-      </w:pPr>
-      <w:r>
-        <w:rPr>
-          <w:rFonts w:ascii="BIZ UDPGothic" w:cs="BIZ UDPGothic" w:eastAsia="BIZ UDPGothic" w:hAnsi="BIZ UDPGothic"/>
-          <w:color w:val="404040"/>
-          <w:sz w:val="18"/>
-          <w:szCs w:val="18"/>
-        </w:rPr>
-        <w:t xml:space="preserve">\-\-\-\-\-\-\-\-\-- \-\-\-\-\-\-\-\-\-\-\-\-\-\-\-\-\-\-\-\--</w:t>
-      </w:r>
-    </w:p>
-    <w:p>
-      <w:pPr>
-        <w:spacing w:before="100" w:after="100"/>
-      </w:pPr>
-      <w:r>
-        <w:rPr>
-          <w:rFonts w:ascii="BIZ UDPGothic" w:cs="BIZ UDPGothic" w:eastAsia="BIZ UDPGothic" w:hAnsi="BIZ UDPGothic"/>
-          <w:color w:val="404040"/>
-          <w:sz w:val="18"/>
-          <w:szCs w:val="18"/>
-        </w:rPr>
-        <w:t xml:space="preserve">\-\-\-\-\-\-\-\-\-\-\-\-\-\-\-\-\-\-\-\-\-\-\-\-\-\-\--</w:t>
-      </w:r>
-    </w:p>
-    <w:p>
-      <w:pPr>
-        <w:spacing w:before="100" w:after="100"/>
-      </w:pPr>
-      <w:r>
-        <w:rPr>
-          <w:rFonts w:ascii="BIZ UDPGothic" w:cs="BIZ UDPGothic" w:eastAsia="BIZ UDPGothic" w:hAnsi="BIZ UDPGothic"/>
-          <w:color w:val="404040"/>
-          <w:sz w:val="18"/>
-          <w:szCs w:val="18"/>
-        </w:rPr>
-        <w:t xml:space="preserve">\-\-\-\-\-\-\-\-\-\-\-\-\-\-\-\-\-\-\-\-\-\-\-\-\-\--</w:t>
-      </w:r>
-    </w:p>
-    <w:p>
-      <w:pPr>
-        <w:spacing w:before="100" w:after="100"/>
-      </w:pPr>
-      <w:r>
-        <w:rPr>
-          <w:rFonts w:ascii="BIZ UDPGothic" w:cs="BIZ UDPGothic" w:eastAsia="BIZ UDPGothic" w:hAnsi="BIZ UDPGothic"/>
-          <w:color w:val="404040"/>
-          <w:sz w:val="18"/>
-          <w:szCs w:val="18"/>
-        </w:rPr>
-        <w:t xml:space="preserve">\-\-\-\-\-\-\-\-\-\-\-\-\-\-\-\--</w:t>
-      </w:r>
-    </w:p>
-    <w:p>
-      <w:pPr>
-        <w:spacing w:before="100" w:after="100"/>
-      </w:pPr>
-      <w:r>
-        <w:rPr>
-          <w:rFonts w:ascii="BIZ UDPGothic" w:cs="BIZ UDPGothic" w:eastAsia="BIZ UDPGothic" w:hAnsi="BIZ UDPGothic"/>
-          <w:color w:val="404040"/>
-          <w:sz w:val="18"/>
-          <w:szCs w:val="18"/>
-        </w:rPr>
-        <w:t xml:space="preserve">系統 サーバーID 実測受信時間帯（JST） 停止可能時間帯（JST） 停止時間/日</w:t>
-      </w:r>
-    </w:p>
-    <w:p>
-      <w:pPr>
-        <w:spacing w:before="100" w:after="100"/>
-      </w:pPr>
-      <w:r>
-        <w:rPr>
-          <w:rFonts w:ascii="BIZ UDPGothic" w:cs="BIZ UDPGothic" w:eastAsia="BIZ UDPGothic" w:hAnsi="BIZ UDPGothic"/>
-          <w:color w:val="404040"/>
-          <w:sz w:val="18"/>
-          <w:szCs w:val="18"/>
-        </w:rPr>
-        <w:t xml:space="preserve">OC系 s-2a4905e8210f48248 21:00〜00:00（定時バッチ） 07:00〜20:00 13時間</w:t>
-      </w:r>
-    </w:p>
-    <w:p>
-      <w:pPr>
-        <w:spacing w:before="100" w:after="100"/>
-      </w:pPr>
-      <w:r>
-        <w:rPr>
-          <w:rFonts w:ascii="BIZ UDPGothic" w:cs="BIZ UDPGothic" w:eastAsia="BIZ UDPGothic" w:hAnsi="BIZ UDPGothic"/>
-          <w:color w:val="404040"/>
-          <w:sz w:val="18"/>
-          <w:szCs w:val="18"/>
-        </w:rPr>
-        <w:t xml:space="preserve">SH系 s-5546031218784c4ba 22:00ごろ（1回） 07:00〜20:00 13時間</w:t>
-      </w:r>
-    </w:p>
-    <w:p>
-      <w:pPr>
-        <w:spacing w:before="100" w:after="100"/>
-      </w:pPr>
-      <w:r>
-        <w:rPr>
-          <w:rFonts w:ascii="BIZ UDPGothic" w:cs="BIZ UDPGothic" w:eastAsia="BIZ UDPGothic" w:hAnsi="BIZ UDPGothic"/>
-          <w:color w:val="404040"/>
-          <w:sz w:val="18"/>
-          <w:szCs w:val="18"/>
-        </w:rPr>
-        <w:t xml:space="preserve">SG系 s-bd974a35aa994c838 終日散発 停止困難 \-\--</w:t>
-      </w:r>
-    </w:p>
-    <w:p>
-      <w:pPr>
-        <w:spacing w:before="100" w:after="100"/>
-      </w:pPr>
-      <w:r>
-        <w:rPr>
-          <w:rFonts w:ascii="BIZ UDPGothic" w:cs="BIZ UDPGothic" w:eastAsia="BIZ UDPGothic" w:hAnsi="BIZ UDPGothic"/>
-          <w:color w:val="404040"/>
-          <w:sz w:val="18"/>
-          <w:szCs w:val="18"/>
-        </w:rPr>
-        <w:t xml:space="preserve">\-\-\-\-\-\-\-\-\-- \-\-\-\-\-\-\-\-\-\-\-\-\-\-\-\-\-\-\-\--</w:t>
-      </w:r>
-    </w:p>
-    <w:p>
-      <w:pPr>
-        <w:spacing w:before="100" w:after="100"/>
-      </w:pPr>
-      <w:r>
-        <w:rPr>
-          <w:rFonts w:ascii="BIZ UDPGothic" w:cs="BIZ UDPGothic" w:eastAsia="BIZ UDPGothic" w:hAnsi="BIZ UDPGothic"/>
-          <w:color w:val="404040"/>
-          <w:sz w:val="18"/>
-          <w:szCs w:val="18"/>
-        </w:rPr>
-        <w:t xml:space="preserve">\-\-\-\-\-\-\-\-\-\-\-\-\-\-\-\-\-\-\-\-\-\-\-\-\-\-\--</w:t>
-      </w:r>
-    </w:p>
-    <w:p>
-      <w:pPr>
-        <w:spacing w:before="100" w:after="100"/>
-      </w:pPr>
-      <w:r>
-        <w:rPr>
-          <w:rFonts w:ascii="BIZ UDPGothic" w:cs="BIZ UDPGothic" w:eastAsia="BIZ UDPGothic" w:hAnsi="BIZ UDPGothic"/>
-          <w:color w:val="404040"/>
-          <w:sz w:val="18"/>
-          <w:szCs w:val="18"/>
-        </w:rPr>
-        <w:t xml:space="preserve">\-\-\-\-\-\-\-\-\-\-\-\-\-\-\-\-\-\-\-\-\-\-\-\-\-\--</w:t>
-      </w:r>
-    </w:p>
-    <w:p>
-      <w:pPr>
-        <w:spacing w:before="100" w:after="100"/>
-      </w:pPr>
-      <w:r>
-        <w:rPr>
-          <w:rFonts w:ascii="BIZ UDPGothic" w:cs="BIZ UDPGothic" w:eastAsia="BIZ UDPGothic" w:hAnsi="BIZ UDPGothic"/>
-          <w:color w:val="404040"/>
-          <w:sz w:val="18"/>
-          <w:szCs w:val="18"/>
-        </w:rPr>
-        <w:t xml:space="preserve">\-\-\-\-\-\-\-\-\-\-\-\-\-\-\-\--</w:t>
-      </w:r>
-    </w:p>
-    <w:p>
-      <w:pPr>
-        <w:spacing w:before="100" w:after="100"/>
-      </w:pPr>
-      <w:r>
-        <w:rPr>
-          <w:rFonts w:ascii="BIZ UDPGothic" w:cs="BIZ UDPGothic" w:eastAsia="BIZ UDPGothic" w:hAnsi="BIZ UDPGothic"/>
-          <w:b/>
-          <w:bCs/>
-          <w:color w:val="C8102E"/>
-          <w:sz w:val="20"/>
-          <w:szCs w:val="20"/>
-        </w:rPr>
-        <w:t xml:space="preserve">■ 変更前 / 変更後</w:t>
-      </w:r>
-    </w:p>
-    <w:p>
-      <w:pPr>
-        <w:spacing w:before="100" w:after="100"/>
-      </w:pPr>
-      <w:r>
-        <w:rPr>
-          <w:rFonts w:ascii="BIZ UDPGothic" w:cs="BIZ UDPGothic" w:eastAsia="BIZ UDPGothic" w:hAnsi="BIZ UDPGothic"/>
-          <w:color w:val="404040"/>
-          <w:sz w:val="18"/>
-          <w:szCs w:val="18"/>
-        </w:rPr>
-        <w:t xml:space="preserve">OC系 s-2a4905e8210f48248:           OC系: JST 07:00〜20:00 は OFFLINE</w:t>
-      </w:r>
-    </w:p>
-    <w:p>
-      <w:pPr>
-        <w:spacing w:before="100" w:after="100"/>
-      </w:pPr>
-      <w:r>
-        <w:rPr>
-          <w:rFonts w:ascii="BIZ UDPGothic" w:cs="BIZ UDPGothic" w:eastAsia="BIZ UDPGothic" w:hAnsi="BIZ UDPGothic"/>
-          <w:color w:val="404040"/>
-          <w:sz w:val="18"/>
-          <w:szCs w:val="18"/>
-        </w:rPr>
-        <w:t xml:space="preserve">常時ONLINE SH系                     SH系: JST 07:00〜20:00 は OFFLINE</w:t>
-      </w:r>
-    </w:p>
-    <w:p>
-      <w:pPr>
-        <w:spacing w:before="100" w:after="100"/>
-      </w:pPr>
-      <w:r>
-        <w:rPr>
-          <w:rFonts w:ascii="BIZ UDPGothic" w:cs="BIZ UDPGothic" w:eastAsia="BIZ UDPGothic" w:hAnsi="BIZ UDPGothic"/>
-          <w:color w:val="404040"/>
-          <w:sz w:val="18"/>
-          <w:szCs w:val="18"/>
-        </w:rPr>
-        <w:t xml:space="preserve">s-5546031218784c4ba: 常時ONLINE     EB起動: cron(0 11 \* \* ? \*)</w:t>
-      </w:r>
-    </w:p>
-    <w:p>
-      <w:pPr>
-        <w:spacing w:before="100" w:after="100"/>
-      </w:pPr>
-      <w:r>
-        <w:rPr>
-          <w:rFonts w:ascii="BIZ UDPGothic" w:cs="BIZ UDPGothic" w:eastAsia="BIZ UDPGothic" w:hAnsi="BIZ UDPGothic"/>
-          <w:color w:val="404040"/>
-          <w:sz w:val="18"/>
-          <w:szCs w:val="18"/>
-        </w:rPr>
-        <w:t xml:space="preserve">EventBridge ルール: なし 月額:      = JST 20:00 EB停止: cron(0 22 \*</w:t>
-      </w:r>
-    </w:p>
-    <w:p>
-      <w:pPr>
-        <w:spacing w:before="100" w:after="100"/>
-      </w:pPr>
-      <w:r>
-        <w:rPr>
-          <w:rFonts w:ascii="BIZ UDPGothic" w:cs="BIZ UDPGothic" w:eastAsia="BIZ UDPGothic" w:hAnsi="BIZ UDPGothic"/>
-          <w:color w:val="404040"/>
-          <w:sz w:val="18"/>
-          <w:szCs w:val="18"/>
-        </w:rPr>
-        <w:t xml:space="preserve">\$648（3台すべて720h稼働）        \* ? \*) = JST 07:00 月額:</w:t>
-      </w:r>
-    </w:p>
-    <w:p>
-      <w:pPr>
-        <w:spacing w:before="100" w:after="100"/>
-      </w:pPr>
-      <w:r>
-        <w:rPr>
-          <w:rFonts w:ascii="BIZ UDPGothic" w:cs="BIZ UDPGothic" w:eastAsia="BIZ UDPGothic" w:hAnsi="BIZ UDPGothic"/>
-          <w:color w:val="404040"/>
-          <w:sz w:val="18"/>
-          <w:szCs w:val="18"/>
-        </w:rPr>
-        <w:t xml:space="preserve">\$414（OC/SH系は330h稼働）</w:t>
-      </w:r>
-    </w:p>
-    <w:p>
-      <w:pPr>
-        <w:spacing w:before="100" w:after="100"/>
-      </w:pPr>
-      <w:r>
-        <w:rPr>
-          <w:rFonts w:ascii="BIZ UDPGothic" w:cs="BIZ UDPGothic" w:eastAsia="BIZ UDPGothic" w:hAnsi="BIZ UDPGothic"/>
-          <w:b/>
-          <w:bCs/>
-          <w:color w:val="C8102E"/>
-          <w:sz w:val="20"/>
-          <w:szCs w:val="20"/>
-        </w:rPr>
-        <w:t xml:space="preserve">■ EventBridge 設定値</w:t>
-      </w:r>
-    </w:p>
-    <w:p>
-      <w:pPr>
-        <w:spacing w:before="100" w:after="100"/>
-      </w:pPr>
-      <w:r>
-        <w:rPr>
-          <w:rFonts w:ascii="BIZ UDPGothic" w:cs="BIZ UDPGothic" w:eastAsia="BIZ UDPGothic" w:hAnsi="BIZ UDPGothic"/>
-          <w:color w:val="404040"/>
-          <w:sz w:val="18"/>
-          <w:szCs w:val="18"/>
-        </w:rPr>
-        <w:t xml:space="preserve">\-\-\-\-\-\-\-\-\-\-\-\-\-\-\-\-\-\-\-\-\-\-\--</w:t>
-      </w:r>
-    </w:p>
-    <w:p>
-      <w:pPr>
-        <w:spacing w:before="100" w:after="100"/>
-      </w:pPr>
-      <w:r>
-        <w:rPr>
-          <w:rFonts w:ascii="BIZ UDPGothic" w:cs="BIZ UDPGothic" w:eastAsia="BIZ UDPGothic" w:hAnsi="BIZ UDPGothic"/>
-          <w:color w:val="404040"/>
-          <w:sz w:val="18"/>
-          <w:szCs w:val="18"/>
-        </w:rPr>
-        <w:t xml:space="preserve">\-\-\-\-\-\-\-\-\-\-\-\-\-\-- \-\-\-\-\-\-\-\-\-\-\-\-\-\-\-\-\-\--</w:t>
-      </w:r>
-    </w:p>
-    <w:p>
-      <w:pPr>
-        <w:spacing w:before="100" w:after="100"/>
-      </w:pPr>
-      <w:r>
-        <w:rPr>
-          <w:rFonts w:ascii="BIZ UDPGothic" w:cs="BIZ UDPGothic" w:eastAsia="BIZ UDPGothic" w:hAnsi="BIZ UDPGothic"/>
-          <w:color w:val="404040"/>
-          <w:sz w:val="18"/>
-          <w:szCs w:val="18"/>
-        </w:rPr>
-        <w:t xml:space="preserve">\-\-\-\-\-\-\-\-\-\-\-\-- \-\-\-\-\-\-\-\-\-\-\-\-\-\-\--</w:t>
-      </w:r>
-    </w:p>
-    <w:p>
-      <w:pPr>
-        <w:spacing w:before="100" w:after="100"/>
-      </w:pPr>
-      <w:r>
-        <w:rPr>
-          <w:rFonts w:ascii="BIZ UDPGothic" w:cs="BIZ UDPGothic" w:eastAsia="BIZ UDPGothic" w:hAnsi="BIZ UDPGothic"/>
-          <w:color w:val="404040"/>
-          <w:sz w:val="18"/>
-          <w:szCs w:val="18"/>
-        </w:rPr>
-        <w:t xml:space="preserve">ルール名 操作 cron式（UTC） JST換算 対象Lambda</w:t>
-      </w:r>
-    </w:p>
-    <w:p>
-      <w:pPr>
-        <w:spacing w:before="100" w:after="100"/>
-      </w:pPr>
-      <w:r>
-        <w:rPr>
-          <w:rFonts w:ascii="BIZ UDPGothic" w:cs="BIZ UDPGothic" w:eastAsia="BIZ UDPGothic" w:hAnsi="BIZ UDPGothic"/>
-          <w:color w:val="404040"/>
-          <w:sz w:val="18"/>
-          <w:szCs w:val="18"/>
-        </w:rPr>
-        <w:t xml:space="preserve">ksm-posprd-eb-tf-start 起動（start） cron(0 11 \* \* ? 毎日 20:00</w:t>
-      </w:r>
-    </w:p>
-    <w:p>
-      <w:pPr>
-        <w:spacing w:before="100" w:after="100"/>
-      </w:pPr>
-      <w:r>
-        <w:rPr>
-          <w:rFonts w:ascii="BIZ UDPGothic" w:cs="BIZ UDPGothic" w:eastAsia="BIZ UDPGothic" w:hAnsi="BIZ UDPGothic"/>
-          <w:color w:val="404040"/>
-          <w:sz w:val="18"/>
-          <w:szCs w:val="18"/>
-        </w:rPr>
-        <w:t xml:space="preserve">tf-schedule</w:t>
-      </w:r>
-    </w:p>
-    <w:p>
-      <w:pPr>
-        <w:spacing w:before="100" w:after="100"/>
-      </w:pPr>
-      <w:r>
-        <w:rPr>
-          <w:rFonts w:ascii="BIZ UDPGothic" w:cs="BIZ UDPGothic" w:eastAsia="BIZ UDPGothic" w:hAnsi="BIZ UDPGothic"/>
-          <w:color w:val="404040"/>
-          <w:sz w:val="18"/>
-          <w:szCs w:val="18"/>
-        </w:rPr>
-        <w:t xml:space="preserve">\*)</w:t>
-      </w:r>
-    </w:p>
-    <w:p>
-      <w:pPr>
-        <w:spacing w:before="100" w:after="100"/>
-      </w:pPr>
-      <w:r>
-        <w:rPr>
-          <w:rFonts w:ascii="BIZ UDPGothic" w:cs="BIZ UDPGothic" w:eastAsia="BIZ UDPGothic" w:hAnsi="BIZ UDPGothic"/>
-          <w:color w:val="404040"/>
-          <w:sz w:val="18"/>
-          <w:szCs w:val="18"/>
-        </w:rPr>
-        <w:t xml:space="preserve">ksm-posprd-eb-tf-stop 停止（stop） cron(0 22 \* \* ? 毎日 07:00</w:t>
-      </w:r>
-    </w:p>
-    <w:p>
-      <w:pPr>
-        <w:spacing w:before="100" w:after="100"/>
-      </w:pPr>
-      <w:r>
-        <w:rPr>
-          <w:rFonts w:ascii="BIZ UDPGothic" w:cs="BIZ UDPGothic" w:eastAsia="BIZ UDPGothic" w:hAnsi="BIZ UDPGothic"/>
-          <w:color w:val="404040"/>
-          <w:sz w:val="18"/>
-          <w:szCs w:val="18"/>
-        </w:rPr>
-        <w:t xml:space="preserve">tf-schedule</w:t>
-      </w:r>
-    </w:p>
-    <w:p>
-      <w:pPr>
-        <w:spacing w:before="100" w:after="100"/>
-      </w:pPr>
-      <w:r>
-        <w:rPr>
-          <w:rFonts w:ascii="BIZ UDPGothic" w:cs="BIZ UDPGothic" w:eastAsia="BIZ UDPGothic" w:hAnsi="BIZ UDPGothic"/>
-          <w:color w:val="404040"/>
-          <w:sz w:val="18"/>
-          <w:szCs w:val="18"/>
-        </w:rPr>
-        <w:t xml:space="preserve">\*)</w:t>
-      </w:r>
-    </w:p>
-    <w:p>
-      <w:pPr>
-        <w:spacing w:before="100" w:after="100"/>
-      </w:pPr>
-      <w:r>
-        <w:rPr>
-          <w:rFonts w:ascii="BIZ UDPGothic" w:cs="BIZ UDPGothic" w:eastAsia="BIZ UDPGothic" w:hAnsi="BIZ UDPGothic"/>
-          <w:color w:val="404040"/>
-          <w:sz w:val="18"/>
-          <w:szCs w:val="18"/>
-        </w:rPr>
-        <w:t xml:space="preserve">\-\-\-\-\-\-\-\-\-\-\-\-\-\-\-\-\-\-\-\-\-\-\--</w:t>
-      </w:r>
-    </w:p>
-    <w:p>
-      <w:pPr>
-        <w:spacing w:before="100" w:after="100"/>
-      </w:pPr>
-      <w:r>
-        <w:rPr>
-          <w:rFonts w:ascii="BIZ UDPGothic" w:cs="BIZ UDPGothic" w:eastAsia="BIZ UDPGothic" w:hAnsi="BIZ UDPGothic"/>
-          <w:color w:val="404040"/>
-          <w:sz w:val="18"/>
-          <w:szCs w:val="18"/>
-        </w:rPr>
-        <w:t xml:space="preserve">\-\-\-\-\-\-\-\-\-\-\-\-\-\-- \-\-\-\-\-\-\-\-\-\-\-\-\-\-\-\-\-\--</w:t>
-      </w:r>
-    </w:p>
-    <w:p>
-      <w:pPr>
-        <w:spacing w:before="100" w:after="100"/>
-      </w:pPr>
-      <w:r>
-        <w:rPr>
-          <w:rFonts w:ascii="BIZ UDPGothic" w:cs="BIZ UDPGothic" w:eastAsia="BIZ UDPGothic" w:hAnsi="BIZ UDPGothic"/>
-          <w:color w:val="404040"/>
-          <w:sz w:val="18"/>
-          <w:szCs w:val="18"/>
-        </w:rPr>
-        <w:t xml:space="preserve">\-\-\-\-\-\-\-\-\-\-\-\-- \-\-\-\-\-\-\-\-\-\-\-\-\-\-\--</w:t>
-      </w:r>
-    </w:p>
-    <w:p>
-      <w:pPr>
-        <w:spacing w:before="100" w:after="100"/>
-      </w:pPr>
-      <w:r>
-        <w:rPr>
-          <w:rFonts w:ascii="BIZ UDPGothic" w:cs="BIZ UDPGothic" w:eastAsia="BIZ UDPGothic" w:hAnsi="BIZ UDPGothic"/>
-          <w:b/>
-          <w:bCs/>
-          <w:color w:val="C8102E"/>
-          <w:sz w:val="20"/>
-          <w:szCs w:val="20"/>
-        </w:rPr>
-        <w:t xml:space="preserve">■ 3. No.2 Lambda 関数作成</w:t>
-      </w:r>
-    </w:p>
-    <w:p>
-      <w:pPr>
-        <w:spacing w:before="100" w:after="100"/>
-      </w:pPr>
-      <w:r>
-        <w:rPr>
-          <w:rFonts w:ascii="BIZ UDPGothic" w:cs="BIZ UDPGothic" w:eastAsia="BIZ UDPGothic" w:hAnsi="BIZ UDPGothic"/>
-          <w:b/>
-          <w:bCs/>
-          <w:color w:val="C8102E"/>
-          <w:sz w:val="20"/>
-          <w:szCs w:val="20"/>
-        </w:rPr>
-        <w:t xml:space="preserve">■ 変更前 / 変更後</w:t>
-      </w:r>
-    </w:p>
-    <w:p>
-      <w:pPr>
-        <w:spacing w:before="100" w:after="100"/>
-      </w:pPr>
-      <w:r>
-        <w:rPr>
-          <w:rFonts w:ascii="BIZ UDPGothic" w:cs="BIZ UDPGothic" w:eastAsia="BIZ UDPGothic" w:hAnsi="BIZ UDPGothic"/>
-          <w:color w:val="404040"/>
-          <w:sz w:val="18"/>
-          <w:szCs w:val="18"/>
-        </w:rPr>
-        <w:t xml:space="preserve">（ 新規作成のため変更前コードなし） import boto3, os def handler(event, context):</w:t>
-      </w:r>
-    </w:p>
-    <w:p>
-      <w:pPr>
-        <w:spacing w:before="100" w:after="100"/>
-      </w:pPr>
-      <w:r>
-        <w:rPr>
-          <w:rFonts w:ascii="BIZ UDPGothic" w:cs="BIZ UDPGothic" w:eastAsia="BIZ UDPGothic" w:hAnsi="BIZ UDPGothic"/>
-          <w:color w:val="404040"/>
-          <w:sz w:val="18"/>
-          <w:szCs w:val="18"/>
-        </w:rPr>
-        <w:t xml:space="preserve">action = os.environ\[\"ACTION\"\]</w:t>
-      </w:r>
-    </w:p>
-    <w:p>
-      <w:pPr>
-        <w:spacing w:before="100" w:after="100"/>
-      </w:pPr>
-      <w:r>
-        <w:rPr>
-          <w:rFonts w:ascii="BIZ UDPGothic" w:cs="BIZ UDPGothic" w:eastAsia="BIZ UDPGothic" w:hAnsi="BIZ UDPGothic"/>
-          <w:color w:val="404040"/>
-          <w:sz w:val="18"/>
-          <w:szCs w:val="18"/>
-        </w:rPr>
-        <w:t xml:space="preserve">server_ids = os.envir</w:t>
-      </w:r>
-    </w:p>
-    <w:p>
-      <w:pPr>
-        <w:spacing w:before="100" w:after="100"/>
-      </w:pPr>
-      <w:r>
-        <w:rPr>
-          <w:rFonts w:ascii="BIZ UDPGothic" w:cs="BIZ UDPGothic" w:eastAsia="BIZ UDPGothic" w:hAnsi="BIZ UDPGothic"/>
-          <w:color w:val="404040"/>
-          <w:sz w:val="18"/>
-          <w:szCs w:val="18"/>
-        </w:rPr>
-        <w:t xml:space="preserve">on\[\"SERVER_IDS\"\].split(\",\")</w:t>
-      </w:r>
-    </w:p>
-    <w:p>
-      <w:pPr>
-        <w:spacing w:before="100" w:after="100"/>
-      </w:pPr>
-      <w:r>
-        <w:rPr>
-          <w:rFonts w:ascii="BIZ UDPGothic" w:cs="BIZ UDPGothic" w:eastAsia="BIZ UDPGothic" w:hAnsi="BIZ UDPGothic"/>
-          <w:color w:val="404040"/>
-          <w:sz w:val="18"/>
-          <w:szCs w:val="18"/>
-        </w:rPr>
-        <w:t xml:space="preserve">client = boto3.client(\"transfer\",</w:t>
-      </w:r>
-    </w:p>
-    <w:p>
-      <w:pPr>
-        <w:spacing w:before="100" w:after="100"/>
-      </w:pPr>
-      <w:r>
-        <w:rPr>
-          <w:rFonts w:ascii="BIZ UDPGothic" w:cs="BIZ UDPGothic" w:eastAsia="BIZ UDPGothic" w:hAnsi="BIZ UDPGothic"/>
-          <w:color w:val="404040"/>
-          <w:sz w:val="18"/>
-          <w:szCs w:val="18"/>
-        </w:rPr>
-        <w:t xml:space="preserve">region_name=\"ap-northeast-1\") for sid in</w:t>
-      </w:r>
-    </w:p>
-    <w:p>
-      <w:pPr>
-        <w:spacing w:before="100" w:after="100"/>
-      </w:pPr>
-      <w:r>
-        <w:rPr>
-          <w:rFonts w:ascii="BIZ UDPGothic" w:cs="BIZ UDPGothic" w:eastAsia="BIZ UDPGothic" w:hAnsi="BIZ UDPGothic"/>
-          <w:color w:val="404040"/>
-          <w:sz w:val="18"/>
-          <w:szCs w:val="18"/>
-        </w:rPr>
-        <w:t xml:space="preserve">server_ids: if action == \"start\":</w:t>
-      </w:r>
-    </w:p>
-    <w:p>
-      <w:pPr>
-        <w:spacing w:before="100" w:after="100"/>
-      </w:pPr>
-      <w:r>
-        <w:rPr>
-          <w:rFonts w:ascii="BIZ UDPGothic" w:cs="BIZ UDPGothic" w:eastAsia="BIZ UDPGothic" w:hAnsi="BIZ UDPGothic"/>
-          <w:color w:val="404040"/>
-          <w:sz w:val="18"/>
-          <w:szCs w:val="18"/>
-        </w:rPr>
-        <w:t xml:space="preserve">client.s tart_server(ServerId=sid.strip())</w:t>
-      </w:r>
-    </w:p>
-    <w:p>
-      <w:pPr>
-        <w:spacing w:before="100" w:after="100"/>
-      </w:pPr>
-      <w:r>
-        <w:rPr>
-          <w:rFonts w:ascii="BIZ UDPGothic" w:cs="BIZ UDPGothic" w:eastAsia="BIZ UDPGothic" w:hAnsi="BIZ UDPGothic"/>
-          <w:color w:val="404040"/>
-          <w:sz w:val="18"/>
-          <w:szCs w:val="18"/>
-        </w:rPr>
-        <w:t xml:space="preserve">else: client. stop_server(ServerId=sid.strip())</w:t>
-      </w:r>
-    </w:p>
-    <w:p>
-      <w:pPr>
-        <w:spacing w:before="100" w:after="100"/>
-      </w:pPr>
-      <w:r>
-        <w:rPr>
-          <w:rFonts w:ascii="BIZ UDPGothic" w:cs="BIZ UDPGothic" w:eastAsia="BIZ UDPGothic" w:hAnsi="BIZ UDPGothic"/>
-          <w:color w:val="404040"/>
-          <w:sz w:val="18"/>
-          <w:szCs w:val="18"/>
-        </w:rPr>
-        <w:t xml:space="preserve">return {\"s</w:t>
-      </w:r>
-    </w:p>
-    <w:p>
-      <w:pPr>
-        <w:spacing w:before="100" w:after="100"/>
-      </w:pPr>
-      <w:r>
-        <w:rPr>
-          <w:rFonts w:ascii="BIZ UDPGothic" w:cs="BIZ UDPGothic" w:eastAsia="BIZ UDPGothic" w:hAnsi="BIZ UDPGothic"/>
-          <w:color w:val="404040"/>
-          <w:sz w:val="18"/>
-          <w:szCs w:val="18"/>
-        </w:rPr>
-        <w:t xml:space="preserve">tatus\":\"ok\",\"action\":action}</w:t>
-      </w:r>
-    </w:p>
-    <w:p>
-      <w:pPr>
-        <w:spacing w:before="100" w:after="100"/>
-      </w:pPr>
-      <w:r>
-        <w:rPr>
-          <w:rFonts w:ascii="BIZ UDPGothic" w:cs="BIZ UDPGothic" w:eastAsia="BIZ UDPGothic" w:hAnsi="BIZ UDPGothic"/>
-          <w:b/>
-          <w:bCs/>
-          <w:color w:val="C8102E"/>
-          <w:sz w:val="20"/>
-          <w:szCs w:val="20"/>
-        </w:rPr>
-        <w:t xml:space="preserve">■ 環境変数設定</w:t>
-      </w:r>
-    </w:p>
-    <w:p>
-      <w:pPr>
-        <w:spacing w:before="100" w:after="100"/>
-      </w:pPr>
-      <w:r>
-        <w:rPr>
-          <w:rFonts w:ascii="BIZ UDPGothic" w:cs="BIZ UDPGothic" w:eastAsia="BIZ UDPGothic" w:hAnsi="BIZ UDPGothic"/>
-          <w:color w:val="404040"/>
-          <w:sz w:val="18"/>
-          <w:szCs w:val="18"/>
-        </w:rPr>
-        <w:t xml:space="preserve">\-\-\-\-\-\-\-\-\-\-\-\-\-\-- \-\-\-\-\-\-\-\-\-\-\-\-\-\-\--</w:t>
-      </w:r>
-    </w:p>
-    <w:p>
-      <w:pPr>
-        <w:spacing w:before="100" w:after="100"/>
-      </w:pPr>
-      <w:r>
-        <w:rPr>
-          <w:rFonts w:ascii="BIZ UDPGothic" w:cs="BIZ UDPGothic" w:eastAsia="BIZ UDPGothic" w:hAnsi="BIZ UDPGothic"/>
-          <w:color w:val="404040"/>
-          <w:sz w:val="18"/>
-          <w:szCs w:val="18"/>
-        </w:rPr>
-        <w:t xml:space="preserve">\-\-\-\-\-\-\-\-\-\-\-\-\-\-\-\-\-\-\-\-\-\-\-\-\-\-\-\-\-\-\-\-\-\-\-\-\-\-\-\--</w:t>
-      </w:r>
-    </w:p>
-    <w:p>
-      <w:pPr>
-        <w:spacing w:before="100" w:after="100"/>
-      </w:pPr>
-      <w:r>
-        <w:rPr>
-          <w:rFonts w:ascii="BIZ UDPGothic" w:cs="BIZ UDPGothic" w:eastAsia="BIZ UDPGothic" w:hAnsi="BIZ UDPGothic"/>
-          <w:color w:val="404040"/>
-          <w:sz w:val="18"/>
-          <w:szCs w:val="18"/>
-        </w:rPr>
-        <w:t xml:space="preserve">ルール 変数名 値</w:t>
-      </w:r>
-    </w:p>
-    <w:p>
-      <w:pPr>
-        <w:spacing w:before="100" w:after="100"/>
-      </w:pPr>
-      <w:r>
-        <w:rPr>
-          <w:rFonts w:ascii="BIZ UDPGothic" w:cs="BIZ UDPGothic" w:eastAsia="BIZ UDPGothic" w:hAnsi="BIZ UDPGothic"/>
-          <w:color w:val="404040"/>
-          <w:sz w:val="18"/>
-          <w:szCs w:val="18"/>
-        </w:rPr>
-        <w:t xml:space="preserve">起動ルール用 ACTION start</w:t>
-      </w:r>
-    </w:p>
-    <w:p>
-      <w:pPr>
-        <w:spacing w:before="100" w:after="100"/>
-      </w:pPr>
-      <w:r>
-        <w:rPr>
-          <w:rFonts w:ascii="BIZ UDPGothic" w:cs="BIZ UDPGothic" w:eastAsia="BIZ UDPGothic" w:hAnsi="BIZ UDPGothic"/>
-          <w:color w:val="404040"/>
-          <w:sz w:val="18"/>
-          <w:szCs w:val="18"/>
-        </w:rPr>
-        <w:t xml:space="preserve">起動ルール用 SERVER_IDS s-2a4905e8210f48248,s-5546031218784c4ba</w:t>
-      </w:r>
-    </w:p>
-    <w:p>
-      <w:pPr>
-        <w:spacing w:before="100" w:after="100"/>
-      </w:pPr>
-      <w:r>
-        <w:rPr>
-          <w:rFonts w:ascii="BIZ UDPGothic" w:cs="BIZ UDPGothic" w:eastAsia="BIZ UDPGothic" w:hAnsi="BIZ UDPGothic"/>
-          <w:color w:val="404040"/>
-          <w:sz w:val="18"/>
-          <w:szCs w:val="18"/>
-        </w:rPr>
-        <w:t xml:space="preserve">停止ルール用 ACTION stop</w:t>
-      </w:r>
-    </w:p>
-    <w:p>
-      <w:pPr>
-        <w:spacing w:before="100" w:after="100"/>
-      </w:pPr>
-      <w:r>
-        <w:rPr>
-          <w:rFonts w:ascii="BIZ UDPGothic" w:cs="BIZ UDPGothic" w:eastAsia="BIZ UDPGothic" w:hAnsi="BIZ UDPGothic"/>
-          <w:color w:val="404040"/>
-          <w:sz w:val="18"/>
-          <w:szCs w:val="18"/>
-        </w:rPr>
-        <w:t xml:space="preserve">停止ルール用 SERVER_IDS s-2a4905e8210f48248,s-5546031218784c4ba</w:t>
-      </w:r>
-    </w:p>
-    <w:p>
-      <w:pPr>
-        <w:spacing w:before="100" w:after="100"/>
-      </w:pPr>
-      <w:r>
-        <w:rPr>
-          <w:rFonts w:ascii="BIZ UDPGothic" w:cs="BIZ UDPGothic" w:eastAsia="BIZ UDPGothic" w:hAnsi="BIZ UDPGothic"/>
-          <w:color w:val="404040"/>
-          <w:sz w:val="18"/>
-          <w:szCs w:val="18"/>
-        </w:rPr>
-        <w:t xml:space="preserve">\-\-\-\-\-\-\-\-\-\-\-\-\-\-- \-\-\-\-\-\-\-\-\-\-\-\-\-\-\--</w:t>
-      </w:r>
-    </w:p>
-    <w:p>
-      <w:pPr>
-        <w:spacing w:before="100" w:after="100"/>
-      </w:pPr>
-      <w:r>
-        <w:rPr>
-          <w:rFonts w:ascii="BIZ UDPGothic" w:cs="BIZ UDPGothic" w:eastAsia="BIZ UDPGothic" w:hAnsi="BIZ UDPGothic"/>
-          <w:color w:val="404040"/>
-          <w:sz w:val="18"/>
-          <w:szCs w:val="18"/>
-        </w:rPr>
-        <w:t xml:space="preserve">\-\-\-\-\-\-\-\-\-\-\-\-\-\-\-\-\-\-\-\-\-\-\-\-\-\-\-\-\-\-\-\-\-\-\-\-\-\-\-\--</w:t>
-      </w:r>
-    </w:p>
-    <w:p>
-      <w:pPr>
-        <w:spacing w:before="100" w:after="100"/>
-      </w:pPr>
-      <w:r>
-        <w:rPr>
-          <w:rFonts w:ascii="BIZ UDPGothic" w:cs="BIZ UDPGothic" w:eastAsia="BIZ UDPGothic" w:hAnsi="BIZ UDPGothic"/>
-          <w:b/>
-          <w:bCs/>
-          <w:color w:val="C8102E"/>
-          <w:sz w:val="20"/>
-          <w:szCs w:val="20"/>
-        </w:rPr>
-        <w:t xml:space="preserve">■ 6. 時間外手動操作手順</w:t>
-      </w:r>
-    </w:p>
-    <w:p>
-      <w:pPr>
-        <w:spacing w:before="100" w:after="100"/>
-      </w:pPr>
-      <w:r>
-        <w:rPr>
-          <w:rFonts w:ascii="BIZ UDPGothic" w:cs="BIZ UDPGothic" w:eastAsia="BIZ UDPGothic" w:hAnsi="BIZ UDPGothic"/>
-          <w:color w:val="404040"/>
-          <w:sz w:val="18"/>
-          <w:szCs w:val="18"/>
-        </w:rPr>
-        <w:t xml:space="preserve">JST 07:00〜20:00</w:t>
-      </w:r>
-    </w:p>
-    <w:p>
-      <w:pPr>
-        <w:spacing w:before="100" w:after="100"/>
-      </w:pPr>
-      <w:r>
-        <w:rPr>
-          <w:rFonts w:ascii="BIZ UDPGothic" w:cs="BIZ UDPGothic" w:eastAsia="BIZ UDPGothic" w:hAnsi="BIZ UDPGothic"/>
-          <w:color w:val="404040"/>
-          <w:sz w:val="18"/>
-          <w:szCs w:val="18"/>
-        </w:rPr>
-        <w:t xml:space="preserve">の停止時間帯に緊急でファイル受信が必要な場合、以下のコマンドで手動起動・停止を行う。</w:t>
-      </w:r>
-    </w:p>
-    <w:p>
-      <w:pPr>
-        <w:spacing w:before="100" w:after="100"/>
-      </w:pPr>
-      <w:r>
-        <w:rPr>
-          <w:rFonts w:ascii="BIZ UDPGothic" w:cs="BIZ UDPGothic" w:eastAsia="BIZ UDPGothic" w:hAnsi="BIZ UDPGothic"/>
-          <w:color w:val="404040"/>
-          <w:sz w:val="18"/>
-          <w:szCs w:val="18"/>
-        </w:rPr>
-        <w:t xml:space="preserve">\*Nếu cần nhận file khẩn cấp trong thời gian dừng JST 07:00\~20:00,</w:t>
-      </w:r>
-    </w:p>
-    <w:p>
-      <w:pPr>
-        <w:spacing w:before="100" w:after="100"/>
-      </w:pPr>
-      <w:r>
-        <w:rPr>
-          <w:rFonts w:ascii="BIZ UDPGothic" w:cs="BIZ UDPGothic" w:eastAsia="BIZ UDPGothic" w:hAnsi="BIZ UDPGothic"/>
-          <w:color w:val="404040"/>
-          <w:sz w:val="18"/>
-          <w:szCs w:val="18"/>
-        </w:rPr>
-        <w:t xml:space="preserve">thực</w:t>
-      </w:r>
-    </w:p>
-    <w:p>
-      <w:pPr>
-        <w:spacing w:before="100" w:after="100"/>
-      </w:pPr>
-      <w:r>
-        <w:rPr>
-          <w:rFonts w:ascii="BIZ UDPGothic" w:cs="BIZ UDPGothic" w:eastAsia="BIZ UDPGothic" w:hAnsi="BIZ UDPGothic"/>
-          <w:color w:val="404040"/>
-          <w:sz w:val="18"/>
-          <w:szCs w:val="18"/>
-        </w:rPr>
-        <w:t xml:space="preserve">hiện khởi động/dừng thủ công bằng lệnh sau.\*</w:t>
-      </w:r>
-    </w:p>
-    <w:p>
-      <w:pPr>
-        <w:spacing w:before="100" w:after="100"/>
-      </w:pPr>
-      <w:r>
-        <w:rPr>
-          <w:rFonts w:ascii="BIZ UDPGothic" w:cs="BIZ UDPGothic" w:eastAsia="BIZ UDPGothic" w:hAnsi="BIZ UDPGothic"/>
-          <w:b/>
-          <w:bCs/>
-          <w:color w:val="C8102E"/>
-          <w:sz w:val="20"/>
-          <w:szCs w:val="20"/>
-        </w:rPr>
-        <w:t xml:space="preserve">■ 手動起動（CloudShell）</w:t>
-      </w:r>
-    </w:p>
-    <w:p>
-      <w:pPr>
-        <w:spacing w:before="100" w:after="100"/>
-      </w:pPr>
-      <w:r>
-        <w:rPr>
-          <w:rFonts w:ascii="BIZ UDPGothic" w:cs="BIZ UDPGothic" w:eastAsia="BIZ UDPGothic" w:hAnsi="BIZ UDPGothic"/>
-          <w:b/>
-          <w:bCs/>
-          <w:color w:val="C8102E"/>
-          <w:sz w:val="20"/>
-          <w:szCs w:val="20"/>
-        </w:rPr>
-        <w:t xml:space="preserve">■ 手動停止（CloudShell）</w:t>
-      </w:r>
-    </w:p>
-    <w:p>
-      <w:pPr>
-        <w:pBdr>
-          <w:left w:val="thick" w:color="C8102E" w:sz="20" w:space="6"/>
-        </w:pBdr>
-        <w:spacing w:before="280" w:after="100"/>
-      </w:pPr>
-      <w:r>
-        <w:rPr>
-          <w:rFonts w:ascii="BIZ UDPGothic" w:cs="BIZ UDPGothic" w:eastAsia="BIZ UDPGothic" w:hAnsi="BIZ UDPGothic"/>
-          <w:b/>
-          <w:bCs/>
-          <w:color w:val="C8102E"/>
-          <w:sz w:val="24"/>
-          <w:szCs w:val="24"/>
-        </w:rPr>
-        <w:t xml:space="preserve">■ ⑧ テスト手順・結果</w:t>
+        <w:t xml:space="preserve">■ テスト手順・結果</w:t>
       </w:r>
       <w:r>
         <w:br/>
@@ -3645,21 +3057,21 @@
                 <w:sz w:val="16"/>
                 <w:szCs w:val="16"/>
               </w:rPr>
-              <w:t xml:space="preserve">\\\--region ap-northeast-1</w:t>
-            </w:r>
-          </w:p>
-          <w:p>
-            <w:pPr>
-              <w:spacing w:before="0" w:after="0"/>
-            </w:pPr>
-            <w:r>
-              <w:rPr>
-                <w:rFonts w:ascii="Courier New" w:cs="Courier New" w:eastAsia="Courier New" w:hAnsi="Courier New"/>
-                <w:color w:val="404040"/>
-                <w:sz w:val="16"/>
-                <w:szCs w:val="16"/>
-              </w:rPr>
-              <w:t xml:space="preserve">\\\--function-name</w:t>
+              <w:t xml:space="preserve">\--region ap-northeast-1</w:t>
+            </w:r>
+          </w:p>
+          <w:p>
+            <w:pPr>
+              <w:spacing w:before="0" w:after="0"/>
+            </w:pPr>
+            <w:r>
+              <w:rPr>
+                <w:rFonts w:ascii="Courier New" w:cs="Courier New" w:eastAsia="Courier New" w:hAnsi="Courier New"/>
+                <w:color w:val="404040"/>
+                <w:sz w:val="16"/>
+                <w:szCs w:val="16"/>
+              </w:rPr>
+              <w:t xml:space="preserve">\--function-name</w:t>
             </w:r>
           </w:p>
           <w:p>
@@ -3687,709 +3099,768 @@
                 <w:sz w:val="16"/>
                 <w:szCs w:val="16"/>
               </w:rPr>
-              <w:t xml:space="preserve">\\\--query</w:t>
-            </w:r>
-          </w:p>
-          <w:p>
-            <w:pPr>
-              <w:spacing w:before="0" w:after="0"/>
-            </w:pPr>
-            <w:r>
-              <w:rPr>
-                <w:rFonts w:ascii="Courier New" w:cs="Courier New" w:eastAsia="Courier New" w:hAnsi="Courier New"/>
-                <w:color w:val="404040"/>
-                <w:sz w:val="16"/>
-                <w:szCs w:val="16"/>
-              </w:rPr>
-              <w:t xml:space="preserve">\\\"Environment.Variables\\\"</w:t>
-            </w:r>
-          </w:p>
-          <w:p>
-            <w:pPr>
-              <w:spacing w:before="0" w:after="0"/>
-            </w:pPr>
-            <w:r>
-              <w:rPr>
-                <w:rFonts w:ascii="Courier New" w:cs="Courier New" w:eastAsia="Courier New" w:hAnsi="Courier New"/>
-                <w:color w:val="404040"/>
-                <w:sz w:val="16"/>
-                <w:szCs w:val="16"/>
-              </w:rPr>
-              <w:t xml:space="preserve">\\\--output table</w:t>
+              <w:t xml:space="preserve">\--query</w:t>
+            </w:r>
+          </w:p>
+          <w:p>
+            <w:pPr>
+              <w:spacing w:before="0" w:after="0"/>
+            </w:pPr>
+            <w:r>
+              <w:rPr>
+                <w:rFonts w:ascii="Courier New" w:cs="Courier New" w:eastAsia="Courier New" w:hAnsi="Courier New"/>
+                <w:color w:val="404040"/>
+                <w:sz w:val="16"/>
+                <w:szCs w:val="16"/>
+              </w:rPr>
+              <w:t xml:space="preserve">\"Environment.Variables\"</w:t>
+            </w:r>
+          </w:p>
+          <w:p>
+            <w:pPr>
+              <w:spacing w:before="0" w:after="0"/>
+            </w:pPr>
+            <w:r>
+              <w:rPr>
+                <w:rFonts w:ascii="Courier New" w:cs="Courier New" w:eastAsia="Courier New" w:hAnsi="Courier New"/>
+                <w:color w:val="404040"/>
+                <w:sz w:val="16"/>
+                <w:szCs w:val="16"/>
+              </w:rPr>
+              <w:t xml:space="preserve">\--output table</w:t>
+            </w:r>
+          </w:p>
+          <w:p>
+            <w:pPr>
+              <w:spacing w:before="0" w:after="0"/>
+            </w:pPr>
+            <w:r>
+              <w:rPr>
+                <w:rFonts w:ascii="Courier New" w:cs="Courier New" w:eastAsia="Courier New" w:hAnsi="Courier New"/>
+                <w:color w:val="404040"/>
+                <w:sz w:val="16"/>
+                <w:szCs w:val="16"/>
+              </w:rPr>
+              <w:t xml:space="preserve"/>
+            </w:r>
+          </w:p>
+          <w:p>
+            <w:pPr>
+              <w:spacing w:before="0" w:after="0"/>
+            </w:pPr>
+            <w:r>
+              <w:rPr>
+                <w:rFonts w:ascii="Courier New" w:cs="Courier New" w:eastAsia="Courier New" w:hAnsi="Courier New"/>
+                <w:color w:val="404040"/>
+                <w:sz w:val="16"/>
+                <w:szCs w:val="16"/>
+              </w:rPr>
+              <w:t xml:space="preserve">1                 Lambda関数                            ACTION / SERVER_IDS</w:t>
+            </w:r>
+          </w:p>
+          <w:p>
+            <w:pPr>
+              <w:spacing w:before="0" w:after="0"/>
+            </w:pPr>
+            <w:r>
+              <w:rPr>
+                <w:rFonts w:ascii="Courier New" w:cs="Courier New" w:eastAsia="Courier New" w:hAnsi="Courier New"/>
+                <w:color w:val="404040"/>
+                <w:sz w:val="16"/>
+                <w:szCs w:val="16"/>
+              </w:rPr>
+              <w:t xml:space="preserve">ksm-posprd-lmd-function-tf-schedule   が 正し</w:t>
+            </w:r>
+          </w:p>
+          <w:p>
+            <w:pPr>
+              <w:spacing w:before="0" w:after="0"/>
+            </w:pPr>
+            <w:r>
+              <w:rPr>
+                <w:rFonts w:ascii="Courier New" w:cs="Courier New" w:eastAsia="Courier New" w:hAnsi="Courier New"/>
+                <w:color w:val="404040"/>
+                <w:sz w:val="16"/>
+                <w:szCs w:val="16"/>
+              </w:rPr>
+              <w:t xml:space="preserve">が作成され、 環境変                   く設定されている</w:t>
+            </w:r>
+          </w:p>
+          <w:p>
+            <w:pPr>
+              <w:spacing w:before="0" w:after="0"/>
+            </w:pPr>
+            <w:r>
+              <w:rPr>
+                <w:rFonts w:ascii="Courier New" w:cs="Courier New" w:eastAsia="Courier New" w:hAnsi="Courier New"/>
+                <w:color w:val="404040"/>
+                <w:sz w:val="16"/>
+                <w:szCs w:val="16"/>
+              </w:rPr>
+              <w:t xml:space="preserve">数が正しく設定されていることを確認 ▶</w:t>
+            </w:r>
+          </w:p>
+          <w:p>
+            <w:pPr>
+              <w:spacing w:before="0" w:after="0"/>
+            </w:pPr>
+            <w:r>
+              <w:rPr>
+                <w:rFonts w:ascii="Courier New" w:cs="Courier New" w:eastAsia="Courier New" w:hAnsi="Courier New"/>
+                <w:color w:val="404040"/>
+                <w:sz w:val="16"/>
+                <w:szCs w:val="16"/>
+              </w:rPr>
+              <w:t xml:space="preserve">aws lambda get-function-configuration</w:t>
+            </w:r>
+          </w:p>
+          <w:p>
+            <w:pPr>
+              <w:spacing w:before="0" w:after="0"/>
+            </w:pPr>
+            <w:r>
+              <w:rPr>
+                <w:rFonts w:ascii="Courier New" w:cs="Courier New" w:eastAsia="Courier New" w:hAnsi="Courier New"/>
+                <w:color w:val="404040"/>
+                <w:sz w:val="16"/>
+                <w:szCs w:val="16"/>
+              </w:rPr>
+              <w:t xml:space="preserve">\--region ap-northeast-1</w:t>
+            </w:r>
+          </w:p>
+          <w:p>
+            <w:pPr>
+              <w:spacing w:before="0" w:after="0"/>
+            </w:pPr>
+            <w:r>
+              <w:rPr>
+                <w:rFonts w:ascii="Courier New" w:cs="Courier New" w:eastAsia="Courier New" w:hAnsi="Courier New"/>
+                <w:color w:val="404040"/>
+                <w:sz w:val="16"/>
+                <w:szCs w:val="16"/>
+              </w:rPr>
+              <w:t xml:space="preserve">\--function-name</w:t>
+            </w:r>
+          </w:p>
+          <w:p>
+            <w:pPr>
+              <w:spacing w:before="0" w:after="0"/>
+            </w:pPr>
+            <w:r>
+              <w:rPr>
+                <w:rFonts w:ascii="Courier New" w:cs="Courier New" w:eastAsia="Courier New" w:hAnsi="Courier New"/>
+                <w:color w:val="404040"/>
+                <w:sz w:val="16"/>
+                <w:szCs w:val="16"/>
+              </w:rPr>
+              <w:t xml:space="preserve">ksm-posprd-lmd-function-tf-schedule</w:t>
+            </w:r>
+          </w:p>
+          <w:p>
+            <w:pPr>
+              <w:spacing w:before="0" w:after="0"/>
+            </w:pPr>
+            <w:r>
+              <w:rPr>
+                <w:rFonts w:ascii="Courier New" w:cs="Courier New" w:eastAsia="Courier New" w:hAnsi="Courier New"/>
+                <w:color w:val="404040"/>
+                <w:sz w:val="16"/>
+                <w:szCs w:val="16"/>
+              </w:rPr>
+              <w:t xml:space="preserve">\--query</w:t>
+            </w:r>
+          </w:p>
+          <w:p>
+            <w:pPr>
+              <w:spacing w:before="0" w:after="0"/>
+            </w:pPr>
+            <w:r>
+              <w:rPr>
+                <w:rFonts w:ascii="Courier New" w:cs="Courier New" w:eastAsia="Courier New" w:hAnsi="Courier New"/>
+                <w:color w:val="404040"/>
+                <w:sz w:val="16"/>
+                <w:szCs w:val="16"/>
+              </w:rPr>
+              <w:t xml:space="preserve">\"Environment.Variables\"</w:t>
+            </w:r>
+          </w:p>
+          <w:p>
+            <w:pPr>
+              <w:spacing w:before="0" w:after="0"/>
+            </w:pPr>
+            <w:r>
+              <w:rPr>
+                <w:rFonts w:ascii="Courier New" w:cs="Courier New" w:eastAsia="Courier New" w:hAnsi="Courier New"/>
+                <w:color w:val="404040"/>
+                <w:sz w:val="16"/>
+                <w:szCs w:val="16"/>
+              </w:rPr>
+              <w:t xml:space="preserve">\--output table</w:t>
+            </w:r>
+          </w:p>
+          <w:p>
+            <w:pPr>
+              <w:spacing w:before="0" w:after="0"/>
+            </w:pPr>
+            <w:r>
+              <w:rPr>
+                <w:rFonts w:ascii="Courier New" w:cs="Courier New" w:eastAsia="Courier New" w:hAnsi="Courier New"/>
+                <w:color w:val="404040"/>
+                <w:sz w:val="16"/>
+                <w:szCs w:val="16"/>
+              </w:rPr>
+              <w:t xml:space="preserve"/>
+            </w:r>
+          </w:p>
+          <w:p>
+            <w:pPr>
+              <w:spacing w:before="0" w:after="0"/>
+            </w:pPr>
+            <w:r>
+              <w:rPr>
+                <w:rFonts w:ascii="Courier New" w:cs="Courier New" w:eastAsia="Courier New" w:hAnsi="Courier New"/>
+                <w:color w:val="404040"/>
+                <w:sz w:val="16"/>
+                <w:szCs w:val="16"/>
+              </w:rPr>
+              <w:t xml:space="preserve">2                 JST 20:00（UTC 11:00）に              ONLINE と表示される</w:t>
+            </w:r>
+          </w:p>
+          <w:p>
+            <w:pPr>
+              <w:spacing w:before="0" w:after="0"/>
+            </w:pPr>
+            <w:r>
+              <w:rPr>
+                <w:rFonts w:ascii="Courier New" w:cs="Courier New" w:eastAsia="Courier New" w:hAnsi="Courier New"/>
+                <w:color w:val="404040"/>
+                <w:sz w:val="16"/>
+                <w:szCs w:val="16"/>
+              </w:rPr>
+              <w:t xml:space="preserve">OC系・SH系サーバーが ONLINE</w:t>
+            </w:r>
+          </w:p>
+          <w:p>
+            <w:pPr>
+              <w:spacing w:before="0" w:after="0"/>
+            </w:pPr>
+            <w:r>
+              <w:rPr>
+                <w:rFonts w:ascii="Courier New" w:cs="Courier New" w:eastAsia="Courier New" w:hAnsi="Courier New"/>
+                <w:color w:val="404040"/>
+                <w:sz w:val="16"/>
+                <w:szCs w:val="16"/>
+              </w:rPr>
+              <w:t xml:space="preserve">になることを確認 ▶ aws transfer</w:t>
+            </w:r>
+          </w:p>
+          <w:p>
+            <w:pPr>
+              <w:spacing w:before="0" w:after="0"/>
+            </w:pPr>
+            <w:r>
+              <w:rPr>
+                <w:rFonts w:ascii="Courier New" w:cs="Courier New" w:eastAsia="Courier New" w:hAnsi="Courier New"/>
+                <w:color w:val="404040"/>
+                <w:sz w:val="16"/>
+                <w:szCs w:val="16"/>
+              </w:rPr>
+              <w:t xml:space="preserve">describe-server \--region</w:t>
+            </w:r>
+          </w:p>
+          <w:p>
+            <w:pPr>
+              <w:spacing w:before="0" w:after="0"/>
+            </w:pPr>
+            <w:r>
+              <w:rPr>
+                <w:rFonts w:ascii="Courier New" w:cs="Courier New" w:eastAsia="Courier New" w:hAnsi="Courier New"/>
+                <w:color w:val="404040"/>
+                <w:sz w:val="16"/>
+                <w:szCs w:val="16"/>
+              </w:rPr>
+              <w:t xml:space="preserve">ap-northeast-1 \--server-id</w:t>
+            </w:r>
+          </w:p>
+          <w:p>
+            <w:pPr>
+              <w:spacing w:before="0" w:after="0"/>
+            </w:pPr>
+            <w:r>
+              <w:rPr>
+                <w:rFonts w:ascii="Courier New" w:cs="Courier New" w:eastAsia="Courier New" w:hAnsi="Courier New"/>
+                <w:color w:val="404040"/>
+                <w:sz w:val="16"/>
+                <w:szCs w:val="16"/>
+              </w:rPr>
+              <w:t xml:space="preserve">s-2a4905e8210f48248 \--query</w:t>
+            </w:r>
+          </w:p>
+          <w:p>
+            <w:pPr>
+              <w:spacing w:before="0" w:after="0"/>
+            </w:pPr>
+            <w:r>
+              <w:rPr>
+                <w:rFonts w:ascii="Courier New" w:cs="Courier New" w:eastAsia="Courier New" w:hAnsi="Courier New"/>
+                <w:color w:val="404040"/>
+                <w:sz w:val="16"/>
+                <w:szCs w:val="16"/>
+              </w:rPr>
+              <w:t xml:space="preserve">\"Server.State\" \--output text</w:t>
+            </w:r>
+          </w:p>
+          <w:p>
+            <w:pPr>
+              <w:spacing w:before="0" w:after="0"/>
+            </w:pPr>
+            <w:r>
+              <w:rPr>
+                <w:rFonts w:ascii="Courier New" w:cs="Courier New" w:eastAsia="Courier New" w:hAnsi="Courier New"/>
+                <w:color w:val="404040"/>
+                <w:sz w:val="16"/>
+                <w:szCs w:val="16"/>
+              </w:rPr>
+              <w:t xml:space="preserve"/>
+            </w:r>
+          </w:p>
+          <w:p>
+            <w:pPr>
+              <w:spacing w:before="0" w:after="0"/>
+            </w:pPr>
+            <w:r>
+              <w:rPr>
+                <w:rFonts w:ascii="Courier New" w:cs="Courier New" w:eastAsia="Courier New" w:hAnsi="Courier New"/>
+                <w:color w:val="404040"/>
+                <w:sz w:val="16"/>
+                <w:szCs w:val="16"/>
+              </w:rPr>
+              <w:t xml:space="preserve">2                 JST 20:00（UTC 11:00）に              ONLINE と表示される</w:t>
+            </w:r>
+          </w:p>
+          <w:p>
+            <w:pPr>
+              <w:spacing w:before="0" w:after="0"/>
+            </w:pPr>
+            <w:r>
+              <w:rPr>
+                <w:rFonts w:ascii="Courier New" w:cs="Courier New" w:eastAsia="Courier New" w:hAnsi="Courier New"/>
+                <w:color w:val="404040"/>
+                <w:sz w:val="16"/>
+                <w:szCs w:val="16"/>
+              </w:rPr>
+              <w:t xml:space="preserve">OC系・SH系サーバーが ONLINE</w:t>
+            </w:r>
+          </w:p>
+          <w:p>
+            <w:pPr>
+              <w:spacing w:before="0" w:after="0"/>
+            </w:pPr>
+            <w:r>
+              <w:rPr>
+                <w:rFonts w:ascii="Courier New" w:cs="Courier New" w:eastAsia="Courier New" w:hAnsi="Courier New"/>
+                <w:color w:val="404040"/>
+                <w:sz w:val="16"/>
+                <w:szCs w:val="16"/>
+              </w:rPr>
+              <w:t xml:space="preserve">になることを確認 ▶ aws transfer</w:t>
+            </w:r>
+          </w:p>
+          <w:p>
+            <w:pPr>
+              <w:spacing w:before="0" w:after="0"/>
+            </w:pPr>
+            <w:r>
+              <w:rPr>
+                <w:rFonts w:ascii="Courier New" w:cs="Courier New" w:eastAsia="Courier New" w:hAnsi="Courier New"/>
+                <w:color w:val="404040"/>
+                <w:sz w:val="16"/>
+                <w:szCs w:val="16"/>
+              </w:rPr>
+              <w:t xml:space="preserve">describe-server \--region</w:t>
+            </w:r>
+          </w:p>
+          <w:p>
+            <w:pPr>
+              <w:spacing w:before="0" w:after="0"/>
+            </w:pPr>
+            <w:r>
+              <w:rPr>
+                <w:rFonts w:ascii="Courier New" w:cs="Courier New" w:eastAsia="Courier New" w:hAnsi="Courier New"/>
+                <w:color w:val="404040"/>
+                <w:sz w:val="16"/>
+                <w:szCs w:val="16"/>
+              </w:rPr>
+              <w:t xml:space="preserve">ap-northeast-1 \--server-id</w:t>
+            </w:r>
+          </w:p>
+          <w:p>
+            <w:pPr>
+              <w:spacing w:before="0" w:after="0"/>
+            </w:pPr>
+            <w:r>
+              <w:rPr>
+                <w:rFonts w:ascii="Courier New" w:cs="Courier New" w:eastAsia="Courier New" w:hAnsi="Courier New"/>
+                <w:color w:val="404040"/>
+                <w:sz w:val="16"/>
+                <w:szCs w:val="16"/>
+              </w:rPr>
+              <w:t xml:space="preserve">s-2a4905e8210f48248 \--query</w:t>
+            </w:r>
+          </w:p>
+          <w:p>
+            <w:pPr>
+              <w:spacing w:before="0" w:after="0"/>
+            </w:pPr>
+            <w:r>
+              <w:rPr>
+                <w:rFonts w:ascii="Courier New" w:cs="Courier New" w:eastAsia="Courier New" w:hAnsi="Courier New"/>
+                <w:color w:val="404040"/>
+                <w:sz w:val="16"/>
+                <w:szCs w:val="16"/>
+              </w:rPr>
+              <w:t xml:space="preserve">\"Server.State\" \--output text</w:t>
+            </w:r>
+          </w:p>
+          <w:p>
+            <w:pPr>
+              <w:spacing w:before="0" w:after="0"/>
+            </w:pPr>
+            <w:r>
+              <w:rPr>
+                <w:rFonts w:ascii="Courier New" w:cs="Courier New" w:eastAsia="Courier New" w:hAnsi="Courier New"/>
+                <w:color w:val="404040"/>
+                <w:sz w:val="16"/>
+                <w:szCs w:val="16"/>
+              </w:rPr>
+              <w:t xml:space="preserve"/>
+            </w:r>
+          </w:p>
+          <w:p>
+            <w:pPr>
+              <w:spacing w:before="0" w:after="0"/>
+            </w:pPr>
+            <w:r>
+              <w:rPr>
+                <w:rFonts w:ascii="Courier New" w:cs="Courier New" w:eastAsia="Courier New" w:hAnsi="Courier New"/>
+                <w:color w:val="404040"/>
+                <w:sz w:val="16"/>
+                <w:szCs w:val="16"/>
+              </w:rPr>
+              <w:t xml:space="preserve">3                 JST 07:00（UTC 22:00）に              OFFLINE と表示される</w:t>
+            </w:r>
+          </w:p>
+          <w:p>
+            <w:pPr>
+              <w:spacing w:before="0" w:after="0"/>
+            </w:pPr>
+            <w:r>
+              <w:rPr>
+                <w:rFonts w:ascii="Courier New" w:cs="Courier New" w:eastAsia="Courier New" w:hAnsi="Courier New"/>
+                <w:color w:val="404040"/>
+                <w:sz w:val="16"/>
+                <w:szCs w:val="16"/>
+              </w:rPr>
+              <w:t xml:space="preserve">OC系・SH系サーバーが OFFLINE</w:t>
+            </w:r>
+          </w:p>
+          <w:p>
+            <w:pPr>
+              <w:spacing w:before="0" w:after="0"/>
+            </w:pPr>
+            <w:r>
+              <w:rPr>
+                <w:rFonts w:ascii="Courier New" w:cs="Courier New" w:eastAsia="Courier New" w:hAnsi="Courier New"/>
+                <w:color w:val="404040"/>
+                <w:sz w:val="16"/>
+                <w:szCs w:val="16"/>
+              </w:rPr>
+              <w:t xml:space="preserve">になることを確認 ▶ aws transfer</w:t>
+            </w:r>
+          </w:p>
+          <w:p>
+            <w:pPr>
+              <w:spacing w:before="0" w:after="0"/>
+            </w:pPr>
+            <w:r>
+              <w:rPr>
+                <w:rFonts w:ascii="Courier New" w:cs="Courier New" w:eastAsia="Courier New" w:hAnsi="Courier New"/>
+                <w:color w:val="404040"/>
+                <w:sz w:val="16"/>
+                <w:szCs w:val="16"/>
+              </w:rPr>
+              <w:t xml:space="preserve">describe-server \--region</w:t>
+            </w:r>
+          </w:p>
+          <w:p>
+            <w:pPr>
+              <w:spacing w:before="0" w:after="0"/>
+            </w:pPr>
+            <w:r>
+              <w:rPr>
+                <w:rFonts w:ascii="Courier New" w:cs="Courier New" w:eastAsia="Courier New" w:hAnsi="Courier New"/>
+                <w:color w:val="404040"/>
+                <w:sz w:val="16"/>
+                <w:szCs w:val="16"/>
+              </w:rPr>
+              <w:t xml:space="preserve">ap-northeast-1 \--server-id</w:t>
+            </w:r>
+          </w:p>
+          <w:p>
+            <w:pPr>
+              <w:spacing w:before="0" w:after="0"/>
+            </w:pPr>
+            <w:r>
+              <w:rPr>
+                <w:rFonts w:ascii="Courier New" w:cs="Courier New" w:eastAsia="Courier New" w:hAnsi="Courier New"/>
+                <w:color w:val="404040"/>
+                <w:sz w:val="16"/>
+                <w:szCs w:val="16"/>
+              </w:rPr>
+              <w:t xml:space="preserve">s-2a4905e8210f48248 \--query</w:t>
+            </w:r>
+          </w:p>
+          <w:p>
+            <w:pPr>
+              <w:spacing w:before="0" w:after="0"/>
+            </w:pPr>
+            <w:r>
+              <w:rPr>
+                <w:rFonts w:ascii="Courier New" w:cs="Courier New" w:eastAsia="Courier New" w:hAnsi="Courier New"/>
+                <w:color w:val="404040"/>
+                <w:sz w:val="16"/>
+                <w:szCs w:val="16"/>
+              </w:rPr>
+              <w:t xml:space="preserve">\"Server.State\" \--output text</w:t>
+            </w:r>
+          </w:p>
+          <w:p>
+            <w:pPr>
+              <w:spacing w:before="0" w:after="0"/>
+            </w:pPr>
+            <w:r>
+              <w:rPr>
+                <w:rFonts w:ascii="Courier New" w:cs="Courier New" w:eastAsia="Courier New" w:hAnsi="Courier New"/>
+                <w:color w:val="404040"/>
+                <w:sz w:val="16"/>
+                <w:szCs w:val="16"/>
+              </w:rPr>
+              <w:t xml:space="preserve"/>
+            </w:r>
+          </w:p>
+          <w:p>
+            <w:pPr>
+              <w:spacing w:before="0" w:after="0"/>
+            </w:pPr>
+            <w:r>
+              <w:rPr>
+                <w:rFonts w:ascii="Courier New" w:cs="Courier New" w:eastAsia="Courier New" w:hAnsi="Courier New"/>
+                <w:color w:val="404040"/>
+                <w:sz w:val="16"/>
+                <w:szCs w:val="16"/>
+              </w:rPr>
+              <w:t xml:space="preserve">3                 JST 07:00（UTC 22:00）に              OFFLINE と表示される</w:t>
+            </w:r>
+          </w:p>
+          <w:p>
+            <w:pPr>
+              <w:spacing w:before="0" w:after="0"/>
+            </w:pPr>
+            <w:r>
+              <w:rPr>
+                <w:rFonts w:ascii="Courier New" w:cs="Courier New" w:eastAsia="Courier New" w:hAnsi="Courier New"/>
+                <w:color w:val="404040"/>
+                <w:sz w:val="16"/>
+                <w:szCs w:val="16"/>
+              </w:rPr>
+              <w:t xml:space="preserve">OC系・SH系サーバーが OFFLINE</w:t>
+            </w:r>
+          </w:p>
+          <w:p>
+            <w:pPr>
+              <w:spacing w:before="0" w:after="0"/>
+            </w:pPr>
+            <w:r>
+              <w:rPr>
+                <w:rFonts w:ascii="Courier New" w:cs="Courier New" w:eastAsia="Courier New" w:hAnsi="Courier New"/>
+                <w:color w:val="404040"/>
+                <w:sz w:val="16"/>
+                <w:szCs w:val="16"/>
+              </w:rPr>
+              <w:t xml:space="preserve">になることを確認 ▶ aws transfer</w:t>
+            </w:r>
+          </w:p>
+          <w:p>
+            <w:pPr>
+              <w:spacing w:before="0" w:after="0"/>
+            </w:pPr>
+            <w:r>
+              <w:rPr>
+                <w:rFonts w:ascii="Courier New" w:cs="Courier New" w:eastAsia="Courier New" w:hAnsi="Courier New"/>
+                <w:color w:val="404040"/>
+                <w:sz w:val="16"/>
+                <w:szCs w:val="16"/>
+              </w:rPr>
+              <w:t xml:space="preserve">describe-server \--region</w:t>
+            </w:r>
+          </w:p>
+          <w:p>
+            <w:pPr>
+              <w:spacing w:before="0" w:after="0"/>
+            </w:pPr>
+            <w:r>
+              <w:rPr>
+                <w:rFonts w:ascii="Courier New" w:cs="Courier New" w:eastAsia="Courier New" w:hAnsi="Courier New"/>
+                <w:color w:val="404040"/>
+                <w:sz w:val="16"/>
+                <w:szCs w:val="16"/>
+              </w:rPr>
+              <w:t xml:space="preserve">ap-northeast-1 \--server-id</w:t>
+            </w:r>
+          </w:p>
+          <w:p>
+            <w:pPr>
+              <w:spacing w:before="0" w:after="0"/>
+            </w:pPr>
+            <w:r>
+              <w:rPr>
+                <w:rFonts w:ascii="Courier New" w:cs="Courier New" w:eastAsia="Courier New" w:hAnsi="Courier New"/>
+                <w:color w:val="404040"/>
+                <w:sz w:val="16"/>
+                <w:szCs w:val="16"/>
+              </w:rPr>
+              <w:t xml:space="preserve">s-2a4905e8210f48248 \--query</w:t>
+            </w:r>
+          </w:p>
+          <w:p>
+            <w:pPr>
+              <w:spacing w:before="0" w:after="0"/>
+            </w:pPr>
+            <w:r>
+              <w:rPr>
+                <w:rFonts w:ascii="Courier New" w:cs="Courier New" w:eastAsia="Courier New" w:hAnsi="Courier New"/>
+                <w:color w:val="404040"/>
+                <w:sz w:val="16"/>
+                <w:szCs w:val="16"/>
+              </w:rPr>
+              <w:t xml:space="preserve">\"Server.State\" \--output text</w:t>
+            </w:r>
+          </w:p>
+          <w:p>
+            <w:pPr>
+              <w:spacing w:before="0" w:after="0"/>
+            </w:pPr>
+            <w:r>
+              <w:rPr>
+                <w:rFonts w:ascii="Courier New" w:cs="Courier New" w:eastAsia="Courier New" w:hAnsi="Courier New"/>
+                <w:color w:val="404040"/>
+                <w:sz w:val="16"/>
+                <w:szCs w:val="16"/>
+              </w:rPr>
+              <w:t xml:space="preserve"/>
+            </w:r>
+          </w:p>
+          <w:p>
+            <w:pPr>
+              <w:spacing w:before="0" w:after="0"/>
+            </w:pPr>
+            <w:r>
+              <w:rPr>
+                <w:rFonts w:ascii="Courier New" w:cs="Courier New" w:eastAsia="Courier New" w:hAnsi="Courier New"/>
+                <w:color w:val="404040"/>
+                <w:sz w:val="16"/>
+                <w:szCs w:val="16"/>
+              </w:rPr>
+              <w:t xml:space="preserve">4                 翌月 Cost Explorer で Transfer Family 月額</w:t>
+            </w:r>
+          </w:p>
+          <w:p>
+            <w:pPr>
+              <w:spacing w:before="0" w:after="0"/>
+            </w:pPr>
+            <w:r>
+              <w:rPr>
+                <w:rFonts w:ascii="Courier New" w:cs="Courier New" w:eastAsia="Courier New" w:hAnsi="Courier New"/>
+                <w:color w:val="404040"/>
+                <w:sz w:val="16"/>
+                <w:szCs w:val="16"/>
+              </w:rPr>
+              <w:t xml:space="preserve">のコストが削減されていることを確認    \\~\\$414（現状比</w:t>
+            </w:r>
+          </w:p>
+          <w:p>
+            <w:pPr>
+              <w:spacing w:before="0" w:after="0"/>
+            </w:pPr>
+            <w:r>
+              <w:rPr>
+                <w:rFonts w:ascii="Courier New" w:cs="Courier New" w:eastAsia="Courier New" w:hAnsi="Courier New"/>
+                <w:color w:val="404040"/>
+                <w:sz w:val="16"/>
+                <w:szCs w:val="16"/>
+              </w:rPr>
+              <w:t xml:space="preserve">-\\$234）</w:t>
+            </w:r>
+          </w:p>
+          <w:p>
+            <w:pPr>
+              <w:spacing w:before="0" w:after="0"/>
+            </w:pPr>
+            <w:r>
+              <w:rPr>
+                <w:rFonts w:ascii="Courier New" w:cs="Courier New" w:eastAsia="Courier New" w:hAnsi="Courier New"/>
+                <w:color w:val="404040"/>
+                <w:sz w:val="16"/>
+                <w:szCs w:val="16"/>
+              </w:rPr>
+              <w:t xml:space="preserve"/>
+            </w:r>
+          </w:p>
+          <w:p>
+            <w:pPr>
+              <w:spacing w:before="0" w:after="0"/>
+            </w:pPr>
+            <w:r>
+              <w:rPr>
+                <w:rFonts w:ascii="Courier New" w:cs="Courier New" w:eastAsia="Courier New" w:hAnsi="Courier New"/>
+                <w:color w:val="404040"/>
+                <w:sz w:val="16"/>
+                <w:szCs w:val="16"/>
+              </w:rPr>
+              <w:t xml:space="preserve">4                 翌月 Cost Explorer で Transfer Family 月額</w:t>
+            </w:r>
+          </w:p>
+          <w:p>
+            <w:pPr>
+              <w:spacing w:before="0" w:after="0"/>
+            </w:pPr>
+            <w:r>
+              <w:rPr>
+                <w:rFonts w:ascii="Courier New" w:cs="Courier New" w:eastAsia="Courier New" w:hAnsi="Courier New"/>
+                <w:color w:val="404040"/>
+                <w:sz w:val="16"/>
+                <w:szCs w:val="16"/>
+              </w:rPr>
+              <w:t xml:space="preserve">のコストが削減されていることを確認    \\~\\$414（現状比</w:t>
+            </w:r>
+          </w:p>
+          <w:p>
+            <w:pPr>
+              <w:spacing w:before="0" w:after="0"/>
+            </w:pPr>
+            <w:r>
+              <w:rPr>
+                <w:rFonts w:ascii="Courier New" w:cs="Courier New" w:eastAsia="Courier New" w:hAnsi="Courier New"/>
+                <w:color w:val="404040"/>
+                <w:sz w:val="16"/>
+                <w:szCs w:val="16"/>
+              </w:rPr>
+              <w:t xml:space="preserve">-\\$234）</w:t>
             </w:r>
           </w:p>
         </w:tc>
       </w:tr>
     </w:tbl>
-    <w:p>
-      <w:pPr>
-        <w:spacing w:before="100" w:after="100"/>
-      </w:pPr>
-      <w:r>
-        <w:rPr>
-          <w:rFonts w:ascii="BIZ UDPGothic" w:cs="BIZ UDPGothic" w:eastAsia="BIZ UDPGothic" w:hAnsi="BIZ UDPGothic"/>
-          <w:color w:val="404040"/>
-          <w:sz w:val="18"/>
-          <w:szCs w:val="18"/>
-        </w:rPr>
-        <w:t xml:space="preserve">1                 Lambda関数                            ACTION / SERVER_IDS</w:t>
-      </w:r>
-    </w:p>
-    <w:p>
-      <w:pPr>
-        <w:spacing w:before="100" w:after="100"/>
-      </w:pPr>
-      <w:r>
-        <w:rPr>
-          <w:rFonts w:ascii="BIZ UDPGothic" w:cs="BIZ UDPGothic" w:eastAsia="BIZ UDPGothic" w:hAnsi="BIZ UDPGothic"/>
-          <w:color w:val="404040"/>
-          <w:sz w:val="18"/>
-          <w:szCs w:val="18"/>
-        </w:rPr>
-        <w:t xml:space="preserve">ksm-posprd-lmd-function-tf-schedule   が 正し</w:t>
-      </w:r>
-    </w:p>
-    <w:p>
-      <w:pPr>
-        <w:spacing w:before="100" w:after="100"/>
-      </w:pPr>
-      <w:r>
-        <w:rPr>
-          <w:rFonts w:ascii="BIZ UDPGothic" w:cs="BIZ UDPGothic" w:eastAsia="BIZ UDPGothic" w:hAnsi="BIZ UDPGothic"/>
-          <w:color w:val="404040"/>
-          <w:sz w:val="18"/>
-          <w:szCs w:val="18"/>
-        </w:rPr>
-        <w:t xml:space="preserve">が作成され、 環境変                   く設定されている</w:t>
-      </w:r>
-    </w:p>
-    <w:p>
-      <w:pPr>
-        <w:spacing w:before="100" w:after="100"/>
-      </w:pPr>
-      <w:r>
-        <w:rPr>
-          <w:rFonts w:ascii="BIZ UDPGothic" w:cs="BIZ UDPGothic" w:eastAsia="BIZ UDPGothic" w:hAnsi="BIZ UDPGothic"/>
-          <w:color w:val="404040"/>
-          <w:sz w:val="18"/>
-          <w:szCs w:val="18"/>
-        </w:rPr>
-        <w:t xml:space="preserve">数が正しく設定されていることを確認 ▶</w:t>
-      </w:r>
-    </w:p>
-    <w:tbl>
-      <w:tblPr>
-        <w:tblW w:type="dxa" w:w="9506"/>
-        <w:tblBorders>
-          <w:top w:val="single" w:color="CCCCCC" w:sz="4"/>
-          <w:left w:val="single" w:color="CCCCCC" w:sz="4"/>
-          <w:bottom w:val="single" w:color="CCCCCC" w:sz="4"/>
-          <w:right w:val="single" w:color="CCCCCC" w:sz="4"/>
-          <w:insideH w:val="single" w:color="auto" w:sz="4"/>
-          <w:insideV w:val="single" w:color="auto" w:sz="4"/>
-        </w:tblBorders>
-      </w:tblPr>
-      <w:tblGrid>
-        <w:gridCol w:w="9506"/>
-      </w:tblGrid>
-      <w:tr>
-        <w:trPr>
-          <w:cantSplit/>
-        </w:trPr>
-        <w:tc>
-          <w:tcPr>
-            <w:tcW w:type="dxa" w:w="9506"/>
-            <w:tcBorders>
-              <w:top w:val="single" w:color="CCCCCC" w:sz="4"/>
-              <w:left w:val="single" w:color="CCCCCC" w:sz="4"/>
-              <w:bottom w:val="single" w:color="CCCCCC" w:sz="4"/>
-              <w:right w:val="single" w:color="CCCCCC" w:sz="4"/>
-            </w:tcBorders>
-            <w:shd w:fill="F5F5F5" w:val="clear"/>
-            <w:tcMar>
-              <w:top w:type="dxa" w:w="80"/>
-              <w:left w:type="dxa" w:w="200"/>
-              <w:bottom w:type="dxa" w:w="80"/>
-              <w:right w:type="dxa" w:w="200"/>
-            </w:tcMar>
-          </w:tcPr>
-          <w:p>
-            <w:pPr>
-              <w:spacing w:before="0" w:after="0"/>
-            </w:pPr>
-            <w:r>
-              <w:rPr>
-                <w:rFonts w:ascii="Courier New" w:cs="Courier New" w:eastAsia="Courier New" w:hAnsi="Courier New"/>
-                <w:color w:val="404040"/>
-                <w:sz w:val="16"/>
-                <w:szCs w:val="16"/>
-              </w:rPr>
-              <w:t xml:space="preserve">aws lambda get-function-configuration</w:t>
-            </w:r>
-          </w:p>
-          <w:p>
-            <w:pPr>
-              <w:spacing w:before="0" w:after="0"/>
-            </w:pPr>
-            <w:r>
-              <w:rPr>
-                <w:rFonts w:ascii="Courier New" w:cs="Courier New" w:eastAsia="Courier New" w:hAnsi="Courier New"/>
-                <w:color w:val="404040"/>
-                <w:sz w:val="16"/>
-                <w:szCs w:val="16"/>
-              </w:rPr>
-              <w:t xml:space="preserve">\\\--region ap-northeast-1</w:t>
-            </w:r>
-          </w:p>
-          <w:p>
-            <w:pPr>
-              <w:spacing w:before="0" w:after="0"/>
-            </w:pPr>
-            <w:r>
-              <w:rPr>
-                <w:rFonts w:ascii="Courier New" w:cs="Courier New" w:eastAsia="Courier New" w:hAnsi="Courier New"/>
-                <w:color w:val="404040"/>
-                <w:sz w:val="16"/>
-                <w:szCs w:val="16"/>
-              </w:rPr>
-              <w:t xml:space="preserve">\\\--function-name</w:t>
-            </w:r>
-          </w:p>
-          <w:p>
-            <w:pPr>
-              <w:spacing w:before="0" w:after="0"/>
-            </w:pPr>
-            <w:r>
-              <w:rPr>
-                <w:rFonts w:ascii="Courier New" w:cs="Courier New" w:eastAsia="Courier New" w:hAnsi="Courier New"/>
-                <w:color w:val="404040"/>
-                <w:sz w:val="16"/>
-                <w:szCs w:val="16"/>
-              </w:rPr>
-              <w:t xml:space="preserve">ksm-posprd-lmd-function-tf-schedule</w:t>
-            </w:r>
-          </w:p>
-          <w:p>
-            <w:pPr>
-              <w:spacing w:before="0" w:after="0"/>
-            </w:pPr>
-            <w:r>
-              <w:rPr>
-                <w:rFonts w:ascii="Courier New" w:cs="Courier New" w:eastAsia="Courier New" w:hAnsi="Courier New"/>
-                <w:color w:val="404040"/>
-                <w:sz w:val="16"/>
-                <w:szCs w:val="16"/>
-              </w:rPr>
-              <w:t xml:space="preserve">\\\--query</w:t>
-            </w:r>
-          </w:p>
-          <w:p>
-            <w:pPr>
-              <w:spacing w:before="0" w:after="0"/>
-            </w:pPr>
-            <w:r>
-              <w:rPr>
-                <w:rFonts w:ascii="Courier New" w:cs="Courier New" w:eastAsia="Courier New" w:hAnsi="Courier New"/>
-                <w:color w:val="404040"/>
-                <w:sz w:val="16"/>
-                <w:szCs w:val="16"/>
-              </w:rPr>
-              <w:t xml:space="preserve">\\\"Environment.Variables\\\"</w:t>
-            </w:r>
-          </w:p>
-          <w:p>
-            <w:pPr>
-              <w:spacing w:before="0" w:after="0"/>
-            </w:pPr>
-            <w:r>
-              <w:rPr>
-                <w:rFonts w:ascii="Courier New" w:cs="Courier New" w:eastAsia="Courier New" w:hAnsi="Courier New"/>
-                <w:color w:val="404040"/>
-                <w:sz w:val="16"/>
-                <w:szCs w:val="16"/>
-              </w:rPr>
-              <w:t xml:space="preserve">\\\--output table</w:t>
-            </w:r>
-          </w:p>
-        </w:tc>
-      </w:tr>
-    </w:tbl>
-    <w:p>
-      <w:pPr>
-        <w:spacing w:before="100" w:after="100"/>
-      </w:pPr>
-      <w:r>
-        <w:rPr>
-          <w:rFonts w:ascii="BIZ UDPGothic" w:cs="BIZ UDPGothic" w:eastAsia="BIZ UDPGothic" w:hAnsi="BIZ UDPGothic"/>
-          <w:color w:val="404040"/>
-          <w:sz w:val="18"/>
-          <w:szCs w:val="18"/>
-        </w:rPr>
-        <w:t xml:space="preserve">2                 JST 20:00（UTC 11:00）に              ONLINE と表示される</w:t>
-      </w:r>
-    </w:p>
-    <w:p>
-      <w:pPr>
-        <w:spacing w:before="100" w:after="100"/>
-      </w:pPr>
-      <w:r>
-        <w:rPr>
-          <w:rFonts w:ascii="BIZ UDPGothic" w:cs="BIZ UDPGothic" w:eastAsia="BIZ UDPGothic" w:hAnsi="BIZ UDPGothic"/>
-          <w:color w:val="404040"/>
-          <w:sz w:val="18"/>
-          <w:szCs w:val="18"/>
-        </w:rPr>
-        <w:t xml:space="preserve">OC系・SH系サーバーが ONLINE</w:t>
-      </w:r>
-    </w:p>
-    <w:p>
-      <w:pPr>
-        <w:spacing w:before="100" w:after="100"/>
-      </w:pPr>
-      <w:r>
-        <w:rPr>
-          <w:rFonts w:ascii="BIZ UDPGothic" w:cs="BIZ UDPGothic" w:eastAsia="BIZ UDPGothic" w:hAnsi="BIZ UDPGothic"/>
-          <w:color w:val="404040"/>
-          <w:sz w:val="18"/>
-          <w:szCs w:val="18"/>
-        </w:rPr>
-        <w:t xml:space="preserve">になることを確認 ▶ aws transfer</w:t>
-      </w:r>
-    </w:p>
-    <w:p>
-      <w:pPr>
-        <w:spacing w:before="100" w:after="100"/>
-      </w:pPr>
-      <w:r>
-        <w:rPr>
-          <w:rFonts w:ascii="BIZ UDPGothic" w:cs="BIZ UDPGothic" w:eastAsia="BIZ UDPGothic" w:hAnsi="BIZ UDPGothic"/>
-          <w:color w:val="404040"/>
-          <w:sz w:val="18"/>
-          <w:szCs w:val="18"/>
-        </w:rPr>
-        <w:t xml:space="preserve">describe-server \--region</w:t>
-      </w:r>
-    </w:p>
-    <w:p>
-      <w:pPr>
-        <w:spacing w:before="100" w:after="100"/>
-      </w:pPr>
-      <w:r>
-        <w:rPr>
-          <w:rFonts w:ascii="BIZ UDPGothic" w:cs="BIZ UDPGothic" w:eastAsia="BIZ UDPGothic" w:hAnsi="BIZ UDPGothic"/>
-          <w:color w:val="404040"/>
-          <w:sz w:val="18"/>
-          <w:szCs w:val="18"/>
-        </w:rPr>
-        <w:t xml:space="preserve">ap-northeast-1 \--server-id</w:t>
-      </w:r>
-    </w:p>
-    <w:p>
-      <w:pPr>
-        <w:spacing w:before="100" w:after="100"/>
-      </w:pPr>
-      <w:r>
-        <w:rPr>
-          <w:rFonts w:ascii="BIZ UDPGothic" w:cs="BIZ UDPGothic" w:eastAsia="BIZ UDPGothic" w:hAnsi="BIZ UDPGothic"/>
-          <w:color w:val="404040"/>
-          <w:sz w:val="18"/>
-          <w:szCs w:val="18"/>
-        </w:rPr>
-        <w:t xml:space="preserve">s-2a4905e8210f48248 \--query</w:t>
-      </w:r>
-    </w:p>
-    <w:p>
-      <w:pPr>
-        <w:spacing w:before="100" w:after="100"/>
-      </w:pPr>
-      <w:r>
-        <w:rPr>
-          <w:rFonts w:ascii="BIZ UDPGothic" w:cs="BIZ UDPGothic" w:eastAsia="BIZ UDPGothic" w:hAnsi="BIZ UDPGothic"/>
-          <w:color w:val="404040"/>
-          <w:sz w:val="18"/>
-          <w:szCs w:val="18"/>
-        </w:rPr>
-        <w:t xml:space="preserve">\"Server.State\" \--output text</w:t>
-      </w:r>
-    </w:p>
-    <w:p>
-      <w:pPr>
-        <w:spacing w:before="100" w:after="100"/>
-      </w:pPr>
-      <w:r>
-        <w:rPr>
-          <w:rFonts w:ascii="BIZ UDPGothic" w:cs="BIZ UDPGothic" w:eastAsia="BIZ UDPGothic" w:hAnsi="BIZ UDPGothic"/>
-          <w:color w:val="404040"/>
-          <w:sz w:val="18"/>
-          <w:szCs w:val="18"/>
-        </w:rPr>
-        <w:t xml:space="preserve">2                 JST 20:00（UTC 11:00）に              ONLINE と表示される</w:t>
-      </w:r>
-    </w:p>
-    <w:p>
-      <w:pPr>
-        <w:spacing w:before="100" w:after="100"/>
-      </w:pPr>
-      <w:r>
-        <w:rPr>
-          <w:rFonts w:ascii="BIZ UDPGothic" w:cs="BIZ UDPGothic" w:eastAsia="BIZ UDPGothic" w:hAnsi="BIZ UDPGothic"/>
-          <w:color w:val="404040"/>
-          <w:sz w:val="18"/>
-          <w:szCs w:val="18"/>
-        </w:rPr>
-        <w:t xml:space="preserve">OC系・SH系サーバーが ONLINE</w:t>
-      </w:r>
-    </w:p>
-    <w:p>
-      <w:pPr>
-        <w:spacing w:before="100" w:after="100"/>
-      </w:pPr>
-      <w:r>
-        <w:rPr>
-          <w:rFonts w:ascii="BIZ UDPGothic" w:cs="BIZ UDPGothic" w:eastAsia="BIZ UDPGothic" w:hAnsi="BIZ UDPGothic"/>
-          <w:color w:val="404040"/>
-          <w:sz w:val="18"/>
-          <w:szCs w:val="18"/>
-        </w:rPr>
-        <w:t xml:space="preserve">になることを確認 ▶ aws transfer</w:t>
-      </w:r>
-    </w:p>
-    <w:p>
-      <w:pPr>
-        <w:spacing w:before="100" w:after="100"/>
-      </w:pPr>
-      <w:r>
-        <w:rPr>
-          <w:rFonts w:ascii="BIZ UDPGothic" w:cs="BIZ UDPGothic" w:eastAsia="BIZ UDPGothic" w:hAnsi="BIZ UDPGothic"/>
-          <w:color w:val="404040"/>
-          <w:sz w:val="18"/>
-          <w:szCs w:val="18"/>
-        </w:rPr>
-        <w:t xml:space="preserve">describe-server \--region</w:t>
-      </w:r>
-    </w:p>
-    <w:p>
-      <w:pPr>
-        <w:spacing w:before="100" w:after="100"/>
-      </w:pPr>
-      <w:r>
-        <w:rPr>
-          <w:rFonts w:ascii="BIZ UDPGothic" w:cs="BIZ UDPGothic" w:eastAsia="BIZ UDPGothic" w:hAnsi="BIZ UDPGothic"/>
-          <w:color w:val="404040"/>
-          <w:sz w:val="18"/>
-          <w:szCs w:val="18"/>
-        </w:rPr>
-        <w:t xml:space="preserve">ap-northeast-1 \--server-id</w:t>
-      </w:r>
-    </w:p>
-    <w:p>
-      <w:pPr>
-        <w:spacing w:before="100" w:after="100"/>
-      </w:pPr>
-      <w:r>
-        <w:rPr>
-          <w:rFonts w:ascii="BIZ UDPGothic" w:cs="BIZ UDPGothic" w:eastAsia="BIZ UDPGothic" w:hAnsi="BIZ UDPGothic"/>
-          <w:color w:val="404040"/>
-          <w:sz w:val="18"/>
-          <w:szCs w:val="18"/>
-        </w:rPr>
-        <w:t xml:space="preserve">s-2a4905e8210f48248 \--query</w:t>
-      </w:r>
-    </w:p>
-    <w:p>
-      <w:pPr>
-        <w:spacing w:before="100" w:after="100"/>
-      </w:pPr>
-      <w:r>
-        <w:rPr>
-          <w:rFonts w:ascii="BIZ UDPGothic" w:cs="BIZ UDPGothic" w:eastAsia="BIZ UDPGothic" w:hAnsi="BIZ UDPGothic"/>
-          <w:color w:val="404040"/>
-          <w:sz w:val="18"/>
-          <w:szCs w:val="18"/>
-        </w:rPr>
-        <w:t xml:space="preserve">\"Server.State\" \--output text</w:t>
-      </w:r>
-    </w:p>
-    <w:p>
-      <w:pPr>
-        <w:spacing w:before="100" w:after="100"/>
-      </w:pPr>
-      <w:r>
-        <w:rPr>
-          <w:rFonts w:ascii="BIZ UDPGothic" w:cs="BIZ UDPGothic" w:eastAsia="BIZ UDPGothic" w:hAnsi="BIZ UDPGothic"/>
-          <w:color w:val="404040"/>
-          <w:sz w:val="18"/>
-          <w:szCs w:val="18"/>
-        </w:rPr>
-        <w:t xml:space="preserve">3                 JST 07:00（UTC 22:00）に              OFFLINE と表示される</w:t>
-      </w:r>
-    </w:p>
-    <w:p>
-      <w:pPr>
-        <w:spacing w:before="100" w:after="100"/>
-      </w:pPr>
-      <w:r>
-        <w:rPr>
-          <w:rFonts w:ascii="BIZ UDPGothic" w:cs="BIZ UDPGothic" w:eastAsia="BIZ UDPGothic" w:hAnsi="BIZ UDPGothic"/>
-          <w:color w:val="404040"/>
-          <w:sz w:val="18"/>
-          <w:szCs w:val="18"/>
-        </w:rPr>
-        <w:t xml:space="preserve">OC系・SH系サーバーが OFFLINE</w:t>
-      </w:r>
-    </w:p>
-    <w:p>
-      <w:pPr>
-        <w:spacing w:before="100" w:after="100"/>
-      </w:pPr>
-      <w:r>
-        <w:rPr>
-          <w:rFonts w:ascii="BIZ UDPGothic" w:cs="BIZ UDPGothic" w:eastAsia="BIZ UDPGothic" w:hAnsi="BIZ UDPGothic"/>
-          <w:color w:val="404040"/>
-          <w:sz w:val="18"/>
-          <w:szCs w:val="18"/>
-        </w:rPr>
-        <w:t xml:space="preserve">になることを確認 ▶ aws transfer</w:t>
-      </w:r>
-    </w:p>
-    <w:p>
-      <w:pPr>
-        <w:spacing w:before="100" w:after="100"/>
-      </w:pPr>
-      <w:r>
-        <w:rPr>
-          <w:rFonts w:ascii="BIZ UDPGothic" w:cs="BIZ UDPGothic" w:eastAsia="BIZ UDPGothic" w:hAnsi="BIZ UDPGothic"/>
-          <w:color w:val="404040"/>
-          <w:sz w:val="18"/>
-          <w:szCs w:val="18"/>
-        </w:rPr>
-        <w:t xml:space="preserve">describe-server \--region</w:t>
-      </w:r>
-    </w:p>
-    <w:p>
-      <w:pPr>
-        <w:spacing w:before="100" w:after="100"/>
-      </w:pPr>
-      <w:r>
-        <w:rPr>
-          <w:rFonts w:ascii="BIZ UDPGothic" w:cs="BIZ UDPGothic" w:eastAsia="BIZ UDPGothic" w:hAnsi="BIZ UDPGothic"/>
-          <w:color w:val="404040"/>
-          <w:sz w:val="18"/>
-          <w:szCs w:val="18"/>
-        </w:rPr>
-        <w:t xml:space="preserve">ap-northeast-1 \--server-id</w:t>
-      </w:r>
-    </w:p>
-    <w:p>
-      <w:pPr>
-        <w:spacing w:before="100" w:after="100"/>
-      </w:pPr>
-      <w:r>
-        <w:rPr>
-          <w:rFonts w:ascii="BIZ UDPGothic" w:cs="BIZ UDPGothic" w:eastAsia="BIZ UDPGothic" w:hAnsi="BIZ UDPGothic"/>
-          <w:color w:val="404040"/>
-          <w:sz w:val="18"/>
-          <w:szCs w:val="18"/>
-        </w:rPr>
-        <w:t xml:space="preserve">s-2a4905e8210f48248 \--query</w:t>
-      </w:r>
-    </w:p>
-    <w:p>
-      <w:pPr>
-        <w:spacing w:before="100" w:after="100"/>
-      </w:pPr>
-      <w:r>
-        <w:rPr>
-          <w:rFonts w:ascii="BIZ UDPGothic" w:cs="BIZ UDPGothic" w:eastAsia="BIZ UDPGothic" w:hAnsi="BIZ UDPGothic"/>
-          <w:color w:val="404040"/>
-          <w:sz w:val="18"/>
-          <w:szCs w:val="18"/>
-        </w:rPr>
-        <w:t xml:space="preserve">\"Server.State\" \--output text</w:t>
-      </w:r>
-    </w:p>
-    <w:p>
-      <w:pPr>
-        <w:spacing w:before="100" w:after="100"/>
-      </w:pPr>
-      <w:r>
-        <w:rPr>
-          <w:rFonts w:ascii="BIZ UDPGothic" w:cs="BIZ UDPGothic" w:eastAsia="BIZ UDPGothic" w:hAnsi="BIZ UDPGothic"/>
-          <w:color w:val="404040"/>
-          <w:sz w:val="18"/>
-          <w:szCs w:val="18"/>
-        </w:rPr>
-        <w:t xml:space="preserve">3                 JST 07:00（UTC 22:00）に              OFFLINE と表示される</w:t>
-      </w:r>
-    </w:p>
-    <w:p>
-      <w:pPr>
-        <w:spacing w:before="100" w:after="100"/>
-      </w:pPr>
-      <w:r>
-        <w:rPr>
-          <w:rFonts w:ascii="BIZ UDPGothic" w:cs="BIZ UDPGothic" w:eastAsia="BIZ UDPGothic" w:hAnsi="BIZ UDPGothic"/>
-          <w:color w:val="404040"/>
-          <w:sz w:val="18"/>
-          <w:szCs w:val="18"/>
-        </w:rPr>
-        <w:t xml:space="preserve">OC系・SH系サーバーが OFFLINE</w:t>
-      </w:r>
-    </w:p>
-    <w:p>
-      <w:pPr>
-        <w:spacing w:before="100" w:after="100"/>
-      </w:pPr>
-      <w:r>
-        <w:rPr>
-          <w:rFonts w:ascii="BIZ UDPGothic" w:cs="BIZ UDPGothic" w:eastAsia="BIZ UDPGothic" w:hAnsi="BIZ UDPGothic"/>
-          <w:color w:val="404040"/>
-          <w:sz w:val="18"/>
-          <w:szCs w:val="18"/>
-        </w:rPr>
-        <w:t xml:space="preserve">になることを確認 ▶ aws transfer</w:t>
-      </w:r>
-    </w:p>
-    <w:p>
-      <w:pPr>
-        <w:spacing w:before="100" w:after="100"/>
-      </w:pPr>
-      <w:r>
-        <w:rPr>
-          <w:rFonts w:ascii="BIZ UDPGothic" w:cs="BIZ UDPGothic" w:eastAsia="BIZ UDPGothic" w:hAnsi="BIZ UDPGothic"/>
-          <w:color w:val="404040"/>
-          <w:sz w:val="18"/>
-          <w:szCs w:val="18"/>
-        </w:rPr>
-        <w:t xml:space="preserve">describe-server \--region</w:t>
-      </w:r>
-    </w:p>
-    <w:p>
-      <w:pPr>
-        <w:spacing w:before="100" w:after="100"/>
-      </w:pPr>
-      <w:r>
-        <w:rPr>
-          <w:rFonts w:ascii="BIZ UDPGothic" w:cs="BIZ UDPGothic" w:eastAsia="BIZ UDPGothic" w:hAnsi="BIZ UDPGothic"/>
-          <w:color w:val="404040"/>
-          <w:sz w:val="18"/>
-          <w:szCs w:val="18"/>
-        </w:rPr>
-        <w:t xml:space="preserve">ap-northeast-1 \--server-id</w:t>
-      </w:r>
-    </w:p>
-    <w:p>
-      <w:pPr>
-        <w:spacing w:before="100" w:after="100"/>
-      </w:pPr>
-      <w:r>
-        <w:rPr>
-          <w:rFonts w:ascii="BIZ UDPGothic" w:cs="BIZ UDPGothic" w:eastAsia="BIZ UDPGothic" w:hAnsi="BIZ UDPGothic"/>
-          <w:color w:val="404040"/>
-          <w:sz w:val="18"/>
-          <w:szCs w:val="18"/>
-        </w:rPr>
-        <w:t xml:space="preserve">s-2a4905e8210f48248 \--query</w:t>
-      </w:r>
-    </w:p>
-    <w:p>
-      <w:pPr>
-        <w:spacing w:before="100" w:after="100"/>
-      </w:pPr>
-      <w:r>
-        <w:rPr>
-          <w:rFonts w:ascii="BIZ UDPGothic" w:cs="BIZ UDPGothic" w:eastAsia="BIZ UDPGothic" w:hAnsi="BIZ UDPGothic"/>
-          <w:color w:val="404040"/>
-          <w:sz w:val="18"/>
-          <w:szCs w:val="18"/>
-        </w:rPr>
-        <w:t xml:space="preserve">\"Server.State\" \--output text</w:t>
-      </w:r>
-    </w:p>
-    <w:p>
-      <w:pPr>
-        <w:spacing w:before="100" w:after="100"/>
-      </w:pPr>
-      <w:r>
-        <w:rPr>
-          <w:rFonts w:ascii="BIZ UDPGothic" w:cs="BIZ UDPGothic" w:eastAsia="BIZ UDPGothic" w:hAnsi="BIZ UDPGothic"/>
-          <w:color w:val="404040"/>
-          <w:sz w:val="18"/>
-          <w:szCs w:val="18"/>
-        </w:rPr>
-        <w:t xml:space="preserve">4                 翌月 Cost Explorer で Transfer Family 月額</w:t>
-      </w:r>
-    </w:p>
-    <w:p>
-      <w:pPr>
-        <w:spacing w:before="100" w:after="100"/>
-      </w:pPr>
-      <w:r>
-        <w:rPr>
-          <w:rFonts w:ascii="BIZ UDPGothic" w:cs="BIZ UDPGothic" w:eastAsia="BIZ UDPGothic" w:hAnsi="BIZ UDPGothic"/>
-          <w:color w:val="404040"/>
-          <w:sz w:val="18"/>
-          <w:szCs w:val="18"/>
-        </w:rPr>
-        <w:t xml:space="preserve">のコストが削減されていることを確認    \~\$414（現状比</w:t>
-      </w:r>
-    </w:p>
-    <w:p>
-      <w:pPr>
-        <w:spacing w:before="100" w:after="100"/>
-      </w:pPr>
-      <w:r>
-        <w:rPr>
-          <w:rFonts w:ascii="BIZ UDPGothic" w:cs="BIZ UDPGothic" w:eastAsia="BIZ UDPGothic" w:hAnsi="BIZ UDPGothic"/>
-          <w:color w:val="404040"/>
-          <w:sz w:val="18"/>
-          <w:szCs w:val="18"/>
-        </w:rPr>
-        <w:t xml:space="preserve">-\$234）</w:t>
-      </w:r>
-    </w:p>
-    <w:p>
-      <w:pPr>
-        <w:spacing w:before="100" w:after="100"/>
-      </w:pPr>
-      <w:r>
-        <w:rPr>
-          <w:rFonts w:ascii="BIZ UDPGothic" w:cs="BIZ UDPGothic" w:eastAsia="BIZ UDPGothic" w:hAnsi="BIZ UDPGothic"/>
-          <w:color w:val="404040"/>
-          <w:sz w:val="18"/>
-          <w:szCs w:val="18"/>
-        </w:rPr>
-        <w:t xml:space="preserve">4                 翌月 Cost Explorer で Transfer Family 月額</w:t>
-      </w:r>
-    </w:p>
-    <w:p>
-      <w:pPr>
-        <w:spacing w:before="100" w:after="100"/>
-      </w:pPr>
-      <w:r>
-        <w:rPr>
-          <w:rFonts w:ascii="BIZ UDPGothic" w:cs="BIZ UDPGothic" w:eastAsia="BIZ UDPGothic" w:hAnsi="BIZ UDPGothic"/>
-          <w:color w:val="404040"/>
-          <w:sz w:val="18"/>
-          <w:szCs w:val="18"/>
-        </w:rPr>
-        <w:t xml:space="preserve">のコストが削減されていることを確認    \~\$414（現状比</w:t>
-      </w:r>
-    </w:p>
-    <w:p>
-      <w:pPr>
-        <w:spacing w:before="100" w:after="100"/>
-      </w:pPr>
-      <w:r>
-        <w:rPr>
-          <w:rFonts w:ascii="BIZ UDPGothic" w:cs="BIZ UDPGothic" w:eastAsia="BIZ UDPGothic" w:hAnsi="BIZ UDPGothic"/>
-          <w:color w:val="404040"/>
-          <w:sz w:val="18"/>
-          <w:szCs w:val="18"/>
-        </w:rPr>
-        <w:t xml:space="preserve">-\$234）</w:t>
-      </w:r>
-    </w:p>
     <w:p>
       <w:pPr>
         <w:spacing w:before="100" w:after="100"/>
@@ -4956,7 +4427,7 @@
           <w:sz w:val="24"/>
           <w:szCs w:val="24"/>
         </w:rPr>
-        <w:t xml:space="preserve">■ ⑨ 改廃履歴</w:t>
+        <w:t xml:space="preserve">■ 改廃履歴</w:t>
       </w:r>
       <w:r>
         <w:br/>

--- a/40_AWS/05_改修資料/KSM_AWS_MOD_007_改修指示書_TransferFamilyコスト削減_ja_vi.docx
+++ b/40_AWS/05_改修資料/KSM_AWS_MOD_007_改修指示書_TransferFamilyコスト削減_ja_vi.docx
@@ -1310,7 +1310,7 @@
           <w:sz w:val="24"/>
           <w:szCs w:val="24"/>
         </w:rPr>
-        <w:t xml:space="preserve">■ 実施判断のご確認</w:t>
+        <w:t xml:space="preserve">■ 0. 実施判断のご確認（顧客向け）** *0.</w:t>
       </w:r>
       <w:r>
         <w:br/>
@@ -1324,21 +1324,21 @@
           <w:sz w:val="17"/>
           <w:szCs w:val="17"/>
         </w:rPr>
-        <w:t xml:space="preserve">　Xác Nhận Quyết Định Thực Hiện</w:t>
-      </w:r>
-    </w:p>
-    <w:p>
-      <w:pPr>
-        <w:spacing w:before="100" w:after="100"/>
-      </w:pPr>
-      <w:r>
-        <w:rPr>
-          <w:rFonts w:ascii="BIZ UDPGothic" w:cs="BIZ UDPGothic" w:eastAsia="BIZ UDPGothic" w:hAnsi="BIZ UDPGothic"/>
-          <w:color w:val="404040"/>
-          <w:sz w:val="18"/>
-          <w:szCs w:val="18"/>
-        </w:rPr>
-        <w:t xml:space="preserve">(dành cho khách hàng)\*</w:t>
+        <w:t xml:space="preserve">　Xác</w:t>
+      </w:r>
+    </w:p>
+    <w:p>
+      <w:pPr>
+        <w:spacing w:before="100" w:after="100"/>
+      </w:pPr>
+      <w:r>
+        <w:rPr>
+          <w:rFonts w:ascii="BIZ UDPGothic" w:cs="BIZ UDPGothic" w:eastAsia="BIZ UDPGothic" w:hAnsi="BIZ UDPGothic"/>
+          <w:color w:val="404040"/>
+          <w:sz w:val="18"/>
+          <w:szCs w:val="18"/>
+        </w:rPr>
+        <w:t xml:space="preserve">(dành cho khách hàng)*</w:t>
       </w:r>
     </w:p>
     <w:p>
@@ -1366,245 +1366,21 @@
           <w:sz w:val="18"/>
           <w:szCs w:val="18"/>
         </w:rPr>
-        <w:t xml:space="preserve">\*Để triển khai sửa đổi này, vui lòng xác nhận nội dung dưới đây và đưa</w:t>
-      </w:r>
-    </w:p>
-    <w:p>
-      <w:pPr>
-        <w:spacing w:before="100" w:after="100"/>
-      </w:pPr>
-      <w:r>
-        <w:rPr>
-          <w:rFonts w:ascii="BIZ UDPGothic" w:cs="BIZ UDPGothic" w:eastAsia="BIZ UDPGothic" w:hAnsi="BIZ UDPGothic"/>
-          <w:color w:val="404040"/>
-          <w:sz w:val="18"/>
-          <w:szCs w:val="18"/>
-        </w:rPr>
-        <w:t xml:space="preserve">ra quyết định có thực hiện hay không.\*</w:t>
-      </w:r>
-    </w:p>
-    <w:p>
-      <w:pPr>
-        <w:spacing w:before="100" w:after="100"/>
-      </w:pPr>
-      <w:r>
-        <w:rPr>
-          <w:rFonts w:ascii="BIZ UDPGothic" w:cs="BIZ UDPGothic" w:eastAsia="BIZ UDPGothic" w:hAnsi="BIZ UDPGothic"/>
-          <w:color w:val="404040"/>
-          <w:sz w:val="18"/>
-          <w:szCs w:val="18"/>
-        </w:rPr>
-        <w:t xml:space="preserve">hiện\*</w:t>
-      </w:r>
-    </w:p>
-    <w:p>
-      <w:pPr>
-        <w:spacing w:before="100" w:after="100"/>
-      </w:pPr>
-      <w:r>
-        <w:rPr>
-          <w:rFonts w:ascii="BIZ UDPGothic" w:cs="BIZ UDPGothic" w:eastAsia="BIZ UDPGothic" w:hAnsi="BIZ UDPGothic"/>
-          <w:color w:val="404040"/>
-          <w:sz w:val="18"/>
-          <w:szCs w:val="18"/>
-        </w:rPr>
-        <w:t xml:space="preserve">*　実施判断チェックリスト\*\* \*Danh sách kiểm tra quyết định thực</w:t>
-      </w:r>
-    </w:p>
-    <w:p>
-      <w:pPr>
-        <w:spacing w:before="100" w:after="100"/>
-      </w:pPr>
-      <w:r>
-        <w:rPr>
-          <w:rFonts w:ascii="BIZ UDPGothic" w:cs="BIZ UDPGothic" w:eastAsia="BIZ UDPGothic" w:hAnsi="BIZ UDPGothic"/>
-          <w:color w:val="404040"/>
-          <w:sz w:val="18"/>
-          <w:szCs w:val="18"/>
-        </w:rPr>
-        <w:t xml:space="preserve">hiện</w:t>
-      </w:r>
-    </w:p>
-    <w:p>
-      <w:pPr>
-        <w:spacing w:before="100" w:after="100"/>
-      </w:pPr>
-      <w:r>
-        <w:rPr>
-          <w:rFonts w:ascii="BIZ UDPGothic" w:cs="BIZ UDPGothic" w:eastAsia="BIZ UDPGothic" w:hAnsi="BIZ UDPGothic"/>
-          <w:color w:val="404040"/>
-          <w:sz w:val="18"/>
-          <w:szCs w:val="18"/>
-        </w:rPr>
-        <w:t xml:space="preserve">No. 確認事項 確認結果</w:t>
-      </w:r>
-    </w:p>
-    <w:p>
-      <w:pPr>
-        <w:spacing w:before="100" w:after="100"/>
-      </w:pPr>
-      <w:r>
-        <w:rPr>
-          <w:rFonts w:ascii="BIZ UDPGothic" w:cs="BIZ UDPGothic" w:eastAsia="BIZ UDPGothic" w:hAnsi="BIZ UDPGothic"/>
-          <w:color w:val="404040"/>
-          <w:sz w:val="18"/>
-          <w:szCs w:val="18"/>
-        </w:rPr>
-        <w:t xml:space="preserve">1 JST 07:00〜20:00 の時間帯に □ YES □ NO</w:t>
-      </w:r>
-    </w:p>
-    <w:p>
-      <w:pPr>
-        <w:spacing w:before="100" w:after="100"/>
-      </w:pPr>
-      <w:r>
-        <w:rPr>
-          <w:rFonts w:ascii="BIZ UDPGothic" w:cs="BIZ UDPGothic" w:eastAsia="BIZ UDPGothic" w:hAnsi="BIZ UDPGothic"/>
-          <w:color w:val="404040"/>
-          <w:sz w:val="18"/>
-          <w:szCs w:val="18"/>
-        </w:rPr>
-        <w:t xml:space="preserve">OC系・SH系のファイル受信が発生しないことを、ベンダー（BIPROGY /</w:t>
-      </w:r>
-    </w:p>
-    <w:p>
-      <w:pPr>
-        <w:spacing w:before="100" w:after="100"/>
-      </w:pPr>
-      <w:r>
-        <w:rPr>
-          <w:rFonts w:ascii="BIZ UDPGothic" w:cs="BIZ UDPGothic" w:eastAsia="BIZ UDPGothic" w:hAnsi="BIZ UDPGothic"/>
-          <w:color w:val="404040"/>
-          <w:sz w:val="18"/>
-          <w:szCs w:val="18"/>
-        </w:rPr>
-        <w:t xml:space="preserve">SHARP）に確認済みである</w:t>
-      </w:r>
-    </w:p>
-    <w:p>
-      <w:pPr>
-        <w:spacing w:before="100" w:after="100"/>
-      </w:pPr>
-      <w:r>
-        <w:rPr>
-          <w:rFonts w:ascii="BIZ UDPGothic" w:cs="BIZ UDPGothic" w:eastAsia="BIZ UDPGothic" w:hAnsi="BIZ UDPGothic"/>
-          <w:color w:val="404040"/>
-          <w:sz w:val="18"/>
-          <w:szCs w:val="18"/>
-        </w:rPr>
-        <w:t xml:space="preserve">2 時間外（JST 07:00〜20:00）にファイル送信が必要な場合は、事前に LUVINA</w:t>
-      </w:r>
-    </w:p>
-    <w:p>
-      <w:pPr>
-        <w:spacing w:before="100" w:after="100"/>
-      </w:pPr>
-      <w:r>
-        <w:rPr>
-          <w:rFonts w:ascii="BIZ UDPGothic" w:cs="BIZ UDPGothic" w:eastAsia="BIZ UDPGothic" w:hAnsi="BIZ UDPGothic"/>
-          <w:color w:val="404040"/>
-          <w:sz w:val="18"/>
-          <w:szCs w:val="18"/>
-        </w:rPr>
-        <w:t xml:space="preserve">□ YES □ NO</w:t>
-      </w:r>
-    </w:p>
-    <w:p>
-      <w:pPr>
-        <w:spacing w:before="100" w:after="100"/>
-      </w:pPr>
-      <w:r>
-        <w:rPr>
-          <w:rFonts w:ascii="BIZ UDPGothic" w:cs="BIZ UDPGothic" w:eastAsia="BIZ UDPGothic" w:hAnsi="BIZ UDPGothic"/>
-          <w:color w:val="404040"/>
-          <w:sz w:val="18"/>
-          <w:szCs w:val="18"/>
-        </w:rPr>
-        <w:t xml:space="preserve">へ連絡する運用に同意する</w:t>
-      </w:r>
-    </w:p>
-    <w:p>
-      <w:pPr>
-        <w:spacing w:before="100" w:after="100"/>
-      </w:pPr>
-      <w:r>
-        <w:rPr>
-          <w:rFonts w:ascii="BIZ UDPGothic" w:cs="BIZ UDPGothic" w:eastAsia="BIZ UDPGothic" w:hAnsi="BIZ UDPGothic"/>
-          <w:color w:val="404040"/>
-          <w:sz w:val="18"/>
-          <w:szCs w:val="18"/>
-        </w:rPr>
-        <w:t xml:space="preserve">3 削減効果（月額 \$234 / □ 承認 □ 保留</w:t>
-      </w:r>
-    </w:p>
-    <w:p>
-      <w:pPr>
-        <w:spacing w:before="100" w:after="100"/>
-      </w:pPr>
-      <w:r>
-        <w:rPr>
-          <w:rFonts w:ascii="BIZ UDPGothic" w:cs="BIZ UDPGothic" w:eastAsia="BIZ UDPGothic" w:hAnsi="BIZ UDPGothic"/>
-          <w:color w:val="404040"/>
-          <w:sz w:val="18"/>
-          <w:szCs w:val="18"/>
-        </w:rPr>
-        <w:t xml:space="preserve">約36,900円）と時間外受信制限のトレードオフを理解し、本改修の実施を承認する</w:t>
-      </w:r>
-    </w:p>
-    <w:p>
-      <w:pPr>
-        <w:spacing w:before="100" w:after="100"/>
-      </w:pPr>
-      <w:r>
-        <w:rPr>
-          <w:rFonts w:ascii="BIZ UDPGothic" w:cs="BIZ UDPGothic" w:eastAsia="BIZ UDPGothic" w:hAnsi="BIZ UDPGothic"/>
-          <w:color w:val="404040"/>
-          <w:sz w:val="18"/>
-          <w:szCs w:val="18"/>
-        </w:rPr>
-        <w:t xml:space="preserve">□ 否認</w:t>
-      </w:r>
-    </w:p>
-    <w:p>
-      <w:pPr>
-        <w:spacing w:before="100" w:after="100"/>
-      </w:pPr>
-      <w:r>
-        <w:rPr>
-          <w:rFonts w:ascii="BIZ UDPGothic" w:cs="BIZ UDPGothic" w:eastAsia="BIZ UDPGothic" w:hAnsi="BIZ UDPGothic"/>
-          <w:color w:val="404040"/>
-          <w:sz w:val="18"/>
-          <w:szCs w:val="18"/>
-        </w:rPr>
-        <w:t xml:space="preserve">※ 確認結果欄に記入・署名のうえ、LUVINA 担当者（Thanh</w:t>
-      </w:r>
-    </w:p>
-    <w:p>
-      <w:pPr>
-        <w:spacing w:before="100" w:after="100"/>
-      </w:pPr>
-      <w:r>
-        <w:rPr>
-          <w:rFonts w:ascii="BIZ UDPGothic" w:cs="BIZ UDPGothic" w:eastAsia="BIZ UDPGothic" w:hAnsi="BIZ UDPGothic"/>
-          <w:color w:val="404040"/>
-          <w:sz w:val="18"/>
-          <w:szCs w:val="18"/>
-        </w:rPr>
-        <w:t xml:space="preserve">Nguyên）へご返送ください。 \*※ Vui lòng điền kết quả xác nhận, ký tên và</w:t>
-      </w:r>
-    </w:p>
-    <w:p>
-      <w:pPr>
-        <w:spacing w:before="100" w:after="100"/>
-      </w:pPr>
-      <w:r>
-        <w:rPr>
-          <w:rFonts w:ascii="BIZ UDPGothic" w:cs="BIZ UDPGothic" w:eastAsia="BIZ UDPGothic" w:hAnsi="BIZ UDPGothic"/>
-          <w:color w:val="404040"/>
-          <w:sz w:val="18"/>
-          <w:szCs w:val="18"/>
-        </w:rPr>
-        <w:t xml:space="preserve">gửi lại cho phụ trách LUVINA (Thanh Nguyên).\*</w:t>
+        <w:t xml:space="preserve">*Để triển khai sửa đổi này, vui lòng xác nhận nội dung dưới đây và đưa</w:t>
+      </w:r>
+    </w:p>
+    <w:p>
+      <w:pPr>
+        <w:spacing w:before="100" w:after="100"/>
+      </w:pPr>
+      <w:r>
+        <w:rPr>
+          <w:rFonts w:ascii="BIZ UDPGothic" w:cs="BIZ UDPGothic" w:eastAsia="BIZ UDPGothic" w:hAnsi="BIZ UDPGothic"/>
+          <w:color w:val="404040"/>
+          <w:sz w:val="18"/>
+          <w:szCs w:val="18"/>
+        </w:rPr>
+        <w:t xml:space="preserve">ra quyết định có thực hiện hay không.*</w:t>
       </w:r>
     </w:p>
     <w:p>
@@ -1623,7 +1399,7 @@
           <w:sz w:val="24"/>
           <w:szCs w:val="24"/>
         </w:rPr>
-        <w:t xml:space="preserve">■ 改修概要</w:t>
+        <w:t xml:space="preserve">■ 削減効果と制約事項** *Hiệu quả giảm chi phí và hạn chế*</w:t>
       </w:r>
       <w:r>
         <w:br/>
@@ -1637,91 +1413,119 @@
           <w:sz w:val="17"/>
           <w:szCs w:val="17"/>
         </w:rPr>
-        <w:t xml:space="preserve">　Tổng Quan Sửa Đổi</w:t>
-      </w:r>
-    </w:p>
-    <w:p>
-      <w:pPr>
-        <w:spacing w:before="100" w:after="100"/>
-      </w:pPr>
-      <w:r>
-        <w:rPr>
-          <w:rFonts w:ascii="BIZ UDPGothic" w:cs="BIZ UDPGothic" w:eastAsia="BIZ UDPGothic" w:hAnsi="BIZ UDPGothic"/>
-          <w:color w:val="404040"/>
-          <w:sz w:val="18"/>
-          <w:szCs w:val="18"/>
-        </w:rPr>
-        <w:t xml:space="preserve">現在、AWS Transfer Family</w:t>
-      </w:r>
-    </w:p>
-    <w:p>
-      <w:pPr>
-        <w:spacing w:before="100" w:after="100"/>
-      </w:pPr>
-      <w:r>
-        <w:rPr>
-          <w:rFonts w:ascii="BIZ UDPGothic" w:cs="BIZ UDPGothic" w:eastAsia="BIZ UDPGothic" w:hAnsi="BIZ UDPGothic"/>
-          <w:color w:val="404040"/>
-          <w:sz w:val="18"/>
-          <w:szCs w:val="18"/>
-        </w:rPr>
-        <w:t xml:space="preserve">のSFTPサーバー3台が24時間365日稼働しており、月額 \$648（3台 ×</w:t>
-      </w:r>
-    </w:p>
-    <w:p>
-      <w:pPr>
-        <w:spacing w:before="100" w:after="100"/>
-      </w:pPr>
-      <w:r>
-        <w:rPr>
-          <w:rFonts w:ascii="BIZ UDPGothic" w:cs="BIZ UDPGothic" w:eastAsia="BIZ UDPGothic" w:hAnsi="BIZ UDPGothic"/>
-          <w:color w:val="404040"/>
-          <w:sz w:val="18"/>
-          <w:szCs w:val="18"/>
-        </w:rPr>
-        <w:t xml:space="preserve">\$0.30/h ×</w:t>
-      </w:r>
-    </w:p>
-    <w:p>
-      <w:pPr>
-        <w:spacing w:before="100" w:after="100"/>
-      </w:pPr>
-      <w:r>
-        <w:rPr>
-          <w:rFonts w:ascii="BIZ UDPGothic" w:cs="BIZ UDPGothic" w:eastAsia="BIZ UDPGothic" w:hAnsi="BIZ UDPGothic"/>
-          <w:color w:val="404040"/>
-          <w:sz w:val="18"/>
-          <w:szCs w:val="18"/>
-        </w:rPr>
-        <w:t xml:space="preserve">720h）のコストが発生している。CloudWatch メトリクス（FilesIn /</w:t>
-      </w:r>
-    </w:p>
-    <w:p>
-      <w:pPr>
-        <w:spacing w:before="100" w:after="100"/>
-      </w:pPr>
-      <w:r>
-        <w:rPr>
-          <w:rFonts w:ascii="BIZ UDPGothic" w:cs="BIZ UDPGothic" w:eastAsia="BIZ UDPGothic" w:hAnsi="BIZ UDPGothic"/>
-          <w:color w:val="404040"/>
-          <w:sz w:val="18"/>
-          <w:szCs w:val="18"/>
-        </w:rPr>
-        <w:t xml:space="preserve">BytesIn）を7日間実測した結果、OC系・SH系はJST</w:t>
-      </w:r>
-    </w:p>
-    <w:p>
-      <w:pPr>
-        <w:spacing w:before="100" w:after="100"/>
-      </w:pPr>
-      <w:r>
-        <w:rPr>
-          <w:rFonts w:ascii="BIZ UDPGothic" w:cs="BIZ UDPGothic" w:eastAsia="BIZ UDPGothic" w:hAnsi="BIZ UDPGothic"/>
-          <w:color w:val="404040"/>
-          <w:sz w:val="18"/>
-          <w:szCs w:val="18"/>
-        </w:rPr>
-        <w:t xml:space="preserve">07:00〜20:00の間に受信が発生しないことが確認された。当該時間帯にサーバーを自動停止する仕組みを実装し、コストを削減する。</w:t>
+        <w:t xml:space="preserve">　</w:t>
+      </w:r>
+    </w:p>
+    <w:p>
+      <w:pPr>
+        <w:spacing w:before="100" w:after="100"/>
+      </w:pPr>
+      <w:r>
+        <w:rPr>
+          <w:rFonts w:ascii="BIZ UDPGothic" w:cs="BIZ UDPGothic" w:eastAsia="BIZ UDPGothic" w:hAnsi="BIZ UDPGothic"/>
+          <w:color w:val="404040"/>
+          <w:sz w:val="18"/>
+          <w:szCs w:val="18"/>
+        </w:rPr>
+        <w:t xml:space="preserve">------------------------ ----------------------------------------------------------------</w:t>
+      </w:r>
+    </w:p>
+    <w:p>
+      <w:pPr>
+        <w:spacing w:before="100" w:after="100"/>
+      </w:pPr>
+      <w:r>
+        <w:rPr>
+          <w:rFonts w:ascii="BIZ UDPGothic" w:cs="BIZ UDPGothic" w:eastAsia="BIZ UDPGothic" w:hAnsi="BIZ UDPGothic"/>
+          <w:color w:val="404040"/>
+          <w:sz w:val="18"/>
+          <w:szCs w:val="18"/>
+        </w:rPr>
+        <w:t xml:space="preserve">月額削減効果 \$234 / 月（約36,900円/月、約443,000円/年）※1ドル=157.8円換算</w:t>
+      </w:r>
+    </w:p>
+    <w:p>
+      <w:pPr>
+        <w:spacing w:before="100" w:after="100"/>
+      </w:pPr>
+      <w:r>
+        <w:rPr>
+          <w:rFonts w:ascii="BIZ UDPGothic" w:cs="BIZ UDPGothic" w:eastAsia="BIZ UDPGothic" w:hAnsi="BIZ UDPGothic"/>
+          <w:color w:val="404040"/>
+          <w:sz w:val="18"/>
+          <w:szCs w:val="18"/>
+        </w:rPr>
+        <w:t xml:space="preserve">停止時間帯 JST 07:00〜20:00（OC系・SH系のみ。SG系は24時間稼働継続）</w:t>
+      </w:r>
+    </w:p>
+    <w:p>
+      <w:pPr>
+        <w:spacing w:before="100" w:after="100"/>
+      </w:pPr>
+      <w:r>
+        <w:rPr>
+          <w:rFonts w:ascii="BIZ UDPGothic" w:cs="BIZ UDPGothic" w:eastAsia="BIZ UDPGothic" w:hAnsi="BIZ UDPGothic"/>
+          <w:color w:val="404040"/>
+          <w:sz w:val="18"/>
+          <w:szCs w:val="18"/>
+        </w:rPr>
+        <w:t xml:space="preserve">稼働時間帯 JST 20:00〜翌07:00（夜間・バッチ処理に合わせた稼働）</w:t>
+      </w:r>
+    </w:p>
+    <w:p>
+      <w:pPr>
+        <w:spacing w:before="100" w:after="100"/>
+      </w:pPr>
+      <w:r>
+        <w:rPr>
+          <w:rFonts w:ascii="BIZ UDPGothic" w:cs="BIZ UDPGothic" w:eastAsia="BIZ UDPGothic" w:hAnsi="BIZ UDPGothic"/>
+          <w:color w:val="404040"/>
+          <w:sz w:val="18"/>
+          <w:szCs w:val="18"/>
+        </w:rPr>
+        <w:t xml:space="preserve">受信可能時間帯の制限 停止時間帯（JST 07:00〜20:00）は SFTP</w:t>
+      </w:r>
+    </w:p>
+    <w:p>
+      <w:pPr>
+        <w:spacing w:before="100" w:after="100"/>
+      </w:pPr>
+      <w:r>
+        <w:rPr>
+          <w:rFonts w:ascii="BIZ UDPGothic" w:cs="BIZ UDPGothic" w:eastAsia="BIZ UDPGothic" w:hAnsi="BIZ UDPGothic"/>
+          <w:color w:val="404040"/>
+          <w:sz w:val="18"/>
+          <w:szCs w:val="18"/>
+        </w:rPr>
+        <w:t xml:space="preserve">接続が拒否されるため、ベンダーからのファイル受信ができません。</w:t>
+      </w:r>
+    </w:p>
+    <w:p>
+      <w:pPr>
+        <w:spacing w:before="100" w:after="100"/>
+      </w:pPr>
+      <w:r>
+        <w:rPr>
+          <w:rFonts w:ascii="BIZ UDPGothic" w:cs="BIZ UDPGothic" w:eastAsia="BIZ UDPGothic" w:hAnsi="BIZ UDPGothic"/>
+          <w:color w:val="404040"/>
+          <w:sz w:val="18"/>
+          <w:szCs w:val="18"/>
+        </w:rPr>
+        <w:t xml:space="preserve">時間外受信が必要な場合 事前に LUVINA へ連絡をいただければ、手動でサーバーを起動します。</w:t>
+      </w:r>
+    </w:p>
+    <w:p>
+      <w:pPr>
+        <w:spacing w:before="100" w:after="100"/>
+      </w:pPr>
+      <w:r>
+        <w:rPr>
+          <w:rFonts w:ascii="BIZ UDPGothic" w:cs="BIZ UDPGothic" w:eastAsia="BIZ UDPGothic" w:hAnsi="BIZ UDPGothic"/>
+          <w:color w:val="404040"/>
+          <w:sz w:val="18"/>
+          <w:szCs w:val="18"/>
+        </w:rPr>
+        <w:t xml:space="preserve">------------------------ ----------------------------------------------------------------</w:t>
       </w:r>
     </w:p>
     <w:p>
@@ -1740,7 +1544,7 @@
           <w:sz w:val="24"/>
           <w:szCs w:val="24"/>
         </w:rPr>
-        <w:t xml:space="preserve">■ 改修内容</w:t>
+        <w:t xml:space="preserve">■ 実施判断チェックリスト** *Danh sách kiểm tra quyết định thực hiện*</w:t>
       </w:r>
       <w:r>
         <w:br/>
@@ -1754,1069 +1558,189 @@
           <w:sz w:val="17"/>
           <w:szCs w:val="17"/>
         </w:rPr>
-        <w:t xml:space="preserve">　Nội Dung Sửa Đổi</w:t>
-      </w:r>
-    </w:p>
-    <w:p>
-      <w:pPr>
-        <w:spacing w:before="100" w:after="100"/>
-      </w:pPr>
-      <w:r>
-        <w:rPr>
-          <w:rFonts w:ascii="BIZ UDPGothic" w:cs="BIZ UDPGothic" w:eastAsia="BIZ UDPGothic" w:hAnsi="BIZ UDPGothic"/>
-          <w:b/>
-          <w:bCs/>
-          <w:color w:val="C8102E"/>
-          <w:sz w:val="20"/>
-          <w:szCs w:val="20"/>
-        </w:rPr>
-        <w:t xml:space="preserve">■ 削減効果と制約事項</w:t>
-      </w:r>
-    </w:p>
-    <w:p>
-      <w:pPr>
-        <w:spacing w:before="100" w:after="100"/>
-      </w:pPr>
-      <w:r>
-        <w:rPr>
-          <w:rFonts w:ascii="BIZ UDPGothic" w:cs="BIZ UDPGothic" w:eastAsia="BIZ UDPGothic" w:hAnsi="BIZ UDPGothic"/>
-          <w:color w:val="404040"/>
-          <w:sz w:val="18"/>
-          <w:szCs w:val="18"/>
-        </w:rPr>
-        <w:t xml:space="preserve">月額削減効果 \$234 /</w:t>
-      </w:r>
-    </w:p>
-    <w:p>
-      <w:pPr>
-        <w:spacing w:before="100" w:after="100"/>
-      </w:pPr>
-      <w:r>
-        <w:rPr>
-          <w:rFonts w:ascii="BIZ UDPGothic" w:cs="BIZ UDPGothic" w:eastAsia="BIZ UDPGothic" w:hAnsi="BIZ UDPGothic"/>
-          <w:color w:val="404040"/>
-          <w:sz w:val="18"/>
-          <w:szCs w:val="18"/>
-        </w:rPr>
-        <w:t xml:space="preserve">月（約36,900円/月、約443,000円/年）※1ドル=157.8円換算</w:t>
-      </w:r>
-    </w:p>
-    <w:p>
-      <w:pPr>
-        <w:spacing w:before="100" w:after="100"/>
-      </w:pPr>
-      <w:r>
-        <w:rPr>
-          <w:rFonts w:ascii="BIZ UDPGothic" w:cs="BIZ UDPGothic" w:eastAsia="BIZ UDPGothic" w:hAnsi="BIZ UDPGothic"/>
-          <w:color w:val="404040"/>
-          <w:sz w:val="18"/>
-          <w:szCs w:val="18"/>
-        </w:rPr>
-        <w:t xml:space="preserve">停止時間帯 JST 07:00〜20:00（OC系・SH系のみ。SG系は24時間稼働継続）</w:t>
-      </w:r>
-    </w:p>
-    <w:p>
-      <w:pPr>
-        <w:spacing w:before="100" w:after="100"/>
-      </w:pPr>
-      <w:r>
-        <w:rPr>
-          <w:rFonts w:ascii="BIZ UDPGothic" w:cs="BIZ UDPGothic" w:eastAsia="BIZ UDPGothic" w:hAnsi="BIZ UDPGothic"/>
-          <w:color w:val="404040"/>
-          <w:sz w:val="18"/>
-          <w:szCs w:val="18"/>
-        </w:rPr>
-        <w:t xml:space="preserve">稼働時間帯 JST 20:00〜翌07:00（夜間・バッチ処理に合わせた稼働）</w:t>
-      </w:r>
-    </w:p>
-    <w:p>
-      <w:pPr>
-        <w:spacing w:before="100" w:after="100"/>
-      </w:pPr>
-      <w:r>
-        <w:rPr>
-          <w:rFonts w:ascii="BIZ UDPGothic" w:cs="BIZ UDPGothic" w:eastAsia="BIZ UDPGothic" w:hAnsi="BIZ UDPGothic"/>
-          <w:color w:val="404040"/>
-          <w:sz w:val="18"/>
-          <w:szCs w:val="18"/>
-        </w:rPr>
-        <w:t xml:space="preserve">受信可能時間帯の制限 停止時間帯（JST 07:00〜20:00）は SFTP</w:t>
-      </w:r>
-    </w:p>
-    <w:p>
-      <w:pPr>
-        <w:spacing w:before="100" w:after="100"/>
-      </w:pPr>
-      <w:r>
-        <w:rPr>
-          <w:rFonts w:ascii="BIZ UDPGothic" w:cs="BIZ UDPGothic" w:eastAsia="BIZ UDPGothic" w:hAnsi="BIZ UDPGothic"/>
-          <w:color w:val="404040"/>
-          <w:sz w:val="18"/>
-          <w:szCs w:val="18"/>
-        </w:rPr>
-        <w:t xml:space="preserve">接続が拒否されるため、ベンダーからのファイル受信ができません。</w:t>
-      </w:r>
-    </w:p>
-    <w:p>
-      <w:pPr>
-        <w:spacing w:before="100" w:after="100"/>
-      </w:pPr>
-      <w:r>
-        <w:rPr>
-          <w:rFonts w:ascii="BIZ UDPGothic" w:cs="BIZ UDPGothic" w:eastAsia="BIZ UDPGothic" w:hAnsi="BIZ UDPGothic"/>
-          <w:color w:val="404040"/>
-          <w:sz w:val="18"/>
-          <w:szCs w:val="18"/>
-        </w:rPr>
-        <w:t xml:space="preserve">時間外受信が必要な場合 事前に LUVINA</w:t>
-      </w:r>
-    </w:p>
-    <w:p>
-      <w:pPr>
-        <w:spacing w:before="100" w:after="100"/>
-      </w:pPr>
-      <w:r>
-        <w:rPr>
-          <w:rFonts w:ascii="BIZ UDPGothic" w:cs="BIZ UDPGothic" w:eastAsia="BIZ UDPGothic" w:hAnsi="BIZ UDPGothic"/>
-          <w:color w:val="404040"/>
-          <w:sz w:val="18"/>
-          <w:szCs w:val="18"/>
-        </w:rPr>
-        <w:t xml:space="preserve">へ連絡をいただければ、手動でサーバーを起動します。</w:t>
-      </w:r>
-    </w:p>
-    <w:p>
-      <w:pPr>
-        <w:spacing w:before="100" w:after="100"/>
-      </w:pPr>
-      <w:r>
-        <w:rPr>
-          <w:rFonts w:ascii="BIZ UDPGothic" w:cs="BIZ UDPGothic" w:eastAsia="BIZ UDPGothic" w:hAnsi="BIZ UDPGothic"/>
-          <w:b/>
-          <w:bCs/>
-          <w:color w:val="C8102E"/>
-          <w:sz w:val="20"/>
-          <w:szCs w:val="20"/>
-        </w:rPr>
-        <w:t xml:space="preserve">■ 改修一覧</w:t>
-      </w:r>
-    </w:p>
-    <w:p>
-      <w:pPr>
-        <w:spacing w:before="100" w:after="100"/>
-      </w:pPr>
-      <w:r>
-        <w:rPr>
-          <w:rFonts w:ascii="BIZ UDPGothic" w:cs="BIZ UDPGothic" w:eastAsia="BIZ UDPGothic" w:hAnsi="BIZ UDPGothic"/>
-          <w:color w:val="404040"/>
-          <w:sz w:val="18"/>
-          <w:szCs w:val="18"/>
-        </w:rPr>
-        <w:t xml:space="preserve">No. 改修タイトル 概要 工数 リスク</w:t>
-      </w:r>
-    </w:p>
-    <w:p>
-      <w:pPr>
-        <w:spacing w:before="100" w:after="100"/>
-      </w:pPr>
-      <w:r>
-        <w:rPr>
-          <w:rFonts w:ascii="BIZ UDPGothic" w:cs="BIZ UDPGothic" w:eastAsia="BIZ UDPGothic" w:hAnsi="BIZ UDPGothic"/>
-          <w:color w:val="404040"/>
-          <w:sz w:val="18"/>
-          <w:szCs w:val="18"/>
-        </w:rPr>
-        <w:t xml:space="preserve">1 EventBridge OC/SH系の自動起動・停止ルール（2ルール）を新規作成 0.5d 低</w:t>
-      </w:r>
-    </w:p>
-    <w:p>
-      <w:pPr>
-        <w:spacing w:before="100" w:after="100"/>
-      </w:pPr>
-      <w:r>
-        <w:rPr>
-          <w:rFonts w:ascii="BIZ UDPGothic" w:cs="BIZ UDPGothic" w:eastAsia="BIZ UDPGothic" w:hAnsi="BIZ UDPGothic"/>
-          <w:color w:val="404040"/>
-          <w:sz w:val="18"/>
-          <w:szCs w:val="18"/>
-        </w:rPr>
-        <w:t xml:space="preserve">スケジュール作成</w:t>
-      </w:r>
-    </w:p>
-    <w:p>
-      <w:pPr>
-        <w:spacing w:before="100" w:after="100"/>
-      </w:pPr>
-      <w:r>
-        <w:rPr>
-          <w:rFonts w:ascii="BIZ UDPGothic" w:cs="BIZ UDPGothic" w:eastAsia="BIZ UDPGothic" w:hAnsi="BIZ UDPGothic"/>
-          <w:color w:val="404040"/>
-          <w:sz w:val="18"/>
-          <w:szCs w:val="18"/>
-        </w:rPr>
-        <w:t xml:space="preserve">2 Lambda 関数作成 start/stop を実行するPython関数を新規作成 0.5d 低</w:t>
-      </w:r>
-    </w:p>
-    <w:p>
-      <w:pPr>
-        <w:spacing w:before="100" w:after="100"/>
-      </w:pPr>
-      <w:r>
-        <w:rPr>
-          <w:rFonts w:ascii="BIZ UDPGothic" w:cs="BIZ UDPGothic" w:eastAsia="BIZ UDPGothic" w:hAnsi="BIZ UDPGothic"/>
-          <w:color w:val="404040"/>
-          <w:sz w:val="18"/>
-          <w:szCs w:val="18"/>
-        </w:rPr>
-        <w:t xml:space="preserve">3 コスト削減効果確認</w:t>
-      </w:r>
-    </w:p>
-    <w:p>
-      <w:pPr>
-        <w:spacing w:before="100" w:after="100"/>
-      </w:pPr>
-      <w:r>
-        <w:rPr>
-          <w:rFonts w:ascii="BIZ UDPGothic" w:cs="BIZ UDPGothic" w:eastAsia="BIZ UDPGothic" w:hAnsi="BIZ UDPGothic"/>
-          <w:color w:val="404040"/>
-          <w:sz w:val="18"/>
-          <w:szCs w:val="18"/>
-        </w:rPr>
-        <w:t xml:space="preserve">CloudWatchログで起動/停止時刻を確認。翌月コストで削減を確認 0.5d 低</w:t>
-      </w:r>
-    </w:p>
-    <w:p>
-      <w:pPr>
-        <w:spacing w:before="100" w:after="100"/>
-      </w:pPr>
-      <w:r>
-        <w:rPr>
-          <w:rFonts w:ascii="BIZ UDPGothic" w:cs="BIZ UDPGothic" w:eastAsia="BIZ UDPGothic" w:hAnsi="BIZ UDPGothic"/>
-          <w:b/>
-          <w:bCs/>
-          <w:color w:val="C8102E"/>
-          <w:sz w:val="20"/>
-          <w:szCs w:val="20"/>
-        </w:rPr>
-        <w:t xml:space="preserve">■ 2. No.1 EventBridge スケジュール作成</w:t>
-      </w:r>
-    </w:p>
-    <w:p>
-      <w:pPr>
-        <w:spacing w:before="100" w:after="100"/>
-      </w:pPr>
-      <w:r>
-        <w:rPr>
-          <w:rFonts w:ascii="BIZ UDPGothic" w:cs="BIZ UDPGothic" w:eastAsia="BIZ UDPGothic" w:hAnsi="BIZ UDPGothic"/>
-          <w:color w:val="404040"/>
-          <w:sz w:val="18"/>
-          <w:szCs w:val="18"/>
-        </w:rPr>
-        <w:t xml:space="preserve">EventBridge\*</w:t>
-      </w:r>
-    </w:p>
-    <w:p>
-      <w:pPr>
-        <w:spacing w:before="100" w:after="100"/>
-      </w:pPr>
-      <w:r>
-        <w:rPr>
-          <w:rFonts w:ascii="BIZ UDPGothic" w:cs="BIZ UDPGothic" w:eastAsia="BIZ UDPGothic" w:hAnsi="BIZ UDPGothic"/>
-          <w:color w:val="404040"/>
-          <w:sz w:val="18"/>
-          <w:szCs w:val="18"/>
-        </w:rPr>
-        <w:t xml:space="preserve">*　2. No.1 EventBridge スケジュール作成\*\* \*2. No.1 Tạo lịch</w:t>
-      </w:r>
-    </w:p>
-    <w:p>
-      <w:pPr>
-        <w:spacing w:before="100" w:after="100"/>
-      </w:pPr>
-      <w:r>
-        <w:rPr>
-          <w:rFonts w:ascii="BIZ UDPGothic" w:cs="BIZ UDPGothic" w:eastAsia="BIZ UDPGothic" w:hAnsi="BIZ UDPGothic"/>
-          <w:color w:val="404040"/>
-          <w:sz w:val="18"/>
-          <w:szCs w:val="18"/>
-        </w:rPr>
-        <w:t xml:space="preserve">EventBridge</w:t>
-      </w:r>
-    </w:p>
-    <w:p>
-      <w:pPr>
-        <w:spacing w:before="100" w:after="100"/>
-      </w:pPr>
-      <w:r>
-        <w:rPr>
-          <w:rFonts w:ascii="BIZ UDPGothic" w:cs="BIZ UDPGothic" w:eastAsia="BIZ UDPGothic" w:hAnsi="BIZ UDPGothic"/>
-          <w:b/>
-          <w:bCs/>
-          <w:color w:val="C8102E"/>
-          <w:sz w:val="20"/>
-          <w:szCs w:val="20"/>
-        </w:rPr>
-        <w:t xml:space="preserve">■ 受信時間帯の実測根拠（CloudWatch 7日間）</w:t>
-      </w:r>
-    </w:p>
-    <w:p>
-      <w:pPr>
-        <w:spacing w:before="100" w:after="100"/>
-      </w:pPr>
-      <w:r>
-        <w:rPr>
-          <w:rFonts w:ascii="BIZ UDPGothic" w:cs="BIZ UDPGothic" w:eastAsia="BIZ UDPGothic" w:hAnsi="BIZ UDPGothic"/>
-          <w:color w:val="404040"/>
-          <w:sz w:val="18"/>
-          <w:szCs w:val="18"/>
-        </w:rPr>
-        <w:t xml:space="preserve">gian</w:t>
-      </w:r>
-    </w:p>
-    <w:p>
-      <w:pPr>
-        <w:spacing w:before="100" w:after="100"/>
-      </w:pPr>
-      <w:r>
-        <w:rPr>
-          <w:rFonts w:ascii="BIZ UDPGothic" w:cs="BIZ UDPGothic" w:eastAsia="BIZ UDPGothic" w:hAnsi="BIZ UDPGothic"/>
-          <w:color w:val="404040"/>
-          <w:sz w:val="18"/>
-          <w:szCs w:val="18"/>
-        </w:rPr>
-        <w:t xml:space="preserve">nhận file (CloudWatch 7 ngày)\*</w:t>
-      </w:r>
-    </w:p>
-    <w:p>
-      <w:pPr>
-        <w:spacing w:before="100" w:after="100"/>
-      </w:pPr>
-      <w:r>
-        <w:rPr>
-          <w:rFonts w:ascii="BIZ UDPGothic" w:cs="BIZ UDPGothic" w:eastAsia="BIZ UDPGothic" w:hAnsi="BIZ UDPGothic"/>
-          <w:color w:val="404040"/>
-          <w:sz w:val="18"/>
-          <w:szCs w:val="18"/>
-        </w:rPr>
-        <w:t xml:space="preserve">系統 サーバーID 実測受信時間帯（JST） 停止可能時間帯（JST） 停止時間/日</w:t>
-      </w:r>
-    </w:p>
-    <w:p>
-      <w:pPr>
-        <w:spacing w:before="100" w:after="100"/>
-      </w:pPr>
-      <w:r>
-        <w:rPr>
-          <w:rFonts w:ascii="BIZ UDPGothic" w:cs="BIZ UDPGothic" w:eastAsia="BIZ UDPGothic" w:hAnsi="BIZ UDPGothic"/>
-          <w:color w:val="404040"/>
-          <w:sz w:val="18"/>
-          <w:szCs w:val="18"/>
-        </w:rPr>
-        <w:t xml:space="preserve">OC系 s-2a4905e8210f48248 21:00〜00:00（定時バッチ） 07:00〜20:00 13時間</w:t>
-      </w:r>
-    </w:p>
-    <w:p>
-      <w:pPr>
-        <w:spacing w:before="100" w:after="100"/>
-      </w:pPr>
-      <w:r>
-        <w:rPr>
-          <w:rFonts w:ascii="BIZ UDPGothic" w:cs="BIZ UDPGothic" w:eastAsia="BIZ UDPGothic" w:hAnsi="BIZ UDPGothic"/>
-          <w:color w:val="404040"/>
-          <w:sz w:val="18"/>
-          <w:szCs w:val="18"/>
-        </w:rPr>
-        <w:t xml:space="preserve">SH系 s-5546031218784c4ba 22:00ごろ（1回） 07:00〜20:00 13時間</w:t>
-      </w:r>
-    </w:p>
-    <w:p>
-      <w:pPr>
-        <w:spacing w:before="100" w:after="100"/>
-      </w:pPr>
-      <w:r>
-        <w:rPr>
-          <w:rFonts w:ascii="BIZ UDPGothic" w:cs="BIZ UDPGothic" w:eastAsia="BIZ UDPGothic" w:hAnsi="BIZ UDPGothic"/>
-          <w:color w:val="404040"/>
-          <w:sz w:val="18"/>
-          <w:szCs w:val="18"/>
-        </w:rPr>
-        <w:t xml:space="preserve">SG系 s-bd974a35aa994c838 終日散発 停止困難 \-\--</w:t>
-      </w:r>
-    </w:p>
-    <w:p>
-      <w:pPr>
-        <w:spacing w:before="100" w:after="100"/>
-      </w:pPr>
-      <w:r>
-        <w:rPr>
-          <w:rFonts w:ascii="BIZ UDPGothic" w:cs="BIZ UDPGothic" w:eastAsia="BIZ UDPGothic" w:hAnsi="BIZ UDPGothic"/>
-          <w:b/>
-          <w:bCs/>
-          <w:color w:val="C8102E"/>
-          <w:sz w:val="20"/>
-          <w:szCs w:val="20"/>
-        </w:rPr>
-        <w:t xml:space="preserve">■ 変更前 / 変更後</w:t>
-      </w:r>
-    </w:p>
-    <w:p>
-      <w:pPr>
-        <w:spacing w:before="100" w:after="100"/>
-      </w:pPr>
-      <w:r>
-        <w:rPr>
-          <w:rFonts w:ascii="BIZ UDPGothic" w:cs="BIZ UDPGothic" w:eastAsia="BIZ UDPGothic" w:hAnsi="BIZ UDPGothic"/>
-          <w:color w:val="404040"/>
-          <w:sz w:val="18"/>
-          <w:szCs w:val="18"/>
-        </w:rPr>
-        <w:t xml:space="preserve">OC系 s-2a4905e8210f48248:           OC系: JST 07:00〜20:00 は OFFLINE</w:t>
-      </w:r>
-    </w:p>
-    <w:p>
-      <w:pPr>
-        <w:spacing w:before="100" w:after="100"/>
-      </w:pPr>
-      <w:r>
-        <w:rPr>
-          <w:rFonts w:ascii="BIZ UDPGothic" w:cs="BIZ UDPGothic" w:eastAsia="BIZ UDPGothic" w:hAnsi="BIZ UDPGothic"/>
-          <w:color w:val="404040"/>
-          <w:sz w:val="18"/>
-          <w:szCs w:val="18"/>
-        </w:rPr>
-        <w:t xml:space="preserve">常時ONLINE SH系                     SH系: JST 07:00〜20:00 は OFFLINE</w:t>
-      </w:r>
-    </w:p>
-    <w:p>
-      <w:pPr>
-        <w:spacing w:before="100" w:after="100"/>
-      </w:pPr>
-      <w:r>
-        <w:rPr>
-          <w:rFonts w:ascii="BIZ UDPGothic" w:cs="BIZ UDPGothic" w:eastAsia="BIZ UDPGothic" w:hAnsi="BIZ UDPGothic"/>
-          <w:color w:val="404040"/>
-          <w:sz w:val="18"/>
-          <w:szCs w:val="18"/>
-        </w:rPr>
-        <w:t xml:space="preserve">s-5546031218784c4ba: 常時ONLINE     EB起動: cron(0 11 \* \* ? \*)</w:t>
-      </w:r>
-    </w:p>
-    <w:p>
-      <w:pPr>
-        <w:spacing w:before="100" w:after="100"/>
-      </w:pPr>
-      <w:r>
-        <w:rPr>
-          <w:rFonts w:ascii="BIZ UDPGothic" w:cs="BIZ UDPGothic" w:eastAsia="BIZ UDPGothic" w:hAnsi="BIZ UDPGothic"/>
-          <w:color w:val="404040"/>
-          <w:sz w:val="18"/>
-          <w:szCs w:val="18"/>
-        </w:rPr>
-        <w:t xml:space="preserve">EventBridge ルール: なし 月額:      = JST 20:00 EB停止: cron(0 22 \*</w:t>
-      </w:r>
-    </w:p>
-    <w:p>
-      <w:pPr>
-        <w:spacing w:before="100" w:after="100"/>
-      </w:pPr>
-      <w:r>
-        <w:rPr>
-          <w:rFonts w:ascii="BIZ UDPGothic" w:cs="BIZ UDPGothic" w:eastAsia="BIZ UDPGothic" w:hAnsi="BIZ UDPGothic"/>
-          <w:color w:val="404040"/>
-          <w:sz w:val="18"/>
-          <w:szCs w:val="18"/>
-        </w:rPr>
-        <w:t xml:space="preserve">\$648（3台すべて720h稼働）        \* ? \*) = JST 07:00 月額:</w:t>
-      </w:r>
-    </w:p>
-    <w:p>
-      <w:pPr>
-        <w:spacing w:before="100" w:after="100"/>
-      </w:pPr>
-      <w:r>
-        <w:rPr>
-          <w:rFonts w:ascii="BIZ UDPGothic" w:cs="BIZ UDPGothic" w:eastAsia="BIZ UDPGothic" w:hAnsi="BIZ UDPGothic"/>
-          <w:color w:val="404040"/>
-          <w:sz w:val="18"/>
-          <w:szCs w:val="18"/>
-        </w:rPr>
-        <w:t xml:space="preserve">\$414（OC/SH系は330h稼働）</w:t>
-      </w:r>
-    </w:p>
-    <w:p>
-      <w:pPr>
-        <w:spacing w:before="100" w:after="100"/>
-      </w:pPr>
-      <w:r>
-        <w:rPr>
-          <w:rFonts w:ascii="BIZ UDPGothic" w:cs="BIZ UDPGothic" w:eastAsia="BIZ UDPGothic" w:hAnsi="BIZ UDPGothic"/>
-          <w:b/>
-          <w:bCs/>
-          <w:color w:val="C8102E"/>
-          <w:sz w:val="20"/>
-          <w:szCs w:val="20"/>
-        </w:rPr>
-        <w:t xml:space="preserve">■ EventBridge 設定値</w:t>
-      </w:r>
-    </w:p>
-    <w:p>
-      <w:pPr>
-        <w:spacing w:before="100" w:after="100"/>
-      </w:pPr>
-      <w:r>
-        <w:rPr>
-          <w:rFonts w:ascii="BIZ UDPGothic" w:cs="BIZ UDPGothic" w:eastAsia="BIZ UDPGothic" w:hAnsi="BIZ UDPGothic"/>
-          <w:color w:val="404040"/>
-          <w:sz w:val="18"/>
-          <w:szCs w:val="18"/>
-        </w:rPr>
-        <w:t xml:space="preserve">ルール名 操作 cron式（UTC） JST換算 対象Lambda</w:t>
-      </w:r>
-    </w:p>
-    <w:p>
-      <w:pPr>
-        <w:spacing w:before="100" w:after="100"/>
-      </w:pPr>
-      <w:r>
-        <w:rPr>
-          <w:rFonts w:ascii="BIZ UDPGothic" w:cs="BIZ UDPGothic" w:eastAsia="BIZ UDPGothic" w:hAnsi="BIZ UDPGothic"/>
-          <w:color w:val="404040"/>
-          <w:sz w:val="18"/>
-          <w:szCs w:val="18"/>
-        </w:rPr>
-        <w:t xml:space="preserve">ksm-posprd-eb-tf-start 起動（start） cron(0 11 \* \* ? 毎日 20:00</w:t>
-      </w:r>
-    </w:p>
-    <w:p>
-      <w:pPr>
-        <w:spacing w:before="100" w:after="100"/>
-      </w:pPr>
-      <w:r>
-        <w:rPr>
-          <w:rFonts w:ascii="BIZ UDPGothic" w:cs="BIZ UDPGothic" w:eastAsia="BIZ UDPGothic" w:hAnsi="BIZ UDPGothic"/>
-          <w:color w:val="404040"/>
-          <w:sz w:val="18"/>
-          <w:szCs w:val="18"/>
-        </w:rPr>
-        <w:t xml:space="preserve">tf-schedule</w:t>
-      </w:r>
-    </w:p>
-    <w:p>
-      <w:pPr>
-        <w:spacing w:before="100" w:after="100"/>
-      </w:pPr>
-      <w:r>
-        <w:rPr>
-          <w:rFonts w:ascii="BIZ UDPGothic" w:cs="BIZ UDPGothic" w:eastAsia="BIZ UDPGothic" w:hAnsi="BIZ UDPGothic"/>
-          <w:color w:val="404040"/>
-          <w:sz w:val="18"/>
-          <w:szCs w:val="18"/>
-        </w:rPr>
-        <w:t xml:space="preserve">\*)</w:t>
-      </w:r>
-    </w:p>
-    <w:p>
-      <w:pPr>
-        <w:spacing w:before="100" w:after="100"/>
-      </w:pPr>
-      <w:r>
-        <w:rPr>
-          <w:rFonts w:ascii="BIZ UDPGothic" w:cs="BIZ UDPGothic" w:eastAsia="BIZ UDPGothic" w:hAnsi="BIZ UDPGothic"/>
-          <w:color w:val="404040"/>
-          <w:sz w:val="18"/>
-          <w:szCs w:val="18"/>
-        </w:rPr>
-        <w:t xml:space="preserve">ksm-posprd-eb-tf-stop 停止（stop） cron(0 22 \* \* ? 毎日 07:00</w:t>
-      </w:r>
-    </w:p>
-    <w:p>
-      <w:pPr>
-        <w:spacing w:before="100" w:after="100"/>
-      </w:pPr>
-      <w:r>
-        <w:rPr>
-          <w:rFonts w:ascii="BIZ UDPGothic" w:cs="BIZ UDPGothic" w:eastAsia="BIZ UDPGothic" w:hAnsi="BIZ UDPGothic"/>
-          <w:color w:val="404040"/>
-          <w:sz w:val="18"/>
-          <w:szCs w:val="18"/>
-        </w:rPr>
-        <w:t xml:space="preserve">tf-schedule</w:t>
-      </w:r>
-    </w:p>
-    <w:p>
-      <w:pPr>
-        <w:spacing w:before="100" w:after="100"/>
-      </w:pPr>
-      <w:r>
-        <w:rPr>
-          <w:rFonts w:ascii="BIZ UDPGothic" w:cs="BIZ UDPGothic" w:eastAsia="BIZ UDPGothic" w:hAnsi="BIZ UDPGothic"/>
-          <w:color w:val="404040"/>
-          <w:sz w:val="18"/>
-          <w:szCs w:val="18"/>
-        </w:rPr>
-        <w:t xml:space="preserve">\*)</w:t>
-      </w:r>
-    </w:p>
-    <w:p>
-      <w:pPr>
-        <w:spacing w:before="100" w:after="100"/>
-      </w:pPr>
-      <w:r>
-        <w:rPr>
-          <w:rFonts w:ascii="BIZ UDPGothic" w:cs="BIZ UDPGothic" w:eastAsia="BIZ UDPGothic" w:hAnsi="BIZ UDPGothic"/>
-          <w:b/>
-          <w:bCs/>
-          <w:color w:val="C8102E"/>
-          <w:sz w:val="20"/>
-          <w:szCs w:val="20"/>
-        </w:rPr>
-        <w:t xml:space="preserve">■ 3. No.2 Lambda 関数作成</w:t>
-      </w:r>
-    </w:p>
-    <w:p>
-      <w:pPr>
-        <w:spacing w:before="100" w:after="100"/>
-      </w:pPr>
-      <w:r>
-        <w:rPr>
-          <w:rFonts w:ascii="BIZ UDPGothic" w:cs="BIZ UDPGothic" w:eastAsia="BIZ UDPGothic" w:hAnsi="BIZ UDPGothic"/>
-          <w:b/>
-          <w:bCs/>
-          <w:color w:val="C8102E"/>
-          <w:sz w:val="20"/>
-          <w:szCs w:val="20"/>
-        </w:rPr>
-        <w:t xml:space="preserve">■ 変更前 / 変更後</w:t>
-      </w:r>
-    </w:p>
-    <w:p>
-      <w:pPr>
-        <w:spacing w:before="100" w:after="100"/>
-      </w:pPr>
-      <w:r>
-        <w:rPr>
-          <w:rFonts w:ascii="BIZ UDPGothic" w:cs="BIZ UDPGothic" w:eastAsia="BIZ UDPGothic" w:hAnsi="BIZ UDPGothic"/>
-          <w:color w:val="404040"/>
-          <w:sz w:val="18"/>
-          <w:szCs w:val="18"/>
-        </w:rPr>
-        <w:t xml:space="preserve">（ 新規作成のため変更前コードなし） import boto3, os def handler(event, context):</w:t>
-      </w:r>
-    </w:p>
-    <w:p>
-      <w:pPr>
-        <w:spacing w:before="100" w:after="100"/>
-      </w:pPr>
-      <w:r>
-        <w:rPr>
-          <w:rFonts w:ascii="BIZ UDPGothic" w:cs="BIZ UDPGothic" w:eastAsia="BIZ UDPGothic" w:hAnsi="BIZ UDPGothic"/>
-          <w:color w:val="404040"/>
-          <w:sz w:val="18"/>
-          <w:szCs w:val="18"/>
-        </w:rPr>
-        <w:t xml:space="preserve">action = os.environ\[\"ACTION\"\]</w:t>
-      </w:r>
-    </w:p>
-    <w:p>
-      <w:pPr>
-        <w:spacing w:before="100" w:after="100"/>
-      </w:pPr>
-      <w:r>
-        <w:rPr>
-          <w:rFonts w:ascii="BIZ UDPGothic" w:cs="BIZ UDPGothic" w:eastAsia="BIZ UDPGothic" w:hAnsi="BIZ UDPGothic"/>
-          <w:color w:val="404040"/>
-          <w:sz w:val="18"/>
-          <w:szCs w:val="18"/>
-        </w:rPr>
-        <w:t xml:space="preserve">server_ids = os.envir</w:t>
-      </w:r>
-    </w:p>
-    <w:p>
-      <w:pPr>
-        <w:spacing w:before="100" w:after="100"/>
-      </w:pPr>
-      <w:r>
-        <w:rPr>
-          <w:rFonts w:ascii="BIZ UDPGothic" w:cs="BIZ UDPGothic" w:eastAsia="BIZ UDPGothic" w:hAnsi="BIZ UDPGothic"/>
-          <w:color w:val="404040"/>
-          <w:sz w:val="18"/>
-          <w:szCs w:val="18"/>
-        </w:rPr>
-        <w:t xml:space="preserve">on\[\"SERVER_IDS\"\].split(\",\")</w:t>
-      </w:r>
-    </w:p>
-    <w:p>
-      <w:pPr>
-        <w:spacing w:before="100" w:after="100"/>
-      </w:pPr>
-      <w:r>
-        <w:rPr>
-          <w:rFonts w:ascii="BIZ UDPGothic" w:cs="BIZ UDPGothic" w:eastAsia="BIZ UDPGothic" w:hAnsi="BIZ UDPGothic"/>
-          <w:color w:val="404040"/>
-          <w:sz w:val="18"/>
-          <w:szCs w:val="18"/>
-        </w:rPr>
-        <w:t xml:space="preserve">client = boto3.client(\"transfer\",</w:t>
-      </w:r>
-    </w:p>
-    <w:p>
-      <w:pPr>
-        <w:spacing w:before="100" w:after="100"/>
-      </w:pPr>
-      <w:r>
-        <w:rPr>
-          <w:rFonts w:ascii="BIZ UDPGothic" w:cs="BIZ UDPGothic" w:eastAsia="BIZ UDPGothic" w:hAnsi="BIZ UDPGothic"/>
-          <w:color w:val="404040"/>
-          <w:sz w:val="18"/>
-          <w:szCs w:val="18"/>
-        </w:rPr>
-        <w:t xml:space="preserve">region_name=\"ap-northeast-1\") for sid in</w:t>
-      </w:r>
-    </w:p>
-    <w:p>
-      <w:pPr>
-        <w:spacing w:before="100" w:after="100"/>
-      </w:pPr>
-      <w:r>
-        <w:rPr>
-          <w:rFonts w:ascii="BIZ UDPGothic" w:cs="BIZ UDPGothic" w:eastAsia="BIZ UDPGothic" w:hAnsi="BIZ UDPGothic"/>
-          <w:color w:val="404040"/>
-          <w:sz w:val="18"/>
-          <w:szCs w:val="18"/>
-        </w:rPr>
-        <w:t xml:space="preserve">server_ids: if action == \"start\":</w:t>
-      </w:r>
-    </w:p>
-    <w:p>
-      <w:pPr>
-        <w:spacing w:before="100" w:after="100"/>
-      </w:pPr>
-      <w:r>
-        <w:rPr>
-          <w:rFonts w:ascii="BIZ UDPGothic" w:cs="BIZ UDPGothic" w:eastAsia="BIZ UDPGothic" w:hAnsi="BIZ UDPGothic"/>
-          <w:color w:val="404040"/>
-          <w:sz w:val="18"/>
-          <w:szCs w:val="18"/>
-        </w:rPr>
-        <w:t xml:space="preserve">client.s tart_server(ServerId=sid.strip())</w:t>
-      </w:r>
-    </w:p>
-    <w:p>
-      <w:pPr>
-        <w:spacing w:before="100" w:after="100"/>
-      </w:pPr>
-      <w:r>
-        <w:rPr>
-          <w:rFonts w:ascii="BIZ UDPGothic" w:cs="BIZ UDPGothic" w:eastAsia="BIZ UDPGothic" w:hAnsi="BIZ UDPGothic"/>
-          <w:color w:val="404040"/>
-          <w:sz w:val="18"/>
-          <w:szCs w:val="18"/>
-        </w:rPr>
-        <w:t xml:space="preserve">else: client. stop_server(ServerId=sid.strip())</w:t>
-      </w:r>
-    </w:p>
-    <w:p>
-      <w:pPr>
-        <w:spacing w:before="100" w:after="100"/>
-      </w:pPr>
-      <w:r>
-        <w:rPr>
-          <w:rFonts w:ascii="BIZ UDPGothic" w:cs="BIZ UDPGothic" w:eastAsia="BIZ UDPGothic" w:hAnsi="BIZ UDPGothic"/>
-          <w:color w:val="404040"/>
-          <w:sz w:val="18"/>
-          <w:szCs w:val="18"/>
-        </w:rPr>
-        <w:t xml:space="preserve">return {\"s</w:t>
-      </w:r>
-    </w:p>
-    <w:p>
-      <w:pPr>
-        <w:spacing w:before="100" w:after="100"/>
-      </w:pPr>
-      <w:r>
-        <w:rPr>
-          <w:rFonts w:ascii="BIZ UDPGothic" w:cs="BIZ UDPGothic" w:eastAsia="BIZ UDPGothic" w:hAnsi="BIZ UDPGothic"/>
-          <w:color w:val="404040"/>
-          <w:sz w:val="18"/>
-          <w:szCs w:val="18"/>
-        </w:rPr>
-        <w:t xml:space="preserve">tatus\":\"ok\",\"action\":action}</w:t>
-      </w:r>
-    </w:p>
-    <w:p>
-      <w:pPr>
-        <w:spacing w:before="100" w:after="100"/>
-      </w:pPr>
-      <w:r>
-        <w:rPr>
-          <w:rFonts w:ascii="BIZ UDPGothic" w:cs="BIZ UDPGothic" w:eastAsia="BIZ UDPGothic" w:hAnsi="BIZ UDPGothic"/>
-          <w:b/>
-          <w:bCs/>
-          <w:color w:val="C8102E"/>
-          <w:sz w:val="20"/>
-          <w:szCs w:val="20"/>
-        </w:rPr>
-        <w:t xml:space="preserve">■ 環境変数設定</w:t>
-      </w:r>
-    </w:p>
-    <w:p>
-      <w:pPr>
-        <w:spacing w:before="100" w:after="100"/>
-      </w:pPr>
-      <w:r>
-        <w:rPr>
-          <w:rFonts w:ascii="BIZ UDPGothic" w:cs="BIZ UDPGothic" w:eastAsia="BIZ UDPGothic" w:hAnsi="BIZ UDPGothic"/>
-          <w:color w:val="404040"/>
-          <w:sz w:val="18"/>
-          <w:szCs w:val="18"/>
-        </w:rPr>
-        <w:t xml:space="preserve">ルール 変数名 値</w:t>
-      </w:r>
-    </w:p>
-    <w:p>
-      <w:pPr>
-        <w:spacing w:before="100" w:after="100"/>
-      </w:pPr>
-      <w:r>
-        <w:rPr>
-          <w:rFonts w:ascii="BIZ UDPGothic" w:cs="BIZ UDPGothic" w:eastAsia="BIZ UDPGothic" w:hAnsi="BIZ UDPGothic"/>
-          <w:color w:val="404040"/>
-          <w:sz w:val="18"/>
-          <w:szCs w:val="18"/>
-        </w:rPr>
-        <w:t xml:space="preserve">起動ルール用 ACTION start</w:t>
-      </w:r>
-    </w:p>
-    <w:p>
-      <w:pPr>
-        <w:spacing w:before="100" w:after="100"/>
-      </w:pPr>
-      <w:r>
-        <w:rPr>
-          <w:rFonts w:ascii="BIZ UDPGothic" w:cs="BIZ UDPGothic" w:eastAsia="BIZ UDPGothic" w:hAnsi="BIZ UDPGothic"/>
-          <w:color w:val="404040"/>
-          <w:sz w:val="18"/>
-          <w:szCs w:val="18"/>
-        </w:rPr>
-        <w:t xml:space="preserve">起動ルール用 SERVER_IDS s-2a4905e8210f48248,s-5546031218784c4ba</w:t>
-      </w:r>
-    </w:p>
-    <w:p>
-      <w:pPr>
-        <w:spacing w:before="100" w:after="100"/>
-      </w:pPr>
-      <w:r>
-        <w:rPr>
-          <w:rFonts w:ascii="BIZ UDPGothic" w:cs="BIZ UDPGothic" w:eastAsia="BIZ UDPGothic" w:hAnsi="BIZ UDPGothic"/>
-          <w:color w:val="404040"/>
-          <w:sz w:val="18"/>
-          <w:szCs w:val="18"/>
-        </w:rPr>
-        <w:t xml:space="preserve">停止ルール用 ACTION stop</w:t>
-      </w:r>
-    </w:p>
-    <w:p>
-      <w:pPr>
-        <w:spacing w:before="100" w:after="100"/>
-      </w:pPr>
-      <w:r>
-        <w:rPr>
-          <w:rFonts w:ascii="BIZ UDPGothic" w:cs="BIZ UDPGothic" w:eastAsia="BIZ UDPGothic" w:hAnsi="BIZ UDPGothic"/>
-          <w:color w:val="404040"/>
-          <w:sz w:val="18"/>
-          <w:szCs w:val="18"/>
-        </w:rPr>
-        <w:t xml:space="preserve">停止ルール用 SERVER_IDS s-2a4905e8210f48248,s-5546031218784c4ba</w:t>
-      </w:r>
-    </w:p>
-    <w:p>
-      <w:pPr>
-        <w:spacing w:before="100" w:after="100"/>
-      </w:pPr>
-      <w:r>
-        <w:rPr>
-          <w:rFonts w:ascii="BIZ UDPGothic" w:cs="BIZ UDPGothic" w:eastAsia="BIZ UDPGothic" w:hAnsi="BIZ UDPGothic"/>
-          <w:b/>
-          <w:bCs/>
-          <w:color w:val="C8102E"/>
-          <w:sz w:val="20"/>
-          <w:szCs w:val="20"/>
-        </w:rPr>
-        <w:t xml:space="preserve">■ 4. No.3 コスト削減効果</w:t>
-      </w:r>
-    </w:p>
-    <w:p>
-      <w:pPr>
-        <w:spacing w:before="100" w:after="100"/>
-      </w:pPr>
-      <w:r>
-        <w:rPr>
-          <w:rFonts w:ascii="BIZ UDPGothic" w:cs="BIZ UDPGothic" w:eastAsia="BIZ UDPGothic" w:hAnsi="BIZ UDPGothic"/>
-          <w:color w:val="404040"/>
-          <w:sz w:val="18"/>
-          <w:szCs w:val="18"/>
-        </w:rPr>
-        <w:t xml:space="preserve">系統 台数 稼働時間（現状） 稼働時間（修正後） 月削減額</w:t>
-      </w:r>
-    </w:p>
-    <w:p>
-      <w:pPr>
-        <w:spacing w:before="100" w:after="100"/>
-      </w:pPr>
-      <w:r>
-        <w:rPr>
-          <w:rFonts w:ascii="BIZ UDPGothic" w:cs="BIZ UDPGothic" w:eastAsia="BIZ UDPGothic" w:hAnsi="BIZ UDPGothic"/>
-          <w:color w:val="404040"/>
-          <w:sz w:val="18"/>
-          <w:szCs w:val="18"/>
-        </w:rPr>
-        <w:t xml:space="preserve">OC系・SH系 2台 720h（\$432/月） 330h（\$198/月） ▲\$234/月</w:t>
-      </w:r>
-    </w:p>
-    <w:p>
-      <w:pPr>
-        <w:spacing w:before="100" w:after="100"/>
-      </w:pPr>
-      <w:r>
-        <w:rPr>
-          <w:rFonts w:ascii="BIZ UDPGothic" w:cs="BIZ UDPGothic" w:eastAsia="BIZ UDPGothic" w:hAnsi="BIZ UDPGothic"/>
-          <w:color w:val="404040"/>
-          <w:sz w:val="18"/>
-          <w:szCs w:val="18"/>
-        </w:rPr>
-        <w:t xml:space="preserve">SG系 1台 720h（\$216/月） 720h（変更なし） \-\--</w:t>
-      </w:r>
-    </w:p>
-    <w:p>
-      <w:pPr>
-        <w:spacing w:before="100" w:after="100"/>
-      </w:pPr>
-      <w:r>
-        <w:rPr>
-          <w:rFonts w:ascii="BIZ UDPGothic" w:cs="BIZ UDPGothic" w:eastAsia="BIZ UDPGothic" w:hAnsi="BIZ UDPGothic"/>
-          <w:color w:val="404040"/>
-          <w:sz w:val="18"/>
-          <w:szCs w:val="18"/>
-        </w:rPr>
-        <w:t xml:space="preserve">合計 3台 \$648/月 \$414/月 ▲\$234/月（▲\$2,808/年）</w:t>
-      </w:r>
-    </w:p>
-    <w:p>
-      <w:pPr>
-        <w:spacing w:before="100" w:after="100"/>
-      </w:pPr>
-      <w:r>
-        <w:rPr>
-          <w:rFonts w:ascii="BIZ UDPGothic" w:cs="BIZ UDPGothic" w:eastAsia="BIZ UDPGothic" w:hAnsi="BIZ UDPGothic"/>
-          <w:b/>
-          <w:bCs/>
-          <w:color w:val="C8102E"/>
-          <w:sz w:val="20"/>
-          <w:szCs w:val="20"/>
-        </w:rPr>
-        <w:t xml:space="preserve">■ 6. 時間外手動操作手順</w:t>
-      </w:r>
-    </w:p>
-    <w:p>
-      <w:pPr>
-        <w:spacing w:before="100" w:after="100"/>
-      </w:pPr>
-      <w:r>
-        <w:rPr>
-          <w:rFonts w:ascii="BIZ UDPGothic" w:cs="BIZ UDPGothic" w:eastAsia="BIZ UDPGothic" w:hAnsi="BIZ UDPGothic"/>
-          <w:color w:val="404040"/>
-          <w:sz w:val="18"/>
-          <w:szCs w:val="18"/>
-        </w:rPr>
-        <w:t xml:space="preserve">JST 07:00〜20:00</w:t>
-      </w:r>
-    </w:p>
-    <w:p>
-      <w:pPr>
-        <w:spacing w:before="100" w:after="100"/>
-      </w:pPr>
-      <w:r>
-        <w:rPr>
-          <w:rFonts w:ascii="BIZ UDPGothic" w:cs="BIZ UDPGothic" w:eastAsia="BIZ UDPGothic" w:hAnsi="BIZ UDPGothic"/>
-          <w:color w:val="404040"/>
-          <w:sz w:val="18"/>
-          <w:szCs w:val="18"/>
-        </w:rPr>
-        <w:t xml:space="preserve">の停止時間帯に緊急でファイル受信が必要な場合、以下のコマンドで手動起動・停止を行う。</w:t>
-      </w:r>
-    </w:p>
-    <w:p>
-      <w:pPr>
-        <w:spacing w:before="100" w:after="100"/>
-      </w:pPr>
-      <w:r>
-        <w:rPr>
-          <w:rFonts w:ascii="BIZ UDPGothic" w:cs="BIZ UDPGothic" w:eastAsia="BIZ UDPGothic" w:hAnsi="BIZ UDPGothic"/>
-          <w:color w:val="404040"/>
-          <w:sz w:val="18"/>
-          <w:szCs w:val="18"/>
-        </w:rPr>
-        <w:t xml:space="preserve">\*Nếu cần nhận file khẩn cấp trong thời gian dừng JST 07:00\~20:00,</w:t>
-      </w:r>
-    </w:p>
-    <w:p>
-      <w:pPr>
-        <w:spacing w:before="100" w:after="100"/>
-      </w:pPr>
-      <w:r>
-        <w:rPr>
-          <w:rFonts w:ascii="BIZ UDPGothic" w:cs="BIZ UDPGothic" w:eastAsia="BIZ UDPGothic" w:hAnsi="BIZ UDPGothic"/>
-          <w:color w:val="404040"/>
-          <w:sz w:val="18"/>
-          <w:szCs w:val="18"/>
-        </w:rPr>
-        <w:t xml:space="preserve">thực</w:t>
-      </w:r>
-    </w:p>
-    <w:p>
-      <w:pPr>
-        <w:spacing w:before="100" w:after="100"/>
-      </w:pPr>
-      <w:r>
-        <w:rPr>
-          <w:rFonts w:ascii="BIZ UDPGothic" w:cs="BIZ UDPGothic" w:eastAsia="BIZ UDPGothic" w:hAnsi="BIZ UDPGothic"/>
-          <w:color w:val="404040"/>
-          <w:sz w:val="18"/>
-          <w:szCs w:val="18"/>
-        </w:rPr>
-        <w:t xml:space="preserve">hiện khởi động/dừng thủ công bằng lệnh sau.\*</w:t>
-      </w:r>
-    </w:p>
-    <w:p>
-      <w:pPr>
-        <w:spacing w:before="100" w:after="100"/>
-      </w:pPr>
-      <w:r>
-        <w:rPr>
-          <w:rFonts w:ascii="BIZ UDPGothic" w:cs="BIZ UDPGothic" w:eastAsia="BIZ UDPGothic" w:hAnsi="BIZ UDPGothic"/>
-          <w:b/>
-          <w:bCs/>
-          <w:color w:val="C8102E"/>
-          <w:sz w:val="20"/>
-          <w:szCs w:val="20"/>
-        </w:rPr>
-        <w:t xml:space="preserve">■ 手動起動（CloudShell）</w:t>
-      </w:r>
-    </w:p>
-    <w:p>
-      <w:pPr>
-        <w:spacing w:before="100" w:after="100"/>
-      </w:pPr>
-      <w:r>
-        <w:rPr>
-          <w:rFonts w:ascii="BIZ UDPGothic" w:cs="BIZ UDPGothic" w:eastAsia="BIZ UDPGothic" w:hAnsi="BIZ UDPGothic"/>
-          <w:b/>
-          <w:bCs/>
-          <w:color w:val="C8102E"/>
-          <w:sz w:val="20"/>
-          <w:szCs w:val="20"/>
-        </w:rPr>
-        <w:t xml:space="preserve">■ 手動停止（CloudShell）</w:t>
+        <w:t xml:space="preserve">　実施判断チェックリスト** *Danh sách kiểm tra quyết định thực hiện*</w:t>
+      </w:r>
+    </w:p>
+    <w:p>
+      <w:pPr>
+        <w:spacing w:before="100" w:after="100"/>
+      </w:pPr>
+      <w:r>
+        <w:rPr>
+          <w:rFonts w:ascii="BIZ UDPGothic" w:cs="BIZ UDPGothic" w:eastAsia="BIZ UDPGothic" w:hAnsi="BIZ UDPGothic"/>
+          <w:color w:val="404040"/>
+          <w:sz w:val="18"/>
+          <w:szCs w:val="18"/>
+        </w:rPr>
+        <w:t xml:space="preserve">--------- ---------------------------------------------------------------------------- --------------</w:t>
+      </w:r>
+    </w:p>
+    <w:p>
+      <w:pPr>
+        <w:spacing w:before="100" w:after="100"/>
+      </w:pPr>
+      <w:r>
+        <w:rPr>
+          <w:rFonts w:ascii="BIZ UDPGothic" w:cs="BIZ UDPGothic" w:eastAsia="BIZ UDPGothic" w:hAnsi="BIZ UDPGothic"/>
+          <w:color w:val="404040"/>
+          <w:sz w:val="18"/>
+          <w:szCs w:val="18"/>
+        </w:rPr>
+        <w:t xml:space="preserve">No. 確認事項 確認結果</w:t>
+      </w:r>
+    </w:p>
+    <w:p>
+      <w:pPr>
+        <w:spacing w:before="100" w:after="100"/>
+      </w:pPr>
+      <w:r>
+        <w:rPr>
+          <w:rFonts w:ascii="BIZ UDPGothic" w:cs="BIZ UDPGothic" w:eastAsia="BIZ UDPGothic" w:hAnsi="BIZ UDPGothic"/>
+          <w:color w:val="404040"/>
+          <w:sz w:val="18"/>
+          <w:szCs w:val="18"/>
+        </w:rPr>
+        <w:t xml:space="preserve">1 JST 07:00〜20:00 の時間帯に □ YES □ NO</w:t>
+      </w:r>
+    </w:p>
+    <w:p>
+      <w:pPr>
+        <w:spacing w:before="100" w:after="100"/>
+      </w:pPr>
+      <w:r>
+        <w:rPr>
+          <w:rFonts w:ascii="BIZ UDPGothic" w:cs="BIZ UDPGothic" w:eastAsia="BIZ UDPGothic" w:hAnsi="BIZ UDPGothic"/>
+          <w:color w:val="404040"/>
+          <w:sz w:val="18"/>
+          <w:szCs w:val="18"/>
+        </w:rPr>
+        <w:t xml:space="preserve">OC系・SH系のファイル受信が発生しないことを、ベンダー（BIPROGY /</w:t>
+      </w:r>
+    </w:p>
+    <w:p>
+      <w:pPr>
+        <w:spacing w:before="100" w:after="100"/>
+      </w:pPr>
+      <w:r>
+        <w:rPr>
+          <w:rFonts w:ascii="BIZ UDPGothic" w:cs="BIZ UDPGothic" w:eastAsia="BIZ UDPGothic" w:hAnsi="BIZ UDPGothic"/>
+          <w:color w:val="404040"/>
+          <w:sz w:val="18"/>
+          <w:szCs w:val="18"/>
+        </w:rPr>
+        <w:t xml:space="preserve">SHARP）に確認済みである</w:t>
+      </w:r>
+    </w:p>
+    <w:p>
+      <w:pPr>
+        <w:spacing w:before="100" w:after="100"/>
+      </w:pPr>
+      <w:r>
+        <w:rPr>
+          <w:rFonts w:ascii="BIZ UDPGothic" w:cs="BIZ UDPGothic" w:eastAsia="BIZ UDPGothic" w:hAnsi="BIZ UDPGothic"/>
+          <w:color w:val="404040"/>
+          <w:sz w:val="18"/>
+          <w:szCs w:val="18"/>
+        </w:rPr>
+        <w:t xml:space="preserve">2 時間外（JST 07:00〜20:00）にファイル送信が必要な場合は、事前に LUVINA □ YES □ NO</w:t>
+      </w:r>
+    </w:p>
+    <w:p>
+      <w:pPr>
+        <w:spacing w:before="100" w:after="100"/>
+      </w:pPr>
+      <w:r>
+        <w:rPr>
+          <w:rFonts w:ascii="BIZ UDPGothic" w:cs="BIZ UDPGothic" w:eastAsia="BIZ UDPGothic" w:hAnsi="BIZ UDPGothic"/>
+          <w:color w:val="404040"/>
+          <w:sz w:val="18"/>
+          <w:szCs w:val="18"/>
+        </w:rPr>
+        <w:t xml:space="preserve">へ連絡する運用に同意する</w:t>
+      </w:r>
+    </w:p>
+    <w:p>
+      <w:pPr>
+        <w:spacing w:before="100" w:after="100"/>
+      </w:pPr>
+      <w:r>
+        <w:rPr>
+          <w:rFonts w:ascii="BIZ UDPGothic" w:cs="BIZ UDPGothic" w:eastAsia="BIZ UDPGothic" w:hAnsi="BIZ UDPGothic"/>
+          <w:color w:val="404040"/>
+          <w:sz w:val="18"/>
+          <w:szCs w:val="18"/>
+        </w:rPr>
+        <w:t xml:space="preserve">3 削減効果（月額 \$234 / □ 承認 □ 保留</w:t>
+      </w:r>
+    </w:p>
+    <w:p>
+      <w:pPr>
+        <w:spacing w:before="100" w:after="100"/>
+      </w:pPr>
+      <w:r>
+        <w:rPr>
+          <w:rFonts w:ascii="BIZ UDPGothic" w:cs="BIZ UDPGothic" w:eastAsia="BIZ UDPGothic" w:hAnsi="BIZ UDPGothic"/>
+          <w:color w:val="404040"/>
+          <w:sz w:val="18"/>
+          <w:szCs w:val="18"/>
+        </w:rPr>
+        <w:t xml:space="preserve">約36,900円）と時間外受信制限のトレードオフを理解し、本改修の実施を承認する □ 否認</w:t>
+      </w:r>
+    </w:p>
+    <w:p>
+      <w:pPr>
+        <w:spacing w:before="100" w:after="100"/>
+      </w:pPr>
+      <w:r>
+        <w:rPr>
+          <w:rFonts w:ascii="BIZ UDPGothic" w:cs="BIZ UDPGothic" w:eastAsia="BIZ UDPGothic" w:hAnsi="BIZ UDPGothic"/>
+          <w:color w:val="404040"/>
+          <w:sz w:val="18"/>
+          <w:szCs w:val="18"/>
+        </w:rPr>
+        <w:t xml:space="preserve">--------- ---------------------------------------------------------------------------- --------------</w:t>
+      </w:r>
+    </w:p>
+    <w:p>
+      <w:pPr>
+        <w:spacing w:before="100" w:after="100"/>
+      </w:pPr>
+      <w:r>
+        <w:rPr>
+          <w:rFonts w:ascii="BIZ UDPGothic" w:cs="BIZ UDPGothic" w:eastAsia="BIZ UDPGothic" w:hAnsi="BIZ UDPGothic"/>
+          <w:color w:val="404040"/>
+          <w:sz w:val="18"/>
+          <w:szCs w:val="18"/>
+        </w:rPr>
+        <w:t xml:space="preserve">※ 確認結果欄に記入・署名のうえ、LUVINA 担当者（Thanh</w:t>
+      </w:r>
+    </w:p>
+    <w:p>
+      <w:pPr>
+        <w:spacing w:before="100" w:after="100"/>
+      </w:pPr>
+      <w:r>
+        <w:rPr>
+          <w:rFonts w:ascii="BIZ UDPGothic" w:cs="BIZ UDPGothic" w:eastAsia="BIZ UDPGothic" w:hAnsi="BIZ UDPGothic"/>
+          <w:color w:val="404040"/>
+          <w:sz w:val="18"/>
+          <w:szCs w:val="18"/>
+        </w:rPr>
+        <w:t xml:space="preserve">Nguyên）へご返送ください。 *※ Vui lòng điền kết quả xác nhận, ký tên và</w:t>
+      </w:r>
+    </w:p>
+    <w:p>
+      <w:pPr>
+        <w:spacing w:before="100" w:after="100"/>
+      </w:pPr>
+      <w:r>
+        <w:rPr>
+          <w:rFonts w:ascii="BIZ UDPGothic" w:cs="BIZ UDPGothic" w:eastAsia="BIZ UDPGothic" w:hAnsi="BIZ UDPGothic"/>
+          <w:color w:val="404040"/>
+          <w:sz w:val="18"/>
+          <w:szCs w:val="18"/>
+        </w:rPr>
+        <w:t xml:space="preserve">gửi lại cho phụ trách LUVINA (Thanh Nguyên).*</w:t>
       </w:r>
     </w:p>
     <w:p>
@@ -2835,7 +1759,7 @@
           <w:sz w:val="24"/>
           <w:szCs w:val="24"/>
         </w:rPr>
-        <w:t xml:space="preserve">■ テスト手順・結果</w:t>
+        <w:t xml:space="preserve">■ 1. 概要・背景** *1.</w:t>
       </w:r>
       <w:r>
         <w:br/>
@@ -2849,12 +1773,85 @@
           <w:sz w:val="17"/>
           <w:szCs w:val="17"/>
         </w:rPr>
-        <w:t xml:space="preserve">　Quy Trình &amp; Kết Quả Kiểm Thử</w:t>
-      </w:r>
-    </w:p>
-    <w:p>
-      <w:pPr>
-        <w:spacing w:before="100" w:after="100"/>
+        <w:t xml:space="preserve">　Tổng</w:t>
+      </w:r>
+    </w:p>
+    <w:p>
+      <w:pPr>
+        <w:spacing w:before="100" w:after="100"/>
+      </w:pPr>
+      <w:r>
+        <w:rPr>
+          <w:rFonts w:ascii="BIZ UDPGothic" w:cs="BIZ UDPGothic" w:eastAsia="BIZ UDPGothic" w:hAnsi="BIZ UDPGothic"/>
+          <w:color w:val="404040"/>
+          <w:sz w:val="18"/>
+          <w:szCs w:val="18"/>
+        </w:rPr>
+        <w:t xml:space="preserve">現在、AWS Transfer Family</w:t>
+      </w:r>
+    </w:p>
+    <w:p>
+      <w:pPr>
+        <w:spacing w:before="100" w:after="100"/>
+      </w:pPr>
+      <w:r>
+        <w:rPr>
+          <w:rFonts w:ascii="BIZ UDPGothic" w:cs="BIZ UDPGothic" w:eastAsia="BIZ UDPGothic" w:hAnsi="BIZ UDPGothic"/>
+          <w:color w:val="404040"/>
+          <w:sz w:val="18"/>
+          <w:szCs w:val="18"/>
+        </w:rPr>
+        <w:t xml:space="preserve">のSFTPサーバー3台が24時間365日稼働しており、月額 \$648（3台 × \$0.30/h ×</w:t>
+      </w:r>
+    </w:p>
+    <w:p>
+      <w:pPr>
+        <w:spacing w:before="100" w:after="100"/>
+      </w:pPr>
+      <w:r>
+        <w:rPr>
+          <w:rFonts w:ascii="BIZ UDPGothic" w:cs="BIZ UDPGothic" w:eastAsia="BIZ UDPGothic" w:hAnsi="BIZ UDPGothic"/>
+          <w:color w:val="404040"/>
+          <w:sz w:val="18"/>
+          <w:szCs w:val="18"/>
+        </w:rPr>
+        <w:t xml:space="preserve">720h）のコストが発生している。CloudWatch メトリクス（FilesIn /</w:t>
+      </w:r>
+    </w:p>
+    <w:p>
+      <w:pPr>
+        <w:spacing w:before="100" w:after="100"/>
+      </w:pPr>
+      <w:r>
+        <w:rPr>
+          <w:rFonts w:ascii="BIZ UDPGothic" w:cs="BIZ UDPGothic" w:eastAsia="BIZ UDPGothic" w:hAnsi="BIZ UDPGothic"/>
+          <w:color w:val="404040"/>
+          <w:sz w:val="18"/>
+          <w:szCs w:val="18"/>
+        </w:rPr>
+        <w:t xml:space="preserve">BytesIn）を7日間実測した結果、OC系・SH系はJST</w:t>
+      </w:r>
+    </w:p>
+    <w:p>
+      <w:pPr>
+        <w:spacing w:before="100" w:after="100"/>
+      </w:pPr>
+      <w:r>
+        <w:rPr>
+          <w:rFonts w:ascii="BIZ UDPGothic" w:cs="BIZ UDPGothic" w:eastAsia="BIZ UDPGothic" w:hAnsi="BIZ UDPGothic"/>
+          <w:color w:val="404040"/>
+          <w:sz w:val="18"/>
+          <w:szCs w:val="18"/>
+        </w:rPr>
+        <w:t xml:space="preserve">07:00〜20:00の間に受信が発生しないことが確認された。当該時間帯にサーバーを自動停止する仕組みを実装し、コストを削減する。</w:t>
+      </w:r>
+    </w:p>
+    <w:p>
+      <w:pPr>
+        <w:pBdr>
+          <w:left w:val="thick" w:color="C8102E" w:sz="20" w:space="6"/>
+        </w:pBdr>
+        <w:spacing w:before="280" w:after="100"/>
       </w:pPr>
       <w:r>
         <w:rPr>
@@ -2862,138 +1859,319 @@
           <w:b/>
           <w:bCs/>
           <w:color w:val="C8102E"/>
-          <w:sz w:val="20"/>
-          <w:szCs w:val="20"/>
-        </w:rPr>
-        <w:t xml:space="preserve">■ 5. テスト手順・報告</w:t>
-      </w:r>
-    </w:p>
-    <w:p>
-      <w:pPr>
-        <w:spacing w:before="100" w:after="100"/>
-      </w:pPr>
-      <w:r>
-        <w:rPr>
-          <w:rFonts w:ascii="BIZ UDPGothic" w:cs="BIZ UDPGothic" w:eastAsia="BIZ UDPGothic" w:hAnsi="BIZ UDPGothic"/>
-          <w:color w:val="404040"/>
-          <w:sz w:val="18"/>
-          <w:szCs w:val="18"/>
-        </w:rPr>
-        <w:t xml:space="preserve">【実施順序】①検証環境 → ②STG環境（stg.ignicapos.com）→</w:t>
-      </w:r>
-    </w:p>
-    <w:p>
-      <w:pPr>
-        <w:spacing w:before="100" w:after="100"/>
-      </w:pPr>
-      <w:r>
-        <w:rPr>
-          <w:rFonts w:ascii="BIZ UDPGothic" w:cs="BIZ UDPGothic" w:eastAsia="BIZ UDPGothic" w:hAnsi="BIZ UDPGothic"/>
-          <w:color w:val="404040"/>
-          <w:sz w:val="18"/>
-          <w:szCs w:val="18"/>
-        </w:rPr>
-        <w:t xml:space="preserve">③PRD本番環境（www.ignicapos.com）の順に実施すること \*【Thứ tự thực</w:t>
-      </w:r>
-    </w:p>
-    <w:p>
-      <w:pPr>
-        <w:spacing w:before="100" w:after="100"/>
-      </w:pPr>
-      <w:r>
-        <w:rPr>
-          <w:rFonts w:ascii="BIZ UDPGothic" w:cs="BIZ UDPGothic" w:eastAsia="BIZ UDPGothic" w:hAnsi="BIZ UDPGothic"/>
-          <w:color w:val="404040"/>
-          <w:sz w:val="18"/>
-          <w:szCs w:val="18"/>
-        </w:rPr>
-        <w:t xml:space="preserve">hiện】① Môi trường kiểm thử → ② STG (stg.ignicapos.com) → ③ PRD thực</w:t>
-      </w:r>
-    </w:p>
-    <w:p>
-      <w:pPr>
-        <w:spacing w:before="100" w:after="100"/>
-      </w:pPr>
-      <w:r>
-        <w:rPr>
-          <w:rFonts w:ascii="BIZ UDPGothic" w:cs="BIZ UDPGothic" w:eastAsia="BIZ UDPGothic" w:hAnsi="BIZ UDPGothic"/>
-          <w:color w:val="404040"/>
-          <w:sz w:val="18"/>
-          <w:szCs w:val="18"/>
-        </w:rPr>
-        <w:t xml:space="preserve">(www.ignicapos.com)\*</w:t>
-      </w:r>
-    </w:p>
-    <w:p>
-      <w:pPr>
-        <w:spacing w:before="100" w:after="100"/>
+          <w:sz w:val="24"/>
+          <w:szCs w:val="24"/>
+        </w:rPr>
+        <w:t xml:space="preserve">■ 改修一覧** *Danh sách sửa đổi*</w:t>
+      </w:r>
+      <w:r>
+        <w:br/>
+      </w:r>
+      <w:r>
+        <w:rPr>
+          <w:rFonts w:ascii="BIZ UDPGothic" w:cs="BIZ UDPGothic" w:eastAsia="BIZ UDPGothic" w:hAnsi="BIZ UDPGothic"/>
+          <w:i/>
+          <w:iCs/>
+          <w:color w:val="AA3344"/>
+          <w:sz w:val="17"/>
+          <w:szCs w:val="17"/>
+        </w:rPr>
+        <w:t xml:space="preserve">　</w:t>
+      </w:r>
+    </w:p>
+    <w:p>
+      <w:pPr>
+        <w:spacing w:before="100" w:after="100"/>
+      </w:pPr>
+      <w:r>
+        <w:rPr>
+          <w:rFonts w:ascii="BIZ UDPGothic" w:cs="BIZ UDPGothic" w:eastAsia="BIZ UDPGothic" w:hAnsi="BIZ UDPGothic"/>
+          <w:color w:val="404040"/>
+          <w:sz w:val="18"/>
+          <w:szCs w:val="18"/>
+        </w:rPr>
+        <w:t xml:space="preserve">--------- -------------------- ------------------------------------------------------------- ---------- ------------</w:t>
+      </w:r>
+    </w:p>
+    <w:p>
+      <w:pPr>
+        <w:spacing w:before="100" w:after="100"/>
+      </w:pPr>
+      <w:r>
+        <w:rPr>
+          <w:rFonts w:ascii="BIZ UDPGothic" w:cs="BIZ UDPGothic" w:eastAsia="BIZ UDPGothic" w:hAnsi="BIZ UDPGothic"/>
+          <w:color w:val="404040"/>
+          <w:sz w:val="18"/>
+          <w:szCs w:val="18"/>
+        </w:rPr>
+        <w:t xml:space="preserve">No. 改修タイトル 概要 工数 リスク</w:t>
+      </w:r>
+    </w:p>
+    <w:p>
+      <w:pPr>
+        <w:spacing w:before="100" w:after="100"/>
+      </w:pPr>
+      <w:r>
+        <w:rPr>
+          <w:rFonts w:ascii="BIZ UDPGothic" w:cs="BIZ UDPGothic" w:eastAsia="BIZ UDPGothic" w:hAnsi="BIZ UDPGothic"/>
+          <w:color w:val="404040"/>
+          <w:sz w:val="18"/>
+          <w:szCs w:val="18"/>
+        </w:rPr>
+        <w:t xml:space="preserve">1 EventBridge OC/SH系の自動起動・停止ルール（2ルール）を新規作成 0.5d 低</w:t>
+      </w:r>
+    </w:p>
+    <w:p>
+      <w:pPr>
+        <w:spacing w:before="100" w:after="100"/>
+      </w:pPr>
+      <w:r>
+        <w:rPr>
+          <w:rFonts w:ascii="BIZ UDPGothic" w:cs="BIZ UDPGothic" w:eastAsia="BIZ UDPGothic" w:hAnsi="BIZ UDPGothic"/>
+          <w:color w:val="404040"/>
+          <w:sz w:val="18"/>
+          <w:szCs w:val="18"/>
+        </w:rPr>
+        <w:t xml:space="preserve">スケジュール作成</w:t>
+      </w:r>
+    </w:p>
+    <w:p>
+      <w:pPr>
+        <w:spacing w:before="100" w:after="100"/>
+      </w:pPr>
+      <w:r>
+        <w:rPr>
+          <w:rFonts w:ascii="BIZ UDPGothic" w:cs="BIZ UDPGothic" w:eastAsia="BIZ UDPGothic" w:hAnsi="BIZ UDPGothic"/>
+          <w:color w:val="404040"/>
+          <w:sz w:val="18"/>
+          <w:szCs w:val="18"/>
+        </w:rPr>
+        <w:t xml:space="preserve">2 Lambda 関数作成 start/stop を実行するPython関数を新規作成 0.5d 低</w:t>
+      </w:r>
+    </w:p>
+    <w:p>
+      <w:pPr>
+        <w:spacing w:before="100" w:after="100"/>
+      </w:pPr>
+      <w:r>
+        <w:rPr>
+          <w:rFonts w:ascii="BIZ UDPGothic" w:cs="BIZ UDPGothic" w:eastAsia="BIZ UDPGothic" w:hAnsi="BIZ UDPGothic"/>
+          <w:color w:val="404040"/>
+          <w:sz w:val="18"/>
+          <w:szCs w:val="18"/>
+        </w:rPr>
+        <w:t xml:space="preserve">3 コスト削減効果確認 CloudWatchログで起動/停止時刻を確認。翌月コストで削減を確認 0.5d 低</w:t>
+      </w:r>
+    </w:p>
+    <w:p>
+      <w:pPr>
+        <w:spacing w:before="100" w:after="100"/>
+      </w:pPr>
+      <w:r>
+        <w:rPr>
+          <w:rFonts w:ascii="BIZ UDPGothic" w:cs="BIZ UDPGothic" w:eastAsia="BIZ UDPGothic" w:hAnsi="BIZ UDPGothic"/>
+          <w:color w:val="404040"/>
+          <w:sz w:val="18"/>
+          <w:szCs w:val="18"/>
+        </w:rPr>
+        <w:t xml:space="preserve">--------- -------------------- ------------------------------------------------------------- ---------- ------------</w:t>
+      </w:r>
+    </w:p>
+    <w:p>
+      <w:pPr>
+        <w:pBdr>
+          <w:left w:val="thick" w:color="C8102E" w:sz="20" w:space="6"/>
+        </w:pBdr>
+        <w:spacing w:before="280" w:after="100"/>
       </w:pPr>
       <w:r>
         <w:rPr>
           <w:rFonts w:ascii="BIZ UDPGothic" w:cs="BIZ UDPGothic" w:eastAsia="BIZ UDPGothic" w:hAnsi="BIZ UDPGothic"/>
           <w:b/>
           <w:bCs/>
-          <w:color w:val="404040"/>
-          <w:sz w:val="18"/>
-          <w:szCs w:val="18"/>
-        </w:rPr>
-        <w:t xml:space="preserve">N o .                                                                     （OK/ NG）</w:t>
-      </w:r>
-    </w:p>
-    <w:p>
-      <w:pPr>
-        <w:spacing w:before="100" w:after="100"/>
-      </w:pPr>
-      <w:r>
-        <w:rPr>
-          <w:rFonts w:ascii="BIZ UDPGothic" w:cs="BIZ UDPGothic" w:eastAsia="BIZ UDPGothic" w:hAnsi="BIZ UDPGothic"/>
-          <w:color w:val="404040"/>
-          <w:sz w:val="18"/>
-          <w:szCs w:val="18"/>
-        </w:rPr>
-        <w:t xml:space="preserve">1                 Lambda関数                            ACTION / SERVER_IDS</w:t>
-      </w:r>
-    </w:p>
-    <w:p>
-      <w:pPr>
-        <w:spacing w:before="100" w:after="100"/>
-      </w:pPr>
-      <w:r>
-        <w:rPr>
-          <w:rFonts w:ascii="BIZ UDPGothic" w:cs="BIZ UDPGothic" w:eastAsia="BIZ UDPGothic" w:hAnsi="BIZ UDPGothic"/>
-          <w:color w:val="404040"/>
-          <w:sz w:val="18"/>
-          <w:szCs w:val="18"/>
-        </w:rPr>
-        <w:t xml:space="preserve">ksm-posstg-lmd-function-tf-schedule   が 正し</w:t>
-      </w:r>
-    </w:p>
-    <w:p>
-      <w:pPr>
-        <w:spacing w:before="100" w:after="100"/>
-      </w:pPr>
-      <w:r>
-        <w:rPr>
-          <w:rFonts w:ascii="BIZ UDPGothic" w:cs="BIZ UDPGothic" w:eastAsia="BIZ UDPGothic" w:hAnsi="BIZ UDPGothic"/>
-          <w:color w:val="404040"/>
-          <w:sz w:val="18"/>
-          <w:szCs w:val="18"/>
-        </w:rPr>
-        <w:t xml:space="preserve">が作成され、 環境変                   く設定されている</w:t>
-      </w:r>
-    </w:p>
-    <w:p>
-      <w:pPr>
-        <w:spacing w:before="100" w:after="100"/>
-      </w:pPr>
-      <w:r>
-        <w:rPr>
-          <w:rFonts w:ascii="BIZ UDPGothic" w:cs="BIZ UDPGothic" w:eastAsia="BIZ UDPGothic" w:hAnsi="BIZ UDPGothic"/>
-          <w:color w:val="404040"/>
-          <w:sz w:val="18"/>
-          <w:szCs w:val="18"/>
-        </w:rPr>
-        <w:t xml:space="preserve">数が正しく設定されていることを確認 ▶</w:t>
+          <w:color w:val="C8102E"/>
+          <w:sz w:val="24"/>
+          <w:szCs w:val="24"/>
+        </w:rPr>
+        <w:t xml:space="preserve">■ 2. No.1 EventBridge スケジュール作成** *2. No.1 Tạo lịch EventBridge*</w:t>
+      </w:r>
+      <w:r>
+        <w:br/>
+      </w:r>
+      <w:r>
+        <w:rPr>
+          <w:rFonts w:ascii="BIZ UDPGothic" w:cs="BIZ UDPGothic" w:eastAsia="BIZ UDPGothic" w:hAnsi="BIZ UDPGothic"/>
+          <w:i/>
+          <w:iCs/>
+          <w:color w:val="AA3344"/>
+          <w:sz w:val="17"/>
+          <w:szCs w:val="17"/>
+        </w:rPr>
+        <w:t xml:space="preserve">　2. No.1 EventBridge スケジュール作成** *2. No.1 Tạo lịch EventBridge*</w:t>
+      </w:r>
+    </w:p>
+    <w:p>
+      <w:pPr>
+        <w:pBdr>
+          <w:left w:val="thick" w:color="C8102E" w:sz="20" w:space="6"/>
+        </w:pBdr>
+        <w:spacing w:before="280" w:after="100"/>
+      </w:pPr>
+      <w:r>
+        <w:rPr>
+          <w:rFonts w:ascii="BIZ UDPGothic" w:cs="BIZ UDPGothic" w:eastAsia="BIZ UDPGothic" w:hAnsi="BIZ UDPGothic"/>
+          <w:b/>
+          <w:bCs/>
+          <w:color w:val="C8102E"/>
+          <w:sz w:val="24"/>
+          <w:szCs w:val="24"/>
+        </w:rPr>
+        <w:t xml:space="preserve">■ 受信時間帯の実測根拠（CloudWatch 7日間）** *Căn cứ thực đo thời gian</w:t>
+      </w:r>
+      <w:r>
+        <w:br/>
+      </w:r>
+      <w:r>
+        <w:rPr>
+          <w:rFonts w:ascii="BIZ UDPGothic" w:cs="BIZ UDPGothic" w:eastAsia="BIZ UDPGothic" w:hAnsi="BIZ UDPGothic"/>
+          <w:i/>
+          <w:iCs/>
+          <w:color w:val="AA3344"/>
+          <w:sz w:val="17"/>
+          <w:szCs w:val="17"/>
+        </w:rPr>
+        <w:t xml:space="preserve">　</w:t>
+      </w:r>
+    </w:p>
+    <w:p>
+      <w:pPr>
+        <w:spacing w:before="100" w:after="100"/>
+      </w:pPr>
+      <w:r>
+        <w:rPr>
+          <w:rFonts w:ascii="BIZ UDPGothic" w:cs="BIZ UDPGothic" w:eastAsia="BIZ UDPGothic" w:hAnsi="BIZ UDPGothic"/>
+          <w:color w:val="404040"/>
+          <w:sz w:val="18"/>
+          <w:szCs w:val="18"/>
+        </w:rPr>
+        <w:t xml:space="preserve">nhận file (CloudWatch 7 ngày)*</w:t>
+      </w:r>
+    </w:p>
+    <w:p>
+      <w:pPr>
+        <w:spacing w:before="100" w:after="100"/>
+      </w:pPr>
+      <w:r>
+        <w:rPr>
+          <w:rFonts w:ascii="BIZ UDPGothic" w:cs="BIZ UDPGothic" w:eastAsia="BIZ UDPGothic" w:hAnsi="BIZ UDPGothic"/>
+          <w:color w:val="404040"/>
+          <w:sz w:val="18"/>
+          <w:szCs w:val="18"/>
+        </w:rPr>
+        <w:t xml:space="preserve">---------- --------------------- ---------------------------- --------------------------- -----------------</w:t>
+      </w:r>
+    </w:p>
+    <w:p>
+      <w:pPr>
+        <w:spacing w:before="100" w:after="100"/>
+      </w:pPr>
+      <w:r>
+        <w:rPr>
+          <w:rFonts w:ascii="BIZ UDPGothic" w:cs="BIZ UDPGothic" w:eastAsia="BIZ UDPGothic" w:hAnsi="BIZ UDPGothic"/>
+          <w:color w:val="404040"/>
+          <w:sz w:val="18"/>
+          <w:szCs w:val="18"/>
+        </w:rPr>
+        <w:t xml:space="preserve">系統 サーバーID 実測受信時間帯（JST） 停止可能時間帯（JST） 停止時間/日</w:t>
+      </w:r>
+    </w:p>
+    <w:p>
+      <w:pPr>
+        <w:spacing w:before="100" w:after="100"/>
+      </w:pPr>
+      <w:r>
+        <w:rPr>
+          <w:rFonts w:ascii="BIZ UDPGothic" w:cs="BIZ UDPGothic" w:eastAsia="BIZ UDPGothic" w:hAnsi="BIZ UDPGothic"/>
+          <w:color w:val="404040"/>
+          <w:sz w:val="18"/>
+          <w:szCs w:val="18"/>
+        </w:rPr>
+        <w:t xml:space="preserve">OC系 s-2a4905e8210f48248 21:00〜00:00（定時バッチ） 07:00〜20:00 13時間</w:t>
+      </w:r>
+    </w:p>
+    <w:p>
+      <w:pPr>
+        <w:spacing w:before="100" w:after="100"/>
+      </w:pPr>
+      <w:r>
+        <w:rPr>
+          <w:rFonts w:ascii="BIZ UDPGothic" w:cs="BIZ UDPGothic" w:eastAsia="BIZ UDPGothic" w:hAnsi="BIZ UDPGothic"/>
+          <w:color w:val="404040"/>
+          <w:sz w:val="18"/>
+          <w:szCs w:val="18"/>
+        </w:rPr>
+        <w:t xml:space="preserve">SH系 s-5546031218784c4ba 22:00ごろ（1回） 07:00〜20:00 13時間</w:t>
+      </w:r>
+    </w:p>
+    <w:p>
+      <w:pPr>
+        <w:spacing w:before="100" w:after="100"/>
+      </w:pPr>
+      <w:r>
+        <w:rPr>
+          <w:rFonts w:ascii="BIZ UDPGothic" w:cs="BIZ UDPGothic" w:eastAsia="BIZ UDPGothic" w:hAnsi="BIZ UDPGothic"/>
+          <w:color w:val="404040"/>
+          <w:sz w:val="18"/>
+          <w:szCs w:val="18"/>
+        </w:rPr>
+        <w:t xml:space="preserve">SG系 s-bd974a35aa994c838 終日散発 停止困難 ---</w:t>
+      </w:r>
+    </w:p>
+    <w:p>
+      <w:pPr>
+        <w:spacing w:before="100" w:after="100"/>
+      </w:pPr>
+      <w:r>
+        <w:rPr>
+          <w:rFonts w:ascii="BIZ UDPGothic" w:cs="BIZ UDPGothic" w:eastAsia="BIZ UDPGothic" w:hAnsi="BIZ UDPGothic"/>
+          <w:color w:val="404040"/>
+          <w:sz w:val="18"/>
+          <w:szCs w:val="18"/>
+        </w:rPr>
+        <w:t xml:space="preserve">---------- --------------------- ---------------------------- --------------------------- -----------------</w:t>
+      </w:r>
+    </w:p>
+    <w:p>
+      <w:pPr>
+        <w:pBdr>
+          <w:left w:val="thick" w:color="C8102E" w:sz="20" w:space="6"/>
+        </w:pBdr>
+        <w:spacing w:before="280" w:after="100"/>
+      </w:pPr>
+      <w:r>
+        <w:rPr>
+          <w:rFonts w:ascii="BIZ UDPGothic" w:cs="BIZ UDPGothic" w:eastAsia="BIZ UDPGothic" w:hAnsi="BIZ UDPGothic"/>
+          <w:b/>
+          <w:bCs/>
+          <w:color w:val="C8102E"/>
+          <w:sz w:val="24"/>
+          <w:szCs w:val="24"/>
+        </w:rPr>
+        <w:t xml:space="preserve">■ 変更前 / 変更後** *Trước / Sau thay đổi*</w:t>
+      </w:r>
+      <w:r>
+        <w:br/>
+      </w:r>
+      <w:r>
+        <w:rPr>
+          <w:rFonts w:ascii="BIZ UDPGothic" w:cs="BIZ UDPGothic" w:eastAsia="BIZ UDPGothic" w:hAnsi="BIZ UDPGothic"/>
+          <w:i/>
+          <w:iCs/>
+          <w:color w:val="AA3344"/>
+          <w:sz w:val="17"/>
+          <w:szCs w:val="17"/>
+        </w:rPr>
+        <w:t xml:space="preserve">　</w:t>
       </w:r>
     </w:p>
     <w:tbl>
@@ -3009,27 +2187,29 @@
         </w:tblBorders>
       </w:tblPr>
       <w:tblGrid>
-        <w:gridCol w:w="9506"/>
+        <w:gridCol w:w="4753"/>
+        <w:gridCol w:w="4753"/>
       </w:tblGrid>
       <w:tr>
         <w:trPr>
           <w:cantSplit/>
+          <w:tblHeader/>
         </w:trPr>
         <w:tc>
           <w:tcPr>
-            <w:tcW w:type="dxa" w:w="9506"/>
-            <w:tcBorders>
-              <w:top w:val="single" w:color="CCCCCC" w:sz="4"/>
-              <w:left w:val="single" w:color="CCCCCC" w:sz="4"/>
-              <w:bottom w:val="single" w:color="CCCCCC" w:sz="4"/>
-              <w:right w:val="single" w:color="CCCCCC" w:sz="4"/>
-            </w:tcBorders>
-            <w:shd w:fill="F5F5F5" w:val="clear"/>
-            <w:tcMar>
-              <w:top w:type="dxa" w:w="80"/>
-              <w:left w:type="dxa" w:w="200"/>
-              <w:bottom w:type="dxa" w:w="80"/>
-              <w:right w:type="dxa" w:w="200"/>
+            <w:tcW w:type="dxa" w:w="4753"/>
+            <w:tcBorders>
+              <w:top w:val="single" w:color="CCCCCC" w:sz="4"/>
+              <w:left w:val="single" w:color="CCCCCC" w:sz="4"/>
+              <w:bottom w:val="single" w:color="CCCCCC" w:sz="4"/>
+              <w:right w:val="single" w:color="CCCCCC" w:sz="4"/>
+            </w:tcBorders>
+            <w:shd w:fill="E8E8E8" w:val="clear"/>
+            <w:tcMar>
+              <w:top w:type="dxa" w:w="80"/>
+              <w:left w:type="dxa" w:w="120"/>
+              <w:bottom w:type="dxa" w:w="80"/>
+              <w:right w:type="dxa" w:w="120"/>
             </w:tcMar>
           </w:tcPr>
           <w:p>
@@ -3038,824 +2218,113 @@
             </w:pPr>
             <w:r>
               <w:rPr>
-                <w:rFonts w:ascii="Courier New" w:cs="Courier New" w:eastAsia="Courier New" w:hAnsi="Courier New"/>
-                <w:color w:val="404040"/>
-                <w:sz w:val="16"/>
-                <w:szCs w:val="16"/>
-              </w:rPr>
-              <w:t xml:space="preserve">aws lambda get-function-configuration</w:t>
-            </w:r>
-          </w:p>
+                <w:rFonts w:ascii="BIZ UDPGothic" w:cs="BIZ UDPGothic" w:eastAsia="BIZ UDPGothic" w:hAnsi="BIZ UDPGothic"/>
+                <w:color w:val="404040"/>
+                <w:sz w:val="18"/>
+                <w:szCs w:val="18"/>
+              </w:rPr>
+              <w:t xml:space="preserve"/>
+            </w:r>
+          </w:p>
+        </w:tc>
+        <w:tc>
+          <w:tcPr>
+            <w:tcW w:type="dxa" w:w="4753"/>
+            <w:tcBorders>
+              <w:top w:val="single" w:color="CCCCCC" w:sz="4"/>
+              <w:left w:val="single" w:color="CCCCCC" w:sz="4"/>
+              <w:bottom w:val="single" w:color="CCCCCC" w:sz="4"/>
+              <w:right w:val="single" w:color="CCCCCC" w:sz="4"/>
+            </w:tcBorders>
+            <w:shd w:fill="E8E8E8" w:val="clear"/>
+            <w:tcMar>
+              <w:top w:type="dxa" w:w="80"/>
+              <w:left w:type="dxa" w:w="120"/>
+              <w:bottom w:type="dxa" w:w="80"/>
+              <w:right w:type="dxa" w:w="120"/>
+            </w:tcMar>
+          </w:tcPr>
           <w:p>
             <w:pPr>
               <w:spacing w:before="0" w:after="0"/>
             </w:pPr>
             <w:r>
               <w:rPr>
-                <w:rFonts w:ascii="Courier New" w:cs="Courier New" w:eastAsia="Courier New" w:hAnsi="Courier New"/>
-                <w:color w:val="404040"/>
-                <w:sz w:val="16"/>
-                <w:szCs w:val="16"/>
-              </w:rPr>
-              <w:t xml:space="preserve">\--region ap-northeast-1</w:t>
-            </w:r>
-          </w:p>
+                <w:rFonts w:ascii="BIZ UDPGothic" w:cs="BIZ UDPGothic" w:eastAsia="BIZ UDPGothic" w:hAnsi="BIZ UDPGothic"/>
+                <w:color w:val="404040"/>
+                <w:sz w:val="18"/>
+                <w:szCs w:val="18"/>
+              </w:rPr>
+              <w:t xml:space="preserve"/>
+            </w:r>
+          </w:p>
+        </w:tc>
+      </w:tr>
+      <w:tr>
+        <w:trPr>
+          <w:cantSplit/>
+        </w:trPr>
+        <w:tc>
+          <w:tcPr>
+            <w:tcW w:type="dxa" w:w="4753"/>
+            <w:tcBorders>
+              <w:top w:val="single" w:color="CCCCCC" w:sz="4"/>
+              <w:left w:val="single" w:color="CCCCCC" w:sz="4"/>
+              <w:bottom w:val="single" w:color="CCCCCC" w:sz="4"/>
+              <w:right w:val="single" w:color="CCCCCC" w:sz="4"/>
+            </w:tcBorders>
+            <w:shd w:fill="FFFFFF" w:val="clear"/>
+            <w:tcMar>
+              <w:top w:type="dxa" w:w="80"/>
+              <w:left w:type="dxa" w:w="120"/>
+              <w:bottom w:type="dxa" w:w="80"/>
+              <w:right w:type="dxa" w:w="120"/>
+            </w:tcMar>
+          </w:tcPr>
           <w:p>
             <w:pPr>
               <w:spacing w:before="0" w:after="0"/>
             </w:pPr>
             <w:r>
               <w:rPr>
-                <w:rFonts w:ascii="Courier New" w:cs="Courier New" w:eastAsia="Courier New" w:hAnsi="Courier New"/>
-                <w:color w:val="404040"/>
-                <w:sz w:val="16"/>
-                <w:szCs w:val="16"/>
-              </w:rPr>
-              <w:t xml:space="preserve">\--function-name</w:t>
-            </w:r>
-          </w:p>
+                <w:rFonts w:ascii="BIZ UDPGothic" w:cs="BIZ UDPGothic" w:eastAsia="BIZ UDPGothic" w:hAnsi="BIZ UDPGothic"/>
+                <w:color w:val="404040"/>
+                <w:sz w:val="18"/>
+                <w:szCs w:val="18"/>
+              </w:rPr>
+              <w:t xml:space="preserve">OC系 s-2a4905e8210f48248: 常時ONLINE SH系 s-5546031218784c4ba: 常時ONLINE EventBridge ルール: なし 月額: \$648（3台すべて720h稼働）</w:t>
+            </w:r>
+          </w:p>
+        </w:tc>
+        <w:tc>
+          <w:tcPr>
+            <w:tcW w:type="dxa" w:w="4753"/>
+            <w:tcBorders>
+              <w:top w:val="single" w:color="CCCCCC" w:sz="4"/>
+              <w:left w:val="single" w:color="CCCCCC" w:sz="4"/>
+              <w:bottom w:val="single" w:color="CCCCCC" w:sz="4"/>
+              <w:right w:val="single" w:color="CCCCCC" w:sz="4"/>
+            </w:tcBorders>
+            <w:shd w:fill="FFFFFF" w:val="clear"/>
+            <w:tcMar>
+              <w:top w:type="dxa" w:w="80"/>
+              <w:left w:type="dxa" w:w="120"/>
+              <w:bottom w:type="dxa" w:w="80"/>
+              <w:right w:type="dxa" w:w="120"/>
+            </w:tcMar>
+          </w:tcPr>
           <w:p>
             <w:pPr>
               <w:spacing w:before="0" w:after="0"/>
             </w:pPr>
             <w:r>
               <w:rPr>
-                <w:rFonts w:ascii="Courier New" w:cs="Courier New" w:eastAsia="Courier New" w:hAnsi="Courier New"/>
-                <w:color w:val="404040"/>
-                <w:sz w:val="16"/>
-                <w:szCs w:val="16"/>
-              </w:rPr>
-              <w:t xml:space="preserve">ksm-posstg-lmd-function-tf-schedule</w:t>
-            </w:r>
-          </w:p>
-          <w:p>
-            <w:pPr>
-              <w:spacing w:before="0" w:after="0"/>
-            </w:pPr>
-            <w:r>
-              <w:rPr>
-                <w:rFonts w:ascii="Courier New" w:cs="Courier New" w:eastAsia="Courier New" w:hAnsi="Courier New"/>
-                <w:color w:val="404040"/>
-                <w:sz w:val="16"/>
-                <w:szCs w:val="16"/>
-              </w:rPr>
-              <w:t xml:space="preserve">\--query</w:t>
-            </w:r>
-          </w:p>
-          <w:p>
-            <w:pPr>
-              <w:spacing w:before="0" w:after="0"/>
-            </w:pPr>
-            <w:r>
-              <w:rPr>
-                <w:rFonts w:ascii="Courier New" w:cs="Courier New" w:eastAsia="Courier New" w:hAnsi="Courier New"/>
-                <w:color w:val="404040"/>
-                <w:sz w:val="16"/>
-                <w:szCs w:val="16"/>
-              </w:rPr>
-              <w:t xml:space="preserve">\"Environment.Variables\"</w:t>
-            </w:r>
-          </w:p>
-          <w:p>
-            <w:pPr>
-              <w:spacing w:before="0" w:after="0"/>
-            </w:pPr>
-            <w:r>
-              <w:rPr>
-                <w:rFonts w:ascii="Courier New" w:cs="Courier New" w:eastAsia="Courier New" w:hAnsi="Courier New"/>
-                <w:color w:val="404040"/>
-                <w:sz w:val="16"/>
-                <w:szCs w:val="16"/>
-              </w:rPr>
-              <w:t xml:space="preserve">\--output table</w:t>
-            </w:r>
-          </w:p>
-          <w:p>
-            <w:pPr>
-              <w:spacing w:before="0" w:after="0"/>
-            </w:pPr>
-            <w:r>
-              <w:rPr>
-                <w:rFonts w:ascii="Courier New" w:cs="Courier New" w:eastAsia="Courier New" w:hAnsi="Courier New"/>
-                <w:color w:val="404040"/>
-                <w:sz w:val="16"/>
-                <w:szCs w:val="16"/>
-              </w:rPr>
-              <w:t xml:space="preserve"/>
-            </w:r>
-          </w:p>
-          <w:p>
-            <w:pPr>
-              <w:spacing w:before="0" w:after="0"/>
-            </w:pPr>
-            <w:r>
-              <w:rPr>
-                <w:rFonts w:ascii="Courier New" w:cs="Courier New" w:eastAsia="Courier New" w:hAnsi="Courier New"/>
-                <w:color w:val="404040"/>
-                <w:sz w:val="16"/>
-                <w:szCs w:val="16"/>
-              </w:rPr>
-              <w:t xml:space="preserve">1                 Lambda関数                            ACTION / SERVER_IDS</w:t>
-            </w:r>
-          </w:p>
-          <w:p>
-            <w:pPr>
-              <w:spacing w:before="0" w:after="0"/>
-            </w:pPr>
-            <w:r>
-              <w:rPr>
-                <w:rFonts w:ascii="Courier New" w:cs="Courier New" w:eastAsia="Courier New" w:hAnsi="Courier New"/>
-                <w:color w:val="404040"/>
-                <w:sz w:val="16"/>
-                <w:szCs w:val="16"/>
-              </w:rPr>
-              <w:t xml:space="preserve">ksm-posprd-lmd-function-tf-schedule   が 正し</w:t>
-            </w:r>
-          </w:p>
-          <w:p>
-            <w:pPr>
-              <w:spacing w:before="0" w:after="0"/>
-            </w:pPr>
-            <w:r>
-              <w:rPr>
-                <w:rFonts w:ascii="Courier New" w:cs="Courier New" w:eastAsia="Courier New" w:hAnsi="Courier New"/>
-                <w:color w:val="404040"/>
-                <w:sz w:val="16"/>
-                <w:szCs w:val="16"/>
-              </w:rPr>
-              <w:t xml:space="preserve">が作成され、 環境変                   く設定されている</w:t>
-            </w:r>
-          </w:p>
-          <w:p>
-            <w:pPr>
-              <w:spacing w:before="0" w:after="0"/>
-            </w:pPr>
-            <w:r>
-              <w:rPr>
-                <w:rFonts w:ascii="Courier New" w:cs="Courier New" w:eastAsia="Courier New" w:hAnsi="Courier New"/>
-                <w:color w:val="404040"/>
-                <w:sz w:val="16"/>
-                <w:szCs w:val="16"/>
-              </w:rPr>
-              <w:t xml:space="preserve">数が正しく設定されていることを確認 ▶</w:t>
-            </w:r>
-          </w:p>
-          <w:p>
-            <w:pPr>
-              <w:spacing w:before="0" w:after="0"/>
-            </w:pPr>
-            <w:r>
-              <w:rPr>
-                <w:rFonts w:ascii="Courier New" w:cs="Courier New" w:eastAsia="Courier New" w:hAnsi="Courier New"/>
-                <w:color w:val="404040"/>
-                <w:sz w:val="16"/>
-                <w:szCs w:val="16"/>
-              </w:rPr>
-              <w:t xml:space="preserve">aws lambda get-function-configuration</w:t>
-            </w:r>
-          </w:p>
-          <w:p>
-            <w:pPr>
-              <w:spacing w:before="0" w:after="0"/>
-            </w:pPr>
-            <w:r>
-              <w:rPr>
-                <w:rFonts w:ascii="Courier New" w:cs="Courier New" w:eastAsia="Courier New" w:hAnsi="Courier New"/>
-                <w:color w:val="404040"/>
-                <w:sz w:val="16"/>
-                <w:szCs w:val="16"/>
-              </w:rPr>
-              <w:t xml:space="preserve">\--region ap-northeast-1</w:t>
-            </w:r>
-          </w:p>
-          <w:p>
-            <w:pPr>
-              <w:spacing w:before="0" w:after="0"/>
-            </w:pPr>
-            <w:r>
-              <w:rPr>
-                <w:rFonts w:ascii="Courier New" w:cs="Courier New" w:eastAsia="Courier New" w:hAnsi="Courier New"/>
-                <w:color w:val="404040"/>
-                <w:sz w:val="16"/>
-                <w:szCs w:val="16"/>
-              </w:rPr>
-              <w:t xml:space="preserve">\--function-name</w:t>
-            </w:r>
-          </w:p>
-          <w:p>
-            <w:pPr>
-              <w:spacing w:before="0" w:after="0"/>
-            </w:pPr>
-            <w:r>
-              <w:rPr>
-                <w:rFonts w:ascii="Courier New" w:cs="Courier New" w:eastAsia="Courier New" w:hAnsi="Courier New"/>
-                <w:color w:val="404040"/>
-                <w:sz w:val="16"/>
-                <w:szCs w:val="16"/>
-              </w:rPr>
-              <w:t xml:space="preserve">ksm-posprd-lmd-function-tf-schedule</w:t>
-            </w:r>
-          </w:p>
-          <w:p>
-            <w:pPr>
-              <w:spacing w:before="0" w:after="0"/>
-            </w:pPr>
-            <w:r>
-              <w:rPr>
-                <w:rFonts w:ascii="Courier New" w:cs="Courier New" w:eastAsia="Courier New" w:hAnsi="Courier New"/>
-                <w:color w:val="404040"/>
-                <w:sz w:val="16"/>
-                <w:szCs w:val="16"/>
-              </w:rPr>
-              <w:t xml:space="preserve">\--query</w:t>
-            </w:r>
-          </w:p>
-          <w:p>
-            <w:pPr>
-              <w:spacing w:before="0" w:after="0"/>
-            </w:pPr>
-            <w:r>
-              <w:rPr>
-                <w:rFonts w:ascii="Courier New" w:cs="Courier New" w:eastAsia="Courier New" w:hAnsi="Courier New"/>
-                <w:color w:val="404040"/>
-                <w:sz w:val="16"/>
-                <w:szCs w:val="16"/>
-              </w:rPr>
-              <w:t xml:space="preserve">\"Environment.Variables\"</w:t>
-            </w:r>
-          </w:p>
-          <w:p>
-            <w:pPr>
-              <w:spacing w:before="0" w:after="0"/>
-            </w:pPr>
-            <w:r>
-              <w:rPr>
-                <w:rFonts w:ascii="Courier New" w:cs="Courier New" w:eastAsia="Courier New" w:hAnsi="Courier New"/>
-                <w:color w:val="404040"/>
-                <w:sz w:val="16"/>
-                <w:szCs w:val="16"/>
-              </w:rPr>
-              <w:t xml:space="preserve">\--output table</w:t>
-            </w:r>
-          </w:p>
-          <w:p>
-            <w:pPr>
-              <w:spacing w:before="0" w:after="0"/>
-            </w:pPr>
-            <w:r>
-              <w:rPr>
-                <w:rFonts w:ascii="Courier New" w:cs="Courier New" w:eastAsia="Courier New" w:hAnsi="Courier New"/>
-                <w:color w:val="404040"/>
-                <w:sz w:val="16"/>
-                <w:szCs w:val="16"/>
-              </w:rPr>
-              <w:t xml:space="preserve"/>
-            </w:r>
-          </w:p>
-          <w:p>
-            <w:pPr>
-              <w:spacing w:before="0" w:after="0"/>
-            </w:pPr>
-            <w:r>
-              <w:rPr>
-                <w:rFonts w:ascii="Courier New" w:cs="Courier New" w:eastAsia="Courier New" w:hAnsi="Courier New"/>
-                <w:color w:val="404040"/>
-                <w:sz w:val="16"/>
-                <w:szCs w:val="16"/>
-              </w:rPr>
-              <w:t xml:space="preserve">2                 JST 20:00（UTC 11:00）に              ONLINE と表示される</w:t>
-            </w:r>
-          </w:p>
-          <w:p>
-            <w:pPr>
-              <w:spacing w:before="0" w:after="0"/>
-            </w:pPr>
-            <w:r>
-              <w:rPr>
-                <w:rFonts w:ascii="Courier New" w:cs="Courier New" w:eastAsia="Courier New" w:hAnsi="Courier New"/>
-                <w:color w:val="404040"/>
-                <w:sz w:val="16"/>
-                <w:szCs w:val="16"/>
-              </w:rPr>
-              <w:t xml:space="preserve">OC系・SH系サーバーが ONLINE</w:t>
-            </w:r>
-          </w:p>
-          <w:p>
-            <w:pPr>
-              <w:spacing w:before="0" w:after="0"/>
-            </w:pPr>
-            <w:r>
-              <w:rPr>
-                <w:rFonts w:ascii="Courier New" w:cs="Courier New" w:eastAsia="Courier New" w:hAnsi="Courier New"/>
-                <w:color w:val="404040"/>
-                <w:sz w:val="16"/>
-                <w:szCs w:val="16"/>
-              </w:rPr>
-              <w:t xml:space="preserve">になることを確認 ▶ aws transfer</w:t>
-            </w:r>
-          </w:p>
-          <w:p>
-            <w:pPr>
-              <w:spacing w:before="0" w:after="0"/>
-            </w:pPr>
-            <w:r>
-              <w:rPr>
-                <w:rFonts w:ascii="Courier New" w:cs="Courier New" w:eastAsia="Courier New" w:hAnsi="Courier New"/>
-                <w:color w:val="404040"/>
-                <w:sz w:val="16"/>
-                <w:szCs w:val="16"/>
-              </w:rPr>
-              <w:t xml:space="preserve">describe-server \--region</w:t>
-            </w:r>
-          </w:p>
-          <w:p>
-            <w:pPr>
-              <w:spacing w:before="0" w:after="0"/>
-            </w:pPr>
-            <w:r>
-              <w:rPr>
-                <w:rFonts w:ascii="Courier New" w:cs="Courier New" w:eastAsia="Courier New" w:hAnsi="Courier New"/>
-                <w:color w:val="404040"/>
-                <w:sz w:val="16"/>
-                <w:szCs w:val="16"/>
-              </w:rPr>
-              <w:t xml:space="preserve">ap-northeast-1 \--server-id</w:t>
-            </w:r>
-          </w:p>
-          <w:p>
-            <w:pPr>
-              <w:spacing w:before="0" w:after="0"/>
-            </w:pPr>
-            <w:r>
-              <w:rPr>
-                <w:rFonts w:ascii="Courier New" w:cs="Courier New" w:eastAsia="Courier New" w:hAnsi="Courier New"/>
-                <w:color w:val="404040"/>
-                <w:sz w:val="16"/>
-                <w:szCs w:val="16"/>
-              </w:rPr>
-              <w:t xml:space="preserve">s-2a4905e8210f48248 \--query</w:t>
-            </w:r>
-          </w:p>
-          <w:p>
-            <w:pPr>
-              <w:spacing w:before="0" w:after="0"/>
-            </w:pPr>
-            <w:r>
-              <w:rPr>
-                <w:rFonts w:ascii="Courier New" w:cs="Courier New" w:eastAsia="Courier New" w:hAnsi="Courier New"/>
-                <w:color w:val="404040"/>
-                <w:sz w:val="16"/>
-                <w:szCs w:val="16"/>
-              </w:rPr>
-              <w:t xml:space="preserve">\"Server.State\" \--output text</w:t>
-            </w:r>
-          </w:p>
-          <w:p>
-            <w:pPr>
-              <w:spacing w:before="0" w:after="0"/>
-            </w:pPr>
-            <w:r>
-              <w:rPr>
-                <w:rFonts w:ascii="Courier New" w:cs="Courier New" w:eastAsia="Courier New" w:hAnsi="Courier New"/>
-                <w:color w:val="404040"/>
-                <w:sz w:val="16"/>
-                <w:szCs w:val="16"/>
-              </w:rPr>
-              <w:t xml:space="preserve"/>
-            </w:r>
-          </w:p>
-          <w:p>
-            <w:pPr>
-              <w:spacing w:before="0" w:after="0"/>
-            </w:pPr>
-            <w:r>
-              <w:rPr>
-                <w:rFonts w:ascii="Courier New" w:cs="Courier New" w:eastAsia="Courier New" w:hAnsi="Courier New"/>
-                <w:color w:val="404040"/>
-                <w:sz w:val="16"/>
-                <w:szCs w:val="16"/>
-              </w:rPr>
-              <w:t xml:space="preserve">2                 JST 20:00（UTC 11:00）に              ONLINE と表示される</w:t>
-            </w:r>
-          </w:p>
-          <w:p>
-            <w:pPr>
-              <w:spacing w:before="0" w:after="0"/>
-            </w:pPr>
-            <w:r>
-              <w:rPr>
-                <w:rFonts w:ascii="Courier New" w:cs="Courier New" w:eastAsia="Courier New" w:hAnsi="Courier New"/>
-                <w:color w:val="404040"/>
-                <w:sz w:val="16"/>
-                <w:szCs w:val="16"/>
-              </w:rPr>
-              <w:t xml:space="preserve">OC系・SH系サーバーが ONLINE</w:t>
-            </w:r>
-          </w:p>
-          <w:p>
-            <w:pPr>
-              <w:spacing w:before="0" w:after="0"/>
-            </w:pPr>
-            <w:r>
-              <w:rPr>
-                <w:rFonts w:ascii="Courier New" w:cs="Courier New" w:eastAsia="Courier New" w:hAnsi="Courier New"/>
-                <w:color w:val="404040"/>
-                <w:sz w:val="16"/>
-                <w:szCs w:val="16"/>
-              </w:rPr>
-              <w:t xml:space="preserve">になることを確認 ▶ aws transfer</w:t>
-            </w:r>
-          </w:p>
-          <w:p>
-            <w:pPr>
-              <w:spacing w:before="0" w:after="0"/>
-            </w:pPr>
-            <w:r>
-              <w:rPr>
-                <w:rFonts w:ascii="Courier New" w:cs="Courier New" w:eastAsia="Courier New" w:hAnsi="Courier New"/>
-                <w:color w:val="404040"/>
-                <w:sz w:val="16"/>
-                <w:szCs w:val="16"/>
-              </w:rPr>
-              <w:t xml:space="preserve">describe-server \--region</w:t>
-            </w:r>
-          </w:p>
-          <w:p>
-            <w:pPr>
-              <w:spacing w:before="0" w:after="0"/>
-            </w:pPr>
-            <w:r>
-              <w:rPr>
-                <w:rFonts w:ascii="Courier New" w:cs="Courier New" w:eastAsia="Courier New" w:hAnsi="Courier New"/>
-                <w:color w:val="404040"/>
-                <w:sz w:val="16"/>
-                <w:szCs w:val="16"/>
-              </w:rPr>
-              <w:t xml:space="preserve">ap-northeast-1 \--server-id</w:t>
-            </w:r>
-          </w:p>
-          <w:p>
-            <w:pPr>
-              <w:spacing w:before="0" w:after="0"/>
-            </w:pPr>
-            <w:r>
-              <w:rPr>
-                <w:rFonts w:ascii="Courier New" w:cs="Courier New" w:eastAsia="Courier New" w:hAnsi="Courier New"/>
-                <w:color w:val="404040"/>
-                <w:sz w:val="16"/>
-                <w:szCs w:val="16"/>
-              </w:rPr>
-              <w:t xml:space="preserve">s-2a4905e8210f48248 \--query</w:t>
-            </w:r>
-          </w:p>
-          <w:p>
-            <w:pPr>
-              <w:spacing w:before="0" w:after="0"/>
-            </w:pPr>
-            <w:r>
-              <w:rPr>
-                <w:rFonts w:ascii="Courier New" w:cs="Courier New" w:eastAsia="Courier New" w:hAnsi="Courier New"/>
-                <w:color w:val="404040"/>
-                <w:sz w:val="16"/>
-                <w:szCs w:val="16"/>
-              </w:rPr>
-              <w:t xml:space="preserve">\"Server.State\" \--output text</w:t>
-            </w:r>
-          </w:p>
-          <w:p>
-            <w:pPr>
-              <w:spacing w:before="0" w:after="0"/>
-            </w:pPr>
-            <w:r>
-              <w:rPr>
-                <w:rFonts w:ascii="Courier New" w:cs="Courier New" w:eastAsia="Courier New" w:hAnsi="Courier New"/>
-                <w:color w:val="404040"/>
-                <w:sz w:val="16"/>
-                <w:szCs w:val="16"/>
-              </w:rPr>
-              <w:t xml:space="preserve"/>
-            </w:r>
-          </w:p>
-          <w:p>
-            <w:pPr>
-              <w:spacing w:before="0" w:after="0"/>
-            </w:pPr>
-            <w:r>
-              <w:rPr>
-                <w:rFonts w:ascii="Courier New" w:cs="Courier New" w:eastAsia="Courier New" w:hAnsi="Courier New"/>
-                <w:color w:val="404040"/>
-                <w:sz w:val="16"/>
-                <w:szCs w:val="16"/>
-              </w:rPr>
-              <w:t xml:space="preserve">3                 JST 07:00（UTC 22:00）に              OFFLINE と表示される</w:t>
-            </w:r>
-          </w:p>
-          <w:p>
-            <w:pPr>
-              <w:spacing w:before="0" w:after="0"/>
-            </w:pPr>
-            <w:r>
-              <w:rPr>
-                <w:rFonts w:ascii="Courier New" w:cs="Courier New" w:eastAsia="Courier New" w:hAnsi="Courier New"/>
-                <w:color w:val="404040"/>
-                <w:sz w:val="16"/>
-                <w:szCs w:val="16"/>
-              </w:rPr>
-              <w:t xml:space="preserve">OC系・SH系サーバーが OFFLINE</w:t>
-            </w:r>
-          </w:p>
-          <w:p>
-            <w:pPr>
-              <w:spacing w:before="0" w:after="0"/>
-            </w:pPr>
-            <w:r>
-              <w:rPr>
-                <w:rFonts w:ascii="Courier New" w:cs="Courier New" w:eastAsia="Courier New" w:hAnsi="Courier New"/>
-                <w:color w:val="404040"/>
-                <w:sz w:val="16"/>
-                <w:szCs w:val="16"/>
-              </w:rPr>
-              <w:t xml:space="preserve">になることを確認 ▶ aws transfer</w:t>
-            </w:r>
-          </w:p>
-          <w:p>
-            <w:pPr>
-              <w:spacing w:before="0" w:after="0"/>
-            </w:pPr>
-            <w:r>
-              <w:rPr>
-                <w:rFonts w:ascii="Courier New" w:cs="Courier New" w:eastAsia="Courier New" w:hAnsi="Courier New"/>
-                <w:color w:val="404040"/>
-                <w:sz w:val="16"/>
-                <w:szCs w:val="16"/>
-              </w:rPr>
-              <w:t xml:space="preserve">describe-server \--region</w:t>
-            </w:r>
-          </w:p>
-          <w:p>
-            <w:pPr>
-              <w:spacing w:before="0" w:after="0"/>
-            </w:pPr>
-            <w:r>
-              <w:rPr>
-                <w:rFonts w:ascii="Courier New" w:cs="Courier New" w:eastAsia="Courier New" w:hAnsi="Courier New"/>
-                <w:color w:val="404040"/>
-                <w:sz w:val="16"/>
-                <w:szCs w:val="16"/>
-              </w:rPr>
-              <w:t xml:space="preserve">ap-northeast-1 \--server-id</w:t>
-            </w:r>
-          </w:p>
-          <w:p>
-            <w:pPr>
-              <w:spacing w:before="0" w:after="0"/>
-            </w:pPr>
-            <w:r>
-              <w:rPr>
-                <w:rFonts w:ascii="Courier New" w:cs="Courier New" w:eastAsia="Courier New" w:hAnsi="Courier New"/>
-                <w:color w:val="404040"/>
-                <w:sz w:val="16"/>
-                <w:szCs w:val="16"/>
-              </w:rPr>
-              <w:t xml:space="preserve">s-2a4905e8210f48248 \--query</w:t>
-            </w:r>
-          </w:p>
-          <w:p>
-            <w:pPr>
-              <w:spacing w:before="0" w:after="0"/>
-            </w:pPr>
-            <w:r>
-              <w:rPr>
-                <w:rFonts w:ascii="Courier New" w:cs="Courier New" w:eastAsia="Courier New" w:hAnsi="Courier New"/>
-                <w:color w:val="404040"/>
-                <w:sz w:val="16"/>
-                <w:szCs w:val="16"/>
-              </w:rPr>
-              <w:t xml:space="preserve">\"Server.State\" \--output text</w:t>
-            </w:r>
-          </w:p>
-          <w:p>
-            <w:pPr>
-              <w:spacing w:before="0" w:after="0"/>
-            </w:pPr>
-            <w:r>
-              <w:rPr>
-                <w:rFonts w:ascii="Courier New" w:cs="Courier New" w:eastAsia="Courier New" w:hAnsi="Courier New"/>
-                <w:color w:val="404040"/>
-                <w:sz w:val="16"/>
-                <w:szCs w:val="16"/>
-              </w:rPr>
-              <w:t xml:space="preserve"/>
-            </w:r>
-          </w:p>
-          <w:p>
-            <w:pPr>
-              <w:spacing w:before="0" w:after="0"/>
-            </w:pPr>
-            <w:r>
-              <w:rPr>
-                <w:rFonts w:ascii="Courier New" w:cs="Courier New" w:eastAsia="Courier New" w:hAnsi="Courier New"/>
-                <w:color w:val="404040"/>
-                <w:sz w:val="16"/>
-                <w:szCs w:val="16"/>
-              </w:rPr>
-              <w:t xml:space="preserve">3                 JST 07:00（UTC 22:00）に              OFFLINE と表示される</w:t>
-            </w:r>
-          </w:p>
-          <w:p>
-            <w:pPr>
-              <w:spacing w:before="0" w:after="0"/>
-            </w:pPr>
-            <w:r>
-              <w:rPr>
-                <w:rFonts w:ascii="Courier New" w:cs="Courier New" w:eastAsia="Courier New" w:hAnsi="Courier New"/>
-                <w:color w:val="404040"/>
-                <w:sz w:val="16"/>
-                <w:szCs w:val="16"/>
-              </w:rPr>
-              <w:t xml:space="preserve">OC系・SH系サーバーが OFFLINE</w:t>
-            </w:r>
-          </w:p>
-          <w:p>
-            <w:pPr>
-              <w:spacing w:before="0" w:after="0"/>
-            </w:pPr>
-            <w:r>
-              <w:rPr>
-                <w:rFonts w:ascii="Courier New" w:cs="Courier New" w:eastAsia="Courier New" w:hAnsi="Courier New"/>
-                <w:color w:val="404040"/>
-                <w:sz w:val="16"/>
-                <w:szCs w:val="16"/>
-              </w:rPr>
-              <w:t xml:space="preserve">になることを確認 ▶ aws transfer</w:t>
-            </w:r>
-          </w:p>
-          <w:p>
-            <w:pPr>
-              <w:spacing w:before="0" w:after="0"/>
-            </w:pPr>
-            <w:r>
-              <w:rPr>
-                <w:rFonts w:ascii="Courier New" w:cs="Courier New" w:eastAsia="Courier New" w:hAnsi="Courier New"/>
-                <w:color w:val="404040"/>
-                <w:sz w:val="16"/>
-                <w:szCs w:val="16"/>
-              </w:rPr>
-              <w:t xml:space="preserve">describe-server \--region</w:t>
-            </w:r>
-          </w:p>
-          <w:p>
-            <w:pPr>
-              <w:spacing w:before="0" w:after="0"/>
-            </w:pPr>
-            <w:r>
-              <w:rPr>
-                <w:rFonts w:ascii="Courier New" w:cs="Courier New" w:eastAsia="Courier New" w:hAnsi="Courier New"/>
-                <w:color w:val="404040"/>
-                <w:sz w:val="16"/>
-                <w:szCs w:val="16"/>
-              </w:rPr>
-              <w:t xml:space="preserve">ap-northeast-1 \--server-id</w:t>
-            </w:r>
-          </w:p>
-          <w:p>
-            <w:pPr>
-              <w:spacing w:before="0" w:after="0"/>
-            </w:pPr>
-            <w:r>
-              <w:rPr>
-                <w:rFonts w:ascii="Courier New" w:cs="Courier New" w:eastAsia="Courier New" w:hAnsi="Courier New"/>
-                <w:color w:val="404040"/>
-                <w:sz w:val="16"/>
-                <w:szCs w:val="16"/>
-              </w:rPr>
-              <w:t xml:space="preserve">s-2a4905e8210f48248 \--query</w:t>
-            </w:r>
-          </w:p>
-          <w:p>
-            <w:pPr>
-              <w:spacing w:before="0" w:after="0"/>
-            </w:pPr>
-            <w:r>
-              <w:rPr>
-                <w:rFonts w:ascii="Courier New" w:cs="Courier New" w:eastAsia="Courier New" w:hAnsi="Courier New"/>
-                <w:color w:val="404040"/>
-                <w:sz w:val="16"/>
-                <w:szCs w:val="16"/>
-              </w:rPr>
-              <w:t xml:space="preserve">\"Server.State\" \--output text</w:t>
-            </w:r>
-          </w:p>
-          <w:p>
-            <w:pPr>
-              <w:spacing w:before="0" w:after="0"/>
-            </w:pPr>
-            <w:r>
-              <w:rPr>
-                <w:rFonts w:ascii="Courier New" w:cs="Courier New" w:eastAsia="Courier New" w:hAnsi="Courier New"/>
-                <w:color w:val="404040"/>
-                <w:sz w:val="16"/>
-                <w:szCs w:val="16"/>
-              </w:rPr>
-              <w:t xml:space="preserve"/>
-            </w:r>
-          </w:p>
-          <w:p>
-            <w:pPr>
-              <w:spacing w:before="0" w:after="0"/>
-            </w:pPr>
-            <w:r>
-              <w:rPr>
-                <w:rFonts w:ascii="Courier New" w:cs="Courier New" w:eastAsia="Courier New" w:hAnsi="Courier New"/>
-                <w:color w:val="404040"/>
-                <w:sz w:val="16"/>
-                <w:szCs w:val="16"/>
-              </w:rPr>
-              <w:t xml:space="preserve">4                 翌月 Cost Explorer で Transfer Family 月額</w:t>
-            </w:r>
-          </w:p>
-          <w:p>
-            <w:pPr>
-              <w:spacing w:before="0" w:after="0"/>
-            </w:pPr>
-            <w:r>
-              <w:rPr>
-                <w:rFonts w:ascii="Courier New" w:cs="Courier New" w:eastAsia="Courier New" w:hAnsi="Courier New"/>
-                <w:color w:val="404040"/>
-                <w:sz w:val="16"/>
-                <w:szCs w:val="16"/>
-              </w:rPr>
-              <w:t xml:space="preserve">のコストが削減されていることを確認    \\~\\$414（現状比</w:t>
-            </w:r>
-          </w:p>
-          <w:p>
-            <w:pPr>
-              <w:spacing w:before="0" w:after="0"/>
-            </w:pPr>
-            <w:r>
-              <w:rPr>
-                <w:rFonts w:ascii="Courier New" w:cs="Courier New" w:eastAsia="Courier New" w:hAnsi="Courier New"/>
-                <w:color w:val="404040"/>
-                <w:sz w:val="16"/>
-                <w:szCs w:val="16"/>
-              </w:rPr>
-              <w:t xml:space="preserve">-\\$234）</w:t>
-            </w:r>
-          </w:p>
-          <w:p>
-            <w:pPr>
-              <w:spacing w:before="0" w:after="0"/>
-            </w:pPr>
-            <w:r>
-              <w:rPr>
-                <w:rFonts w:ascii="Courier New" w:cs="Courier New" w:eastAsia="Courier New" w:hAnsi="Courier New"/>
-                <w:color w:val="404040"/>
-                <w:sz w:val="16"/>
-                <w:szCs w:val="16"/>
-              </w:rPr>
-              <w:t xml:space="preserve"/>
-            </w:r>
-          </w:p>
-          <w:p>
-            <w:pPr>
-              <w:spacing w:before="0" w:after="0"/>
-            </w:pPr>
-            <w:r>
-              <w:rPr>
-                <w:rFonts w:ascii="Courier New" w:cs="Courier New" w:eastAsia="Courier New" w:hAnsi="Courier New"/>
-                <w:color w:val="404040"/>
-                <w:sz w:val="16"/>
-                <w:szCs w:val="16"/>
-              </w:rPr>
-              <w:t xml:space="preserve">4                 翌月 Cost Explorer で Transfer Family 月額</w:t>
-            </w:r>
-          </w:p>
-          <w:p>
-            <w:pPr>
-              <w:spacing w:before="0" w:after="0"/>
-            </w:pPr>
-            <w:r>
-              <w:rPr>
-                <w:rFonts w:ascii="Courier New" w:cs="Courier New" w:eastAsia="Courier New" w:hAnsi="Courier New"/>
-                <w:color w:val="404040"/>
-                <w:sz w:val="16"/>
-                <w:szCs w:val="16"/>
-              </w:rPr>
-              <w:t xml:space="preserve">のコストが削減されていることを確認    \\~\\$414（現状比</w:t>
-            </w:r>
-          </w:p>
-          <w:p>
-            <w:pPr>
-              <w:spacing w:before="0" w:after="0"/>
-            </w:pPr>
-            <w:r>
-              <w:rPr>
-                <w:rFonts w:ascii="Courier New" w:cs="Courier New" w:eastAsia="Courier New" w:hAnsi="Courier New"/>
-                <w:color w:val="404040"/>
-                <w:sz w:val="16"/>
-                <w:szCs w:val="16"/>
-              </w:rPr>
-              <w:t xml:space="preserve">-\\$234）</w:t>
+                <w:rFonts w:ascii="BIZ UDPGothic" w:cs="BIZ UDPGothic" w:eastAsia="BIZ UDPGothic" w:hAnsi="BIZ UDPGothic"/>
+                <w:color w:val="404040"/>
+                <w:sz w:val="18"/>
+                <w:szCs w:val="18"/>
+              </w:rPr>
+              <w:t xml:space="preserve">OC系: JST 07:00〜20:00 は OFFLINE SH系: JST 07:00〜20:00 は OFFLINE EB起動: cron(0 11 \* \* ? \*) = JST 20:00 EB停止: cron(0 22 \* \* ? \*) = JST 07:00 月額: \$414（OC/SH系は330h稼働）</w:t>
             </w:r>
           </w:p>
         </w:tc>
@@ -3863,44 +2332,2148 @@
     </w:tbl>
     <w:p>
       <w:pPr>
-        <w:spacing w:before="100" w:after="100"/>
-      </w:pPr>
-      <w:r>
-        <w:rPr>
-          <w:rFonts w:ascii="BIZ UDPGothic" w:cs="BIZ UDPGothic" w:eastAsia="BIZ UDPGothic" w:hAnsi="BIZ UDPGothic"/>
-          <w:color w:val="404040"/>
-          <w:sz w:val="18"/>
-          <w:szCs w:val="18"/>
-        </w:rPr>
-        <w:t xml:space="preserve">→ 全テスト完了後、結果欄（OK/NG）を記入して Thanh Nguyên</w:t>
-      </w:r>
-    </w:p>
-    <w:p>
-      <w:pPr>
-        <w:spacing w:before="100" w:after="100"/>
-      </w:pPr>
-      <w:r>
-        <w:rPr>
-          <w:rFonts w:ascii="BIZ UDPGothic" w:cs="BIZ UDPGothic" w:eastAsia="BIZ UDPGothic" w:hAnsi="BIZ UDPGothic"/>
-          <w:color w:val="404040"/>
-          <w:sz w:val="18"/>
-          <w:szCs w:val="18"/>
-        </w:rPr>
-        <w:t xml:space="preserve">へ提出すること。 \*→ Sau khi hoàn thành toàn bộ kiểm thử, điền kết quả</w:t>
-      </w:r>
-    </w:p>
-    <w:p>
-      <w:pPr>
-        <w:spacing w:before="100" w:after="100"/>
-      </w:pPr>
-      <w:r>
-        <w:rPr>
-          <w:rFonts w:ascii="BIZ UDPGothic" w:cs="BIZ UDPGothic" w:eastAsia="BIZ UDPGothic" w:hAnsi="BIZ UDPGothic"/>
-          <w:color w:val="404040"/>
-          <w:sz w:val="18"/>
-          <w:szCs w:val="18"/>
-        </w:rPr>
-        <w:t xml:space="preserve">(OK/NG) và nộp cho Thanh Nguyên.\*</w:t>
+        <w:pBdr>
+          <w:left w:val="thick" w:color="C8102E" w:sz="20" w:space="6"/>
+        </w:pBdr>
+        <w:spacing w:before="280" w:after="100"/>
+      </w:pPr>
+      <w:r>
+        <w:rPr>
+          <w:rFonts w:ascii="BIZ UDPGothic" w:cs="BIZ UDPGothic" w:eastAsia="BIZ UDPGothic" w:hAnsi="BIZ UDPGothic"/>
+          <w:b/>
+          <w:bCs/>
+          <w:color w:val="C8102E"/>
+          <w:sz w:val="24"/>
+          <w:szCs w:val="24"/>
+        </w:rPr>
+        <w:t xml:space="preserve">■ EventBridge 設定値** *Giá trị cài đặt EventBridge*</w:t>
+      </w:r>
+      <w:r>
+        <w:br/>
+      </w:r>
+      <w:r>
+        <w:rPr>
+          <w:rFonts w:ascii="BIZ UDPGothic" w:cs="BIZ UDPGothic" w:eastAsia="BIZ UDPGothic" w:hAnsi="BIZ UDPGothic"/>
+          <w:i/>
+          <w:iCs/>
+          <w:color w:val="AA3344"/>
+          <w:sz w:val="17"/>
+          <w:szCs w:val="17"/>
+        </w:rPr>
+        <w:t xml:space="preserve">　</w:t>
+      </w:r>
+    </w:p>
+    <w:p>
+      <w:pPr>
+        <w:spacing w:before="100" w:after="100"/>
+      </w:pPr>
+      <w:r>
+        <w:rPr>
+          <w:rFonts w:ascii="BIZ UDPGothic" w:cs="BIZ UDPGothic" w:eastAsia="BIZ UDPGothic" w:hAnsi="BIZ UDPGothic"/>
+          <w:color w:val="404040"/>
+          <w:sz w:val="18"/>
+          <w:szCs w:val="18"/>
+        </w:rPr>
+        <w:t xml:space="preserve">------------------------ --------------- ------------------- ------------- ----------------</w:t>
+      </w:r>
+    </w:p>
+    <w:p>
+      <w:pPr>
+        <w:spacing w:before="100" w:after="100"/>
+      </w:pPr>
+      <w:r>
+        <w:rPr>
+          <w:rFonts w:ascii="BIZ UDPGothic" w:cs="BIZ UDPGothic" w:eastAsia="BIZ UDPGothic" w:hAnsi="BIZ UDPGothic"/>
+          <w:color w:val="404040"/>
+          <w:sz w:val="18"/>
+          <w:szCs w:val="18"/>
+        </w:rPr>
+        <w:t xml:space="preserve">ルール名 操作 cron式（UTC） JST換算 対象Lambda</w:t>
+      </w:r>
+    </w:p>
+    <w:p>
+      <w:pPr>
+        <w:spacing w:before="100" w:after="100"/>
+      </w:pPr>
+      <w:r>
+        <w:rPr>
+          <w:rFonts w:ascii="BIZ UDPGothic" w:cs="BIZ UDPGothic" w:eastAsia="BIZ UDPGothic" w:hAnsi="BIZ UDPGothic"/>
+          <w:color w:val="404040"/>
+          <w:sz w:val="18"/>
+          <w:szCs w:val="18"/>
+        </w:rPr>
+        <w:t xml:space="preserve">ksm-posprd-eb-tf-start 起動（start） cron(0 11 \* \* ? 毎日 20:00 tf-schedule</w:t>
+      </w:r>
+    </w:p>
+    <w:p>
+      <w:pPr>
+        <w:spacing w:before="100" w:after="100"/>
+      </w:pPr>
+      <w:r>
+        <w:rPr>
+          <w:rFonts w:ascii="BIZ UDPGothic" w:cs="BIZ UDPGothic" w:eastAsia="BIZ UDPGothic" w:hAnsi="BIZ UDPGothic"/>
+          <w:color w:val="404040"/>
+          <w:sz w:val="18"/>
+          <w:szCs w:val="18"/>
+        </w:rPr>
+        <w:t xml:space="preserve">\*)</w:t>
+      </w:r>
+    </w:p>
+    <w:p>
+      <w:pPr>
+        <w:spacing w:before="100" w:after="100"/>
+      </w:pPr>
+      <w:r>
+        <w:rPr>
+          <w:rFonts w:ascii="BIZ UDPGothic" w:cs="BIZ UDPGothic" w:eastAsia="BIZ UDPGothic" w:hAnsi="BIZ UDPGothic"/>
+          <w:color w:val="404040"/>
+          <w:sz w:val="18"/>
+          <w:szCs w:val="18"/>
+        </w:rPr>
+        <w:t xml:space="preserve">ksm-posprd-eb-tf-stop 停止（stop） cron(0 22 \* \* ? 毎日 07:00 tf-schedule</w:t>
+      </w:r>
+    </w:p>
+    <w:p>
+      <w:pPr>
+        <w:spacing w:before="100" w:after="100"/>
+      </w:pPr>
+      <w:r>
+        <w:rPr>
+          <w:rFonts w:ascii="BIZ UDPGothic" w:cs="BIZ UDPGothic" w:eastAsia="BIZ UDPGothic" w:hAnsi="BIZ UDPGothic"/>
+          <w:color w:val="404040"/>
+          <w:sz w:val="18"/>
+          <w:szCs w:val="18"/>
+        </w:rPr>
+        <w:t xml:space="preserve">\*)</w:t>
+      </w:r>
+    </w:p>
+    <w:p>
+      <w:pPr>
+        <w:spacing w:before="100" w:after="100"/>
+      </w:pPr>
+      <w:r>
+        <w:rPr>
+          <w:rFonts w:ascii="BIZ UDPGothic" w:cs="BIZ UDPGothic" w:eastAsia="BIZ UDPGothic" w:hAnsi="BIZ UDPGothic"/>
+          <w:color w:val="404040"/>
+          <w:sz w:val="18"/>
+          <w:szCs w:val="18"/>
+        </w:rPr>
+        <w:t xml:space="preserve">------------------------ --------------- ------------------- ------------- ----------------</w:t>
+      </w:r>
+    </w:p>
+    <w:p>
+      <w:pPr>
+        <w:pBdr>
+          <w:left w:val="thick" w:color="C8102E" w:sz="20" w:space="6"/>
+        </w:pBdr>
+        <w:spacing w:before="280" w:after="100"/>
+      </w:pPr>
+      <w:r>
+        <w:rPr>
+          <w:rFonts w:ascii="BIZ UDPGothic" w:cs="BIZ UDPGothic" w:eastAsia="BIZ UDPGothic" w:hAnsi="BIZ UDPGothic"/>
+          <w:b/>
+          <w:bCs/>
+          <w:color w:val="C8102E"/>
+          <w:sz w:val="24"/>
+          <w:szCs w:val="24"/>
+        </w:rPr>
+        <w:t xml:space="preserve">■ 3. No.2 Lambda 関数作成** *3. No.2 Tạo hàm Lambda*</w:t>
+      </w:r>
+      <w:r>
+        <w:br/>
+      </w:r>
+      <w:r>
+        <w:rPr>
+          <w:rFonts w:ascii="BIZ UDPGothic" w:cs="BIZ UDPGothic" w:eastAsia="BIZ UDPGothic" w:hAnsi="BIZ UDPGothic"/>
+          <w:i/>
+          <w:iCs/>
+          <w:color w:val="AA3344"/>
+          <w:sz w:val="17"/>
+          <w:szCs w:val="17"/>
+        </w:rPr>
+        <w:t xml:space="preserve">　3. No.2 Lambda 関数作成** *3. No.2 Tạo hàm Lambda*</w:t>
+      </w:r>
+    </w:p>
+    <w:p>
+      <w:pPr>
+        <w:pBdr>
+          <w:left w:val="thick" w:color="C8102E" w:sz="20" w:space="6"/>
+        </w:pBdr>
+        <w:spacing w:before="280" w:after="100"/>
+      </w:pPr>
+      <w:r>
+        <w:rPr>
+          <w:rFonts w:ascii="BIZ UDPGothic" w:cs="BIZ UDPGothic" w:eastAsia="BIZ UDPGothic" w:hAnsi="BIZ UDPGothic"/>
+          <w:b/>
+          <w:bCs/>
+          <w:color w:val="C8102E"/>
+          <w:sz w:val="24"/>
+          <w:szCs w:val="24"/>
+        </w:rPr>
+        <w:t xml:space="preserve">■ 変更前 / 変更後** *Trước / Sau thay đổi*</w:t>
+      </w:r>
+      <w:r>
+        <w:br/>
+      </w:r>
+      <w:r>
+        <w:rPr>
+          <w:rFonts w:ascii="BIZ UDPGothic" w:cs="BIZ UDPGothic" w:eastAsia="BIZ UDPGothic" w:hAnsi="BIZ UDPGothic"/>
+          <w:i/>
+          <w:iCs/>
+          <w:color w:val="AA3344"/>
+          <w:sz w:val="17"/>
+          <w:szCs w:val="17"/>
+        </w:rPr>
+        <w:t xml:space="preserve">　</w:t>
+      </w:r>
+    </w:p>
+    <w:tbl>
+      <w:tblPr>
+        <w:tblW w:type="dxa" w:w="9506"/>
+        <w:tblBorders>
+          <w:top w:val="single" w:color="CCCCCC" w:sz="4"/>
+          <w:left w:val="single" w:color="CCCCCC" w:sz="4"/>
+          <w:bottom w:val="single" w:color="CCCCCC" w:sz="4"/>
+          <w:right w:val="single" w:color="CCCCCC" w:sz="4"/>
+          <w:insideH w:val="single" w:color="auto" w:sz="4"/>
+          <w:insideV w:val="single" w:color="auto" w:sz="4"/>
+        </w:tblBorders>
+      </w:tblPr>
+      <w:tblGrid>
+        <w:gridCol w:w="4753"/>
+        <w:gridCol w:w="4753"/>
+      </w:tblGrid>
+      <w:tr>
+        <w:trPr>
+          <w:cantSplit/>
+          <w:tblHeader/>
+        </w:trPr>
+        <w:tc>
+          <w:tcPr>
+            <w:tcW w:type="dxa" w:w="4753"/>
+            <w:tcBorders>
+              <w:top w:val="single" w:color="CCCCCC" w:sz="4"/>
+              <w:left w:val="single" w:color="CCCCCC" w:sz="4"/>
+              <w:bottom w:val="single" w:color="CCCCCC" w:sz="4"/>
+              <w:right w:val="single" w:color="CCCCCC" w:sz="4"/>
+            </w:tcBorders>
+            <w:shd w:fill="E8E8E8" w:val="clear"/>
+            <w:tcMar>
+              <w:top w:type="dxa" w:w="80"/>
+              <w:left w:type="dxa" w:w="120"/>
+              <w:bottom w:type="dxa" w:w="80"/>
+              <w:right w:type="dxa" w:w="120"/>
+            </w:tcMar>
+          </w:tcPr>
+          <w:p>
+            <w:pPr>
+              <w:spacing w:before="0" w:after="0"/>
+            </w:pPr>
+            <w:r>
+              <w:rPr>
+                <w:rFonts w:ascii="BIZ UDPGothic" w:cs="BIZ UDPGothic" w:eastAsia="BIZ UDPGothic" w:hAnsi="BIZ UDPGothic"/>
+                <w:color w:val="404040"/>
+                <w:sz w:val="18"/>
+                <w:szCs w:val="18"/>
+              </w:rPr>
+              <w:t xml:space="preserve"/>
+            </w:r>
+          </w:p>
+        </w:tc>
+        <w:tc>
+          <w:tcPr>
+            <w:tcW w:type="dxa" w:w="4753"/>
+            <w:tcBorders>
+              <w:top w:val="single" w:color="CCCCCC" w:sz="4"/>
+              <w:left w:val="single" w:color="CCCCCC" w:sz="4"/>
+              <w:bottom w:val="single" w:color="CCCCCC" w:sz="4"/>
+              <w:right w:val="single" w:color="CCCCCC" w:sz="4"/>
+            </w:tcBorders>
+            <w:shd w:fill="E8E8E8" w:val="clear"/>
+            <w:tcMar>
+              <w:top w:type="dxa" w:w="80"/>
+              <w:left w:type="dxa" w:w="120"/>
+              <w:bottom w:type="dxa" w:w="80"/>
+              <w:right w:type="dxa" w:w="120"/>
+            </w:tcMar>
+          </w:tcPr>
+          <w:p>
+            <w:pPr>
+              <w:spacing w:before="0" w:after="0"/>
+            </w:pPr>
+            <w:r>
+              <w:rPr>
+                <w:rFonts w:ascii="BIZ UDPGothic" w:cs="BIZ UDPGothic" w:eastAsia="BIZ UDPGothic" w:hAnsi="BIZ UDPGothic"/>
+                <w:color w:val="404040"/>
+                <w:sz w:val="18"/>
+                <w:szCs w:val="18"/>
+              </w:rPr>
+              <w:t xml:space="preserve"/>
+            </w:r>
+          </w:p>
+        </w:tc>
+      </w:tr>
+      <w:tr>
+        <w:trPr>
+          <w:cantSplit/>
+        </w:trPr>
+        <w:tc>
+          <w:tcPr>
+            <w:tcW w:type="dxa" w:w="4753"/>
+            <w:tcBorders>
+              <w:top w:val="single" w:color="CCCCCC" w:sz="4"/>
+              <w:left w:val="single" w:color="CCCCCC" w:sz="4"/>
+              <w:bottom w:val="single" w:color="CCCCCC" w:sz="4"/>
+              <w:right w:val="single" w:color="CCCCCC" w:sz="4"/>
+            </w:tcBorders>
+            <w:shd w:fill="FFFFFF" w:val="clear"/>
+            <w:tcMar>
+              <w:top w:type="dxa" w:w="80"/>
+              <w:left w:type="dxa" w:w="120"/>
+              <w:bottom w:type="dxa" w:w="80"/>
+              <w:right w:type="dxa" w:w="120"/>
+            </w:tcMar>
+          </w:tcPr>
+          <w:p>
+            <w:pPr>
+              <w:spacing w:before="0" w:after="0"/>
+            </w:pPr>
+            <w:r>
+              <w:rPr>
+                <w:rFonts w:ascii="BIZ UDPGothic" w:cs="BIZ UDPGothic" w:eastAsia="BIZ UDPGothic" w:hAnsi="BIZ UDPGothic"/>
+                <w:color w:val="404040"/>
+                <w:sz w:val="18"/>
+                <w:szCs w:val="18"/>
+              </w:rPr>
+              <w:t xml:space="preserve">（ 新規作成のため変更前コードなし）</w:t>
+            </w:r>
+          </w:p>
+        </w:tc>
+        <w:tc>
+          <w:tcPr>
+            <w:tcW w:type="dxa" w:w="4753"/>
+            <w:tcBorders>
+              <w:top w:val="single" w:color="CCCCCC" w:sz="4"/>
+              <w:left w:val="single" w:color="CCCCCC" w:sz="4"/>
+              <w:bottom w:val="single" w:color="CCCCCC" w:sz="4"/>
+              <w:right w:val="single" w:color="CCCCCC" w:sz="4"/>
+            </w:tcBorders>
+            <w:shd w:fill="FFFFFF" w:val="clear"/>
+            <w:tcMar>
+              <w:top w:type="dxa" w:w="80"/>
+              <w:left w:type="dxa" w:w="120"/>
+              <w:bottom w:type="dxa" w:w="80"/>
+              <w:right w:type="dxa" w:w="120"/>
+            </w:tcMar>
+          </w:tcPr>
+          <w:p>
+            <w:pPr>
+              <w:spacing w:before="0" w:after="0"/>
+            </w:pPr>
+            <w:r>
+              <w:rPr>
+                <w:rFonts w:ascii="BIZ UDPGothic" w:cs="BIZ UDPGothic" w:eastAsia="BIZ UDPGothic" w:hAnsi="BIZ UDPGothic"/>
+                <w:color w:val="404040"/>
+                <w:sz w:val="18"/>
+                <w:szCs w:val="18"/>
+              </w:rPr>
+              <w:t xml:space="preserve">import boto3, os def handler(event, context): action = os.environ\[\"ACTION\"\] server_ids = os.envir on\[\"SERVER_IDS\"\].split(\",\") client = boto3.client(\"transfer\", region_name=\"ap-northeast-1\") for sid in server_ids: if action == \"start\": client.s tart_server(ServerId=sid.strip()) else: client. stop_server(ServerId=sid.strip()) return {\"s tatus\":\"ok\",\"action\":action}</w:t>
+            </w:r>
+          </w:p>
+        </w:tc>
+      </w:tr>
+    </w:tbl>
+    <w:p>
+      <w:pPr>
+        <w:pBdr>
+          <w:left w:val="thick" w:color="C8102E" w:sz="20" w:space="6"/>
+        </w:pBdr>
+        <w:spacing w:before="280" w:after="100"/>
+      </w:pPr>
+      <w:r>
+        <w:rPr>
+          <w:rFonts w:ascii="BIZ UDPGothic" w:cs="BIZ UDPGothic" w:eastAsia="BIZ UDPGothic" w:hAnsi="BIZ UDPGothic"/>
+          <w:b/>
+          <w:bCs/>
+          <w:color w:val="C8102E"/>
+          <w:sz w:val="24"/>
+          <w:szCs w:val="24"/>
+        </w:rPr>
+        <w:t xml:space="preserve">■ 環境変数設定** *Cài đặt biến môi trường*</w:t>
+      </w:r>
+      <w:r>
+        <w:br/>
+      </w:r>
+      <w:r>
+        <w:rPr>
+          <w:rFonts w:ascii="BIZ UDPGothic" w:cs="BIZ UDPGothic" w:eastAsia="BIZ UDPGothic" w:hAnsi="BIZ UDPGothic"/>
+          <w:i/>
+          <w:iCs/>
+          <w:color w:val="AA3344"/>
+          <w:sz w:val="17"/>
+          <w:szCs w:val="17"/>
+        </w:rPr>
+        <w:t xml:space="preserve">　</w:t>
+      </w:r>
+    </w:p>
+    <w:p>
+      <w:pPr>
+        <w:spacing w:before="100" w:after="100"/>
+      </w:pPr>
+      <w:r>
+        <w:rPr>
+          <w:rFonts w:ascii="BIZ UDPGothic" w:cs="BIZ UDPGothic" w:eastAsia="BIZ UDPGothic" w:hAnsi="BIZ UDPGothic"/>
+          <w:color w:val="404040"/>
+          <w:sz w:val="18"/>
+          <w:szCs w:val="18"/>
+        </w:rPr>
+        <w:t xml:space="preserve">--------------- ---------------- -----------------------------------------</w:t>
+      </w:r>
+    </w:p>
+    <w:p>
+      <w:pPr>
+        <w:spacing w:before="100" w:after="100"/>
+      </w:pPr>
+      <w:r>
+        <w:rPr>
+          <w:rFonts w:ascii="BIZ UDPGothic" w:cs="BIZ UDPGothic" w:eastAsia="BIZ UDPGothic" w:hAnsi="BIZ UDPGothic"/>
+          <w:color w:val="404040"/>
+          <w:sz w:val="18"/>
+          <w:szCs w:val="18"/>
+        </w:rPr>
+        <w:t xml:space="preserve">ルール 変数名 値</w:t>
+      </w:r>
+    </w:p>
+    <w:p>
+      <w:pPr>
+        <w:spacing w:before="100" w:after="100"/>
+      </w:pPr>
+      <w:r>
+        <w:rPr>
+          <w:rFonts w:ascii="BIZ UDPGothic" w:cs="BIZ UDPGothic" w:eastAsia="BIZ UDPGothic" w:hAnsi="BIZ UDPGothic"/>
+          <w:color w:val="404040"/>
+          <w:sz w:val="18"/>
+          <w:szCs w:val="18"/>
+        </w:rPr>
+        <w:t xml:space="preserve">起動ルール用 ACTION start</w:t>
+      </w:r>
+    </w:p>
+    <w:p>
+      <w:pPr>
+        <w:spacing w:before="100" w:after="100"/>
+      </w:pPr>
+      <w:r>
+        <w:rPr>
+          <w:rFonts w:ascii="BIZ UDPGothic" w:cs="BIZ UDPGothic" w:eastAsia="BIZ UDPGothic" w:hAnsi="BIZ UDPGothic"/>
+          <w:color w:val="404040"/>
+          <w:sz w:val="18"/>
+          <w:szCs w:val="18"/>
+        </w:rPr>
+        <w:t xml:space="preserve">起動ルール用 SERVER_IDS s-2a4905e8210f48248,s-5546031218784c4ba</w:t>
+      </w:r>
+    </w:p>
+    <w:p>
+      <w:pPr>
+        <w:spacing w:before="100" w:after="100"/>
+      </w:pPr>
+      <w:r>
+        <w:rPr>
+          <w:rFonts w:ascii="BIZ UDPGothic" w:cs="BIZ UDPGothic" w:eastAsia="BIZ UDPGothic" w:hAnsi="BIZ UDPGothic"/>
+          <w:color w:val="404040"/>
+          <w:sz w:val="18"/>
+          <w:szCs w:val="18"/>
+        </w:rPr>
+        <w:t xml:space="preserve">停止ルール用 ACTION stop</w:t>
+      </w:r>
+    </w:p>
+    <w:p>
+      <w:pPr>
+        <w:spacing w:before="100" w:after="100"/>
+      </w:pPr>
+      <w:r>
+        <w:rPr>
+          <w:rFonts w:ascii="BIZ UDPGothic" w:cs="BIZ UDPGothic" w:eastAsia="BIZ UDPGothic" w:hAnsi="BIZ UDPGothic"/>
+          <w:color w:val="404040"/>
+          <w:sz w:val="18"/>
+          <w:szCs w:val="18"/>
+        </w:rPr>
+        <w:t xml:space="preserve">停止ルール用 SERVER_IDS s-2a4905e8210f48248,s-5546031218784c4ba</w:t>
+      </w:r>
+    </w:p>
+    <w:p>
+      <w:pPr>
+        <w:spacing w:before="100" w:after="100"/>
+      </w:pPr>
+      <w:r>
+        <w:rPr>
+          <w:rFonts w:ascii="BIZ UDPGothic" w:cs="BIZ UDPGothic" w:eastAsia="BIZ UDPGothic" w:hAnsi="BIZ UDPGothic"/>
+          <w:color w:val="404040"/>
+          <w:sz w:val="18"/>
+          <w:szCs w:val="18"/>
+        </w:rPr>
+        <w:t xml:space="preserve">--------------- ---------------- -----------------------------------------</w:t>
+      </w:r>
+    </w:p>
+    <w:p>
+      <w:pPr>
+        <w:pBdr>
+          <w:left w:val="thick" w:color="C8102E" w:sz="20" w:space="6"/>
+        </w:pBdr>
+        <w:spacing w:before="280" w:after="100"/>
+      </w:pPr>
+      <w:r>
+        <w:rPr>
+          <w:rFonts w:ascii="BIZ UDPGothic" w:cs="BIZ UDPGothic" w:eastAsia="BIZ UDPGothic" w:hAnsi="BIZ UDPGothic"/>
+          <w:b/>
+          <w:bCs/>
+          <w:color w:val="C8102E"/>
+          <w:sz w:val="24"/>
+          <w:szCs w:val="24"/>
+        </w:rPr>
+        <w:t xml:space="preserve">■ 4. No.3 コスト削減効果** *4. No.3 Hiệu quả giảm chi phí*</w:t>
+      </w:r>
+      <w:r>
+        <w:br/>
+      </w:r>
+      <w:r>
+        <w:rPr>
+          <w:rFonts w:ascii="BIZ UDPGothic" w:cs="BIZ UDPGothic" w:eastAsia="BIZ UDPGothic" w:hAnsi="BIZ UDPGothic"/>
+          <w:i/>
+          <w:iCs/>
+          <w:color w:val="AA3344"/>
+          <w:sz w:val="17"/>
+          <w:szCs w:val="17"/>
+        </w:rPr>
+        <w:t xml:space="preserve">　4. No.3 コスト削減効果** *4. No.3 Hiệu quả giảm chi phí*</w:t>
+      </w:r>
+    </w:p>
+    <w:p>
+      <w:pPr>
+        <w:spacing w:before="100" w:after="100"/>
+      </w:pPr>
+      <w:r>
+        <w:rPr>
+          <w:rFonts w:ascii="BIZ UDPGothic" w:cs="BIZ UDPGothic" w:eastAsia="BIZ UDPGothic" w:hAnsi="BIZ UDPGothic"/>
+          <w:color w:val="404040"/>
+          <w:sz w:val="18"/>
+          <w:szCs w:val="18"/>
+        </w:rPr>
+        <w:t xml:space="preserve">------------ ---------- ---------------------- ------------------------ --------------------------</w:t>
+      </w:r>
+    </w:p>
+    <w:p>
+      <w:pPr>
+        <w:spacing w:before="100" w:after="100"/>
+      </w:pPr>
+      <w:r>
+        <w:rPr>
+          <w:rFonts w:ascii="BIZ UDPGothic" w:cs="BIZ UDPGothic" w:eastAsia="BIZ UDPGothic" w:hAnsi="BIZ UDPGothic"/>
+          <w:color w:val="404040"/>
+          <w:sz w:val="18"/>
+          <w:szCs w:val="18"/>
+        </w:rPr>
+        <w:t xml:space="preserve">系統 台数 稼働時間（現状） 稼働時間（修正後） 月削減額</w:t>
+      </w:r>
+    </w:p>
+    <w:p>
+      <w:pPr>
+        <w:spacing w:before="100" w:after="100"/>
+      </w:pPr>
+      <w:r>
+        <w:rPr>
+          <w:rFonts w:ascii="BIZ UDPGothic" w:cs="BIZ UDPGothic" w:eastAsia="BIZ UDPGothic" w:hAnsi="BIZ UDPGothic"/>
+          <w:color w:val="404040"/>
+          <w:sz w:val="18"/>
+          <w:szCs w:val="18"/>
+        </w:rPr>
+        <w:t xml:space="preserve">OC系・SH系 2台 720h（\$432/月） 330h（\$198/月） ▲\$234/月</w:t>
+      </w:r>
+    </w:p>
+    <w:p>
+      <w:pPr>
+        <w:spacing w:before="100" w:after="100"/>
+      </w:pPr>
+      <w:r>
+        <w:rPr>
+          <w:rFonts w:ascii="BIZ UDPGothic" w:cs="BIZ UDPGothic" w:eastAsia="BIZ UDPGothic" w:hAnsi="BIZ UDPGothic"/>
+          <w:color w:val="404040"/>
+          <w:sz w:val="18"/>
+          <w:szCs w:val="18"/>
+        </w:rPr>
+        <w:t xml:space="preserve">SG系 1台 720h（\$216/月） 720h（変更なし） ---</w:t>
+      </w:r>
+    </w:p>
+    <w:p>
+      <w:pPr>
+        <w:spacing w:before="100" w:after="100"/>
+      </w:pPr>
+      <w:r>
+        <w:rPr>
+          <w:rFonts w:ascii="BIZ UDPGothic" w:cs="BIZ UDPGothic" w:eastAsia="BIZ UDPGothic" w:hAnsi="BIZ UDPGothic"/>
+          <w:color w:val="404040"/>
+          <w:sz w:val="18"/>
+          <w:szCs w:val="18"/>
+        </w:rPr>
+        <w:t xml:space="preserve">合計 3台 \$648/月 \$414/月 ▲\$234/月（▲\$2,808/年）</w:t>
+      </w:r>
+    </w:p>
+    <w:p>
+      <w:pPr>
+        <w:spacing w:before="100" w:after="100"/>
+      </w:pPr>
+      <w:r>
+        <w:rPr>
+          <w:rFonts w:ascii="BIZ UDPGothic" w:cs="BIZ UDPGothic" w:eastAsia="BIZ UDPGothic" w:hAnsi="BIZ UDPGothic"/>
+          <w:color w:val="404040"/>
+          <w:sz w:val="18"/>
+          <w:szCs w:val="18"/>
+        </w:rPr>
+        <w:t xml:space="preserve">------------ ---------- ---------------------- ------------------------ --------------------------</w:t>
+      </w:r>
+    </w:p>
+    <w:p>
+      <w:pPr>
+        <w:pBdr>
+          <w:left w:val="thick" w:color="C8102E" w:sz="20" w:space="6"/>
+        </w:pBdr>
+        <w:spacing w:before="280" w:after="100"/>
+      </w:pPr>
+      <w:r>
+        <w:rPr>
+          <w:rFonts w:ascii="BIZ UDPGothic" w:cs="BIZ UDPGothic" w:eastAsia="BIZ UDPGothic" w:hAnsi="BIZ UDPGothic"/>
+          <w:b/>
+          <w:bCs/>
+          <w:color w:val="C8102E"/>
+          <w:sz w:val="24"/>
+          <w:szCs w:val="24"/>
+        </w:rPr>
+        <w:t xml:space="preserve">■ 5. テスト手順・報告** *5.</w:t>
+      </w:r>
+      <w:r>
+        <w:br/>
+      </w:r>
+      <w:r>
+        <w:rPr>
+          <w:rFonts w:ascii="BIZ UDPGothic" w:cs="BIZ UDPGothic" w:eastAsia="BIZ UDPGothic" w:hAnsi="BIZ UDPGothic"/>
+          <w:i/>
+          <w:iCs/>
+          <w:color w:val="AA3344"/>
+          <w:sz w:val="17"/>
+          <w:szCs w:val="17"/>
+        </w:rPr>
+        <w:t xml:space="preserve">　Quy</w:t>
+      </w:r>
+    </w:p>
+    <w:p>
+      <w:pPr>
+        <w:spacing w:before="100" w:after="100"/>
+      </w:pPr>
+      <w:r>
+        <w:rPr>
+          <w:rFonts w:ascii="BIZ UDPGothic" w:cs="BIZ UDPGothic" w:eastAsia="BIZ UDPGothic" w:hAnsi="BIZ UDPGothic"/>
+          <w:color w:val="404040"/>
+          <w:sz w:val="18"/>
+          <w:szCs w:val="18"/>
+        </w:rPr>
+        <w:t xml:space="preserve">【実施順序】①検証環境 → ②STG環境（stg.ignicapos.com）→</w:t>
+      </w:r>
+    </w:p>
+    <w:p>
+      <w:pPr>
+        <w:spacing w:before="100" w:after="100"/>
+      </w:pPr>
+      <w:r>
+        <w:rPr>
+          <w:rFonts w:ascii="BIZ UDPGothic" w:cs="BIZ UDPGothic" w:eastAsia="BIZ UDPGothic" w:hAnsi="BIZ UDPGothic"/>
+          <w:color w:val="404040"/>
+          <w:sz w:val="18"/>
+          <w:szCs w:val="18"/>
+        </w:rPr>
+        <w:t xml:space="preserve">③PRD本番環境（www.ignicapos.com）の順に実施すること *【Thứ tự thực</w:t>
+      </w:r>
+    </w:p>
+    <w:p>
+      <w:pPr>
+        <w:spacing w:before="100" w:after="100"/>
+      </w:pPr>
+      <w:r>
+        <w:rPr>
+          <w:rFonts w:ascii="BIZ UDPGothic" w:cs="BIZ UDPGothic" w:eastAsia="BIZ UDPGothic" w:hAnsi="BIZ UDPGothic"/>
+          <w:color w:val="404040"/>
+          <w:sz w:val="18"/>
+          <w:szCs w:val="18"/>
+        </w:rPr>
+        <w:t xml:space="preserve">hiện】① Môi trường kiểm thử → ② STG (stg.ignicapos.com) → ③ PRD thực</w:t>
+      </w:r>
+    </w:p>
+    <w:p>
+      <w:pPr>
+        <w:spacing w:before="100" w:after="100"/>
+      </w:pPr>
+      <w:r>
+        <w:rPr>
+          <w:rFonts w:ascii="BIZ UDPGothic" w:cs="BIZ UDPGothic" w:eastAsia="BIZ UDPGothic" w:hAnsi="BIZ UDPGothic"/>
+          <w:color w:val="404040"/>
+          <w:sz w:val="18"/>
+          <w:szCs w:val="18"/>
+        </w:rPr>
+        <w:t xml:space="preserve">(www.ignicapos.com)*</w:t>
+      </w:r>
+    </w:p>
+    <w:tbl>
+      <w:tblPr>
+        <w:tblW w:type="dxa" w:w="9506"/>
+        <w:tblBorders>
+          <w:top w:val="single" w:color="CCCCCC" w:sz="4"/>
+          <w:left w:val="single" w:color="CCCCCC" w:sz="4"/>
+          <w:bottom w:val="single" w:color="CCCCCC" w:sz="4"/>
+          <w:right w:val="single" w:color="CCCCCC" w:sz="4"/>
+          <w:insideH w:val="single" w:color="auto" w:sz="4"/>
+          <w:insideV w:val="single" w:color="auto" w:sz="4"/>
+        </w:tblBorders>
+      </w:tblPr>
+      <w:tblGrid>
+        <w:gridCol w:w="2376"/>
+        <w:gridCol w:w="2376"/>
+        <w:gridCol w:w="2376"/>
+        <w:gridCol w:w="2378"/>
+      </w:tblGrid>
+      <w:tr>
+        <w:trPr>
+          <w:cantSplit/>
+          <w:tblHeader/>
+        </w:trPr>
+        <w:tc>
+          <w:tcPr>
+            <w:tcW w:type="dxa" w:w="2376"/>
+            <w:tcBorders>
+              <w:top w:val="single" w:color="CCCCCC" w:sz="4"/>
+              <w:left w:val="single" w:color="CCCCCC" w:sz="4"/>
+              <w:bottom w:val="single" w:color="CCCCCC" w:sz="4"/>
+              <w:right w:val="single" w:color="CCCCCC" w:sz="4"/>
+            </w:tcBorders>
+            <w:shd w:fill="E8E8E8" w:val="clear"/>
+            <w:tcMar>
+              <w:top w:type="dxa" w:w="80"/>
+              <w:left w:type="dxa" w:w="120"/>
+              <w:bottom w:type="dxa" w:w="80"/>
+              <w:right w:type="dxa" w:w="120"/>
+            </w:tcMar>
+          </w:tcPr>
+          <w:p>
+            <w:pPr>
+              <w:spacing w:before="0" w:after="0"/>
+            </w:pPr>
+            <w:r>
+              <w:rPr>
+                <w:rFonts w:ascii="BIZ UDPGothic" w:cs="BIZ UDPGothic" w:eastAsia="BIZ UDPGothic" w:hAnsi="BIZ UDPGothic"/>
+                <w:color w:val="404040"/>
+                <w:sz w:val="18"/>
+                <w:szCs w:val="18"/>
+              </w:rPr>
+              <w:t xml:space="preserve">N o .</w:t>
+            </w:r>
+          </w:p>
+        </w:tc>
+        <w:tc>
+          <w:tcPr>
+            <w:tcW w:type="dxa" w:w="2376"/>
+            <w:tcBorders>
+              <w:top w:val="single" w:color="CCCCCC" w:sz="4"/>
+              <w:left w:val="single" w:color="CCCCCC" w:sz="4"/>
+              <w:bottom w:val="single" w:color="CCCCCC" w:sz="4"/>
+              <w:right w:val="single" w:color="CCCCCC" w:sz="4"/>
+            </w:tcBorders>
+            <w:shd w:fill="E8E8E8" w:val="clear"/>
+            <w:tcMar>
+              <w:top w:type="dxa" w:w="80"/>
+              <w:left w:type="dxa" w:w="120"/>
+              <w:bottom w:type="dxa" w:w="80"/>
+              <w:right w:type="dxa" w:w="120"/>
+            </w:tcMar>
+          </w:tcPr>
+          <w:p>
+            <w:pPr>
+              <w:spacing w:before="0" w:after="0"/>
+            </w:pPr>
+            <w:r>
+              <w:rPr>
+                <w:rFonts w:ascii="BIZ UDPGothic" w:cs="BIZ UDPGothic" w:eastAsia="BIZ UDPGothic" w:hAnsi="BIZ UDPGothic"/>
+                <w:color w:val="404040"/>
+                <w:sz w:val="18"/>
+                <w:szCs w:val="18"/>
+              </w:rPr>
+              <w:t xml:space="preserve"/>
+            </w:r>
+          </w:p>
+        </w:tc>
+        <w:tc>
+          <w:tcPr>
+            <w:tcW w:type="dxa" w:w="2376"/>
+            <w:tcBorders>
+              <w:top w:val="single" w:color="CCCCCC" w:sz="4"/>
+              <w:left w:val="single" w:color="CCCCCC" w:sz="4"/>
+              <w:bottom w:val="single" w:color="CCCCCC" w:sz="4"/>
+              <w:right w:val="single" w:color="CCCCCC" w:sz="4"/>
+            </w:tcBorders>
+            <w:shd w:fill="E8E8E8" w:val="clear"/>
+            <w:tcMar>
+              <w:top w:type="dxa" w:w="80"/>
+              <w:left w:type="dxa" w:w="120"/>
+              <w:bottom w:type="dxa" w:w="80"/>
+              <w:right w:type="dxa" w:w="120"/>
+            </w:tcMar>
+          </w:tcPr>
+          <w:p>
+            <w:pPr>
+              <w:spacing w:before="0" w:after="0"/>
+            </w:pPr>
+            <w:r>
+              <w:rPr>
+                <w:rFonts w:ascii="BIZ UDPGothic" w:cs="BIZ UDPGothic" w:eastAsia="BIZ UDPGothic" w:hAnsi="BIZ UDPGothic"/>
+                <w:color w:val="404040"/>
+                <w:sz w:val="18"/>
+                <w:szCs w:val="18"/>
+              </w:rPr>
+              <w:t xml:space="preserve"/>
+            </w:r>
+          </w:p>
+        </w:tc>
+        <w:tc>
+          <w:tcPr>
+            <w:tcW w:type="dxa" w:w="2378"/>
+            <w:tcBorders>
+              <w:top w:val="single" w:color="CCCCCC" w:sz="4"/>
+              <w:left w:val="single" w:color="CCCCCC" w:sz="4"/>
+              <w:bottom w:val="single" w:color="CCCCCC" w:sz="4"/>
+              <w:right w:val="single" w:color="CCCCCC" w:sz="4"/>
+            </w:tcBorders>
+            <w:shd w:fill="E8E8E8" w:val="clear"/>
+            <w:tcMar>
+              <w:top w:type="dxa" w:w="80"/>
+              <w:left w:type="dxa" w:w="120"/>
+              <w:bottom w:type="dxa" w:w="80"/>
+              <w:right w:type="dxa" w:w="120"/>
+            </w:tcMar>
+          </w:tcPr>
+          <w:p>
+            <w:pPr>
+              <w:spacing w:before="0" w:after="0"/>
+            </w:pPr>
+            <w:r>
+              <w:rPr>
+                <w:rFonts w:ascii="BIZ UDPGothic" w:cs="BIZ UDPGothic" w:eastAsia="BIZ UDPGothic" w:hAnsi="BIZ UDPGothic"/>
+                <w:color w:val="404040"/>
+                <w:sz w:val="18"/>
+                <w:szCs w:val="18"/>
+              </w:rPr>
+              <w:t xml:space="preserve">（OK/ NG）</w:t>
+            </w:r>
+          </w:p>
+        </w:tc>
+      </w:tr>
+      <w:tr>
+        <w:trPr>
+          <w:cantSplit/>
+        </w:trPr>
+        <w:tc>
+          <w:tcPr>
+            <w:tcW w:type="dxa" w:w="2376"/>
+            <w:tcBorders>
+              <w:top w:val="single" w:color="CCCCCC" w:sz="4"/>
+              <w:left w:val="single" w:color="CCCCCC" w:sz="4"/>
+              <w:bottom w:val="single" w:color="CCCCCC" w:sz="4"/>
+              <w:right w:val="single" w:color="CCCCCC" w:sz="4"/>
+            </w:tcBorders>
+            <w:shd w:fill="FFFFFF" w:val="clear"/>
+            <w:tcMar>
+              <w:top w:type="dxa" w:w="80"/>
+              <w:left w:type="dxa" w:w="120"/>
+              <w:bottom w:type="dxa" w:w="80"/>
+              <w:right w:type="dxa" w:w="120"/>
+            </w:tcMar>
+          </w:tcPr>
+          <w:p>
+            <w:pPr>
+              <w:spacing w:before="0" w:after="0"/>
+            </w:pPr>
+            <w:r>
+              <w:rPr>
+                <w:rFonts w:ascii="BIZ UDPGothic" w:cs="BIZ UDPGothic" w:eastAsia="BIZ UDPGothic" w:hAnsi="BIZ UDPGothic"/>
+                <w:color w:val="404040"/>
+                <w:sz w:val="18"/>
+                <w:szCs w:val="18"/>
+              </w:rPr>
+              <w:t xml:space="preserve">1</w:t>
+            </w:r>
+          </w:p>
+        </w:tc>
+        <w:tc>
+          <w:tcPr>
+            <w:tcW w:type="dxa" w:w="2376"/>
+            <w:tcBorders>
+              <w:top w:val="single" w:color="CCCCCC" w:sz="4"/>
+              <w:left w:val="single" w:color="CCCCCC" w:sz="4"/>
+              <w:bottom w:val="single" w:color="CCCCCC" w:sz="4"/>
+              <w:right w:val="single" w:color="CCCCCC" w:sz="4"/>
+            </w:tcBorders>
+            <w:shd w:fill="FFFFFF" w:val="clear"/>
+            <w:tcMar>
+              <w:top w:type="dxa" w:w="80"/>
+              <w:left w:type="dxa" w:w="120"/>
+              <w:bottom w:type="dxa" w:w="80"/>
+              <w:right w:type="dxa" w:w="120"/>
+            </w:tcMar>
+          </w:tcPr>
+          <w:p>
+            <w:pPr>
+              <w:spacing w:before="0" w:after="0"/>
+            </w:pPr>
+            <w:r>
+              <w:rPr>
+                <w:rFonts w:ascii="BIZ UDPGothic" w:cs="BIZ UDPGothic" w:eastAsia="BIZ UDPGothic" w:hAnsi="BIZ UDPGothic"/>
+                <w:color w:val="404040"/>
+                <w:sz w:val="18"/>
+                <w:szCs w:val="18"/>
+              </w:rPr>
+              <w:t xml:space="preserve">Lambda関数 ksm-posstg-lmd-function-tf-schedule が作成され、 環境変 数が正しく設定されていることを確認 ▶ aws lambda get-function-configuration \--region ap-northeast-1 \--function-name ksm-posstg-lmd-function-tf-schedule \--query \"Environment.Variables\" \--output table</w:t>
+            </w:r>
+          </w:p>
+        </w:tc>
+        <w:tc>
+          <w:tcPr>
+            <w:tcW w:type="dxa" w:w="2376"/>
+            <w:tcBorders>
+              <w:top w:val="single" w:color="CCCCCC" w:sz="4"/>
+              <w:left w:val="single" w:color="CCCCCC" w:sz="4"/>
+              <w:bottom w:val="single" w:color="CCCCCC" w:sz="4"/>
+              <w:right w:val="single" w:color="CCCCCC" w:sz="4"/>
+            </w:tcBorders>
+            <w:shd w:fill="FFFFFF" w:val="clear"/>
+            <w:tcMar>
+              <w:top w:type="dxa" w:w="80"/>
+              <w:left w:type="dxa" w:w="120"/>
+              <w:bottom w:type="dxa" w:w="80"/>
+              <w:right w:type="dxa" w:w="120"/>
+            </w:tcMar>
+          </w:tcPr>
+          <w:p>
+            <w:pPr>
+              <w:spacing w:before="0" w:after="0"/>
+            </w:pPr>
+            <w:r>
+              <w:rPr>
+                <w:rFonts w:ascii="BIZ UDPGothic" w:cs="BIZ UDPGothic" w:eastAsia="BIZ UDPGothic" w:hAnsi="BIZ UDPGothic"/>
+                <w:color w:val="404040"/>
+                <w:sz w:val="18"/>
+                <w:szCs w:val="18"/>
+              </w:rPr>
+              <w:t xml:space="preserve">ACTION / SERVER_IDS が 正し く設定されている</w:t>
+            </w:r>
+          </w:p>
+        </w:tc>
+        <w:tc>
+          <w:tcPr>
+            <w:tcW w:type="dxa" w:w="2378"/>
+            <w:tcBorders>
+              <w:top w:val="single" w:color="CCCCCC" w:sz="4"/>
+              <w:left w:val="single" w:color="CCCCCC" w:sz="4"/>
+              <w:bottom w:val="single" w:color="CCCCCC" w:sz="4"/>
+              <w:right w:val="single" w:color="CCCCCC" w:sz="4"/>
+            </w:tcBorders>
+            <w:shd w:fill="FFFFFF" w:val="clear"/>
+            <w:tcMar>
+              <w:top w:type="dxa" w:w="80"/>
+              <w:left w:type="dxa" w:w="120"/>
+              <w:bottom w:type="dxa" w:w="80"/>
+              <w:right w:type="dxa" w:w="120"/>
+            </w:tcMar>
+          </w:tcPr>
+          <w:p>
+            <w:pPr>
+              <w:spacing w:before="0" w:after="0"/>
+            </w:pPr>
+            <w:r>
+              <w:rPr>
+                <w:rFonts w:ascii="BIZ UDPGothic" w:cs="BIZ UDPGothic" w:eastAsia="BIZ UDPGothic" w:hAnsi="BIZ UDPGothic"/>
+                <w:color w:val="404040"/>
+                <w:sz w:val="18"/>
+                <w:szCs w:val="18"/>
+              </w:rPr>
+              <w:t xml:space="preserve"/>
+            </w:r>
+          </w:p>
+        </w:tc>
+      </w:tr>
+      <w:tr>
+        <w:trPr>
+          <w:cantSplit/>
+        </w:trPr>
+        <w:tc>
+          <w:tcPr>
+            <w:tcW w:type="dxa" w:w="2376"/>
+            <w:tcBorders>
+              <w:top w:val="single" w:color="CCCCCC" w:sz="4"/>
+              <w:left w:val="single" w:color="CCCCCC" w:sz="4"/>
+              <w:bottom w:val="single" w:color="CCCCCC" w:sz="4"/>
+              <w:right w:val="single" w:color="CCCCCC" w:sz="4"/>
+            </w:tcBorders>
+            <w:shd w:fill="FFFFFF" w:val="clear"/>
+            <w:tcMar>
+              <w:top w:type="dxa" w:w="80"/>
+              <w:left w:type="dxa" w:w="120"/>
+              <w:bottom w:type="dxa" w:w="80"/>
+              <w:right w:type="dxa" w:w="120"/>
+            </w:tcMar>
+          </w:tcPr>
+          <w:p>
+            <w:pPr>
+              <w:spacing w:before="0" w:after="0"/>
+            </w:pPr>
+            <w:r>
+              <w:rPr>
+                <w:rFonts w:ascii="BIZ UDPGothic" w:cs="BIZ UDPGothic" w:eastAsia="BIZ UDPGothic" w:hAnsi="BIZ UDPGothic"/>
+                <w:color w:val="404040"/>
+                <w:sz w:val="18"/>
+                <w:szCs w:val="18"/>
+              </w:rPr>
+              <w:t xml:space="preserve">1</w:t>
+            </w:r>
+          </w:p>
+        </w:tc>
+        <w:tc>
+          <w:tcPr>
+            <w:tcW w:type="dxa" w:w="2376"/>
+            <w:tcBorders>
+              <w:top w:val="single" w:color="CCCCCC" w:sz="4"/>
+              <w:left w:val="single" w:color="CCCCCC" w:sz="4"/>
+              <w:bottom w:val="single" w:color="CCCCCC" w:sz="4"/>
+              <w:right w:val="single" w:color="CCCCCC" w:sz="4"/>
+            </w:tcBorders>
+            <w:shd w:fill="FFFFFF" w:val="clear"/>
+            <w:tcMar>
+              <w:top w:type="dxa" w:w="80"/>
+              <w:left w:type="dxa" w:w="120"/>
+              <w:bottom w:type="dxa" w:w="80"/>
+              <w:right w:type="dxa" w:w="120"/>
+            </w:tcMar>
+          </w:tcPr>
+          <w:p>
+            <w:pPr>
+              <w:spacing w:before="0" w:after="0"/>
+            </w:pPr>
+            <w:r>
+              <w:rPr>
+                <w:rFonts w:ascii="BIZ UDPGothic" w:cs="BIZ UDPGothic" w:eastAsia="BIZ UDPGothic" w:hAnsi="BIZ UDPGothic"/>
+                <w:color w:val="404040"/>
+                <w:sz w:val="18"/>
+                <w:szCs w:val="18"/>
+              </w:rPr>
+              <w:t xml:space="preserve">Lambda関数 ksm-posprd-lmd-function-tf-schedule が作成され、 環境変 数が正しく設定されていることを確認 ▶ aws lambda get-function-configuration \--region ap-northeast-1 \--function-name ksm-posprd-lmd-function-tf-schedule \--query \"Environment.Variables\" \--output table</w:t>
+            </w:r>
+          </w:p>
+        </w:tc>
+        <w:tc>
+          <w:tcPr>
+            <w:tcW w:type="dxa" w:w="2376"/>
+            <w:tcBorders>
+              <w:top w:val="single" w:color="CCCCCC" w:sz="4"/>
+              <w:left w:val="single" w:color="CCCCCC" w:sz="4"/>
+              <w:bottom w:val="single" w:color="CCCCCC" w:sz="4"/>
+              <w:right w:val="single" w:color="CCCCCC" w:sz="4"/>
+            </w:tcBorders>
+            <w:shd w:fill="FFFFFF" w:val="clear"/>
+            <w:tcMar>
+              <w:top w:type="dxa" w:w="80"/>
+              <w:left w:type="dxa" w:w="120"/>
+              <w:bottom w:type="dxa" w:w="80"/>
+              <w:right w:type="dxa" w:w="120"/>
+            </w:tcMar>
+          </w:tcPr>
+          <w:p>
+            <w:pPr>
+              <w:spacing w:before="0" w:after="0"/>
+            </w:pPr>
+            <w:r>
+              <w:rPr>
+                <w:rFonts w:ascii="BIZ UDPGothic" w:cs="BIZ UDPGothic" w:eastAsia="BIZ UDPGothic" w:hAnsi="BIZ UDPGothic"/>
+                <w:color w:val="404040"/>
+                <w:sz w:val="18"/>
+                <w:szCs w:val="18"/>
+              </w:rPr>
+              <w:t xml:space="preserve">ACTION / SERVER_IDS が 正し く設定されている</w:t>
+            </w:r>
+          </w:p>
+        </w:tc>
+        <w:tc>
+          <w:tcPr>
+            <w:tcW w:type="dxa" w:w="2378"/>
+            <w:tcBorders>
+              <w:top w:val="single" w:color="CCCCCC" w:sz="4"/>
+              <w:left w:val="single" w:color="CCCCCC" w:sz="4"/>
+              <w:bottom w:val="single" w:color="CCCCCC" w:sz="4"/>
+              <w:right w:val="single" w:color="CCCCCC" w:sz="4"/>
+            </w:tcBorders>
+            <w:shd w:fill="FFFFFF" w:val="clear"/>
+            <w:tcMar>
+              <w:top w:type="dxa" w:w="80"/>
+              <w:left w:type="dxa" w:w="120"/>
+              <w:bottom w:type="dxa" w:w="80"/>
+              <w:right w:type="dxa" w:w="120"/>
+            </w:tcMar>
+          </w:tcPr>
+          <w:p>
+            <w:pPr>
+              <w:spacing w:before="0" w:after="0"/>
+            </w:pPr>
+            <w:r>
+              <w:rPr>
+                <w:rFonts w:ascii="BIZ UDPGothic" w:cs="BIZ UDPGothic" w:eastAsia="BIZ UDPGothic" w:hAnsi="BIZ UDPGothic"/>
+                <w:color w:val="404040"/>
+                <w:sz w:val="18"/>
+                <w:szCs w:val="18"/>
+              </w:rPr>
+              <w:t xml:space="preserve"/>
+            </w:r>
+          </w:p>
+        </w:tc>
+      </w:tr>
+      <w:tr>
+        <w:trPr>
+          <w:cantSplit/>
+        </w:trPr>
+        <w:tc>
+          <w:tcPr>
+            <w:tcW w:type="dxa" w:w="2376"/>
+            <w:tcBorders>
+              <w:top w:val="single" w:color="CCCCCC" w:sz="4"/>
+              <w:left w:val="single" w:color="CCCCCC" w:sz="4"/>
+              <w:bottom w:val="single" w:color="CCCCCC" w:sz="4"/>
+              <w:right w:val="single" w:color="CCCCCC" w:sz="4"/>
+            </w:tcBorders>
+            <w:shd w:fill="FFFFFF" w:val="clear"/>
+            <w:tcMar>
+              <w:top w:type="dxa" w:w="80"/>
+              <w:left w:type="dxa" w:w="120"/>
+              <w:bottom w:type="dxa" w:w="80"/>
+              <w:right w:type="dxa" w:w="120"/>
+            </w:tcMar>
+          </w:tcPr>
+          <w:p>
+            <w:pPr>
+              <w:spacing w:before="0" w:after="0"/>
+            </w:pPr>
+            <w:r>
+              <w:rPr>
+                <w:rFonts w:ascii="BIZ UDPGothic" w:cs="BIZ UDPGothic" w:eastAsia="BIZ UDPGothic" w:hAnsi="BIZ UDPGothic"/>
+                <w:color w:val="404040"/>
+                <w:sz w:val="18"/>
+                <w:szCs w:val="18"/>
+              </w:rPr>
+              <w:t xml:space="preserve">2</w:t>
+            </w:r>
+          </w:p>
+        </w:tc>
+        <w:tc>
+          <w:tcPr>
+            <w:tcW w:type="dxa" w:w="2376"/>
+            <w:tcBorders>
+              <w:top w:val="single" w:color="CCCCCC" w:sz="4"/>
+              <w:left w:val="single" w:color="CCCCCC" w:sz="4"/>
+              <w:bottom w:val="single" w:color="CCCCCC" w:sz="4"/>
+              <w:right w:val="single" w:color="CCCCCC" w:sz="4"/>
+            </w:tcBorders>
+            <w:shd w:fill="FFFFFF" w:val="clear"/>
+            <w:tcMar>
+              <w:top w:type="dxa" w:w="80"/>
+              <w:left w:type="dxa" w:w="120"/>
+              <w:bottom w:type="dxa" w:w="80"/>
+              <w:right w:type="dxa" w:w="120"/>
+            </w:tcMar>
+          </w:tcPr>
+          <w:p>
+            <w:pPr>
+              <w:spacing w:before="0" w:after="0"/>
+            </w:pPr>
+            <w:r>
+              <w:rPr>
+                <w:rFonts w:ascii="BIZ UDPGothic" w:cs="BIZ UDPGothic" w:eastAsia="BIZ UDPGothic" w:hAnsi="BIZ UDPGothic"/>
+                <w:color w:val="404040"/>
+                <w:sz w:val="18"/>
+                <w:szCs w:val="18"/>
+              </w:rPr>
+              <w:t xml:space="preserve">JST 20:00（UTC 11:00）に OC系・SH系サーバーが ONLINE になることを確認 ▶ aws transfer describe-server \--region ap-northeast-1 \--server-id s-2a4905e8210f48248 \--query \"Server.State\" \--output text</w:t>
+            </w:r>
+          </w:p>
+        </w:tc>
+        <w:tc>
+          <w:tcPr>
+            <w:tcW w:type="dxa" w:w="2376"/>
+            <w:tcBorders>
+              <w:top w:val="single" w:color="CCCCCC" w:sz="4"/>
+              <w:left w:val="single" w:color="CCCCCC" w:sz="4"/>
+              <w:bottom w:val="single" w:color="CCCCCC" w:sz="4"/>
+              <w:right w:val="single" w:color="CCCCCC" w:sz="4"/>
+            </w:tcBorders>
+            <w:shd w:fill="FFFFFF" w:val="clear"/>
+            <w:tcMar>
+              <w:top w:type="dxa" w:w="80"/>
+              <w:left w:type="dxa" w:w="120"/>
+              <w:bottom w:type="dxa" w:w="80"/>
+              <w:right w:type="dxa" w:w="120"/>
+            </w:tcMar>
+          </w:tcPr>
+          <w:p>
+            <w:pPr>
+              <w:spacing w:before="0" w:after="0"/>
+            </w:pPr>
+            <w:r>
+              <w:rPr>
+                <w:rFonts w:ascii="BIZ UDPGothic" w:cs="BIZ UDPGothic" w:eastAsia="BIZ UDPGothic" w:hAnsi="BIZ UDPGothic"/>
+                <w:color w:val="404040"/>
+                <w:sz w:val="18"/>
+                <w:szCs w:val="18"/>
+              </w:rPr>
+              <w:t xml:space="preserve">ONLINE と表示される</w:t>
+            </w:r>
+          </w:p>
+        </w:tc>
+        <w:tc>
+          <w:tcPr>
+            <w:tcW w:type="dxa" w:w="2378"/>
+            <w:tcBorders>
+              <w:top w:val="single" w:color="CCCCCC" w:sz="4"/>
+              <w:left w:val="single" w:color="CCCCCC" w:sz="4"/>
+              <w:bottom w:val="single" w:color="CCCCCC" w:sz="4"/>
+              <w:right w:val="single" w:color="CCCCCC" w:sz="4"/>
+            </w:tcBorders>
+            <w:shd w:fill="FFFFFF" w:val="clear"/>
+            <w:tcMar>
+              <w:top w:type="dxa" w:w="80"/>
+              <w:left w:type="dxa" w:w="120"/>
+              <w:bottom w:type="dxa" w:w="80"/>
+              <w:right w:type="dxa" w:w="120"/>
+            </w:tcMar>
+          </w:tcPr>
+          <w:p>
+            <w:pPr>
+              <w:spacing w:before="0" w:after="0"/>
+            </w:pPr>
+            <w:r>
+              <w:rPr>
+                <w:rFonts w:ascii="BIZ UDPGothic" w:cs="BIZ UDPGothic" w:eastAsia="BIZ UDPGothic" w:hAnsi="BIZ UDPGothic"/>
+                <w:color w:val="404040"/>
+                <w:sz w:val="18"/>
+                <w:szCs w:val="18"/>
+              </w:rPr>
+              <w:t xml:space="preserve"/>
+            </w:r>
+          </w:p>
+        </w:tc>
+      </w:tr>
+      <w:tr>
+        <w:trPr>
+          <w:cantSplit/>
+        </w:trPr>
+        <w:tc>
+          <w:tcPr>
+            <w:tcW w:type="dxa" w:w="2376"/>
+            <w:tcBorders>
+              <w:top w:val="single" w:color="CCCCCC" w:sz="4"/>
+              <w:left w:val="single" w:color="CCCCCC" w:sz="4"/>
+              <w:bottom w:val="single" w:color="CCCCCC" w:sz="4"/>
+              <w:right w:val="single" w:color="CCCCCC" w:sz="4"/>
+            </w:tcBorders>
+            <w:shd w:fill="FFFFFF" w:val="clear"/>
+            <w:tcMar>
+              <w:top w:type="dxa" w:w="80"/>
+              <w:left w:type="dxa" w:w="120"/>
+              <w:bottom w:type="dxa" w:w="80"/>
+              <w:right w:type="dxa" w:w="120"/>
+            </w:tcMar>
+          </w:tcPr>
+          <w:p>
+            <w:pPr>
+              <w:spacing w:before="0" w:after="0"/>
+            </w:pPr>
+            <w:r>
+              <w:rPr>
+                <w:rFonts w:ascii="BIZ UDPGothic" w:cs="BIZ UDPGothic" w:eastAsia="BIZ UDPGothic" w:hAnsi="BIZ UDPGothic"/>
+                <w:color w:val="404040"/>
+                <w:sz w:val="18"/>
+                <w:szCs w:val="18"/>
+              </w:rPr>
+              <w:t xml:space="preserve">2</w:t>
+            </w:r>
+          </w:p>
+        </w:tc>
+        <w:tc>
+          <w:tcPr>
+            <w:tcW w:type="dxa" w:w="2376"/>
+            <w:tcBorders>
+              <w:top w:val="single" w:color="CCCCCC" w:sz="4"/>
+              <w:left w:val="single" w:color="CCCCCC" w:sz="4"/>
+              <w:bottom w:val="single" w:color="CCCCCC" w:sz="4"/>
+              <w:right w:val="single" w:color="CCCCCC" w:sz="4"/>
+            </w:tcBorders>
+            <w:shd w:fill="FFFFFF" w:val="clear"/>
+            <w:tcMar>
+              <w:top w:type="dxa" w:w="80"/>
+              <w:left w:type="dxa" w:w="120"/>
+              <w:bottom w:type="dxa" w:w="80"/>
+              <w:right w:type="dxa" w:w="120"/>
+            </w:tcMar>
+          </w:tcPr>
+          <w:p>
+            <w:pPr>
+              <w:spacing w:before="0" w:after="0"/>
+            </w:pPr>
+            <w:r>
+              <w:rPr>
+                <w:rFonts w:ascii="BIZ UDPGothic" w:cs="BIZ UDPGothic" w:eastAsia="BIZ UDPGothic" w:hAnsi="BIZ UDPGothic"/>
+                <w:color w:val="404040"/>
+                <w:sz w:val="18"/>
+                <w:szCs w:val="18"/>
+              </w:rPr>
+              <w:t xml:space="preserve">JST 20:00（UTC 11:00）に OC系・SH系サーバーが ONLINE になることを確認 ▶ aws transfer describe-server \--region ap-northeast-1 \--server-id s-2a4905e8210f48248 \--query \"Server.State\" \--output text</w:t>
+            </w:r>
+          </w:p>
+        </w:tc>
+        <w:tc>
+          <w:tcPr>
+            <w:tcW w:type="dxa" w:w="2376"/>
+            <w:tcBorders>
+              <w:top w:val="single" w:color="CCCCCC" w:sz="4"/>
+              <w:left w:val="single" w:color="CCCCCC" w:sz="4"/>
+              <w:bottom w:val="single" w:color="CCCCCC" w:sz="4"/>
+              <w:right w:val="single" w:color="CCCCCC" w:sz="4"/>
+            </w:tcBorders>
+            <w:shd w:fill="FFFFFF" w:val="clear"/>
+            <w:tcMar>
+              <w:top w:type="dxa" w:w="80"/>
+              <w:left w:type="dxa" w:w="120"/>
+              <w:bottom w:type="dxa" w:w="80"/>
+              <w:right w:type="dxa" w:w="120"/>
+            </w:tcMar>
+          </w:tcPr>
+          <w:p>
+            <w:pPr>
+              <w:spacing w:before="0" w:after="0"/>
+            </w:pPr>
+            <w:r>
+              <w:rPr>
+                <w:rFonts w:ascii="BIZ UDPGothic" w:cs="BIZ UDPGothic" w:eastAsia="BIZ UDPGothic" w:hAnsi="BIZ UDPGothic"/>
+                <w:color w:val="404040"/>
+                <w:sz w:val="18"/>
+                <w:szCs w:val="18"/>
+              </w:rPr>
+              <w:t xml:space="preserve">ONLINE と表示される</w:t>
+            </w:r>
+          </w:p>
+        </w:tc>
+        <w:tc>
+          <w:tcPr>
+            <w:tcW w:type="dxa" w:w="2378"/>
+            <w:tcBorders>
+              <w:top w:val="single" w:color="CCCCCC" w:sz="4"/>
+              <w:left w:val="single" w:color="CCCCCC" w:sz="4"/>
+              <w:bottom w:val="single" w:color="CCCCCC" w:sz="4"/>
+              <w:right w:val="single" w:color="CCCCCC" w:sz="4"/>
+            </w:tcBorders>
+            <w:shd w:fill="FFFFFF" w:val="clear"/>
+            <w:tcMar>
+              <w:top w:type="dxa" w:w="80"/>
+              <w:left w:type="dxa" w:w="120"/>
+              <w:bottom w:type="dxa" w:w="80"/>
+              <w:right w:type="dxa" w:w="120"/>
+            </w:tcMar>
+          </w:tcPr>
+          <w:p>
+            <w:pPr>
+              <w:spacing w:before="0" w:after="0"/>
+            </w:pPr>
+            <w:r>
+              <w:rPr>
+                <w:rFonts w:ascii="BIZ UDPGothic" w:cs="BIZ UDPGothic" w:eastAsia="BIZ UDPGothic" w:hAnsi="BIZ UDPGothic"/>
+                <w:color w:val="404040"/>
+                <w:sz w:val="18"/>
+                <w:szCs w:val="18"/>
+              </w:rPr>
+              <w:t xml:space="preserve"/>
+            </w:r>
+          </w:p>
+        </w:tc>
+      </w:tr>
+      <w:tr>
+        <w:trPr>
+          <w:cantSplit/>
+        </w:trPr>
+        <w:tc>
+          <w:tcPr>
+            <w:tcW w:type="dxa" w:w="2376"/>
+            <w:tcBorders>
+              <w:top w:val="single" w:color="CCCCCC" w:sz="4"/>
+              <w:left w:val="single" w:color="CCCCCC" w:sz="4"/>
+              <w:bottom w:val="single" w:color="CCCCCC" w:sz="4"/>
+              <w:right w:val="single" w:color="CCCCCC" w:sz="4"/>
+            </w:tcBorders>
+            <w:shd w:fill="FFFFFF" w:val="clear"/>
+            <w:tcMar>
+              <w:top w:type="dxa" w:w="80"/>
+              <w:left w:type="dxa" w:w="120"/>
+              <w:bottom w:type="dxa" w:w="80"/>
+              <w:right w:type="dxa" w:w="120"/>
+            </w:tcMar>
+          </w:tcPr>
+          <w:p>
+            <w:pPr>
+              <w:spacing w:before="0" w:after="0"/>
+            </w:pPr>
+            <w:r>
+              <w:rPr>
+                <w:rFonts w:ascii="BIZ UDPGothic" w:cs="BIZ UDPGothic" w:eastAsia="BIZ UDPGothic" w:hAnsi="BIZ UDPGothic"/>
+                <w:color w:val="404040"/>
+                <w:sz w:val="18"/>
+                <w:szCs w:val="18"/>
+              </w:rPr>
+              <w:t xml:space="preserve">3</w:t>
+            </w:r>
+          </w:p>
+        </w:tc>
+        <w:tc>
+          <w:tcPr>
+            <w:tcW w:type="dxa" w:w="2376"/>
+            <w:tcBorders>
+              <w:top w:val="single" w:color="CCCCCC" w:sz="4"/>
+              <w:left w:val="single" w:color="CCCCCC" w:sz="4"/>
+              <w:bottom w:val="single" w:color="CCCCCC" w:sz="4"/>
+              <w:right w:val="single" w:color="CCCCCC" w:sz="4"/>
+            </w:tcBorders>
+            <w:shd w:fill="FFFFFF" w:val="clear"/>
+            <w:tcMar>
+              <w:top w:type="dxa" w:w="80"/>
+              <w:left w:type="dxa" w:w="120"/>
+              <w:bottom w:type="dxa" w:w="80"/>
+              <w:right w:type="dxa" w:w="120"/>
+            </w:tcMar>
+          </w:tcPr>
+          <w:p>
+            <w:pPr>
+              <w:spacing w:before="0" w:after="0"/>
+            </w:pPr>
+            <w:r>
+              <w:rPr>
+                <w:rFonts w:ascii="BIZ UDPGothic" w:cs="BIZ UDPGothic" w:eastAsia="BIZ UDPGothic" w:hAnsi="BIZ UDPGothic"/>
+                <w:color w:val="404040"/>
+                <w:sz w:val="18"/>
+                <w:szCs w:val="18"/>
+              </w:rPr>
+              <w:t xml:space="preserve">JST 07:00（UTC 22:00）に OC系・SH系サーバーが OFFLINE になることを確認 ▶ aws transfer describe-server \--region ap-northeast-1 \--server-id s-2a4905e8210f48248 \--query \"Server.State\" \--output text</w:t>
+            </w:r>
+          </w:p>
+        </w:tc>
+        <w:tc>
+          <w:tcPr>
+            <w:tcW w:type="dxa" w:w="2376"/>
+            <w:tcBorders>
+              <w:top w:val="single" w:color="CCCCCC" w:sz="4"/>
+              <w:left w:val="single" w:color="CCCCCC" w:sz="4"/>
+              <w:bottom w:val="single" w:color="CCCCCC" w:sz="4"/>
+              <w:right w:val="single" w:color="CCCCCC" w:sz="4"/>
+            </w:tcBorders>
+            <w:shd w:fill="FFFFFF" w:val="clear"/>
+            <w:tcMar>
+              <w:top w:type="dxa" w:w="80"/>
+              <w:left w:type="dxa" w:w="120"/>
+              <w:bottom w:type="dxa" w:w="80"/>
+              <w:right w:type="dxa" w:w="120"/>
+            </w:tcMar>
+          </w:tcPr>
+          <w:p>
+            <w:pPr>
+              <w:spacing w:before="0" w:after="0"/>
+            </w:pPr>
+            <w:r>
+              <w:rPr>
+                <w:rFonts w:ascii="BIZ UDPGothic" w:cs="BIZ UDPGothic" w:eastAsia="BIZ UDPGothic" w:hAnsi="BIZ UDPGothic"/>
+                <w:color w:val="404040"/>
+                <w:sz w:val="18"/>
+                <w:szCs w:val="18"/>
+              </w:rPr>
+              <w:t xml:space="preserve">OFFLINE と表示される</w:t>
+            </w:r>
+          </w:p>
+        </w:tc>
+        <w:tc>
+          <w:tcPr>
+            <w:tcW w:type="dxa" w:w="2378"/>
+            <w:tcBorders>
+              <w:top w:val="single" w:color="CCCCCC" w:sz="4"/>
+              <w:left w:val="single" w:color="CCCCCC" w:sz="4"/>
+              <w:bottom w:val="single" w:color="CCCCCC" w:sz="4"/>
+              <w:right w:val="single" w:color="CCCCCC" w:sz="4"/>
+            </w:tcBorders>
+            <w:shd w:fill="FFFFFF" w:val="clear"/>
+            <w:tcMar>
+              <w:top w:type="dxa" w:w="80"/>
+              <w:left w:type="dxa" w:w="120"/>
+              <w:bottom w:type="dxa" w:w="80"/>
+              <w:right w:type="dxa" w:w="120"/>
+            </w:tcMar>
+          </w:tcPr>
+          <w:p>
+            <w:pPr>
+              <w:spacing w:before="0" w:after="0"/>
+            </w:pPr>
+            <w:r>
+              <w:rPr>
+                <w:rFonts w:ascii="BIZ UDPGothic" w:cs="BIZ UDPGothic" w:eastAsia="BIZ UDPGothic" w:hAnsi="BIZ UDPGothic"/>
+                <w:color w:val="404040"/>
+                <w:sz w:val="18"/>
+                <w:szCs w:val="18"/>
+              </w:rPr>
+              <w:t xml:space="preserve"/>
+            </w:r>
+          </w:p>
+        </w:tc>
+      </w:tr>
+      <w:tr>
+        <w:trPr>
+          <w:cantSplit/>
+        </w:trPr>
+        <w:tc>
+          <w:tcPr>
+            <w:tcW w:type="dxa" w:w="2376"/>
+            <w:tcBorders>
+              <w:top w:val="single" w:color="CCCCCC" w:sz="4"/>
+              <w:left w:val="single" w:color="CCCCCC" w:sz="4"/>
+              <w:bottom w:val="single" w:color="CCCCCC" w:sz="4"/>
+              <w:right w:val="single" w:color="CCCCCC" w:sz="4"/>
+            </w:tcBorders>
+            <w:shd w:fill="FFFFFF" w:val="clear"/>
+            <w:tcMar>
+              <w:top w:type="dxa" w:w="80"/>
+              <w:left w:type="dxa" w:w="120"/>
+              <w:bottom w:type="dxa" w:w="80"/>
+              <w:right w:type="dxa" w:w="120"/>
+            </w:tcMar>
+          </w:tcPr>
+          <w:p>
+            <w:pPr>
+              <w:spacing w:before="0" w:after="0"/>
+            </w:pPr>
+            <w:r>
+              <w:rPr>
+                <w:rFonts w:ascii="BIZ UDPGothic" w:cs="BIZ UDPGothic" w:eastAsia="BIZ UDPGothic" w:hAnsi="BIZ UDPGothic"/>
+                <w:color w:val="404040"/>
+                <w:sz w:val="18"/>
+                <w:szCs w:val="18"/>
+              </w:rPr>
+              <w:t xml:space="preserve">3</w:t>
+            </w:r>
+          </w:p>
+        </w:tc>
+        <w:tc>
+          <w:tcPr>
+            <w:tcW w:type="dxa" w:w="2376"/>
+            <w:tcBorders>
+              <w:top w:val="single" w:color="CCCCCC" w:sz="4"/>
+              <w:left w:val="single" w:color="CCCCCC" w:sz="4"/>
+              <w:bottom w:val="single" w:color="CCCCCC" w:sz="4"/>
+              <w:right w:val="single" w:color="CCCCCC" w:sz="4"/>
+            </w:tcBorders>
+            <w:shd w:fill="FFFFFF" w:val="clear"/>
+            <w:tcMar>
+              <w:top w:type="dxa" w:w="80"/>
+              <w:left w:type="dxa" w:w="120"/>
+              <w:bottom w:type="dxa" w:w="80"/>
+              <w:right w:type="dxa" w:w="120"/>
+            </w:tcMar>
+          </w:tcPr>
+          <w:p>
+            <w:pPr>
+              <w:spacing w:before="0" w:after="0"/>
+            </w:pPr>
+            <w:r>
+              <w:rPr>
+                <w:rFonts w:ascii="BIZ UDPGothic" w:cs="BIZ UDPGothic" w:eastAsia="BIZ UDPGothic" w:hAnsi="BIZ UDPGothic"/>
+                <w:color w:val="404040"/>
+                <w:sz w:val="18"/>
+                <w:szCs w:val="18"/>
+              </w:rPr>
+              <w:t xml:space="preserve">JST 07:00（UTC 22:00）に OC系・SH系サーバーが OFFLINE になることを確認 ▶ aws transfer describe-server \--region ap-northeast-1 \--server-id s-2a4905e8210f48248 \--query \"Server.State\" \--output text</w:t>
+            </w:r>
+          </w:p>
+        </w:tc>
+        <w:tc>
+          <w:tcPr>
+            <w:tcW w:type="dxa" w:w="2376"/>
+            <w:tcBorders>
+              <w:top w:val="single" w:color="CCCCCC" w:sz="4"/>
+              <w:left w:val="single" w:color="CCCCCC" w:sz="4"/>
+              <w:bottom w:val="single" w:color="CCCCCC" w:sz="4"/>
+              <w:right w:val="single" w:color="CCCCCC" w:sz="4"/>
+            </w:tcBorders>
+            <w:shd w:fill="FFFFFF" w:val="clear"/>
+            <w:tcMar>
+              <w:top w:type="dxa" w:w="80"/>
+              <w:left w:type="dxa" w:w="120"/>
+              <w:bottom w:type="dxa" w:w="80"/>
+              <w:right w:type="dxa" w:w="120"/>
+            </w:tcMar>
+          </w:tcPr>
+          <w:p>
+            <w:pPr>
+              <w:spacing w:before="0" w:after="0"/>
+            </w:pPr>
+            <w:r>
+              <w:rPr>
+                <w:rFonts w:ascii="BIZ UDPGothic" w:cs="BIZ UDPGothic" w:eastAsia="BIZ UDPGothic" w:hAnsi="BIZ UDPGothic"/>
+                <w:color w:val="404040"/>
+                <w:sz w:val="18"/>
+                <w:szCs w:val="18"/>
+              </w:rPr>
+              <w:t xml:space="preserve">OFFLINE と表示される</w:t>
+            </w:r>
+          </w:p>
+        </w:tc>
+        <w:tc>
+          <w:tcPr>
+            <w:tcW w:type="dxa" w:w="2378"/>
+            <w:tcBorders>
+              <w:top w:val="single" w:color="CCCCCC" w:sz="4"/>
+              <w:left w:val="single" w:color="CCCCCC" w:sz="4"/>
+              <w:bottom w:val="single" w:color="CCCCCC" w:sz="4"/>
+              <w:right w:val="single" w:color="CCCCCC" w:sz="4"/>
+            </w:tcBorders>
+            <w:shd w:fill="FFFFFF" w:val="clear"/>
+            <w:tcMar>
+              <w:top w:type="dxa" w:w="80"/>
+              <w:left w:type="dxa" w:w="120"/>
+              <w:bottom w:type="dxa" w:w="80"/>
+              <w:right w:type="dxa" w:w="120"/>
+            </w:tcMar>
+          </w:tcPr>
+          <w:p>
+            <w:pPr>
+              <w:spacing w:before="0" w:after="0"/>
+            </w:pPr>
+            <w:r>
+              <w:rPr>
+                <w:rFonts w:ascii="BIZ UDPGothic" w:cs="BIZ UDPGothic" w:eastAsia="BIZ UDPGothic" w:hAnsi="BIZ UDPGothic"/>
+                <w:color w:val="404040"/>
+                <w:sz w:val="18"/>
+                <w:szCs w:val="18"/>
+              </w:rPr>
+              <w:t xml:space="preserve"/>
+            </w:r>
+          </w:p>
+        </w:tc>
+      </w:tr>
+      <w:tr>
+        <w:trPr>
+          <w:cantSplit/>
+        </w:trPr>
+        <w:tc>
+          <w:tcPr>
+            <w:tcW w:type="dxa" w:w="2376"/>
+            <w:tcBorders>
+              <w:top w:val="single" w:color="CCCCCC" w:sz="4"/>
+              <w:left w:val="single" w:color="CCCCCC" w:sz="4"/>
+              <w:bottom w:val="single" w:color="CCCCCC" w:sz="4"/>
+              <w:right w:val="single" w:color="CCCCCC" w:sz="4"/>
+            </w:tcBorders>
+            <w:shd w:fill="FFFFFF" w:val="clear"/>
+            <w:tcMar>
+              <w:top w:type="dxa" w:w="80"/>
+              <w:left w:type="dxa" w:w="120"/>
+              <w:bottom w:type="dxa" w:w="80"/>
+              <w:right w:type="dxa" w:w="120"/>
+            </w:tcMar>
+          </w:tcPr>
+          <w:p>
+            <w:pPr>
+              <w:spacing w:before="0" w:after="0"/>
+            </w:pPr>
+            <w:r>
+              <w:rPr>
+                <w:rFonts w:ascii="BIZ UDPGothic" w:cs="BIZ UDPGothic" w:eastAsia="BIZ UDPGothic" w:hAnsi="BIZ UDPGothic"/>
+                <w:color w:val="404040"/>
+                <w:sz w:val="18"/>
+                <w:szCs w:val="18"/>
+              </w:rPr>
+              <w:t xml:space="preserve">4</w:t>
+            </w:r>
+          </w:p>
+        </w:tc>
+        <w:tc>
+          <w:tcPr>
+            <w:tcW w:type="dxa" w:w="2376"/>
+            <w:tcBorders>
+              <w:top w:val="single" w:color="CCCCCC" w:sz="4"/>
+              <w:left w:val="single" w:color="CCCCCC" w:sz="4"/>
+              <w:bottom w:val="single" w:color="CCCCCC" w:sz="4"/>
+              <w:right w:val="single" w:color="CCCCCC" w:sz="4"/>
+            </w:tcBorders>
+            <w:shd w:fill="FFFFFF" w:val="clear"/>
+            <w:tcMar>
+              <w:top w:type="dxa" w:w="80"/>
+              <w:left w:type="dxa" w:w="120"/>
+              <w:bottom w:type="dxa" w:w="80"/>
+              <w:right w:type="dxa" w:w="120"/>
+            </w:tcMar>
+          </w:tcPr>
+          <w:p>
+            <w:pPr>
+              <w:spacing w:before="0" w:after="0"/>
+            </w:pPr>
+            <w:r>
+              <w:rPr>
+                <w:rFonts w:ascii="BIZ UDPGothic" w:cs="BIZ UDPGothic" w:eastAsia="BIZ UDPGothic" w:hAnsi="BIZ UDPGothic"/>
+                <w:color w:val="404040"/>
+                <w:sz w:val="18"/>
+                <w:szCs w:val="18"/>
+              </w:rPr>
+              <w:t xml:space="preserve">翌月 Cost Explorer で Transfer Family のコストが削減されていることを確認</w:t>
+            </w:r>
+          </w:p>
+        </w:tc>
+        <w:tc>
+          <w:tcPr>
+            <w:tcW w:type="dxa" w:w="2376"/>
+            <w:tcBorders>
+              <w:top w:val="single" w:color="CCCCCC" w:sz="4"/>
+              <w:left w:val="single" w:color="CCCCCC" w:sz="4"/>
+              <w:bottom w:val="single" w:color="CCCCCC" w:sz="4"/>
+              <w:right w:val="single" w:color="CCCCCC" w:sz="4"/>
+            </w:tcBorders>
+            <w:shd w:fill="FFFFFF" w:val="clear"/>
+            <w:tcMar>
+              <w:top w:type="dxa" w:w="80"/>
+              <w:left w:type="dxa" w:w="120"/>
+              <w:bottom w:type="dxa" w:w="80"/>
+              <w:right w:type="dxa" w:w="120"/>
+            </w:tcMar>
+          </w:tcPr>
+          <w:p>
+            <w:pPr>
+              <w:spacing w:before="0" w:after="0"/>
+            </w:pPr>
+            <w:r>
+              <w:rPr>
+                <w:rFonts w:ascii="BIZ UDPGothic" w:cs="BIZ UDPGothic" w:eastAsia="BIZ UDPGothic" w:hAnsi="BIZ UDPGothic"/>
+                <w:color w:val="404040"/>
+                <w:sz w:val="18"/>
+                <w:szCs w:val="18"/>
+              </w:rPr>
+              <w:t xml:space="preserve">月額 \~\$414（現状比 -\$234）</w:t>
+            </w:r>
+          </w:p>
+        </w:tc>
+        <w:tc>
+          <w:tcPr>
+            <w:tcW w:type="dxa" w:w="2378"/>
+            <w:tcBorders>
+              <w:top w:val="single" w:color="CCCCCC" w:sz="4"/>
+              <w:left w:val="single" w:color="CCCCCC" w:sz="4"/>
+              <w:bottom w:val="single" w:color="CCCCCC" w:sz="4"/>
+              <w:right w:val="single" w:color="CCCCCC" w:sz="4"/>
+            </w:tcBorders>
+            <w:shd w:fill="FFFFFF" w:val="clear"/>
+            <w:tcMar>
+              <w:top w:type="dxa" w:w="80"/>
+              <w:left w:type="dxa" w:w="120"/>
+              <w:bottom w:type="dxa" w:w="80"/>
+              <w:right w:type="dxa" w:w="120"/>
+            </w:tcMar>
+          </w:tcPr>
+          <w:p>
+            <w:pPr>
+              <w:spacing w:before="0" w:after="0"/>
+            </w:pPr>
+            <w:r>
+              <w:rPr>
+                <w:rFonts w:ascii="BIZ UDPGothic" w:cs="BIZ UDPGothic" w:eastAsia="BIZ UDPGothic" w:hAnsi="BIZ UDPGothic"/>
+                <w:color w:val="404040"/>
+                <w:sz w:val="18"/>
+                <w:szCs w:val="18"/>
+              </w:rPr>
+              <w:t xml:space="preserve"/>
+            </w:r>
+          </w:p>
+        </w:tc>
+      </w:tr>
+      <w:tr>
+        <w:trPr>
+          <w:cantSplit/>
+        </w:trPr>
+        <w:tc>
+          <w:tcPr>
+            <w:tcW w:type="dxa" w:w="2376"/>
+            <w:tcBorders>
+              <w:top w:val="single" w:color="CCCCCC" w:sz="4"/>
+              <w:left w:val="single" w:color="CCCCCC" w:sz="4"/>
+              <w:bottom w:val="single" w:color="CCCCCC" w:sz="4"/>
+              <w:right w:val="single" w:color="CCCCCC" w:sz="4"/>
+            </w:tcBorders>
+            <w:shd w:fill="FFFFFF" w:val="clear"/>
+            <w:tcMar>
+              <w:top w:type="dxa" w:w="80"/>
+              <w:left w:type="dxa" w:w="120"/>
+              <w:bottom w:type="dxa" w:w="80"/>
+              <w:right w:type="dxa" w:w="120"/>
+            </w:tcMar>
+          </w:tcPr>
+          <w:p>
+            <w:pPr>
+              <w:spacing w:before="0" w:after="0"/>
+            </w:pPr>
+            <w:r>
+              <w:rPr>
+                <w:rFonts w:ascii="BIZ UDPGothic" w:cs="BIZ UDPGothic" w:eastAsia="BIZ UDPGothic" w:hAnsi="BIZ UDPGothic"/>
+                <w:color w:val="404040"/>
+                <w:sz w:val="18"/>
+                <w:szCs w:val="18"/>
+              </w:rPr>
+              <w:t xml:space="preserve">4</w:t>
+            </w:r>
+          </w:p>
+        </w:tc>
+        <w:tc>
+          <w:tcPr>
+            <w:tcW w:type="dxa" w:w="2376"/>
+            <w:tcBorders>
+              <w:top w:val="single" w:color="CCCCCC" w:sz="4"/>
+              <w:left w:val="single" w:color="CCCCCC" w:sz="4"/>
+              <w:bottom w:val="single" w:color="CCCCCC" w:sz="4"/>
+              <w:right w:val="single" w:color="CCCCCC" w:sz="4"/>
+            </w:tcBorders>
+            <w:shd w:fill="FFFFFF" w:val="clear"/>
+            <w:tcMar>
+              <w:top w:type="dxa" w:w="80"/>
+              <w:left w:type="dxa" w:w="120"/>
+              <w:bottom w:type="dxa" w:w="80"/>
+              <w:right w:type="dxa" w:w="120"/>
+            </w:tcMar>
+          </w:tcPr>
+          <w:p>
+            <w:pPr>
+              <w:spacing w:before="0" w:after="0"/>
+            </w:pPr>
+            <w:r>
+              <w:rPr>
+                <w:rFonts w:ascii="BIZ UDPGothic" w:cs="BIZ UDPGothic" w:eastAsia="BIZ UDPGothic" w:hAnsi="BIZ UDPGothic"/>
+                <w:color w:val="404040"/>
+                <w:sz w:val="18"/>
+                <w:szCs w:val="18"/>
+              </w:rPr>
+              <w:t xml:space="preserve">翌月 Cost Explorer で Transfer Family のコストが削減されていることを確認</w:t>
+            </w:r>
+          </w:p>
+        </w:tc>
+        <w:tc>
+          <w:tcPr>
+            <w:tcW w:type="dxa" w:w="2376"/>
+            <w:tcBorders>
+              <w:top w:val="single" w:color="CCCCCC" w:sz="4"/>
+              <w:left w:val="single" w:color="CCCCCC" w:sz="4"/>
+              <w:bottom w:val="single" w:color="CCCCCC" w:sz="4"/>
+              <w:right w:val="single" w:color="CCCCCC" w:sz="4"/>
+            </w:tcBorders>
+            <w:shd w:fill="FFFFFF" w:val="clear"/>
+            <w:tcMar>
+              <w:top w:type="dxa" w:w="80"/>
+              <w:left w:type="dxa" w:w="120"/>
+              <w:bottom w:type="dxa" w:w="80"/>
+              <w:right w:type="dxa" w:w="120"/>
+            </w:tcMar>
+          </w:tcPr>
+          <w:p>
+            <w:pPr>
+              <w:spacing w:before="0" w:after="0"/>
+            </w:pPr>
+            <w:r>
+              <w:rPr>
+                <w:rFonts w:ascii="BIZ UDPGothic" w:cs="BIZ UDPGothic" w:eastAsia="BIZ UDPGothic" w:hAnsi="BIZ UDPGothic"/>
+                <w:color w:val="404040"/>
+                <w:sz w:val="18"/>
+                <w:szCs w:val="18"/>
+              </w:rPr>
+              <w:t xml:space="preserve">月額 \~\$414（現状比 -\$234）</w:t>
+            </w:r>
+          </w:p>
+        </w:tc>
+        <w:tc>
+          <w:tcPr>
+            <w:tcW w:type="dxa" w:w="2378"/>
+            <w:tcBorders>
+              <w:top w:val="single" w:color="CCCCCC" w:sz="4"/>
+              <w:left w:val="single" w:color="CCCCCC" w:sz="4"/>
+              <w:bottom w:val="single" w:color="CCCCCC" w:sz="4"/>
+              <w:right w:val="single" w:color="CCCCCC" w:sz="4"/>
+            </w:tcBorders>
+            <w:shd w:fill="FFFFFF" w:val="clear"/>
+            <w:tcMar>
+              <w:top w:type="dxa" w:w="80"/>
+              <w:left w:type="dxa" w:w="120"/>
+              <w:bottom w:type="dxa" w:w="80"/>
+              <w:right w:type="dxa" w:w="120"/>
+            </w:tcMar>
+          </w:tcPr>
+          <w:p>
+            <w:pPr>
+              <w:spacing w:before="0" w:after="0"/>
+            </w:pPr>
+            <w:r>
+              <w:rPr>
+                <w:rFonts w:ascii="BIZ UDPGothic" w:cs="BIZ UDPGothic" w:eastAsia="BIZ UDPGothic" w:hAnsi="BIZ UDPGothic"/>
+                <w:color w:val="404040"/>
+                <w:sz w:val="18"/>
+                <w:szCs w:val="18"/>
+              </w:rPr>
+              <w:t xml:space="preserve"/>
+            </w:r>
+          </w:p>
+        </w:tc>
+      </w:tr>
+    </w:tbl>
+    <w:p>
+      <w:pPr>
+        <w:spacing w:before="100" w:after="100"/>
+      </w:pPr>
+      <w:r>
+        <w:rPr>
+          <w:rFonts w:ascii="BIZ UDPGothic" w:cs="BIZ UDPGothic" w:eastAsia="BIZ UDPGothic" w:hAnsi="BIZ UDPGothic"/>
+          <w:color w:val="404040"/>
+          <w:sz w:val="18"/>
+          <w:szCs w:val="18"/>
+        </w:rPr>
+        <w:t xml:space="preserve">→ 全テスト完了後、結果欄（OK</w:t>
+      </w:r>
+      <w:r>
+        <w:br/>
+      </w:r>
+      <w:r>
+        <w:rPr>
+          <w:rFonts w:ascii="BIZ UDPGothic" w:cs="BIZ UDPGothic" w:eastAsia="BIZ UDPGothic" w:hAnsi="BIZ UDPGothic"/>
+          <w:i/>
+          <w:iCs/>
+          <w:color w:val="777777"/>
+          <w:sz w:val="16"/>
+          <w:szCs w:val="16"/>
+        </w:rPr>
+        <w:t xml:space="preserve">/ NG）を記入して Thanh Nguyên</w:t>
+      </w:r>
+    </w:p>
+    <w:p>
+      <w:pPr>
+        <w:spacing w:before="100" w:after="100"/>
+      </w:pPr>
+      <w:r>
+        <w:rPr>
+          <w:rFonts w:ascii="BIZ UDPGothic" w:cs="BIZ UDPGothic" w:eastAsia="BIZ UDPGothic" w:hAnsi="BIZ UDPGothic"/>
+          <w:color w:val="404040"/>
+          <w:sz w:val="18"/>
+          <w:szCs w:val="18"/>
+        </w:rPr>
+        <w:t xml:space="preserve">へ提出すること。 *→ Sau khi hoàn thành toàn bộ kiểm thử, điền kết quả</w:t>
+      </w:r>
+    </w:p>
+    <w:p>
+      <w:pPr>
+        <w:spacing w:before="100" w:after="100"/>
+      </w:pPr>
+      <w:r>
+        <w:rPr>
+          <w:rFonts w:ascii="BIZ UDPGothic" w:cs="BIZ UDPGothic" w:eastAsia="BIZ UDPGothic" w:hAnsi="BIZ UDPGothic"/>
+          <w:color w:val="404040"/>
+          <w:sz w:val="18"/>
+          <w:szCs w:val="18"/>
+        </w:rPr>
+        <w:t xml:space="preserve">(OK</w:t>
+      </w:r>
+      <w:r>
+        <w:br/>
+      </w:r>
+      <w:r>
+        <w:rPr>
+          <w:rFonts w:ascii="BIZ UDPGothic" w:cs="BIZ UDPGothic" w:eastAsia="BIZ UDPGothic" w:hAnsi="BIZ UDPGothic"/>
+          <w:i/>
+          <w:iCs/>
+          <w:color w:val="777777"/>
+          <w:sz w:val="16"/>
+          <w:szCs w:val="16"/>
+        </w:rPr>
+        <w:t xml:space="preserve">/ NG) và nộp cho Thanh Nguyên.</w:t>
+      </w:r>
+    </w:p>
+    <w:p>
+      <w:pPr>
+        <w:pBdr>
+          <w:left w:val="thick" w:color="C8102E" w:sz="20" w:space="6"/>
+        </w:pBdr>
+        <w:spacing w:before="280" w:after="100"/>
+      </w:pPr>
+      <w:r>
+        <w:rPr>
+          <w:rFonts w:ascii="BIZ UDPGothic" w:cs="BIZ UDPGothic" w:eastAsia="BIZ UDPGothic" w:hAnsi="BIZ UDPGothic"/>
+          <w:b/>
+          <w:bCs/>
+          <w:color w:val="C8102E"/>
+          <w:sz w:val="24"/>
+          <w:szCs w:val="24"/>
+        </w:rPr>
+        <w:t xml:space="preserve">■ 6. 時間外手動操作手順** *6.</w:t>
+      </w:r>
+      <w:r>
+        <w:br/>
+      </w:r>
+      <w:r>
+        <w:rPr>
+          <w:rFonts w:ascii="BIZ UDPGothic" w:cs="BIZ UDPGothic" w:eastAsia="BIZ UDPGothic" w:hAnsi="BIZ UDPGothic"/>
+          <w:i/>
+          <w:iCs/>
+          <w:color w:val="AA3344"/>
+          <w:sz w:val="17"/>
+          <w:szCs w:val="17"/>
+        </w:rPr>
+        <w:t xml:space="preserve">　Quy</w:t>
+      </w:r>
+    </w:p>
+    <w:p>
+      <w:pPr>
+        <w:spacing w:before="100" w:after="100"/>
+      </w:pPr>
+      <w:r>
+        <w:rPr>
+          <w:rFonts w:ascii="BIZ UDPGothic" w:cs="BIZ UDPGothic" w:eastAsia="BIZ UDPGothic" w:hAnsi="BIZ UDPGothic"/>
+          <w:color w:val="404040"/>
+          <w:sz w:val="18"/>
+          <w:szCs w:val="18"/>
+        </w:rPr>
+        <w:t xml:space="preserve">JST 07:00〜20:00</w:t>
+      </w:r>
+    </w:p>
+    <w:p>
+      <w:pPr>
+        <w:spacing w:before="100" w:after="100"/>
+      </w:pPr>
+      <w:r>
+        <w:rPr>
+          <w:rFonts w:ascii="BIZ UDPGothic" w:cs="BIZ UDPGothic" w:eastAsia="BIZ UDPGothic" w:hAnsi="BIZ UDPGothic"/>
+          <w:color w:val="404040"/>
+          <w:sz w:val="18"/>
+          <w:szCs w:val="18"/>
+        </w:rPr>
+        <w:t xml:space="preserve">の停止時間帯に緊急でファイル受信が必要な場合、以下のコマンドで手動起動・停止を行う。</w:t>
+      </w:r>
+    </w:p>
+    <w:p>
+      <w:pPr>
+        <w:spacing w:before="100" w:after="100"/>
+      </w:pPr>
+      <w:r>
+        <w:rPr>
+          <w:rFonts w:ascii="BIZ UDPGothic" w:cs="BIZ UDPGothic" w:eastAsia="BIZ UDPGothic" w:hAnsi="BIZ UDPGothic"/>
+          <w:color w:val="404040"/>
+          <w:sz w:val="18"/>
+          <w:szCs w:val="18"/>
+        </w:rPr>
+        <w:t xml:space="preserve">*Nếu cần nhận file khẩn cấp trong thời gian dừng JST 07:00\~20:00, thực</w:t>
+      </w:r>
+    </w:p>
+    <w:p>
+      <w:pPr>
+        <w:spacing w:before="100" w:after="100"/>
+      </w:pPr>
+      <w:r>
+        <w:rPr>
+          <w:rFonts w:ascii="BIZ UDPGothic" w:cs="BIZ UDPGothic" w:eastAsia="BIZ UDPGothic" w:hAnsi="BIZ UDPGothic"/>
+          <w:color w:val="404040"/>
+          <w:sz w:val="18"/>
+          <w:szCs w:val="18"/>
+        </w:rPr>
+        <w:t xml:space="preserve">hiện khởi động</w:t>
+      </w:r>
+      <w:r>
+        <w:br/>
+      </w:r>
+      <w:r>
+        <w:rPr>
+          <w:rFonts w:ascii="BIZ UDPGothic" w:cs="BIZ UDPGothic" w:eastAsia="BIZ UDPGothic" w:hAnsi="BIZ UDPGothic"/>
+          <w:i/>
+          <w:iCs/>
+          <w:color w:val="777777"/>
+          <w:sz w:val="16"/>
+          <w:szCs w:val="16"/>
+        </w:rPr>
+        <w:t xml:space="preserve">/ dừng thủ công bằng lệnh sau.</w:t>
+      </w:r>
+    </w:p>
+    <w:p>
+      <w:pPr>
+        <w:pBdr>
+          <w:left w:val="thick" w:color="C8102E" w:sz="20" w:space="6"/>
+        </w:pBdr>
+        <w:spacing w:before="280" w:after="100"/>
+      </w:pPr>
+      <w:r>
+        <w:rPr>
+          <w:rFonts w:ascii="BIZ UDPGothic" w:cs="BIZ UDPGothic" w:eastAsia="BIZ UDPGothic" w:hAnsi="BIZ UDPGothic"/>
+          <w:b/>
+          <w:bCs/>
+          <w:color w:val="C8102E"/>
+          <w:sz w:val="24"/>
+          <w:szCs w:val="24"/>
+        </w:rPr>
+        <w:t xml:space="preserve">■ 手動起動（CloudShell）** *Khởi động thủ công (CloudShell)*</w:t>
+      </w:r>
+      <w:r>
+        <w:br/>
+      </w:r>
+      <w:r>
+        <w:rPr>
+          <w:rFonts w:ascii="BIZ UDPGothic" w:cs="BIZ UDPGothic" w:eastAsia="BIZ UDPGothic" w:hAnsi="BIZ UDPGothic"/>
+          <w:i/>
+          <w:iCs/>
+          <w:color w:val="AA3344"/>
+          <w:sz w:val="17"/>
+          <w:szCs w:val="17"/>
+        </w:rPr>
+        <w:t xml:space="preserve">　</w:t>
+      </w:r>
+    </w:p>
+    <w:p>
+      <w:pPr>
+        <w:pBdr>
+          <w:left w:val="thick" w:color="C8102E" w:sz="20" w:space="6"/>
+        </w:pBdr>
+        <w:spacing w:before="280" w:after="100"/>
+      </w:pPr>
+      <w:r>
+        <w:rPr>
+          <w:rFonts w:ascii="BIZ UDPGothic" w:cs="BIZ UDPGothic" w:eastAsia="BIZ UDPGothic" w:hAnsi="BIZ UDPGothic"/>
+          <w:b/>
+          <w:bCs/>
+          <w:color w:val="C8102E"/>
+          <w:sz w:val="24"/>
+          <w:szCs w:val="24"/>
+        </w:rPr>
+        <w:t xml:space="preserve">■ 手動停止（CloudShell）** *Dừng thủ công (CloudShell)*</w:t>
+      </w:r>
+      <w:r>
+        <w:br/>
+      </w:r>
+      <w:r>
+        <w:rPr>
+          <w:rFonts w:ascii="BIZ UDPGothic" w:cs="BIZ UDPGothic" w:eastAsia="BIZ UDPGothic" w:hAnsi="BIZ UDPGothic"/>
+          <w:i/>
+          <w:iCs/>
+          <w:color w:val="AA3344"/>
+          <w:sz w:val="17"/>
+          <w:szCs w:val="17"/>
+        </w:rPr>
+        <w:t xml:space="preserve">　</w:t>
       </w:r>
     </w:p>
     <w:p>

--- a/40_AWS/05_改修資料/KSM_AWS_MOD_007_改修指示書_TransferFamilyコスト削減_ja_vi.docx
+++ b/40_AWS/05_改修資料/KSM_AWS_MOD_007_改修指示書_TransferFamilyコスト削減_ja_vi.docx
@@ -4476,6 +4476,1422 @@
         <w:t xml:space="preserve">　</w:t>
       </w:r>
     </w:p>
+    <w:p>
+      <w:pPr>
+        <w:pBdr>
+          <w:left w:val="thick" w:color="C8102E" w:sz="20" w:space="6"/>
+        </w:pBdr>
+        <w:spacing w:before="280" w:after="100"/>
+      </w:pPr>
+      <w:r>
+        <w:rPr>
+          <w:rFonts w:ascii="BIZ UDPGothic" w:cs="BIZ UDPGothic" w:eastAsia="BIZ UDPGothic" w:hAnsi="BIZ UDPGothic"/>
+          <w:b/>
+          <w:bCs/>
+          <w:color w:val="C8102E"/>
+          <w:sz w:val="24"/>
+          <w:szCs w:val="24"/>
+        </w:rPr>
+        <w:t xml:space="preserve">■ デプロイ時確認・注意事項</w:t>
+      </w:r>
+      <w:r>
+        <w:br/>
+      </w:r>
+      <w:r>
+        <w:rPr>
+          <w:rFonts w:ascii="BIZ UDPGothic" w:cs="BIZ UDPGothic" w:eastAsia="BIZ UDPGothic" w:hAnsi="BIZ UDPGothic"/>
+          <w:i/>
+          <w:iCs/>
+          <w:color w:val="AA3344"/>
+          <w:sz w:val="17"/>
+          <w:szCs w:val="17"/>
+        </w:rPr>
+        <w:t xml:space="preserve">　Lưu Ý &amp; Xác Nhận Khi Triển Khai</w:t>
+      </w:r>
+    </w:p>
+    <w:p>
+      <w:pPr>
+        <w:spacing w:before="100" w:after="100"/>
+      </w:pPr>
+      <w:r>
+        <w:rPr>
+          <w:rFonts w:ascii="BIZ UDPGothic" w:cs="BIZ UDPGothic" w:eastAsia="BIZ UDPGothic" w:hAnsi="BIZ UDPGothic"/>
+          <w:color w:val="404040"/>
+          <w:sz w:val="18"/>
+          <w:szCs w:val="18"/>
+        </w:rPr>
+        <w:t xml:space="preserve">本改修のデプロイにあたり、以下の8項目を事前・事後に確認すること。</w:t>
+      </w:r>
+      <w:r>
+        <w:br/>
+      </w:r>
+      <w:r>
+        <w:rPr>
+          <w:rFonts w:ascii="BIZ UDPGothic" w:cs="BIZ UDPGothic" w:eastAsia="BIZ UDPGothic" w:hAnsi="BIZ UDPGothic"/>
+          <w:i/>
+          <w:iCs/>
+          <w:color w:val="777777"/>
+          <w:sz w:val="16"/>
+          <w:szCs w:val="16"/>
+        </w:rPr>
+        <w:t xml:space="preserve">/ Khi triển khai sửa đổi này, cần xác nhận 8 hạng mục dưới đây trước và sau khi deploy.</w:t>
+      </w:r>
+    </w:p>
+    <w:tbl>
+      <w:tblPr>
+        <w:tblW w:type="dxa" w:w="9506"/>
+        <w:tblBorders>
+          <w:top w:val="single" w:color="CCCCCC" w:sz="4"/>
+          <w:left w:val="single" w:color="CCCCCC" w:sz="4"/>
+          <w:bottom w:val="single" w:color="CCCCCC" w:sz="4"/>
+          <w:right w:val="single" w:color="CCCCCC" w:sz="4"/>
+          <w:insideH w:val="single" w:color="auto" w:sz="4"/>
+          <w:insideV w:val="single" w:color="auto" w:sz="4"/>
+        </w:tblBorders>
+      </w:tblPr>
+      <w:tblGrid>
+        <w:gridCol w:w="400"/>
+        <w:gridCol w:w="2200"/>
+        <w:gridCol w:w="6906"/>
+      </w:tblGrid>
+      <w:tr>
+        <w:trPr>
+          <w:cantSplit/>
+          <w:tblHeader/>
+        </w:trPr>
+        <w:tc>
+          <w:tcPr>
+            <w:tcW w:type="dxa" w:w="400"/>
+            <w:tcBorders>
+              <w:top w:val="single" w:color="CCCCCC" w:sz="4"/>
+              <w:left w:val="single" w:color="CCCCCC" w:sz="4"/>
+              <w:bottom w:val="single" w:color="CCCCCC" w:sz="4"/>
+              <w:right w:val="single" w:color="CCCCCC" w:sz="4"/>
+            </w:tcBorders>
+            <w:shd w:fill="E8E8E8" w:val="clear"/>
+            <w:tcMar>
+              <w:top w:type="dxa" w:w="80"/>
+              <w:left w:type="dxa" w:w="120"/>
+              <w:bottom w:type="dxa" w:w="80"/>
+              <w:right w:type="dxa" w:w="120"/>
+            </w:tcMar>
+            <w:vAlign w:val="center"/>
+          </w:tcPr>
+          <w:p>
+            <w:pPr>
+              <w:jc w:val="center"/>
+            </w:pPr>
+            <w:r>
+              <w:rPr>
+                <w:rFonts w:ascii="BIZ UDPGothic" w:cs="BIZ UDPGothic" w:eastAsia="BIZ UDPGothic" w:hAnsi="BIZ UDPGothic"/>
+                <w:b/>
+                <w:bCs/>
+                <w:color w:val="000000"/>
+                <w:sz w:val="18"/>
+                <w:szCs w:val="18"/>
+              </w:rPr>
+              <w:t xml:space="preserve">No.</w:t>
+            </w:r>
+          </w:p>
+        </w:tc>
+        <w:tc>
+          <w:tcPr>
+            <w:tcW w:type="dxa" w:w="2200"/>
+            <w:tcBorders>
+              <w:top w:val="single" w:color="CCCCCC" w:sz="4"/>
+              <w:left w:val="single" w:color="CCCCCC" w:sz="4"/>
+              <w:bottom w:val="single" w:color="CCCCCC" w:sz="4"/>
+              <w:right w:val="single" w:color="CCCCCC" w:sz="4"/>
+            </w:tcBorders>
+            <w:shd w:fill="E8E8E8" w:val="clear"/>
+            <w:tcMar>
+              <w:top w:type="dxa" w:w="80"/>
+              <w:left w:type="dxa" w:w="120"/>
+              <w:bottom w:type="dxa" w:w="80"/>
+              <w:right w:type="dxa" w:w="120"/>
+            </w:tcMar>
+            <w:vAlign w:val="center"/>
+          </w:tcPr>
+          <w:p>
+            <w:pPr>
+              <w:jc w:val="left"/>
+            </w:pPr>
+            <w:r>
+              <w:rPr>
+                <w:rFonts w:ascii="BIZ UDPGothic" w:cs="BIZ UDPGothic" w:eastAsia="BIZ UDPGothic" w:hAnsi="BIZ UDPGothic"/>
+                <w:b/>
+                <w:bCs/>
+                <w:color w:val="000000"/>
+                <w:sz w:val="18"/>
+                <w:szCs w:val="18"/>
+              </w:rPr>
+              <w:t xml:space="preserve">項目</w:t>
+            </w:r>
+            <w:r>
+              <w:rPr>
+                <w:rFonts w:ascii="BIZ UDPGothic" w:cs="BIZ UDPGothic" w:eastAsia="BIZ UDPGothic" w:hAnsi="BIZ UDPGothic"/>
+                <w:i/>
+                <w:iCs/>
+                <w:color w:val="888888"/>
+                <w:sz w:val="16"/>
+                <w:szCs w:val="16"/>
+              </w:rPr>
+              <w:t xml:space="preserve"> / </w:t>
+            </w:r>
+            <w:r>
+              <w:rPr>
+                <w:rFonts w:ascii="BIZ UDPGothic" w:cs="BIZ UDPGothic" w:eastAsia="BIZ UDPGothic" w:hAnsi="BIZ UDPGothic"/>
+                <w:i/>
+                <w:iCs/>
+                <w:color w:val="888888"/>
+                <w:sz w:val="16"/>
+                <w:szCs w:val="16"/>
+              </w:rPr>
+              <w:t xml:space="preserve">Hạng mục</w:t>
+            </w:r>
+          </w:p>
+        </w:tc>
+        <w:tc>
+          <w:tcPr>
+            <w:tcW w:type="dxa" w:w="6906"/>
+            <w:tcBorders>
+              <w:top w:val="single" w:color="CCCCCC" w:sz="4"/>
+              <w:left w:val="single" w:color="CCCCCC" w:sz="4"/>
+              <w:bottom w:val="single" w:color="CCCCCC" w:sz="4"/>
+              <w:right w:val="single" w:color="CCCCCC" w:sz="4"/>
+            </w:tcBorders>
+            <w:shd w:fill="E8E8E8" w:val="clear"/>
+            <w:tcMar>
+              <w:top w:type="dxa" w:w="80"/>
+              <w:left w:type="dxa" w:w="120"/>
+              <w:bottom w:type="dxa" w:w="80"/>
+              <w:right w:type="dxa" w:w="120"/>
+            </w:tcMar>
+            <w:vAlign w:val="center"/>
+          </w:tcPr>
+          <w:p>
+            <w:pPr>
+              <w:jc w:val="left"/>
+            </w:pPr>
+            <w:r>
+              <w:rPr>
+                <w:rFonts w:ascii="BIZ UDPGothic" w:cs="BIZ UDPGothic" w:eastAsia="BIZ UDPGothic" w:hAnsi="BIZ UDPGothic"/>
+                <w:b/>
+                <w:bCs/>
+                <w:color w:val="000000"/>
+                <w:sz w:val="18"/>
+                <w:szCs w:val="18"/>
+              </w:rPr>
+              <w:t xml:space="preserve">確認・注意事項</w:t>
+            </w:r>
+            <w:r>
+              <w:rPr>
+                <w:rFonts w:ascii="BIZ UDPGothic" w:cs="BIZ UDPGothic" w:eastAsia="BIZ UDPGothic" w:hAnsi="BIZ UDPGothic"/>
+                <w:i/>
+                <w:iCs/>
+                <w:color w:val="888888"/>
+                <w:sz w:val="16"/>
+                <w:szCs w:val="16"/>
+              </w:rPr>
+              <w:t xml:space="preserve"> / </w:t>
+            </w:r>
+            <w:r>
+              <w:rPr>
+                <w:rFonts w:ascii="BIZ UDPGothic" w:cs="BIZ UDPGothic" w:eastAsia="BIZ UDPGothic" w:hAnsi="BIZ UDPGothic"/>
+                <w:i/>
+                <w:iCs/>
+                <w:color w:val="888888"/>
+                <w:sz w:val="16"/>
+                <w:szCs w:val="16"/>
+              </w:rPr>
+              <w:t xml:space="preserve">Xác nhận &amp; Lưu ý</w:t>
+            </w:r>
+          </w:p>
+        </w:tc>
+      </w:tr>
+      <w:tr>
+        <w:trPr>
+          <w:cantSplit/>
+        </w:trPr>
+        <w:tc>
+          <w:tcPr>
+            <w:tcW w:type="dxa" w:w="400"/>
+            <w:tcBorders>
+              <w:top w:val="single" w:color="CCCCCC" w:sz="4"/>
+              <w:left w:val="single" w:color="CCCCCC" w:sz="4"/>
+              <w:bottom w:val="single" w:color="CCCCCC" w:sz="4"/>
+              <w:right w:val="single" w:color="CCCCCC" w:sz="4"/>
+            </w:tcBorders>
+            <w:shd w:fill="FFFFFF" w:val="clear"/>
+            <w:tcMar>
+              <w:top w:type="dxa" w:w="80"/>
+              <w:left w:type="dxa" w:w="120"/>
+              <w:bottom w:type="dxa" w:w="80"/>
+              <w:right w:type="dxa" w:w="120"/>
+            </w:tcMar>
+            <w:vAlign w:val="center"/>
+          </w:tcPr>
+          <w:p>
+            <w:pPr>
+              <w:jc w:val="center"/>
+            </w:pPr>
+            <w:r>
+              <w:rPr>
+                <w:rFonts w:ascii="BIZ UDPGothic" w:cs="BIZ UDPGothic" w:eastAsia="BIZ UDPGothic" w:hAnsi="BIZ UDPGothic"/>
+                <w:b w:val="false"/>
+                <w:bCs w:val="false"/>
+                <w:color w:val="404040"/>
+                <w:sz w:val="18"/>
+                <w:szCs w:val="18"/>
+              </w:rPr>
+              <w:t xml:space="preserve">1</w:t>
+            </w:r>
+          </w:p>
+        </w:tc>
+        <w:tc>
+          <w:tcPr>
+            <w:tcW w:type="dxa" w:w="2200"/>
+            <w:tcBorders>
+              <w:top w:val="single" w:color="CCCCCC" w:sz="4"/>
+              <w:left w:val="single" w:color="CCCCCC" w:sz="4"/>
+              <w:bottom w:val="single" w:color="CCCCCC" w:sz="4"/>
+              <w:right w:val="single" w:color="CCCCCC" w:sz="4"/>
+            </w:tcBorders>
+            <w:shd w:fill="FFFFFF" w:val="clear"/>
+            <w:tcMar>
+              <w:top w:type="dxa" w:w="80"/>
+              <w:left w:type="dxa" w:w="120"/>
+              <w:bottom w:type="dxa" w:w="80"/>
+              <w:right w:type="dxa" w:w="120"/>
+            </w:tcMar>
+          </w:tcPr>
+          <w:p>
+            <w:pPr>
+              <w:spacing w:before="0" w:after="0"/>
+            </w:pPr>
+            <w:r>
+              <w:rPr>
+                <w:rFonts w:ascii="BIZ UDPGothic" w:cs="BIZ UDPGothic" w:eastAsia="BIZ UDPGothic" w:hAnsi="BIZ UDPGothic"/>
+                <w:color w:val="404040"/>
+                <w:sz w:val="18"/>
+                <w:szCs w:val="18"/>
+              </w:rPr>
+              <w:t xml:space="preserve">[事前] ロールバック計画</w:t>
+            </w:r>
+          </w:p>
+          <w:p>
+            <w:pPr>
+              <w:spacing w:before="0" w:after="0"/>
+            </w:pPr>
+            <w:r>
+              <w:rPr>
+                <w:rFonts w:ascii="BIZ UDPGothic" w:cs="BIZ UDPGothic" w:eastAsia="BIZ UDPGothic" w:hAnsi="BIZ UDPGothic"/>
+                <w:color w:val="404040"/>
+                <w:sz w:val="18"/>
+                <w:szCs w:val="18"/>
+              </w:rPr>
+              <w:t xml:space="preserve">/ Kế hoạch rollback</w:t>
+            </w:r>
+          </w:p>
+        </w:tc>
+        <w:tc>
+          <w:tcPr>
+            <w:tcW w:type="dxa" w:w="6906"/>
+            <w:tcBorders>
+              <w:top w:val="single" w:color="CCCCCC" w:sz="4"/>
+              <w:left w:val="single" w:color="CCCCCC" w:sz="4"/>
+              <w:bottom w:val="single" w:color="CCCCCC" w:sz="4"/>
+              <w:right w:val="single" w:color="CCCCCC" w:sz="4"/>
+            </w:tcBorders>
+            <w:shd w:fill="FFFFFF" w:val="clear"/>
+            <w:tcMar>
+              <w:top w:type="dxa" w:w="80"/>
+              <w:left w:type="dxa" w:w="120"/>
+              <w:bottom w:type="dxa" w:w="80"/>
+              <w:right w:type="dxa" w:w="120"/>
+            </w:tcMar>
+          </w:tcPr>
+          <w:p>
+            <w:pPr>
+              <w:spacing w:before="0" w:after="0"/>
+            </w:pPr>
+            <w:r>
+              <w:rPr>
+                <w:rFonts w:ascii="BIZ UDPGothic" w:cs="BIZ UDPGothic" w:eastAsia="BIZ UDPGothic" w:hAnsi="BIZ UDPGothic"/>
+                <w:color w:val="404040"/>
+                <w:sz w:val="18"/>
+                <w:szCs w:val="18"/>
+              </w:rPr>
+              <w:t xml:space="preserve">EventBridgeスケジュールを削除し、Transfer Familyを常時起動に戻す</w:t>
+            </w:r>
+          </w:p>
+          <w:p>
+            <w:pPr>
+              <w:spacing w:before="0" w:after="0"/>
+            </w:pPr>
+            <w:r>
+              <w:rPr>
+                <w:rFonts w:ascii="BIZ UDPGothic" w:cs="BIZ UDPGothic" w:eastAsia="BIZ UDPGothic" w:hAnsi="BIZ UDPGothic"/>
+                <w:color w:val="404040"/>
+                <w:sz w:val="18"/>
+                <w:szCs w:val="18"/>
+              </w:rPr>
+              <w:t xml:space="preserve">aws events delete-rule --name &lt;RULE_NAME&gt;</w:t>
+            </w:r>
+          </w:p>
+          <w:p>
+            <w:pPr>
+              <w:spacing w:before="0" w:after="0"/>
+            </w:pPr>
+            <w:r>
+              <w:rPr>
+                <w:rFonts w:ascii="BIZ UDPGothic" w:cs="BIZ UDPGothic" w:eastAsia="BIZ UDPGothic" w:hAnsi="BIZ UDPGothic"/>
+                <w:color w:val="404040"/>
+                <w:sz w:val="18"/>
+                <w:szCs w:val="18"/>
+              </w:rPr>
+              <w:t xml:space="preserve">aws transfer start-server --server-id &lt;SERVER_ID&gt;</w:t>
+            </w:r>
+          </w:p>
+        </w:tc>
+      </w:tr>
+      <w:tr>
+        <w:trPr>
+          <w:cantSplit/>
+        </w:trPr>
+        <w:tc>
+          <w:tcPr>
+            <w:tcW w:type="dxa" w:w="400"/>
+            <w:tcBorders>
+              <w:top w:val="single" w:color="CCCCCC" w:sz="4"/>
+              <w:left w:val="single" w:color="CCCCCC" w:sz="4"/>
+              <w:bottom w:val="single" w:color="CCCCCC" w:sz="4"/>
+              <w:right w:val="single" w:color="CCCCCC" w:sz="4"/>
+            </w:tcBorders>
+            <w:shd w:fill="FFFFFF" w:val="clear"/>
+            <w:tcMar>
+              <w:top w:type="dxa" w:w="80"/>
+              <w:left w:type="dxa" w:w="120"/>
+              <w:bottom w:type="dxa" w:w="80"/>
+              <w:right w:type="dxa" w:w="120"/>
+            </w:tcMar>
+            <w:vAlign w:val="center"/>
+          </w:tcPr>
+          <w:p>
+            <w:pPr>
+              <w:jc w:val="center"/>
+            </w:pPr>
+            <w:r>
+              <w:rPr>
+                <w:rFonts w:ascii="BIZ UDPGothic" w:cs="BIZ UDPGothic" w:eastAsia="BIZ UDPGothic" w:hAnsi="BIZ UDPGothic"/>
+                <w:b w:val="false"/>
+                <w:bCs w:val="false"/>
+                <w:color w:val="404040"/>
+                <w:sz w:val="18"/>
+                <w:szCs w:val="18"/>
+              </w:rPr>
+              <w:t xml:space="preserve">2</w:t>
+            </w:r>
+          </w:p>
+        </w:tc>
+        <w:tc>
+          <w:tcPr>
+            <w:tcW w:type="dxa" w:w="2200"/>
+            <w:tcBorders>
+              <w:top w:val="single" w:color="CCCCCC" w:sz="4"/>
+              <w:left w:val="single" w:color="CCCCCC" w:sz="4"/>
+              <w:bottom w:val="single" w:color="CCCCCC" w:sz="4"/>
+              <w:right w:val="single" w:color="CCCCCC" w:sz="4"/>
+            </w:tcBorders>
+            <w:shd w:fill="FFFFFF" w:val="clear"/>
+            <w:tcMar>
+              <w:top w:type="dxa" w:w="80"/>
+              <w:left w:type="dxa" w:w="120"/>
+              <w:bottom w:type="dxa" w:w="80"/>
+              <w:right w:type="dxa" w:w="120"/>
+            </w:tcMar>
+          </w:tcPr>
+          <w:p>
+            <w:pPr>
+              <w:spacing w:before="0" w:after="0"/>
+            </w:pPr>
+            <w:r>
+              <w:rPr>
+                <w:rFonts w:ascii="BIZ UDPGothic" w:cs="BIZ UDPGothic" w:eastAsia="BIZ UDPGothic" w:hAnsi="BIZ UDPGothic"/>
+                <w:color w:val="404040"/>
+                <w:sz w:val="18"/>
+                <w:szCs w:val="18"/>
+              </w:rPr>
+              <w:t xml:space="preserve">[事前] データバックアップ</w:t>
+            </w:r>
+          </w:p>
+          <w:p>
+            <w:pPr>
+              <w:spacing w:before="0" w:after="0"/>
+            </w:pPr>
+            <w:r>
+              <w:rPr>
+                <w:rFonts w:ascii="BIZ UDPGothic" w:cs="BIZ UDPGothic" w:eastAsia="BIZ UDPGothic" w:hAnsi="BIZ UDPGothic"/>
+                <w:color w:val="404040"/>
+                <w:sz w:val="18"/>
+                <w:szCs w:val="18"/>
+              </w:rPr>
+              <w:t xml:space="preserve">/ Sao lưu dữ liệu</w:t>
+            </w:r>
+          </w:p>
+        </w:tc>
+        <w:tc>
+          <w:tcPr>
+            <w:tcW w:type="dxa" w:w="6906"/>
+            <w:tcBorders>
+              <w:top w:val="single" w:color="CCCCCC" w:sz="4"/>
+              <w:left w:val="single" w:color="CCCCCC" w:sz="4"/>
+              <w:bottom w:val="single" w:color="CCCCCC" w:sz="4"/>
+              <w:right w:val="single" w:color="CCCCCC" w:sz="4"/>
+            </w:tcBorders>
+            <w:shd w:fill="FFFFFF" w:val="clear"/>
+            <w:tcMar>
+              <w:top w:type="dxa" w:w="80"/>
+              <w:left w:type="dxa" w:w="120"/>
+              <w:bottom w:type="dxa" w:w="80"/>
+              <w:right w:type="dxa" w:w="120"/>
+            </w:tcMar>
+          </w:tcPr>
+          <w:p>
+            <w:pPr>
+              <w:spacing w:before="0" w:after="0"/>
+            </w:pPr>
+            <w:r>
+              <w:rPr>
+                <w:rFonts w:ascii="BIZ UDPGothic" w:cs="BIZ UDPGothic" w:eastAsia="BIZ UDPGothic" w:hAnsi="BIZ UDPGothic"/>
+                <w:color w:val="404040"/>
+                <w:sz w:val="18"/>
+                <w:szCs w:val="18"/>
+              </w:rPr>
+              <w:t xml:space="preserve">不要（EventBridge/Lambda新規作成のみ）</w:t>
+            </w:r>
+          </w:p>
+        </w:tc>
+      </w:tr>
+      <w:tr>
+        <w:trPr>
+          <w:cantSplit/>
+        </w:trPr>
+        <w:tc>
+          <w:tcPr>
+            <w:tcW w:type="dxa" w:w="400"/>
+            <w:tcBorders>
+              <w:top w:val="single" w:color="CCCCCC" w:sz="4"/>
+              <w:left w:val="single" w:color="CCCCCC" w:sz="4"/>
+              <w:bottom w:val="single" w:color="CCCCCC" w:sz="4"/>
+              <w:right w:val="single" w:color="CCCCCC" w:sz="4"/>
+            </w:tcBorders>
+            <w:shd w:fill="FFFFFF" w:val="clear"/>
+            <w:tcMar>
+              <w:top w:type="dxa" w:w="80"/>
+              <w:left w:type="dxa" w:w="120"/>
+              <w:bottom w:type="dxa" w:w="80"/>
+              <w:right w:type="dxa" w:w="120"/>
+            </w:tcMar>
+            <w:vAlign w:val="center"/>
+          </w:tcPr>
+          <w:p>
+            <w:pPr>
+              <w:jc w:val="center"/>
+            </w:pPr>
+            <w:r>
+              <w:rPr>
+                <w:rFonts w:ascii="BIZ UDPGothic" w:cs="BIZ UDPGothic" w:eastAsia="BIZ UDPGothic" w:hAnsi="BIZ UDPGothic"/>
+                <w:b w:val="false"/>
+                <w:bCs w:val="false"/>
+                <w:color w:val="404040"/>
+                <w:sz w:val="18"/>
+                <w:szCs w:val="18"/>
+              </w:rPr>
+              <w:t xml:space="preserve">3</w:t>
+            </w:r>
+          </w:p>
+        </w:tc>
+        <w:tc>
+          <w:tcPr>
+            <w:tcW w:type="dxa" w:w="2200"/>
+            <w:tcBorders>
+              <w:top w:val="single" w:color="CCCCCC" w:sz="4"/>
+              <w:left w:val="single" w:color="CCCCCC" w:sz="4"/>
+              <w:bottom w:val="single" w:color="CCCCCC" w:sz="4"/>
+              <w:right w:val="single" w:color="CCCCCC" w:sz="4"/>
+            </w:tcBorders>
+            <w:shd w:fill="FFFFFF" w:val="clear"/>
+            <w:tcMar>
+              <w:top w:type="dxa" w:w="80"/>
+              <w:left w:type="dxa" w:w="120"/>
+              <w:bottom w:type="dxa" w:w="80"/>
+              <w:right w:type="dxa" w:w="120"/>
+            </w:tcMar>
+          </w:tcPr>
+          <w:p>
+            <w:pPr>
+              <w:spacing w:before="0" w:after="0"/>
+            </w:pPr>
+            <w:r>
+              <w:rPr>
+                <w:rFonts w:ascii="BIZ UDPGothic" w:cs="BIZ UDPGothic" w:eastAsia="BIZ UDPGothic" w:hAnsi="BIZ UDPGothic"/>
+                <w:color w:val="404040"/>
+                <w:sz w:val="18"/>
+                <w:szCs w:val="18"/>
+              </w:rPr>
+              <w:t xml:space="preserve">[事前] AWS事前作業確認</w:t>
+            </w:r>
+          </w:p>
+          <w:p>
+            <w:pPr>
+              <w:spacing w:before="0" w:after="0"/>
+            </w:pPr>
+            <w:r>
+              <w:rPr>
+                <w:rFonts w:ascii="BIZ UDPGothic" w:cs="BIZ UDPGothic" w:eastAsia="BIZ UDPGothic" w:hAnsi="BIZ UDPGothic"/>
+                <w:color w:val="404040"/>
+                <w:sz w:val="18"/>
+                <w:szCs w:val="18"/>
+              </w:rPr>
+              <w:t xml:space="preserve">/ Xác nhận công việc AWS</w:t>
+            </w:r>
+          </w:p>
+        </w:tc>
+        <w:tc>
+          <w:tcPr>
+            <w:tcW w:type="dxa" w:w="6906"/>
+            <w:tcBorders>
+              <w:top w:val="single" w:color="CCCCCC" w:sz="4"/>
+              <w:left w:val="single" w:color="CCCCCC" w:sz="4"/>
+              <w:bottom w:val="single" w:color="CCCCCC" w:sz="4"/>
+              <w:right w:val="single" w:color="CCCCCC" w:sz="4"/>
+            </w:tcBorders>
+            <w:shd w:fill="FFFFFF" w:val="clear"/>
+            <w:tcMar>
+              <w:top w:type="dxa" w:w="80"/>
+              <w:left w:type="dxa" w:w="120"/>
+              <w:bottom w:type="dxa" w:w="80"/>
+              <w:right w:type="dxa" w:w="120"/>
+            </w:tcMar>
+          </w:tcPr>
+          <w:p>
+            <w:pPr>
+              <w:spacing w:before="0" w:after="0"/>
+            </w:pPr>
+            <w:r>
+              <w:rPr>
+                <w:rFonts w:ascii="BIZ UDPGothic" w:cs="BIZ UDPGothic" w:eastAsia="BIZ UDPGothic" w:hAnsi="BIZ UDPGothic"/>
+                <w:color w:val="404040"/>
+                <w:sz w:val="18"/>
+                <w:szCs w:val="18"/>
+              </w:rPr>
+              <w:t xml:space="preserve">PRDアカウント（332802448674）CloudShellアクセス確認</w:t>
+            </w:r>
+          </w:p>
+          <w:p>
+            <w:pPr>
+              <w:spacing w:before="0" w:after="0"/>
+            </w:pPr>
+            <w:r>
+              <w:rPr>
+                <w:rFonts w:ascii="BIZ UDPGothic" w:cs="BIZ UDPGothic" w:eastAsia="BIZ UDPGothic" w:hAnsi="BIZ UDPGothic"/>
+                <w:color w:val="404040"/>
+                <w:sz w:val="18"/>
+                <w:szCs w:val="18"/>
+              </w:rPr>
+              <w:t xml:space="preserve">Transfer FamilyサーバーID確認</w:t>
+            </w:r>
+          </w:p>
+          <w:p>
+            <w:pPr>
+              <w:spacing w:before="0" w:after="0"/>
+            </w:pPr>
+            <w:r>
+              <w:rPr>
+                <w:rFonts w:ascii="BIZ UDPGothic" w:cs="BIZ UDPGothic" w:eastAsia="BIZ UDPGothic" w:hAnsi="BIZ UDPGothic"/>
+                <w:color w:val="404040"/>
+                <w:sz w:val="18"/>
+                <w:szCs w:val="18"/>
+              </w:rPr>
+              <w:t xml:space="preserve">CloudWatch受信時間帯ログ確認</w:t>
+            </w:r>
+          </w:p>
+        </w:tc>
+      </w:tr>
+      <w:tr>
+        <w:trPr>
+          <w:cantSplit/>
+        </w:trPr>
+        <w:tc>
+          <w:tcPr>
+            <w:tcW w:type="dxa" w:w="400"/>
+            <w:tcBorders>
+              <w:top w:val="single" w:color="CCCCCC" w:sz="4"/>
+              <w:left w:val="single" w:color="CCCCCC" w:sz="4"/>
+              <w:bottom w:val="single" w:color="CCCCCC" w:sz="4"/>
+              <w:right w:val="single" w:color="CCCCCC" w:sz="4"/>
+            </w:tcBorders>
+            <w:shd w:fill="FFFFFF" w:val="clear"/>
+            <w:tcMar>
+              <w:top w:type="dxa" w:w="80"/>
+              <w:left w:type="dxa" w:w="120"/>
+              <w:bottom w:type="dxa" w:w="80"/>
+              <w:right w:type="dxa" w:w="120"/>
+            </w:tcMar>
+            <w:vAlign w:val="center"/>
+          </w:tcPr>
+          <w:p>
+            <w:pPr>
+              <w:jc w:val="center"/>
+            </w:pPr>
+            <w:r>
+              <w:rPr>
+                <w:rFonts w:ascii="BIZ UDPGothic" w:cs="BIZ UDPGothic" w:eastAsia="BIZ UDPGothic" w:hAnsi="BIZ UDPGothic"/>
+                <w:b w:val="false"/>
+                <w:bCs w:val="false"/>
+                <w:color w:val="404040"/>
+                <w:sz w:val="18"/>
+                <w:szCs w:val="18"/>
+              </w:rPr>
+              <w:t xml:space="preserve">4</w:t>
+            </w:r>
+          </w:p>
+        </w:tc>
+        <w:tc>
+          <w:tcPr>
+            <w:tcW w:type="dxa" w:w="2200"/>
+            <w:tcBorders>
+              <w:top w:val="single" w:color="CCCCCC" w:sz="4"/>
+              <w:left w:val="single" w:color="CCCCCC" w:sz="4"/>
+              <w:bottom w:val="single" w:color="CCCCCC" w:sz="4"/>
+              <w:right w:val="single" w:color="CCCCCC" w:sz="4"/>
+            </w:tcBorders>
+            <w:shd w:fill="FFFFFF" w:val="clear"/>
+            <w:tcMar>
+              <w:top w:type="dxa" w:w="80"/>
+              <w:left w:type="dxa" w:w="120"/>
+              <w:bottom w:type="dxa" w:w="80"/>
+              <w:right w:type="dxa" w:w="120"/>
+            </w:tcMar>
+          </w:tcPr>
+          <w:p>
+            <w:pPr>
+              <w:spacing w:before="0" w:after="0"/>
+            </w:pPr>
+            <w:r>
+              <w:rPr>
+                <w:rFonts w:ascii="BIZ UDPGothic" w:cs="BIZ UDPGothic" w:eastAsia="BIZ UDPGothic" w:hAnsi="BIZ UDPGothic"/>
+                <w:color w:val="404040"/>
+                <w:sz w:val="18"/>
+                <w:szCs w:val="18"/>
+              </w:rPr>
+              <w:t xml:space="preserve">[事前] デプロイタイムライン</w:t>
+            </w:r>
+          </w:p>
+          <w:p>
+            <w:pPr>
+              <w:spacing w:before="0" w:after="0"/>
+            </w:pPr>
+            <w:r>
+              <w:rPr>
+                <w:rFonts w:ascii="BIZ UDPGothic" w:cs="BIZ UDPGothic" w:eastAsia="BIZ UDPGothic" w:hAnsi="BIZ UDPGothic"/>
+                <w:color w:val="404040"/>
+                <w:sz w:val="18"/>
+                <w:szCs w:val="18"/>
+              </w:rPr>
+              <w:t xml:space="preserve">/ Timeline triển khai</w:t>
+            </w:r>
+          </w:p>
+        </w:tc>
+        <w:tc>
+          <w:tcPr>
+            <w:tcW w:type="dxa" w:w="6906"/>
+            <w:tcBorders>
+              <w:top w:val="single" w:color="CCCCCC" w:sz="4"/>
+              <w:left w:val="single" w:color="CCCCCC" w:sz="4"/>
+              <w:bottom w:val="single" w:color="CCCCCC" w:sz="4"/>
+              <w:right w:val="single" w:color="CCCCCC" w:sz="4"/>
+            </w:tcBorders>
+            <w:shd w:fill="FFFFFF" w:val="clear"/>
+            <w:tcMar>
+              <w:top w:type="dxa" w:w="80"/>
+              <w:left w:type="dxa" w:w="120"/>
+              <w:bottom w:type="dxa" w:w="80"/>
+              <w:right w:type="dxa" w:w="120"/>
+            </w:tcMar>
+          </w:tcPr>
+          <w:p>
+            <w:pPr>
+              <w:spacing w:before="0" w:after="0"/>
+            </w:pPr>
+            <w:r>
+              <w:rPr>
+                <w:rFonts w:ascii="BIZ UDPGothic" w:cs="BIZ UDPGothic" w:eastAsia="BIZ UDPGothic" w:hAnsi="BIZ UDPGothic"/>
+                <w:color w:val="404040"/>
+                <w:sz w:val="18"/>
+                <w:szCs w:val="18"/>
+              </w:rPr>
+              <w:t xml:space="preserve">① EventBridgeスケジュール作成: 15分</w:t>
+            </w:r>
+          </w:p>
+          <w:p>
+            <w:pPr>
+              <w:spacing w:before="0" w:after="0"/>
+            </w:pPr>
+            <w:r>
+              <w:rPr>
+                <w:rFonts w:ascii="BIZ UDPGothic" w:cs="BIZ UDPGothic" w:eastAsia="BIZ UDPGothic" w:hAnsi="BIZ UDPGothic"/>
+                <w:color w:val="404040"/>
+                <w:sz w:val="18"/>
+                <w:szCs w:val="18"/>
+              </w:rPr>
+              <w:t xml:space="preserve">② Lambda関数作成: 20分</w:t>
+            </w:r>
+          </w:p>
+          <w:p>
+            <w:pPr>
+              <w:spacing w:before="0" w:after="0"/>
+            </w:pPr>
+            <w:r>
+              <w:rPr>
+                <w:rFonts w:ascii="BIZ UDPGothic" w:cs="BIZ UDPGothic" w:eastAsia="BIZ UDPGothic" w:hAnsi="BIZ UDPGothic"/>
+                <w:color w:val="404040"/>
+                <w:sz w:val="18"/>
+                <w:szCs w:val="18"/>
+              </w:rPr>
+              <w:t xml:space="preserve">③ 動作確認: 15分</w:t>
+            </w:r>
+          </w:p>
+          <w:p>
+            <w:pPr>
+              <w:spacing w:before="0" w:after="0"/>
+            </w:pPr>
+            <w:r>
+              <w:rPr>
+                <w:rFonts w:ascii="BIZ UDPGothic" w:cs="BIZ UDPGothic" w:eastAsia="BIZ UDPGothic" w:hAnsi="BIZ UDPGothic"/>
+                <w:color w:val="404040"/>
+                <w:sz w:val="18"/>
+                <w:szCs w:val="18"/>
+              </w:rPr>
+              <w:t xml:space="preserve">合計: 約50分</w:t>
+            </w:r>
+          </w:p>
+        </w:tc>
+      </w:tr>
+      <w:tr>
+        <w:trPr>
+          <w:cantSplit/>
+        </w:trPr>
+        <w:tc>
+          <w:tcPr>
+            <w:tcW w:type="dxa" w:w="400"/>
+            <w:tcBorders>
+              <w:top w:val="single" w:color="CCCCCC" w:sz="4"/>
+              <w:left w:val="single" w:color="CCCCCC" w:sz="4"/>
+              <w:bottom w:val="single" w:color="CCCCCC" w:sz="4"/>
+              <w:right w:val="single" w:color="CCCCCC" w:sz="4"/>
+            </w:tcBorders>
+            <w:shd w:fill="FFFFFF" w:val="clear"/>
+            <w:tcMar>
+              <w:top w:type="dxa" w:w="80"/>
+              <w:left w:type="dxa" w:w="120"/>
+              <w:bottom w:type="dxa" w:w="80"/>
+              <w:right w:type="dxa" w:w="120"/>
+            </w:tcMar>
+            <w:vAlign w:val="center"/>
+          </w:tcPr>
+          <w:p>
+            <w:pPr>
+              <w:jc w:val="center"/>
+            </w:pPr>
+            <w:r>
+              <w:rPr>
+                <w:rFonts w:ascii="BIZ UDPGothic" w:cs="BIZ UDPGothic" w:eastAsia="BIZ UDPGothic" w:hAnsi="BIZ UDPGothic"/>
+                <w:b w:val="false"/>
+                <w:bCs w:val="false"/>
+                <w:color w:val="404040"/>
+                <w:sz w:val="18"/>
+                <w:szCs w:val="18"/>
+              </w:rPr>
+              <w:t xml:space="preserve">5</w:t>
+            </w:r>
+          </w:p>
+        </w:tc>
+        <w:tc>
+          <w:tcPr>
+            <w:tcW w:type="dxa" w:w="2200"/>
+            <w:tcBorders>
+              <w:top w:val="single" w:color="CCCCCC" w:sz="4"/>
+              <w:left w:val="single" w:color="CCCCCC" w:sz="4"/>
+              <w:bottom w:val="single" w:color="CCCCCC" w:sz="4"/>
+              <w:right w:val="single" w:color="CCCCCC" w:sz="4"/>
+            </w:tcBorders>
+            <w:shd w:fill="FFFFFF" w:val="clear"/>
+            <w:tcMar>
+              <w:top w:type="dxa" w:w="80"/>
+              <w:left w:type="dxa" w:w="120"/>
+              <w:bottom w:type="dxa" w:w="80"/>
+              <w:right w:type="dxa" w:w="120"/>
+            </w:tcMar>
+          </w:tcPr>
+          <w:p>
+            <w:pPr>
+              <w:spacing w:before="0" w:after="0"/>
+            </w:pPr>
+            <w:r>
+              <w:rPr>
+                <w:rFonts w:ascii="BIZ UDPGothic" w:cs="BIZ UDPGothic" w:eastAsia="BIZ UDPGothic" w:hAnsi="BIZ UDPGothic"/>
+                <w:color w:val="404040"/>
+                <w:sz w:val="18"/>
+                <w:szCs w:val="18"/>
+              </w:rPr>
+              <w:t xml:space="preserve">[事前] 担当者確認</w:t>
+            </w:r>
+          </w:p>
+          <w:p>
+            <w:pPr>
+              <w:spacing w:before="0" w:after="0"/>
+            </w:pPr>
+            <w:r>
+              <w:rPr>
+                <w:rFonts w:ascii="BIZ UDPGothic" w:cs="BIZ UDPGothic" w:eastAsia="BIZ UDPGothic" w:hAnsi="BIZ UDPGothic"/>
+                <w:color w:val="404040"/>
+                <w:sz w:val="18"/>
+                <w:szCs w:val="18"/>
+              </w:rPr>
+              <w:t xml:space="preserve">/ Xác nhận người phụ trách</w:t>
+            </w:r>
+          </w:p>
+        </w:tc>
+        <w:tc>
+          <w:tcPr>
+            <w:tcW w:type="dxa" w:w="6906"/>
+            <w:tcBorders>
+              <w:top w:val="single" w:color="CCCCCC" w:sz="4"/>
+              <w:left w:val="single" w:color="CCCCCC" w:sz="4"/>
+              <w:bottom w:val="single" w:color="CCCCCC" w:sz="4"/>
+              <w:right w:val="single" w:color="CCCCCC" w:sz="4"/>
+            </w:tcBorders>
+            <w:shd w:fill="FFFFFF" w:val="clear"/>
+            <w:tcMar>
+              <w:top w:type="dxa" w:w="80"/>
+              <w:left w:type="dxa" w:w="120"/>
+              <w:bottom w:type="dxa" w:w="80"/>
+              <w:right w:type="dxa" w:w="120"/>
+            </w:tcMar>
+          </w:tcPr>
+          <w:p>
+            <w:pPr>
+              <w:spacing w:before="0" w:after="0"/>
+            </w:pPr>
+            <w:r>
+              <w:rPr>
+                <w:rFonts w:ascii="BIZ UDPGothic" w:cs="BIZ UDPGothic" w:eastAsia="BIZ UDPGothic" w:hAnsi="BIZ UDPGothic"/>
+                <w:color w:val="404040"/>
+                <w:sz w:val="18"/>
+                <w:szCs w:val="18"/>
+              </w:rPr>
+              <w:t xml:space="preserve">作業: Thanh Nguyên</w:t>
+            </w:r>
+          </w:p>
+          <w:p>
+            <w:pPr>
+              <w:spacing w:before="0" w:after="0"/>
+            </w:pPr>
+            <w:r>
+              <w:rPr>
+                <w:rFonts w:ascii="BIZ UDPGothic" w:cs="BIZ UDPGothic" w:eastAsia="BIZ UDPGothic" w:hAnsi="BIZ UDPGothic"/>
+                <w:color w:val="404040"/>
+                <w:sz w:val="18"/>
+                <w:szCs w:val="18"/>
+              </w:rPr>
+              <w:t xml:space="preserve">レビュー: きよはら</w:t>
+            </w:r>
+          </w:p>
+          <w:p>
+            <w:pPr>
+              <w:spacing w:before="0" w:after="0"/>
+            </w:pPr>
+            <w:r>
+              <w:rPr>
+                <w:rFonts w:ascii="BIZ UDPGothic" w:cs="BIZ UDPGothic" w:eastAsia="BIZ UDPGothic" w:hAnsi="BIZ UDPGothic"/>
+                <w:color w:val="404040"/>
+                <w:sz w:val="18"/>
+                <w:szCs w:val="18"/>
+              </w:rPr>
+              <w:t xml:space="preserve">立会: 不要</w:t>
+            </w:r>
+          </w:p>
+        </w:tc>
+      </w:tr>
+      <w:tr>
+        <w:trPr>
+          <w:cantSplit/>
+        </w:trPr>
+        <w:tc>
+          <w:tcPr>
+            <w:tcW w:type="dxa" w:w="400"/>
+            <w:tcBorders>
+              <w:top w:val="single" w:color="CCCCCC" w:sz="4"/>
+              <w:left w:val="single" w:color="CCCCCC" w:sz="4"/>
+              <w:bottom w:val="single" w:color="CCCCCC" w:sz="4"/>
+              <w:right w:val="single" w:color="CCCCCC" w:sz="4"/>
+            </w:tcBorders>
+            <w:shd w:fill="FFFFFF" w:val="clear"/>
+            <w:tcMar>
+              <w:top w:type="dxa" w:w="80"/>
+              <w:left w:type="dxa" w:w="120"/>
+              <w:bottom w:type="dxa" w:w="80"/>
+              <w:right w:type="dxa" w:w="120"/>
+            </w:tcMar>
+            <w:vAlign w:val="center"/>
+          </w:tcPr>
+          <w:p>
+            <w:pPr>
+              <w:jc w:val="center"/>
+            </w:pPr>
+            <w:r>
+              <w:rPr>
+                <w:rFonts w:ascii="BIZ UDPGothic" w:cs="BIZ UDPGothic" w:eastAsia="BIZ UDPGothic" w:hAnsi="BIZ UDPGothic"/>
+                <w:b w:val="false"/>
+                <w:bCs w:val="false"/>
+                <w:color w:val="404040"/>
+                <w:sz w:val="18"/>
+                <w:szCs w:val="18"/>
+              </w:rPr>
+              <w:t xml:space="preserve">6</w:t>
+            </w:r>
+          </w:p>
+        </w:tc>
+        <w:tc>
+          <w:tcPr>
+            <w:tcW w:type="dxa" w:w="2200"/>
+            <w:tcBorders>
+              <w:top w:val="single" w:color="CCCCCC" w:sz="4"/>
+              <w:left w:val="single" w:color="CCCCCC" w:sz="4"/>
+              <w:bottom w:val="single" w:color="CCCCCC" w:sz="4"/>
+              <w:right w:val="single" w:color="CCCCCC" w:sz="4"/>
+            </w:tcBorders>
+            <w:shd w:fill="FFFFFF" w:val="clear"/>
+            <w:tcMar>
+              <w:top w:type="dxa" w:w="80"/>
+              <w:left w:type="dxa" w:w="120"/>
+              <w:bottom w:type="dxa" w:w="80"/>
+              <w:right w:type="dxa" w:w="120"/>
+            </w:tcMar>
+          </w:tcPr>
+          <w:p>
+            <w:pPr>
+              <w:spacing w:before="0" w:after="0"/>
+            </w:pPr>
+            <w:r>
+              <w:rPr>
+                <w:rFonts w:ascii="BIZ UDPGothic" w:cs="BIZ UDPGothic" w:eastAsia="BIZ UDPGothic" w:hAnsi="BIZ UDPGothic"/>
+                <w:color w:val="404040"/>
+                <w:sz w:val="18"/>
+                <w:szCs w:val="18"/>
+              </w:rPr>
+              <w:t xml:space="preserve">[事後] デプロイ後確認</w:t>
+            </w:r>
+          </w:p>
+          <w:p>
+            <w:pPr>
+              <w:spacing w:before="0" w:after="0"/>
+            </w:pPr>
+            <w:r>
+              <w:rPr>
+                <w:rFonts w:ascii="BIZ UDPGothic" w:cs="BIZ UDPGothic" w:eastAsia="BIZ UDPGothic" w:hAnsi="BIZ UDPGothic"/>
+                <w:color w:val="404040"/>
+                <w:sz w:val="18"/>
+                <w:szCs w:val="18"/>
+              </w:rPr>
+              <w:t xml:space="preserve">/ Kiểm tra sau deploy</w:t>
+            </w:r>
+          </w:p>
+        </w:tc>
+        <w:tc>
+          <w:tcPr>
+            <w:tcW w:type="dxa" w:w="6906"/>
+            <w:tcBorders>
+              <w:top w:val="single" w:color="CCCCCC" w:sz="4"/>
+              <w:left w:val="single" w:color="CCCCCC" w:sz="4"/>
+              <w:bottom w:val="single" w:color="CCCCCC" w:sz="4"/>
+              <w:right w:val="single" w:color="CCCCCC" w:sz="4"/>
+            </w:tcBorders>
+            <w:shd w:fill="FFFFFF" w:val="clear"/>
+            <w:tcMar>
+              <w:top w:type="dxa" w:w="80"/>
+              <w:left w:type="dxa" w:w="120"/>
+              <w:bottom w:type="dxa" w:w="80"/>
+              <w:right w:type="dxa" w:w="120"/>
+            </w:tcMar>
+          </w:tcPr>
+          <w:p>
+            <w:pPr>
+              <w:spacing w:before="0" w:after="0"/>
+            </w:pPr>
+            <w:r>
+              <w:rPr>
+                <w:rFonts w:ascii="BIZ UDPGothic" w:cs="BIZ UDPGothic" w:eastAsia="BIZ UDPGothic" w:hAnsi="BIZ UDPGothic"/>
+                <w:color w:val="404040"/>
+                <w:sz w:val="18"/>
+                <w:szCs w:val="18"/>
+              </w:rPr>
+              <w:t xml:space="preserve">□ EventBridgeルールが作成されていること</w:t>
+            </w:r>
+          </w:p>
+          <w:p>
+            <w:pPr>
+              <w:spacing w:before="0" w:after="0"/>
+            </w:pPr>
+            <w:r>
+              <w:rPr>
+                <w:rFonts w:ascii="BIZ UDPGothic" w:cs="BIZ UDPGothic" w:eastAsia="BIZ UDPGothic" w:hAnsi="BIZ UDPGothic"/>
+                <w:color w:val="404040"/>
+                <w:sz w:val="18"/>
+                <w:szCs w:val="18"/>
+              </w:rPr>
+              <w:t xml:space="preserve">□ Lambda関数（start/stop）が作成されていること</w:t>
+            </w:r>
+          </w:p>
+          <w:p>
+            <w:pPr>
+              <w:spacing w:before="0" w:after="0"/>
+            </w:pPr>
+            <w:r>
+              <w:rPr>
+                <w:rFonts w:ascii="BIZ UDPGothic" w:cs="BIZ UDPGothic" w:eastAsia="BIZ UDPGothic" w:hAnsi="BIZ UDPGothic"/>
+                <w:color w:val="404040"/>
+                <w:sz w:val="18"/>
+                <w:szCs w:val="18"/>
+              </w:rPr>
+              <w:t xml:space="preserve">□ スケジュールに従いTransfer Familyが起動/停止すること</w:t>
+            </w:r>
+          </w:p>
+        </w:tc>
+      </w:tr>
+      <w:tr>
+        <w:trPr>
+          <w:cantSplit/>
+        </w:trPr>
+        <w:tc>
+          <w:tcPr>
+            <w:tcW w:type="dxa" w:w="400"/>
+            <w:tcBorders>
+              <w:top w:val="single" w:color="CCCCCC" w:sz="4"/>
+              <w:left w:val="single" w:color="CCCCCC" w:sz="4"/>
+              <w:bottom w:val="single" w:color="CCCCCC" w:sz="4"/>
+              <w:right w:val="single" w:color="CCCCCC" w:sz="4"/>
+            </w:tcBorders>
+            <w:shd w:fill="FFFFFF" w:val="clear"/>
+            <w:tcMar>
+              <w:top w:type="dxa" w:w="80"/>
+              <w:left w:type="dxa" w:w="120"/>
+              <w:bottom w:type="dxa" w:w="80"/>
+              <w:right w:type="dxa" w:w="120"/>
+            </w:tcMar>
+            <w:vAlign w:val="center"/>
+          </w:tcPr>
+          <w:p>
+            <w:pPr>
+              <w:jc w:val="center"/>
+            </w:pPr>
+            <w:r>
+              <w:rPr>
+                <w:rFonts w:ascii="BIZ UDPGothic" w:cs="BIZ UDPGothic" w:eastAsia="BIZ UDPGothic" w:hAnsi="BIZ UDPGothic"/>
+                <w:b w:val="false"/>
+                <w:bCs w:val="false"/>
+                <w:color w:val="404040"/>
+                <w:sz w:val="18"/>
+                <w:szCs w:val="18"/>
+              </w:rPr>
+              <w:t xml:space="preserve">7</w:t>
+            </w:r>
+          </w:p>
+        </w:tc>
+        <w:tc>
+          <w:tcPr>
+            <w:tcW w:type="dxa" w:w="2200"/>
+            <w:tcBorders>
+              <w:top w:val="single" w:color="CCCCCC" w:sz="4"/>
+              <w:left w:val="single" w:color="CCCCCC" w:sz="4"/>
+              <w:bottom w:val="single" w:color="CCCCCC" w:sz="4"/>
+              <w:right w:val="single" w:color="CCCCCC" w:sz="4"/>
+            </w:tcBorders>
+            <w:shd w:fill="FFFFFF" w:val="clear"/>
+            <w:tcMar>
+              <w:top w:type="dxa" w:w="80"/>
+              <w:left w:type="dxa" w:w="120"/>
+              <w:bottom w:type="dxa" w:w="80"/>
+              <w:right w:type="dxa" w:w="120"/>
+            </w:tcMar>
+          </w:tcPr>
+          <w:p>
+            <w:pPr>
+              <w:spacing w:before="0" w:after="0"/>
+            </w:pPr>
+            <w:r>
+              <w:rPr>
+                <w:rFonts w:ascii="BIZ UDPGothic" w:cs="BIZ UDPGothic" w:eastAsia="BIZ UDPGothic" w:hAnsi="BIZ UDPGothic"/>
+                <w:color w:val="404040"/>
+                <w:sz w:val="18"/>
+                <w:szCs w:val="18"/>
+              </w:rPr>
+              <w:t xml:space="preserve">[事後] Go-Live後の監視</w:t>
+            </w:r>
+          </w:p>
+          <w:p>
+            <w:pPr>
+              <w:spacing w:before="0" w:after="0"/>
+            </w:pPr>
+            <w:r>
+              <w:rPr>
+                <w:rFonts w:ascii="BIZ UDPGothic" w:cs="BIZ UDPGothic" w:eastAsia="BIZ UDPGothic" w:hAnsi="BIZ UDPGothic"/>
+                <w:color w:val="404040"/>
+                <w:sz w:val="18"/>
+                <w:szCs w:val="18"/>
+              </w:rPr>
+              <w:t xml:space="preserve">/ Giám sát sau Go-Live</w:t>
+            </w:r>
+          </w:p>
+        </w:tc>
+        <w:tc>
+          <w:tcPr>
+            <w:tcW w:type="dxa" w:w="6906"/>
+            <w:tcBorders>
+              <w:top w:val="single" w:color="CCCCCC" w:sz="4"/>
+              <w:left w:val="single" w:color="CCCCCC" w:sz="4"/>
+              <w:bottom w:val="single" w:color="CCCCCC" w:sz="4"/>
+              <w:right w:val="single" w:color="CCCCCC" w:sz="4"/>
+            </w:tcBorders>
+            <w:shd w:fill="FFFFFF" w:val="clear"/>
+            <w:tcMar>
+              <w:top w:type="dxa" w:w="80"/>
+              <w:left w:type="dxa" w:w="120"/>
+              <w:bottom w:type="dxa" w:w="80"/>
+              <w:right w:type="dxa" w:w="120"/>
+            </w:tcMar>
+          </w:tcPr>
+          <w:p>
+            <w:pPr>
+              <w:spacing w:before="0" w:after="0"/>
+            </w:pPr>
+            <w:r>
+              <w:rPr>
+                <w:rFonts w:ascii="BIZ UDPGothic" w:cs="BIZ UDPGothic" w:eastAsia="BIZ UDPGothic" w:hAnsi="BIZ UDPGothic"/>
+                <w:color w:val="404040"/>
+                <w:sz w:val="18"/>
+                <w:szCs w:val="18"/>
+              </w:rPr>
+              <w:t xml:space="preserve">監視期間: 作業後2週間</w:t>
+            </w:r>
+          </w:p>
+          <w:p>
+            <w:pPr>
+              <w:spacing w:before="0" w:after="0"/>
+            </w:pPr>
+            <w:r>
+              <w:rPr>
+                <w:rFonts w:ascii="BIZ UDPGothic" w:cs="BIZ UDPGothic" w:eastAsia="BIZ UDPGothic" w:hAnsi="BIZ UDPGothic"/>
+                <w:color w:val="404040"/>
+                <w:sz w:val="18"/>
+                <w:szCs w:val="18"/>
+              </w:rPr>
+              <w:t xml:space="preserve">確認方法: CloudWatch Transfer Familyステータス確認</w:t>
+            </w:r>
+          </w:p>
+          <w:p>
+            <w:pPr>
+              <w:spacing w:before="0" w:after="0"/>
+            </w:pPr>
+            <w:r>
+              <w:rPr>
+                <w:rFonts w:ascii="BIZ UDPGothic" w:cs="BIZ UDPGothic" w:eastAsia="BIZ UDPGothic" w:hAnsi="BIZ UDPGothic"/>
+                <w:color w:val="404040"/>
+                <w:sz w:val="18"/>
+                <w:szCs w:val="18"/>
+              </w:rPr>
+              <w:t xml:space="preserve">異常時: EventBridgeルールを無効化しTransfer Familyを手動起動</w:t>
+            </w:r>
+          </w:p>
+        </w:tc>
+      </w:tr>
+      <w:tr>
+        <w:trPr>
+          <w:cantSplit/>
+        </w:trPr>
+        <w:tc>
+          <w:tcPr>
+            <w:tcW w:type="dxa" w:w="400"/>
+            <w:tcBorders>
+              <w:top w:val="single" w:color="CCCCCC" w:sz="4"/>
+              <w:left w:val="single" w:color="CCCCCC" w:sz="4"/>
+              <w:bottom w:val="single" w:color="CCCCCC" w:sz="4"/>
+              <w:right w:val="single" w:color="CCCCCC" w:sz="4"/>
+            </w:tcBorders>
+            <w:shd w:fill="FFFFFF" w:val="clear"/>
+            <w:tcMar>
+              <w:top w:type="dxa" w:w="80"/>
+              <w:left w:type="dxa" w:w="120"/>
+              <w:bottom w:type="dxa" w:w="80"/>
+              <w:right w:type="dxa" w:w="120"/>
+            </w:tcMar>
+            <w:vAlign w:val="center"/>
+          </w:tcPr>
+          <w:p>
+            <w:pPr>
+              <w:jc w:val="center"/>
+            </w:pPr>
+            <w:r>
+              <w:rPr>
+                <w:rFonts w:ascii="BIZ UDPGothic" w:cs="BIZ UDPGothic" w:eastAsia="BIZ UDPGothic" w:hAnsi="BIZ UDPGothic"/>
+                <w:b w:val="false"/>
+                <w:bCs w:val="false"/>
+                <w:color w:val="404040"/>
+                <w:sz w:val="18"/>
+                <w:szCs w:val="18"/>
+              </w:rPr>
+              <w:t xml:space="preserve">8</w:t>
+            </w:r>
+          </w:p>
+        </w:tc>
+        <w:tc>
+          <w:tcPr>
+            <w:tcW w:type="dxa" w:w="2200"/>
+            <w:tcBorders>
+              <w:top w:val="single" w:color="CCCCCC" w:sz="4"/>
+              <w:left w:val="single" w:color="CCCCCC" w:sz="4"/>
+              <w:bottom w:val="single" w:color="CCCCCC" w:sz="4"/>
+              <w:right w:val="single" w:color="CCCCCC" w:sz="4"/>
+            </w:tcBorders>
+            <w:shd w:fill="FFFFFF" w:val="clear"/>
+            <w:tcMar>
+              <w:top w:type="dxa" w:w="80"/>
+              <w:left w:type="dxa" w:w="120"/>
+              <w:bottom w:type="dxa" w:w="80"/>
+              <w:right w:type="dxa" w:w="120"/>
+            </w:tcMar>
+          </w:tcPr>
+          <w:p>
+            <w:pPr>
+              <w:spacing w:before="0" w:after="0"/>
+            </w:pPr>
+            <w:r>
+              <w:rPr>
+                <w:rFonts w:ascii="BIZ UDPGothic" w:cs="BIZ UDPGothic" w:eastAsia="BIZ UDPGothic" w:hAnsi="BIZ UDPGothic"/>
+                <w:color w:val="404040"/>
+                <w:sz w:val="18"/>
+                <w:szCs w:val="18"/>
+              </w:rPr>
+              <w:t xml:space="preserve">[参考] テストシナリオ</w:t>
+            </w:r>
+          </w:p>
+          <w:p>
+            <w:pPr>
+              <w:spacing w:before="0" w:after="0"/>
+            </w:pPr>
+            <w:r>
+              <w:rPr>
+                <w:rFonts w:ascii="BIZ UDPGothic" w:cs="BIZ UDPGothic" w:eastAsia="BIZ UDPGothic" w:hAnsi="BIZ UDPGothic"/>
+                <w:color w:val="404040"/>
+                <w:sz w:val="18"/>
+                <w:szCs w:val="18"/>
+              </w:rPr>
+              <w:t xml:space="preserve">/ Kịch bản kiểm thử</w:t>
+            </w:r>
+          </w:p>
+        </w:tc>
+        <w:tc>
+          <w:tcPr>
+            <w:tcW w:type="dxa" w:w="6906"/>
+            <w:tcBorders>
+              <w:top w:val="single" w:color="CCCCCC" w:sz="4"/>
+              <w:left w:val="single" w:color="CCCCCC" w:sz="4"/>
+              <w:bottom w:val="single" w:color="CCCCCC" w:sz="4"/>
+              <w:right w:val="single" w:color="CCCCCC" w:sz="4"/>
+            </w:tcBorders>
+            <w:shd w:fill="FFFFFF" w:val="clear"/>
+            <w:tcMar>
+              <w:top w:type="dxa" w:w="80"/>
+              <w:left w:type="dxa" w:w="120"/>
+              <w:bottom w:type="dxa" w:w="80"/>
+              <w:right w:type="dxa" w:w="120"/>
+            </w:tcMar>
+          </w:tcPr>
+          <w:p>
+            <w:pPr>
+              <w:spacing w:before="0" w:after="0"/>
+            </w:pPr>
+            <w:r>
+              <w:rPr>
+                <w:rFonts w:ascii="BIZ UDPGothic" w:cs="BIZ UDPGothic" w:eastAsia="BIZ UDPGothic" w:hAnsi="BIZ UDPGothic"/>
+                <w:color w:val="404040"/>
+                <w:sz w:val="18"/>
+                <w:szCs w:val="18"/>
+              </w:rPr>
+              <w:t xml:space="preserve">T1: EventBridgeルール存在確認</w:t>
+            </w:r>
+          </w:p>
+          <w:p>
+            <w:pPr>
+              <w:spacing w:before="0" w:after="0"/>
+            </w:pPr>
+            <w:r>
+              <w:rPr>
+                <w:rFonts w:ascii="BIZ UDPGothic" w:cs="BIZ UDPGothic" w:eastAsia="BIZ UDPGothic" w:hAnsi="BIZ UDPGothic"/>
+                <w:color w:val="404040"/>
+                <w:sz w:val="18"/>
+                <w:szCs w:val="18"/>
+              </w:rPr>
+              <w:t xml:space="preserve">T2: Lambda関数存在確認</w:t>
+            </w:r>
+          </w:p>
+          <w:p>
+            <w:pPr>
+              <w:spacing w:before="0" w:after="0"/>
+            </w:pPr>
+            <w:r>
+              <w:rPr>
+                <w:rFonts w:ascii="BIZ UDPGothic" w:cs="BIZ UDPGothic" w:eastAsia="BIZ UDPGothic" w:hAnsi="BIZ UDPGothic"/>
+                <w:color w:val="404040"/>
+                <w:sz w:val="18"/>
+                <w:szCs w:val="18"/>
+              </w:rPr>
+              <w:t xml:space="preserve">T3: Transfer Family自動起動確認</w:t>
+            </w:r>
+          </w:p>
+          <w:p>
+            <w:pPr>
+              <w:spacing w:before="0" w:after="0"/>
+            </w:pPr>
+            <w:r>
+              <w:rPr>
+                <w:rFonts w:ascii="BIZ UDPGothic" w:cs="BIZ UDPGothic" w:eastAsia="BIZ UDPGothic" w:hAnsi="BIZ UDPGothic"/>
+                <w:color w:val="404040"/>
+                <w:sz w:val="18"/>
+                <w:szCs w:val="18"/>
+              </w:rPr>
+              <w:t xml:space="preserve">T4: Transfer Family自動停止確認</w:t>
+            </w:r>
+          </w:p>
+          <w:p>
+            <w:pPr>
+              <w:spacing w:before="0" w:after="0"/>
+            </w:pPr>
+            <w:r>
+              <w:rPr>
+                <w:rFonts w:ascii="BIZ UDPGothic" w:cs="BIZ UDPGothic" w:eastAsia="BIZ UDPGothic" w:hAnsi="BIZ UDPGothic"/>
+                <w:color w:val="404040"/>
+                <w:sz w:val="18"/>
+                <w:szCs w:val="18"/>
+              </w:rPr>
+              <w:t xml:space="preserve">T5: 受信ファイル正常処理確認</w:t>
+            </w:r>
+          </w:p>
+        </w:tc>
+      </w:tr>
+    </w:tbl>
     <w:p>
       <w:pPr>
         <w:spacing w:before="100" w:after="100"/>
